--- a/fuentes/123101_CF04_DU.docx
+++ b/fuentes/123101_CF04_DU.docx
@@ -8026,23 +8026,7 @@
     </w:p>
     <w:p>
       <w:r>
-        <w:t xml:space="preserve">IFRS </w:t>
-      </w:r>
-      <w:proofErr w:type="spellStart"/>
-      <w:r>
-        <w:t>Foundation´s</w:t>
-      </w:r>
-      <w:proofErr w:type="spellEnd"/>
-      <w:r>
-        <w:t xml:space="preserve">. (2018). IFRS </w:t>
-      </w:r>
-      <w:proofErr w:type="spellStart"/>
-      <w:r>
-        <w:t>Foundation´s</w:t>
-      </w:r>
-      <w:proofErr w:type="spellEnd"/>
-      <w:r>
-        <w:t>.</w:t>
+        <w:t>IFRS Foundation´s. (2018). IFRS Foundation´s.</w:t>
       </w:r>
       <w:r>
         <w:rPr>
@@ -8653,7 +8637,7 @@
               <w:rPr>
                 <w:lang w:val="es-CO"/>
               </w:rPr>
-              <w:t>Centro de Formación Centro de Servicios de Salud</w:t>
+              <w:t>Centro de Servicios de Salud</w:t>
             </w:r>
             <w:r>
               <w:rPr>
@@ -21457,10 +21441,6 @@
 </file>
 
 <file path=customXml/item1.xml><?xml version="1.0" encoding="utf-8"?>
-<b:Sources xmlns:b="http://schemas.openxmlformats.org/officeDocument/2006/bibliography" xmlns="http://schemas.openxmlformats.org/officeDocument/2006/bibliography" SelectedStyle="\APASixthEditionOfficeOnline.xsl" StyleName="APA" Version="6"/>
-</file>
-
-<file path=customXml/item2.xml><?xml version="1.0" encoding="utf-8"?>
 <?mso-contentType ?>
 <FormTemplates xmlns="http://schemas.microsoft.com/sharepoint/v3/contenttype/forms">
   <Display>DocumentLibraryForm</Display>
@@ -21469,7 +21449,22 @@
 </FormTemplates>
 </file>
 
+<file path=customXml/item2.xml><?xml version="1.0" encoding="utf-8"?>
+<b:Sources xmlns:b="http://schemas.openxmlformats.org/officeDocument/2006/bibliography" xmlns="http://schemas.openxmlformats.org/officeDocument/2006/bibliography" SelectedStyle="\APASixthEditionOfficeOnline.xsl" StyleName="APA" Version="6"/>
+</file>
+
 <file path=customXml/item3.xml><?xml version="1.0" encoding="utf-8"?>
+<p:properties xmlns:p="http://schemas.microsoft.com/office/2006/metadata/properties" xmlns:xsi="http://www.w3.org/2001/XMLSchema-instance" xmlns:pc="http://schemas.microsoft.com/office/infopath/2007/PartnerControls">
+  <documentManagement>
+    <TaxCatchAll xmlns="cb45339b-ced9-4d0d-8f64-77573914d53b" xsi:nil="true"/>
+    <lcf76f155ced4ddcb4097134ff3c332f xmlns="43a3ca16-9c26-4813-b83f-4aec9927b43f">
+      <Terms xmlns="http://schemas.microsoft.com/office/infopath/2007/PartnerControls"/>
+    </lcf76f155ced4ddcb4097134ff3c332f>
+  </documentManagement>
+</p:properties>
+</file>
+
+<file path=customXml/item4.xml><?xml version="1.0" encoding="utf-8"?>
 <ct:contentTypeSchema xmlns:ct="http://schemas.microsoft.com/office/2006/metadata/contentType" xmlns:ma="http://schemas.microsoft.com/office/2006/metadata/properties/metaAttributes" ct:_="" ma:_="" ma:contentTypeName="Documento" ma:contentTypeID="0x01010049282E1EDBE9234EA9E6D38F720E265F" ma:contentTypeVersion="15" ma:contentTypeDescription="Crear nuevo documento." ma:contentTypeScope="" ma:versionID="b31c7aa9eaf043a08b87120b3c4916e3">
   <xsd:schema xmlns:xsd="http://www.w3.org/2001/XMLSchema" xmlns:xs="http://www.w3.org/2001/XMLSchema" xmlns:p="http://schemas.microsoft.com/office/2006/metadata/properties" xmlns:ns2="cb45339b-ced9-4d0d-8f64-77573914d53b" xmlns:ns3="43a3ca16-9c26-4813-b83f-4aec9927b43f" targetNamespace="http://schemas.microsoft.com/office/2006/metadata/properties" ma:root="true" ma:fieldsID="3533d065b04d75c457075bc55f1f5315" ns2:_="" ns3:_="">
     <xsd:import namespace="cb45339b-ced9-4d0d-8f64-77573914d53b"/>
@@ -21704,18 +21699,15 @@
 </ct:contentTypeSchema>
 </file>
 
-<file path=customXml/item4.xml><?xml version="1.0" encoding="utf-8"?>
-<p:properties xmlns:p="http://schemas.microsoft.com/office/2006/metadata/properties" xmlns:xsi="http://www.w3.org/2001/XMLSchema-instance" xmlns:pc="http://schemas.microsoft.com/office/infopath/2007/PartnerControls">
-  <documentManagement>
-    <TaxCatchAll xmlns="cb45339b-ced9-4d0d-8f64-77573914d53b" xsi:nil="true"/>
-    <lcf76f155ced4ddcb4097134ff3c332f xmlns="43a3ca16-9c26-4813-b83f-4aec9927b43f">
-      <Terms xmlns="http://schemas.microsoft.com/office/infopath/2007/PartnerControls"/>
-    </lcf76f155ced4ddcb4097134ff3c332f>
-  </documentManagement>
-</p:properties>
+<file path=customXml/itemProps1.xml><?xml version="1.0" encoding="utf-8"?>
+<ds:datastoreItem xmlns:ds="http://schemas.openxmlformats.org/officeDocument/2006/customXml" ds:itemID="{75807820-F6E1-4741-B990-5ECD636C9127}">
+  <ds:schemaRefs>
+    <ds:schemaRef ds:uri="http://schemas.microsoft.com/sharepoint/v3/contenttype/forms"/>
+  </ds:schemaRefs>
+</ds:datastoreItem>
 </file>
 
-<file path=customXml/itemProps1.xml><?xml version="1.0" encoding="utf-8"?>
+<file path=customXml/itemProps2.xml><?xml version="1.0" encoding="utf-8"?>
 <ds:datastoreItem xmlns:ds="http://schemas.openxmlformats.org/officeDocument/2006/customXml" ds:itemID="{EAE431FD-7059-4C09-804B-C9D69EB7B213}">
   <ds:schemaRefs>
     <ds:schemaRef ds:uri="http://schemas.openxmlformats.org/officeDocument/2006/bibliography"/>
@@ -21723,15 +21715,18 @@
 </ds:datastoreItem>
 </file>
 
-<file path=customXml/itemProps2.xml><?xml version="1.0" encoding="utf-8"?>
-<ds:datastoreItem xmlns:ds="http://schemas.openxmlformats.org/officeDocument/2006/customXml" ds:itemID="{75807820-F6E1-4741-B990-5ECD636C9127}">
+<file path=customXml/itemProps3.xml><?xml version="1.0" encoding="utf-8"?>
+<ds:datastoreItem xmlns:ds="http://schemas.openxmlformats.org/officeDocument/2006/customXml" ds:itemID="{F57C2916-434B-467C-85BF-428D1BAA954D}">
   <ds:schemaRefs>
-    <ds:schemaRef ds:uri="http://schemas.microsoft.com/sharepoint/v3/contenttype/forms"/>
+    <ds:schemaRef ds:uri="http://schemas.microsoft.com/office/2006/metadata/properties"/>
+    <ds:schemaRef ds:uri="http://schemas.microsoft.com/office/infopath/2007/PartnerControls"/>
+    <ds:schemaRef ds:uri="cb45339b-ced9-4d0d-8f64-77573914d53b"/>
+    <ds:schemaRef ds:uri="43a3ca16-9c26-4813-b83f-4aec9927b43f"/>
   </ds:schemaRefs>
 </ds:datastoreItem>
 </file>
 
-<file path=customXml/itemProps3.xml><?xml version="1.0" encoding="utf-8"?>
+<file path=customXml/itemProps4.xml><?xml version="1.0" encoding="utf-8"?>
 <ds:datastoreItem xmlns:ds="http://schemas.openxmlformats.org/officeDocument/2006/customXml" ds:itemID="{F818BEF9-D166-4C46-A901-DB1A9D25F5FA}">
   <ds:schemaRefs>
     <ds:schemaRef ds:uri="http://schemas.microsoft.com/office/2006/metadata/contentType"/>
@@ -21748,15 +21743,4 @@
     <ds:schemaRef ds:uri="http://schemas.microsoft.com/internal/obd"/>
   </ds:schemaRefs>
 </ds:datastoreItem>
-</file>
-
-<file path=customXml/itemProps4.xml><?xml version="1.0" encoding="utf-8"?>
-<ds:datastoreItem xmlns:ds="http://schemas.openxmlformats.org/officeDocument/2006/customXml" ds:itemID="{F57C2916-434B-467C-85BF-428D1BAA954D}">
-  <ds:schemaRefs>
-    <ds:schemaRef ds:uri="http://schemas.microsoft.com/office/2006/metadata/properties"/>
-    <ds:schemaRef ds:uri="http://schemas.microsoft.com/office/infopath/2007/PartnerControls"/>
-    <ds:schemaRef ds:uri="cb45339b-ced9-4d0d-8f64-77573914d53b"/>
-    <ds:schemaRef ds:uri="43a3ca16-9c26-4813-b83f-4aec9927b43f"/>
-  </ds:schemaRefs>
-</ds:datastoreItem>
 </file>
--- a/fuentes/123101_CF04_DU.docx
+++ b/fuentes/123101_CF04_DU.docx
@@ -1761,10 +1761,16 @@
           <w:noProof/>
         </w:rPr>
         <w:drawing>
-          <wp:inline distT="0" distB="0" distL="0" distR="0" wp14:anchorId="5FFF96AB" wp14:editId="2BBF07FA">
+          <wp:inline distT="0" distB="0" distL="0" distR="0" wp14:anchorId="5FFF96AB" wp14:editId="6F4DD746">
             <wp:extent cx="4572000" cy="2541646"/>
             <wp:effectExtent l="0" t="0" r="0" b="0"/>
-            <wp:docPr id="172518980" name="Imagen 1"/>
+            <wp:docPr id="172518980" name="Imagen 1">
+              <a:extLst xmlns:a="http://schemas.openxmlformats.org/drawingml/2006/main">
+                <a:ext uri="{C183D7F6-B498-43B3-948B-1728B52AA6E4}">
+                  <adec:decorative xmlns:adec="http://schemas.microsoft.com/office/drawing/2017/decorative" val="1"/>
+                </a:ext>
+              </a:extLst>
+            </wp:docPr>
             <wp:cNvGraphicFramePr>
               <a:graphicFrameLocks xmlns:a="http://schemas.openxmlformats.org/drawingml/2006/main" noChangeAspect="1"/>
             </wp:cNvGraphicFramePr>
@@ -1772,7 +1778,13 @@
               <a:graphicData uri="http://schemas.openxmlformats.org/drawingml/2006/picture">
                 <pic:pic xmlns:pic="http://schemas.openxmlformats.org/drawingml/2006/picture">
                   <pic:nvPicPr>
-                    <pic:cNvPr id="172518980" name=""/>
+                    <pic:cNvPr id="172518980" name="Imagen 1">
+                      <a:extLst>
+                        <a:ext uri="{C183D7F6-B498-43B3-948B-1728B52AA6E4}">
+                          <adec:decorative xmlns:adec="http://schemas.microsoft.com/office/drawing/2017/decorative" val="1"/>
+                        </a:ext>
+                      </a:extLst>
+                    </pic:cNvPr>
                     <pic:cNvPicPr/>
                   </pic:nvPicPr>
                   <pic:blipFill>
@@ -1938,7 +1950,7 @@
         <w:pStyle w:val="Prrafodelista"/>
         <w:numPr>
           <w:ilvl w:val="0"/>
-          <w:numId w:val="74"/>
+          <w:numId w:val="6"/>
         </w:numPr>
         <w:rPr>
           <w:lang w:eastAsia="es-CO"/>
@@ -1970,7 +1982,7 @@
         <w:pStyle w:val="Prrafodelista"/>
         <w:numPr>
           <w:ilvl w:val="0"/>
-          <w:numId w:val="74"/>
+          <w:numId w:val="6"/>
         </w:numPr>
         <w:rPr>
           <w:lang w:eastAsia="es-CO"/>
@@ -2014,7 +2026,7 @@
         <w:pStyle w:val="Prrafodelista"/>
         <w:numPr>
           <w:ilvl w:val="0"/>
-          <w:numId w:val="74"/>
+          <w:numId w:val="6"/>
         </w:numPr>
         <w:rPr>
           <w:lang w:eastAsia="es-CO"/>
@@ -2103,7 +2115,7 @@
         <w:pStyle w:val="Prrafodelista"/>
         <w:numPr>
           <w:ilvl w:val="0"/>
-          <w:numId w:val="75"/>
+          <w:numId w:val="7"/>
         </w:numPr>
         <w:rPr>
           <w:lang w:val="es-419" w:eastAsia="es-CO"/>
@@ -2135,7 +2147,7 @@
         <w:pStyle w:val="Prrafodelista"/>
         <w:numPr>
           <w:ilvl w:val="0"/>
-          <w:numId w:val="75"/>
+          <w:numId w:val="7"/>
         </w:numPr>
         <w:rPr>
           <w:lang w:val="es-419" w:eastAsia="es-CO"/>
@@ -2167,7 +2179,7 @@
         <w:pStyle w:val="Prrafodelista"/>
         <w:numPr>
           <w:ilvl w:val="0"/>
-          <w:numId w:val="75"/>
+          <w:numId w:val="7"/>
         </w:numPr>
         <w:rPr>
           <w:lang w:val="es-419" w:eastAsia="es-CO"/>
@@ -2199,7 +2211,7 @@
         <w:pStyle w:val="Prrafodelista"/>
         <w:numPr>
           <w:ilvl w:val="0"/>
-          <w:numId w:val="75"/>
+          <w:numId w:val="7"/>
         </w:numPr>
         <w:rPr>
           <w:lang w:val="es-419" w:eastAsia="es-CO"/>
@@ -2231,7 +2243,7 @@
         <w:pStyle w:val="Prrafodelista"/>
         <w:numPr>
           <w:ilvl w:val="0"/>
-          <w:numId w:val="75"/>
+          <w:numId w:val="7"/>
         </w:numPr>
         <w:rPr>
           <w:lang w:val="es-419" w:eastAsia="es-CO"/>
@@ -2307,7 +2319,7 @@
         <w:pStyle w:val="Prrafodelista"/>
         <w:numPr>
           <w:ilvl w:val="0"/>
-          <w:numId w:val="76"/>
+          <w:numId w:val="8"/>
         </w:numPr>
         <w:rPr>
           <w:lang w:val="es-419" w:eastAsia="es-CO"/>
@@ -2363,7 +2375,7 @@
         <w:pStyle w:val="Prrafodelista"/>
         <w:numPr>
           <w:ilvl w:val="1"/>
-          <w:numId w:val="76"/>
+          <w:numId w:val="8"/>
         </w:numPr>
         <w:rPr>
           <w:lang w:val="es-419" w:eastAsia="es-CO"/>
@@ -2381,7 +2393,7 @@
         <w:pStyle w:val="Prrafodelista"/>
         <w:numPr>
           <w:ilvl w:val="1"/>
-          <w:numId w:val="76"/>
+          <w:numId w:val="8"/>
         </w:numPr>
         <w:rPr>
           <w:lang w:val="es-419" w:eastAsia="es-CO"/>
@@ -2399,7 +2411,7 @@
         <w:pStyle w:val="Prrafodelista"/>
         <w:numPr>
           <w:ilvl w:val="1"/>
-          <w:numId w:val="76"/>
+          <w:numId w:val="8"/>
         </w:numPr>
         <w:rPr>
           <w:lang w:val="es-419" w:eastAsia="es-CO"/>
@@ -2417,7 +2429,7 @@
         <w:pStyle w:val="Prrafodelista"/>
         <w:numPr>
           <w:ilvl w:val="1"/>
-          <w:numId w:val="76"/>
+          <w:numId w:val="8"/>
         </w:numPr>
         <w:rPr>
           <w:lang w:val="es-419" w:eastAsia="es-CO"/>
@@ -2435,7 +2447,7 @@
         <w:pStyle w:val="Prrafodelista"/>
         <w:numPr>
           <w:ilvl w:val="1"/>
-          <w:numId w:val="76"/>
+          <w:numId w:val="8"/>
         </w:numPr>
         <w:rPr>
           <w:lang w:val="es-419" w:eastAsia="es-CO"/>
@@ -2453,7 +2465,7 @@
         <w:pStyle w:val="Prrafodelista"/>
         <w:numPr>
           <w:ilvl w:val="0"/>
-          <w:numId w:val="76"/>
+          <w:numId w:val="8"/>
         </w:numPr>
         <w:rPr>
           <w:lang w:val="es-419" w:eastAsia="es-CO"/>
@@ -2508,7 +2520,7 @@
         <w:pStyle w:val="Prrafodelista"/>
         <w:numPr>
           <w:ilvl w:val="1"/>
-          <w:numId w:val="76"/>
+          <w:numId w:val="8"/>
         </w:numPr>
         <w:rPr>
           <w:lang w:val="es-419" w:eastAsia="es-CO"/>
@@ -2526,7 +2538,7 @@
         <w:pStyle w:val="Prrafodelista"/>
         <w:numPr>
           <w:ilvl w:val="1"/>
-          <w:numId w:val="76"/>
+          <w:numId w:val="8"/>
         </w:numPr>
         <w:rPr>
           <w:lang w:val="es-419" w:eastAsia="es-CO"/>
@@ -2544,7 +2556,7 @@
         <w:pStyle w:val="Prrafodelista"/>
         <w:numPr>
           <w:ilvl w:val="1"/>
-          <w:numId w:val="76"/>
+          <w:numId w:val="8"/>
         </w:numPr>
         <w:rPr>
           <w:lang w:val="es-419" w:eastAsia="es-CO"/>
@@ -2628,7 +2640,7 @@
         <w:pStyle w:val="Prrafodelista"/>
         <w:numPr>
           <w:ilvl w:val="0"/>
-          <w:numId w:val="77"/>
+          <w:numId w:val="9"/>
         </w:numPr>
         <w:rPr>
           <w:lang w:eastAsia="es-CO"/>
@@ -2646,7 +2658,7 @@
         <w:pStyle w:val="Prrafodelista"/>
         <w:numPr>
           <w:ilvl w:val="0"/>
-          <w:numId w:val="77"/>
+          <w:numId w:val="9"/>
         </w:numPr>
         <w:rPr>
           <w:lang w:eastAsia="es-CO"/>
@@ -2664,7 +2676,7 @@
         <w:pStyle w:val="Prrafodelista"/>
         <w:numPr>
           <w:ilvl w:val="0"/>
-          <w:numId w:val="77"/>
+          <w:numId w:val="9"/>
         </w:numPr>
         <w:rPr>
           <w:lang w:eastAsia="es-CO"/>
@@ -2682,7 +2694,7 @@
         <w:pStyle w:val="Prrafodelista"/>
         <w:numPr>
           <w:ilvl w:val="0"/>
-          <w:numId w:val="77"/>
+          <w:numId w:val="9"/>
         </w:numPr>
         <w:rPr>
           <w:lang w:eastAsia="es-CO"/>
@@ -2700,7 +2712,7 @@
         <w:pStyle w:val="Prrafodelista"/>
         <w:numPr>
           <w:ilvl w:val="0"/>
-          <w:numId w:val="77"/>
+          <w:numId w:val="9"/>
         </w:numPr>
         <w:rPr>
           <w:lang w:eastAsia="es-CO"/>
@@ -2718,7 +2730,7 @@
         <w:pStyle w:val="Prrafodelista"/>
         <w:numPr>
           <w:ilvl w:val="0"/>
-          <w:numId w:val="77"/>
+          <w:numId w:val="9"/>
         </w:numPr>
         <w:rPr>
           <w:lang w:eastAsia="es-CO"/>
@@ -2776,7 +2788,7 @@
         <w:pStyle w:val="Prrafodelista"/>
         <w:numPr>
           <w:ilvl w:val="0"/>
-          <w:numId w:val="78"/>
+          <w:numId w:val="10"/>
         </w:numPr>
         <w:rPr>
           <w:lang w:eastAsia="es-CO"/>
@@ -2802,7 +2814,7 @@
         <w:pStyle w:val="Prrafodelista"/>
         <w:numPr>
           <w:ilvl w:val="1"/>
-          <w:numId w:val="78"/>
+          <w:numId w:val="10"/>
         </w:numPr>
         <w:rPr>
           <w:lang w:eastAsia="es-CO"/>
@@ -2841,7 +2853,7 @@
         <w:pStyle w:val="Prrafodelista"/>
         <w:numPr>
           <w:ilvl w:val="1"/>
-          <w:numId w:val="78"/>
+          <w:numId w:val="10"/>
         </w:numPr>
         <w:rPr>
           <w:lang w:eastAsia="es-CO"/>
@@ -2885,7 +2897,7 @@
         <w:pStyle w:val="Prrafodelista"/>
         <w:numPr>
           <w:ilvl w:val="1"/>
-          <w:numId w:val="78"/>
+          <w:numId w:val="10"/>
         </w:numPr>
         <w:rPr>
           <w:lang w:eastAsia="es-CO"/>
@@ -2987,7 +2999,7 @@
         <w:pStyle w:val="Prrafodelista"/>
         <w:numPr>
           <w:ilvl w:val="0"/>
-          <w:numId w:val="78"/>
+          <w:numId w:val="10"/>
         </w:numPr>
         <w:rPr>
           <w:lang w:eastAsia="es-CO"/>
@@ -3005,7 +3017,7 @@
         <w:pStyle w:val="Prrafodelista"/>
         <w:numPr>
           <w:ilvl w:val="0"/>
-          <w:numId w:val="78"/>
+          <w:numId w:val="10"/>
         </w:numPr>
         <w:rPr>
           <w:lang w:eastAsia="es-CO"/>
@@ -3023,7 +3035,7 @@
         <w:pStyle w:val="Prrafodelista"/>
         <w:numPr>
           <w:ilvl w:val="0"/>
-          <w:numId w:val="78"/>
+          <w:numId w:val="10"/>
         </w:numPr>
         <w:rPr>
           <w:lang w:eastAsia="es-CO"/>
@@ -3041,7 +3053,7 @@
         <w:pStyle w:val="Prrafodelista"/>
         <w:numPr>
           <w:ilvl w:val="0"/>
-          <w:numId w:val="78"/>
+          <w:numId w:val="10"/>
         </w:numPr>
         <w:rPr>
           <w:lang w:eastAsia="es-CO"/>
@@ -3059,7 +3071,7 @@
         <w:pStyle w:val="Prrafodelista"/>
         <w:numPr>
           <w:ilvl w:val="0"/>
-          <w:numId w:val="78"/>
+          <w:numId w:val="10"/>
         </w:numPr>
         <w:rPr>
           <w:lang w:eastAsia="es-CO"/>
@@ -3077,7 +3089,7 @@
         <w:pStyle w:val="Prrafodelista"/>
         <w:numPr>
           <w:ilvl w:val="0"/>
-          <w:numId w:val="78"/>
+          <w:numId w:val="10"/>
         </w:numPr>
         <w:rPr>
           <w:lang w:eastAsia="es-CO"/>
@@ -3095,7 +3107,7 @@
         <w:pStyle w:val="Prrafodelista"/>
         <w:numPr>
           <w:ilvl w:val="0"/>
-          <w:numId w:val="78"/>
+          <w:numId w:val="10"/>
         </w:numPr>
         <w:rPr>
           <w:lang w:eastAsia="es-CO"/>
@@ -3113,7 +3125,7 @@
         <w:pStyle w:val="Prrafodelista"/>
         <w:numPr>
           <w:ilvl w:val="0"/>
-          <w:numId w:val="78"/>
+          <w:numId w:val="10"/>
         </w:numPr>
         <w:rPr>
           <w:lang w:eastAsia="es-CO"/>
@@ -3175,7 +3187,7 @@
         <w:pStyle w:val="Prrafodelista"/>
         <w:numPr>
           <w:ilvl w:val="0"/>
-          <w:numId w:val="79"/>
+          <w:numId w:val="11"/>
         </w:numPr>
         <w:rPr>
           <w:lang w:eastAsia="es-CO"/>
@@ -3207,7 +3219,7 @@
         <w:pStyle w:val="Prrafodelista"/>
         <w:numPr>
           <w:ilvl w:val="0"/>
-          <w:numId w:val="79"/>
+          <w:numId w:val="11"/>
         </w:numPr>
         <w:rPr>
           <w:lang w:eastAsia="es-CO"/>
@@ -3270,7 +3282,7 @@
         <w:pStyle w:val="Prrafodelista"/>
         <w:numPr>
           <w:ilvl w:val="0"/>
-          <w:numId w:val="80"/>
+          <w:numId w:val="12"/>
         </w:numPr>
         <w:rPr>
           <w:lang w:val="es-419" w:eastAsia="es-CO"/>
@@ -3296,7 +3308,7 @@
         <w:pStyle w:val="Prrafodelista"/>
         <w:numPr>
           <w:ilvl w:val="0"/>
-          <w:numId w:val="80"/>
+          <w:numId w:val="12"/>
         </w:numPr>
         <w:rPr>
           <w:lang w:val="es-419" w:eastAsia="es-CO"/>
@@ -3380,7 +3392,7 @@
         <w:pStyle w:val="Prrafodelista"/>
         <w:numPr>
           <w:ilvl w:val="0"/>
-          <w:numId w:val="81"/>
+          <w:numId w:val="13"/>
         </w:numPr>
         <w:rPr>
           <w:lang w:val="es-419" w:eastAsia="es-CO"/>
@@ -3412,7 +3424,7 @@
         <w:pStyle w:val="Prrafodelista"/>
         <w:numPr>
           <w:ilvl w:val="0"/>
-          <w:numId w:val="81"/>
+          <w:numId w:val="13"/>
         </w:numPr>
         <w:rPr>
           <w:lang w:val="es-419" w:eastAsia="es-CO"/>
@@ -3444,7 +3456,7 @@
         <w:pStyle w:val="Prrafodelista"/>
         <w:numPr>
           <w:ilvl w:val="0"/>
-          <w:numId w:val="81"/>
+          <w:numId w:val="13"/>
         </w:numPr>
         <w:rPr>
           <w:lang w:val="es-419" w:eastAsia="es-CO"/>
@@ -3476,7 +3488,7 @@
         <w:pStyle w:val="Prrafodelista"/>
         <w:numPr>
           <w:ilvl w:val="0"/>
-          <w:numId w:val="81"/>
+          <w:numId w:val="13"/>
         </w:numPr>
         <w:rPr>
           <w:lang w:val="es-419" w:eastAsia="es-CO"/>
@@ -3508,7 +3520,7 @@
         <w:pStyle w:val="Prrafodelista"/>
         <w:numPr>
           <w:ilvl w:val="0"/>
-          <w:numId w:val="81"/>
+          <w:numId w:val="13"/>
         </w:numPr>
         <w:rPr>
           <w:lang w:val="es-419" w:eastAsia="es-CO"/>
@@ -3581,7 +3593,7 @@
         <w:pStyle w:val="Prrafodelista"/>
         <w:numPr>
           <w:ilvl w:val="0"/>
-          <w:numId w:val="82"/>
+          <w:numId w:val="14"/>
         </w:numPr>
         <w:rPr>
           <w:lang w:eastAsia="es-CO"/>
@@ -3607,7 +3619,7 @@
         <w:pStyle w:val="Prrafodelista"/>
         <w:numPr>
           <w:ilvl w:val="0"/>
-          <w:numId w:val="82"/>
+          <w:numId w:val="14"/>
         </w:numPr>
         <w:rPr>
           <w:lang w:eastAsia="es-CO"/>
@@ -3633,7 +3645,7 @@
         <w:pStyle w:val="Prrafodelista"/>
         <w:numPr>
           <w:ilvl w:val="0"/>
-          <w:numId w:val="82"/>
+          <w:numId w:val="14"/>
         </w:numPr>
         <w:rPr>
           <w:lang w:eastAsia="es-CO"/>
@@ -3659,7 +3671,7 @@
         <w:pStyle w:val="Prrafodelista"/>
         <w:numPr>
           <w:ilvl w:val="0"/>
-          <w:numId w:val="82"/>
+          <w:numId w:val="14"/>
         </w:numPr>
         <w:rPr>
           <w:lang w:eastAsia="es-CO"/>
@@ -3720,7 +3732,7 @@
         <w:pStyle w:val="Prrafodelista"/>
         <w:numPr>
           <w:ilvl w:val="0"/>
-          <w:numId w:val="83"/>
+          <w:numId w:val="15"/>
         </w:numPr>
         <w:rPr>
           <w:lang w:eastAsia="es-CO"/>
@@ -3738,7 +3750,7 @@
         <w:pStyle w:val="Prrafodelista"/>
         <w:numPr>
           <w:ilvl w:val="0"/>
-          <w:numId w:val="83"/>
+          <w:numId w:val="15"/>
         </w:numPr>
         <w:rPr>
           <w:lang w:eastAsia="es-CO"/>
@@ -3757,7 +3769,7 @@
         <w:pStyle w:val="Prrafodelista"/>
         <w:numPr>
           <w:ilvl w:val="0"/>
-          <w:numId w:val="83"/>
+          <w:numId w:val="15"/>
         </w:numPr>
         <w:rPr>
           <w:lang w:eastAsia="es-CO"/>
@@ -3775,7 +3787,7 @@
         <w:pStyle w:val="Prrafodelista"/>
         <w:numPr>
           <w:ilvl w:val="0"/>
-          <w:numId w:val="83"/>
+          <w:numId w:val="15"/>
         </w:numPr>
         <w:rPr>
           <w:lang w:eastAsia="es-CO"/>
@@ -3793,7 +3805,7 @@
         <w:pStyle w:val="Prrafodelista"/>
         <w:numPr>
           <w:ilvl w:val="0"/>
-          <w:numId w:val="83"/>
+          <w:numId w:val="15"/>
         </w:numPr>
         <w:rPr>
           <w:lang w:eastAsia="es-CO"/>
@@ -3850,7 +3862,21 @@
         <w:rPr>
           <w:lang w:val="es-419" w:eastAsia="es-CO"/>
         </w:rPr>
-        <w:t>El impuesto al patrimonio se genera por la posesión del mismo, cuyo valor sea igual o superior a cinco mil ($5.000) millones de pesos. Para efectos de este gravamen, el concepto de patrimonio es equivalente al patrimonio líquido, calculado tomando el total del patrimonio bruto del contribuyente persona natural poseído en la misma fecha menos las deudas a cargo del contribuyente vigentes en esa fecha.</w:t>
+        <w:t xml:space="preserve">El impuesto al patrimonio se genera por la posesión </w:t>
+      </w:r>
+      <w:proofErr w:type="gramStart"/>
+      <w:r>
+        <w:rPr>
+          <w:lang w:val="es-419" w:eastAsia="es-CO"/>
+        </w:rPr>
+        <w:t>del mismo</w:t>
+      </w:r>
+      <w:proofErr w:type="gramEnd"/>
+      <w:r>
+        <w:rPr>
+          <w:lang w:val="es-419" w:eastAsia="es-CO"/>
+        </w:rPr>
+        <w:t>, cuyo valor sea igual o superior a cinco mil ($5.000) millones de pesos. Para efectos de este gravamen, el concepto de patrimonio es equivalente al patrimonio líquido, calculado tomando el total del patrimonio bruto del contribuyente persona natural poseído en la misma fecha menos las deudas a cargo del contribuyente vigentes en esa fecha.</w:t>
       </w:r>
     </w:p>
     <w:p>
@@ -3892,7 +3918,7 @@
         <w:pStyle w:val="Prrafodelista"/>
         <w:numPr>
           <w:ilvl w:val="0"/>
-          <w:numId w:val="84"/>
+          <w:numId w:val="16"/>
         </w:numPr>
         <w:rPr>
           <w:lang w:val="es-419" w:eastAsia="es-CO"/>
@@ -3910,7 +3936,7 @@
         <w:pStyle w:val="Prrafodelista"/>
         <w:numPr>
           <w:ilvl w:val="0"/>
-          <w:numId w:val="84"/>
+          <w:numId w:val="16"/>
         </w:numPr>
         <w:rPr>
           <w:lang w:val="es-419" w:eastAsia="es-CO"/>
@@ -3928,7 +3954,7 @@
         <w:pStyle w:val="Prrafodelista"/>
         <w:numPr>
           <w:ilvl w:val="0"/>
-          <w:numId w:val="84"/>
+          <w:numId w:val="16"/>
         </w:numPr>
         <w:rPr>
           <w:lang w:val="es-419" w:eastAsia="es-CO"/>
@@ -4109,7 +4135,7 @@
         <w:pStyle w:val="Prrafodelista"/>
         <w:numPr>
           <w:ilvl w:val="0"/>
-          <w:numId w:val="85"/>
+          <w:numId w:val="17"/>
         </w:numPr>
       </w:pPr>
       <w:r>
@@ -4165,7 +4191,7 @@
         <w:pStyle w:val="Prrafodelista"/>
         <w:numPr>
           <w:ilvl w:val="0"/>
-          <w:numId w:val="85"/>
+          <w:numId w:val="17"/>
         </w:numPr>
       </w:pPr>
       <w:r>
@@ -4213,7 +4239,7 @@
         <w:pStyle w:val="Prrafodelista"/>
         <w:numPr>
           <w:ilvl w:val="0"/>
-          <w:numId w:val="85"/>
+          <w:numId w:val="17"/>
         </w:numPr>
       </w:pPr>
       <w:r>
@@ -4322,7 +4348,7 @@
         <w:pStyle w:val="Prrafodelista"/>
         <w:numPr>
           <w:ilvl w:val="0"/>
-          <w:numId w:val="86"/>
+          <w:numId w:val="18"/>
         </w:numPr>
         <w:rPr>
           <w:lang w:eastAsia="es-CO"/>
@@ -4354,7 +4380,7 @@
         <w:pStyle w:val="Prrafodelista"/>
         <w:numPr>
           <w:ilvl w:val="1"/>
-          <w:numId w:val="86"/>
+          <w:numId w:val="18"/>
         </w:numPr>
         <w:rPr>
           <w:lang w:eastAsia="es-CO"/>
@@ -4380,7 +4406,7 @@
         <w:pStyle w:val="Prrafodelista"/>
         <w:numPr>
           <w:ilvl w:val="1"/>
-          <w:numId w:val="86"/>
+          <w:numId w:val="18"/>
         </w:numPr>
         <w:rPr>
           <w:lang w:eastAsia="es-CO"/>
@@ -4407,7 +4433,7 @@
         <w:pStyle w:val="Prrafodelista"/>
         <w:numPr>
           <w:ilvl w:val="1"/>
-          <w:numId w:val="86"/>
+          <w:numId w:val="18"/>
         </w:numPr>
         <w:rPr>
           <w:lang w:eastAsia="es-CO"/>
@@ -4433,7 +4459,7 @@
         <w:pStyle w:val="Prrafodelista"/>
         <w:numPr>
           <w:ilvl w:val="1"/>
-          <w:numId w:val="86"/>
+          <w:numId w:val="18"/>
         </w:numPr>
         <w:rPr>
           <w:lang w:eastAsia="es-CO"/>
@@ -4459,7 +4485,7 @@
         <w:pStyle w:val="Prrafodelista"/>
         <w:numPr>
           <w:ilvl w:val="1"/>
-          <w:numId w:val="86"/>
+          <w:numId w:val="18"/>
         </w:numPr>
         <w:rPr>
           <w:lang w:eastAsia="es-CO"/>
@@ -4485,7 +4511,7 @@
         <w:pStyle w:val="Prrafodelista"/>
         <w:numPr>
           <w:ilvl w:val="0"/>
-          <w:numId w:val="86"/>
+          <w:numId w:val="18"/>
         </w:numPr>
         <w:rPr>
           <w:lang w:eastAsia="es-CO"/>
@@ -4517,7 +4543,7 @@
         <w:pStyle w:val="Prrafodelista"/>
         <w:numPr>
           <w:ilvl w:val="0"/>
-          <w:numId w:val="86"/>
+          <w:numId w:val="18"/>
         </w:numPr>
         <w:rPr>
           <w:lang w:eastAsia="es-CO"/>
@@ -4549,7 +4575,7 @@
         <w:pStyle w:val="Prrafodelista"/>
         <w:numPr>
           <w:ilvl w:val="0"/>
-          <w:numId w:val="86"/>
+          <w:numId w:val="18"/>
         </w:numPr>
         <w:rPr>
           <w:lang w:eastAsia="es-CO"/>
@@ -4605,7 +4631,7 @@
         <w:pStyle w:val="Prrafodelista"/>
         <w:numPr>
           <w:ilvl w:val="1"/>
-          <w:numId w:val="86"/>
+          <w:numId w:val="18"/>
         </w:numPr>
         <w:rPr>
           <w:lang w:eastAsia="es-CO"/>
@@ -4631,7 +4657,7 @@
         <w:pStyle w:val="Prrafodelista"/>
         <w:numPr>
           <w:ilvl w:val="2"/>
-          <w:numId w:val="86"/>
+          <w:numId w:val="18"/>
         </w:numPr>
         <w:rPr>
           <w:lang w:eastAsia="es-CO"/>
@@ -4649,7 +4675,7 @@
         <w:pStyle w:val="Prrafodelista"/>
         <w:numPr>
           <w:ilvl w:val="2"/>
-          <w:numId w:val="86"/>
+          <w:numId w:val="18"/>
         </w:numPr>
         <w:rPr>
           <w:lang w:eastAsia="es-CO"/>
@@ -4667,7 +4693,7 @@
         <w:pStyle w:val="Prrafodelista"/>
         <w:numPr>
           <w:ilvl w:val="2"/>
-          <w:numId w:val="86"/>
+          <w:numId w:val="18"/>
         </w:numPr>
         <w:rPr>
           <w:lang w:eastAsia="es-CO"/>
@@ -4685,7 +4711,7 @@
         <w:pStyle w:val="Prrafodelista"/>
         <w:numPr>
           <w:ilvl w:val="2"/>
-          <w:numId w:val="86"/>
+          <w:numId w:val="18"/>
         </w:numPr>
         <w:rPr>
           <w:lang w:eastAsia="es-CO"/>
@@ -4703,7 +4729,7 @@
         <w:pStyle w:val="Prrafodelista"/>
         <w:numPr>
           <w:ilvl w:val="2"/>
-          <w:numId w:val="86"/>
+          <w:numId w:val="18"/>
         </w:numPr>
         <w:rPr>
           <w:lang w:eastAsia="es-CO"/>
@@ -4721,7 +4747,7 @@
         <w:pStyle w:val="Prrafodelista"/>
         <w:numPr>
           <w:ilvl w:val="0"/>
-          <w:numId w:val="86"/>
+          <w:numId w:val="18"/>
         </w:numPr>
         <w:rPr>
           <w:lang w:eastAsia="es-CO"/>
@@ -4753,7 +4779,7 @@
         <w:pStyle w:val="Prrafodelista"/>
         <w:numPr>
           <w:ilvl w:val="0"/>
-          <w:numId w:val="86"/>
+          <w:numId w:val="18"/>
         </w:numPr>
         <w:rPr>
           <w:lang w:eastAsia="es-CO"/>
@@ -4877,7 +4903,7 @@
         <w:pStyle w:val="Prrafodelista"/>
         <w:numPr>
           <w:ilvl w:val="0"/>
-          <w:numId w:val="87"/>
+          <w:numId w:val="19"/>
         </w:numPr>
         <w:rPr>
           <w:lang w:eastAsia="es-CO"/>
@@ -4909,7 +4935,7 @@
         <w:pStyle w:val="Prrafodelista"/>
         <w:numPr>
           <w:ilvl w:val="0"/>
-          <w:numId w:val="87"/>
+          <w:numId w:val="19"/>
         </w:numPr>
         <w:rPr>
           <w:lang w:eastAsia="es-CO"/>
@@ -5020,7 +5046,7 @@
         <w:pStyle w:val="Prrafodelista"/>
         <w:numPr>
           <w:ilvl w:val="0"/>
-          <w:numId w:val="88"/>
+          <w:numId w:val="20"/>
         </w:numPr>
         <w:rPr>
           <w:lang w:eastAsia="es-CO"/>
@@ -5038,7 +5064,7 @@
         <w:pStyle w:val="Prrafodelista"/>
         <w:numPr>
           <w:ilvl w:val="0"/>
-          <w:numId w:val="88"/>
+          <w:numId w:val="20"/>
         </w:numPr>
         <w:rPr>
           <w:lang w:eastAsia="es-CO"/>
@@ -5068,7 +5094,7 @@
         <w:pStyle w:val="Prrafodelista"/>
         <w:numPr>
           <w:ilvl w:val="0"/>
-          <w:numId w:val="88"/>
+          <w:numId w:val="20"/>
         </w:numPr>
         <w:rPr>
           <w:lang w:eastAsia="es-CO"/>
@@ -5086,7 +5112,7 @@
         <w:pStyle w:val="Prrafodelista"/>
         <w:numPr>
           <w:ilvl w:val="0"/>
-          <w:numId w:val="88"/>
+          <w:numId w:val="20"/>
         </w:numPr>
         <w:rPr>
           <w:lang w:eastAsia="es-CO"/>
@@ -5104,7 +5130,7 @@
         <w:pStyle w:val="Prrafodelista"/>
         <w:numPr>
           <w:ilvl w:val="0"/>
-          <w:numId w:val="88"/>
+          <w:numId w:val="20"/>
         </w:numPr>
         <w:rPr>
           <w:lang w:eastAsia="es-CO"/>
@@ -5122,7 +5148,7 @@
         <w:pStyle w:val="Prrafodelista"/>
         <w:numPr>
           <w:ilvl w:val="0"/>
-          <w:numId w:val="88"/>
+          <w:numId w:val="20"/>
         </w:numPr>
         <w:rPr>
           <w:lang w:eastAsia="es-CO"/>
@@ -5140,7 +5166,7 @@
         <w:pStyle w:val="Prrafodelista"/>
         <w:numPr>
           <w:ilvl w:val="0"/>
-          <w:numId w:val="88"/>
+          <w:numId w:val="20"/>
         </w:numPr>
         <w:rPr>
           <w:lang w:eastAsia="es-CO"/>
@@ -5241,7 +5267,7 @@
         <w:pStyle w:val="Prrafodelista"/>
         <w:numPr>
           <w:ilvl w:val="0"/>
-          <w:numId w:val="89"/>
+          <w:numId w:val="21"/>
         </w:numPr>
         <w:rPr>
           <w:lang w:eastAsia="es-CO"/>
@@ -5259,7 +5285,7 @@
         <w:pStyle w:val="Prrafodelista"/>
         <w:numPr>
           <w:ilvl w:val="0"/>
-          <w:numId w:val="89"/>
+          <w:numId w:val="21"/>
         </w:numPr>
         <w:rPr>
           <w:lang w:eastAsia="es-CO"/>
@@ -5277,7 +5303,7 @@
         <w:pStyle w:val="Prrafodelista"/>
         <w:numPr>
           <w:ilvl w:val="0"/>
-          <w:numId w:val="89"/>
+          <w:numId w:val="21"/>
         </w:numPr>
         <w:rPr>
           <w:lang w:eastAsia="es-CO"/>
@@ -5354,7 +5380,7 @@
         <w:pStyle w:val="Prrafodelista"/>
         <w:numPr>
           <w:ilvl w:val="0"/>
-          <w:numId w:val="90"/>
+          <w:numId w:val="22"/>
         </w:numPr>
         <w:rPr>
           <w:lang w:eastAsia="es-CO"/>
@@ -5372,7 +5398,7 @@
         <w:pStyle w:val="Prrafodelista"/>
         <w:numPr>
           <w:ilvl w:val="0"/>
-          <w:numId w:val="90"/>
+          <w:numId w:val="22"/>
         </w:numPr>
         <w:rPr>
           <w:lang w:eastAsia="es-CO"/>
@@ -5390,7 +5416,7 @@
         <w:pStyle w:val="Prrafodelista"/>
         <w:numPr>
           <w:ilvl w:val="0"/>
-          <w:numId w:val="90"/>
+          <w:numId w:val="22"/>
         </w:numPr>
         <w:rPr>
           <w:lang w:eastAsia="es-CO"/>
@@ -5408,7 +5434,7 @@
         <w:pStyle w:val="Prrafodelista"/>
         <w:numPr>
           <w:ilvl w:val="0"/>
-          <w:numId w:val="90"/>
+          <w:numId w:val="22"/>
         </w:numPr>
         <w:rPr>
           <w:lang w:eastAsia="es-CO"/>
@@ -5438,7 +5464,7 @@
         <w:pStyle w:val="Prrafodelista"/>
         <w:numPr>
           <w:ilvl w:val="0"/>
-          <w:numId w:val="90"/>
+          <w:numId w:val="22"/>
         </w:numPr>
         <w:rPr>
           <w:lang w:eastAsia="es-CO"/>
@@ -5463,7 +5489,7 @@
         <w:pStyle w:val="Prrafodelista"/>
         <w:numPr>
           <w:ilvl w:val="0"/>
-          <w:numId w:val="90"/>
+          <w:numId w:val="22"/>
         </w:numPr>
         <w:rPr>
           <w:lang w:eastAsia="es-CO"/>
@@ -5508,7 +5534,7 @@
         <w:pStyle w:val="Prrafodelista"/>
         <w:numPr>
           <w:ilvl w:val="0"/>
-          <w:numId w:val="91"/>
+          <w:numId w:val="23"/>
         </w:numPr>
         <w:rPr>
           <w:lang w:eastAsia="es-CO"/>
@@ -5526,7 +5552,7 @@
         <w:pStyle w:val="Prrafodelista"/>
         <w:numPr>
           <w:ilvl w:val="0"/>
-          <w:numId w:val="91"/>
+          <w:numId w:val="23"/>
         </w:numPr>
         <w:rPr>
           <w:lang w:eastAsia="es-CO"/>
@@ -5544,7 +5570,7 @@
         <w:pStyle w:val="Prrafodelista"/>
         <w:numPr>
           <w:ilvl w:val="0"/>
-          <w:numId w:val="91"/>
+          <w:numId w:val="23"/>
         </w:numPr>
         <w:rPr>
           <w:lang w:eastAsia="es-CO"/>
@@ -5563,7 +5589,7 @@
         <w:pStyle w:val="Prrafodelista"/>
         <w:numPr>
           <w:ilvl w:val="0"/>
-          <w:numId w:val="91"/>
+          <w:numId w:val="23"/>
         </w:numPr>
         <w:rPr>
           <w:lang w:eastAsia="es-CO"/>
@@ -7007,7 +7033,21 @@
               <w:rPr>
                 <w:lang w:val="es-CO"/>
               </w:rPr>
-              <w:t>Agente retención impoconsumo de bienes inmuebles.</w:t>
+              <w:t xml:space="preserve">Agente retención </w:t>
+            </w:r>
+            <w:proofErr w:type="spellStart"/>
+            <w:r>
+              <w:rPr>
+                <w:lang w:val="es-CO"/>
+              </w:rPr>
+              <w:t>impoconsumo</w:t>
+            </w:r>
+            <w:proofErr w:type="spellEnd"/>
+            <w:r>
+              <w:rPr>
+                <w:lang w:val="es-CO"/>
+              </w:rPr>
+              <w:t xml:space="preserve"> de bienes inmuebles.</w:t>
             </w:r>
           </w:p>
         </w:tc>
@@ -8026,7 +8066,23 @@
     </w:p>
     <w:p>
       <w:r>
-        <w:t>IFRS Foundation´s. (2018). IFRS Foundation´s.</w:t>
+        <w:t xml:space="preserve">IFRS </w:t>
+      </w:r>
+      <w:proofErr w:type="spellStart"/>
+      <w:r>
+        <w:t>Foundation´s</w:t>
+      </w:r>
+      <w:proofErr w:type="spellEnd"/>
+      <w:r>
+        <w:t xml:space="preserve">. (2018). IFRS </w:t>
+      </w:r>
+      <w:proofErr w:type="spellStart"/>
+      <w:r>
+        <w:t>Foundation´s</w:t>
+      </w:r>
+      <w:proofErr w:type="spellEnd"/>
+      <w:r>
+        <w:t>.</w:t>
       </w:r>
       <w:r>
         <w:rPr>
@@ -8299,11 +8355,19 @@
                 <w:lang w:val="es-CO"/>
               </w:rPr>
             </w:pPr>
-            <w:r>
-              <w:rPr>
-                <w:lang w:val="es-CO"/>
-              </w:rPr>
-              <w:t>Milady Tatiana Villamil Castellanos</w:t>
+            <w:proofErr w:type="spellStart"/>
+            <w:r>
+              <w:rPr>
+                <w:lang w:val="es-CO"/>
+              </w:rPr>
+              <w:t>Milady</w:t>
+            </w:r>
+            <w:proofErr w:type="spellEnd"/>
+            <w:r>
+              <w:rPr>
+                <w:lang w:val="es-CO"/>
+              </w:rPr>
+              <w:t xml:space="preserve"> Tatiana Villamil Castellanos</w:t>
             </w:r>
           </w:p>
         </w:tc>
@@ -8368,8 +8432,16 @@
               <w:rPr>
                 <w:lang w:val="es-CO"/>
               </w:rPr>
-              <w:t>Olga Constanza Bermúdez Jaimes</w:t>
-            </w:r>
+              <w:t xml:space="preserve">Olga Constanza Bermúdez </w:t>
+            </w:r>
+            <w:proofErr w:type="spellStart"/>
+            <w:r>
+              <w:rPr>
+                <w:lang w:val="es-CO"/>
+              </w:rPr>
+              <w:t>Jaimes</w:t>
+            </w:r>
+            <w:proofErr w:type="spellEnd"/>
           </w:p>
         </w:tc>
         <w:tc>
@@ -8664,7 +8736,15 @@
               <w:pStyle w:val="TextoTablas"/>
             </w:pPr>
             <w:r>
-              <w:t>Cielo Damaris Angúlo Rodríguez</w:t>
+              <w:t xml:space="preserve">Cielo Damaris </w:t>
+            </w:r>
+            <w:proofErr w:type="spellStart"/>
+            <w:r>
+              <w:t>Angúlo</w:t>
+            </w:r>
+            <w:proofErr w:type="spellEnd"/>
+            <w:r>
+              <w:t xml:space="preserve"> Rodríguez</w:t>
             </w:r>
           </w:p>
         </w:tc>
@@ -8704,6 +8784,7 @@
               </w:rPr>
               <w:t xml:space="preserve"> </w:t>
             </w:r>
+            <w:proofErr w:type="spellStart"/>
             <w:r>
               <w:rPr>
                 <w:rStyle w:val="Extranjerismo"/>
@@ -8711,6 +8792,7 @@
               </w:rPr>
               <w:t>stack</w:t>
             </w:r>
+            <w:proofErr w:type="spellEnd"/>
           </w:p>
         </w:tc>
         <w:tc>
@@ -9672,571 +9754,6 @@
     </w:lvl>
   </w:abstractNum>
   <w:abstractNum w:abstractNumId="1" w15:restartNumberingAfterBreak="0">
-    <w:nsid w:val="01844F88"/>
-    <w:multiLevelType w:val="hybridMultilevel"/>
-    <w:tmpl w:val="071CF56E"/>
-    <w:lvl w:ilvl="0" w:tplc="04090001">
-      <w:start w:val="1"/>
-      <w:numFmt w:val="bullet"/>
-      <w:lvlText w:val=""/>
-      <w:lvlJc w:val="left"/>
-      <w:pPr>
-        <w:ind w:left="1429" w:hanging="360"/>
-      </w:pPr>
-      <w:rPr>
-        <w:rFonts w:ascii="Symbol" w:hAnsi="Symbol" w:hint="default"/>
-      </w:rPr>
-    </w:lvl>
-    <w:lvl w:ilvl="1" w:tplc="240A0003">
-      <w:start w:val="1"/>
-      <w:numFmt w:val="bullet"/>
-      <w:lvlText w:val="o"/>
-      <w:lvlJc w:val="left"/>
-      <w:pPr>
-        <w:ind w:left="2149" w:hanging="360"/>
-      </w:pPr>
-      <w:rPr>
-        <w:rFonts w:ascii="Courier New" w:hAnsi="Courier New" w:cs="Courier New" w:hint="default"/>
-      </w:rPr>
-    </w:lvl>
-    <w:lvl w:ilvl="2" w:tplc="240A0005" w:tentative="1">
-      <w:start w:val="1"/>
-      <w:numFmt w:val="bullet"/>
-      <w:lvlText w:val=""/>
-      <w:lvlJc w:val="left"/>
-      <w:pPr>
-        <w:ind w:left="2869" w:hanging="360"/>
-      </w:pPr>
-      <w:rPr>
-        <w:rFonts w:ascii="Wingdings" w:hAnsi="Wingdings" w:hint="default"/>
-      </w:rPr>
-    </w:lvl>
-    <w:lvl w:ilvl="3" w:tplc="240A0001" w:tentative="1">
-      <w:start w:val="1"/>
-      <w:numFmt w:val="bullet"/>
-      <w:lvlText w:val=""/>
-      <w:lvlJc w:val="left"/>
-      <w:pPr>
-        <w:ind w:left="3589" w:hanging="360"/>
-      </w:pPr>
-      <w:rPr>
-        <w:rFonts w:ascii="Symbol" w:hAnsi="Symbol" w:hint="default"/>
-      </w:rPr>
-    </w:lvl>
-    <w:lvl w:ilvl="4" w:tplc="240A0003" w:tentative="1">
-      <w:start w:val="1"/>
-      <w:numFmt w:val="bullet"/>
-      <w:lvlText w:val="o"/>
-      <w:lvlJc w:val="left"/>
-      <w:pPr>
-        <w:ind w:left="4309" w:hanging="360"/>
-      </w:pPr>
-      <w:rPr>
-        <w:rFonts w:ascii="Courier New" w:hAnsi="Courier New" w:cs="Courier New" w:hint="default"/>
-      </w:rPr>
-    </w:lvl>
-    <w:lvl w:ilvl="5" w:tplc="240A0005" w:tentative="1">
-      <w:start w:val="1"/>
-      <w:numFmt w:val="bullet"/>
-      <w:lvlText w:val=""/>
-      <w:lvlJc w:val="left"/>
-      <w:pPr>
-        <w:ind w:left="5029" w:hanging="360"/>
-      </w:pPr>
-      <w:rPr>
-        <w:rFonts w:ascii="Wingdings" w:hAnsi="Wingdings" w:hint="default"/>
-      </w:rPr>
-    </w:lvl>
-    <w:lvl w:ilvl="6" w:tplc="240A0001" w:tentative="1">
-      <w:start w:val="1"/>
-      <w:numFmt w:val="bullet"/>
-      <w:lvlText w:val=""/>
-      <w:lvlJc w:val="left"/>
-      <w:pPr>
-        <w:ind w:left="5749" w:hanging="360"/>
-      </w:pPr>
-      <w:rPr>
-        <w:rFonts w:ascii="Symbol" w:hAnsi="Symbol" w:hint="default"/>
-      </w:rPr>
-    </w:lvl>
-    <w:lvl w:ilvl="7" w:tplc="240A0003" w:tentative="1">
-      <w:start w:val="1"/>
-      <w:numFmt w:val="bullet"/>
-      <w:lvlText w:val="o"/>
-      <w:lvlJc w:val="left"/>
-      <w:pPr>
-        <w:ind w:left="6469" w:hanging="360"/>
-      </w:pPr>
-      <w:rPr>
-        <w:rFonts w:ascii="Courier New" w:hAnsi="Courier New" w:cs="Courier New" w:hint="default"/>
-      </w:rPr>
-    </w:lvl>
-    <w:lvl w:ilvl="8" w:tplc="240A0005" w:tentative="1">
-      <w:start w:val="1"/>
-      <w:numFmt w:val="bullet"/>
-      <w:lvlText w:val=""/>
-      <w:lvlJc w:val="left"/>
-      <w:pPr>
-        <w:ind w:left="7189" w:hanging="360"/>
-      </w:pPr>
-      <w:rPr>
-        <w:rFonts w:ascii="Wingdings" w:hAnsi="Wingdings" w:hint="default"/>
-      </w:rPr>
-    </w:lvl>
-  </w:abstractNum>
-  <w:abstractNum w:abstractNumId="2" w15:restartNumberingAfterBreak="0">
-    <w:nsid w:val="023F62A1"/>
-    <w:multiLevelType w:val="hybridMultilevel"/>
-    <w:tmpl w:val="0E12046C"/>
-    <w:lvl w:ilvl="0" w:tplc="04090001">
-      <w:start w:val="1"/>
-      <w:numFmt w:val="bullet"/>
-      <w:lvlText w:val=""/>
-      <w:lvlJc w:val="left"/>
-      <w:pPr>
-        <w:ind w:left="1429" w:hanging="360"/>
-      </w:pPr>
-      <w:rPr>
-        <w:rFonts w:ascii="Symbol" w:hAnsi="Symbol" w:hint="default"/>
-      </w:rPr>
-    </w:lvl>
-    <w:lvl w:ilvl="1" w:tplc="240A0003" w:tentative="1">
-      <w:start w:val="1"/>
-      <w:numFmt w:val="bullet"/>
-      <w:lvlText w:val="o"/>
-      <w:lvlJc w:val="left"/>
-      <w:pPr>
-        <w:ind w:left="2149" w:hanging="360"/>
-      </w:pPr>
-      <w:rPr>
-        <w:rFonts w:ascii="Courier New" w:hAnsi="Courier New" w:cs="Courier New" w:hint="default"/>
-      </w:rPr>
-    </w:lvl>
-    <w:lvl w:ilvl="2" w:tplc="240A0005" w:tentative="1">
-      <w:start w:val="1"/>
-      <w:numFmt w:val="bullet"/>
-      <w:lvlText w:val=""/>
-      <w:lvlJc w:val="left"/>
-      <w:pPr>
-        <w:ind w:left="2869" w:hanging="360"/>
-      </w:pPr>
-      <w:rPr>
-        <w:rFonts w:ascii="Wingdings" w:hAnsi="Wingdings" w:hint="default"/>
-      </w:rPr>
-    </w:lvl>
-    <w:lvl w:ilvl="3" w:tplc="240A0001" w:tentative="1">
-      <w:start w:val="1"/>
-      <w:numFmt w:val="bullet"/>
-      <w:lvlText w:val=""/>
-      <w:lvlJc w:val="left"/>
-      <w:pPr>
-        <w:ind w:left="3589" w:hanging="360"/>
-      </w:pPr>
-      <w:rPr>
-        <w:rFonts w:ascii="Symbol" w:hAnsi="Symbol" w:hint="default"/>
-      </w:rPr>
-    </w:lvl>
-    <w:lvl w:ilvl="4" w:tplc="240A0003" w:tentative="1">
-      <w:start w:val="1"/>
-      <w:numFmt w:val="bullet"/>
-      <w:lvlText w:val="o"/>
-      <w:lvlJc w:val="left"/>
-      <w:pPr>
-        <w:ind w:left="4309" w:hanging="360"/>
-      </w:pPr>
-      <w:rPr>
-        <w:rFonts w:ascii="Courier New" w:hAnsi="Courier New" w:cs="Courier New" w:hint="default"/>
-      </w:rPr>
-    </w:lvl>
-    <w:lvl w:ilvl="5" w:tplc="240A0005" w:tentative="1">
-      <w:start w:val="1"/>
-      <w:numFmt w:val="bullet"/>
-      <w:lvlText w:val=""/>
-      <w:lvlJc w:val="left"/>
-      <w:pPr>
-        <w:ind w:left="5029" w:hanging="360"/>
-      </w:pPr>
-      <w:rPr>
-        <w:rFonts w:ascii="Wingdings" w:hAnsi="Wingdings" w:hint="default"/>
-      </w:rPr>
-    </w:lvl>
-    <w:lvl w:ilvl="6" w:tplc="240A0001" w:tentative="1">
-      <w:start w:val="1"/>
-      <w:numFmt w:val="bullet"/>
-      <w:lvlText w:val=""/>
-      <w:lvlJc w:val="left"/>
-      <w:pPr>
-        <w:ind w:left="5749" w:hanging="360"/>
-      </w:pPr>
-      <w:rPr>
-        <w:rFonts w:ascii="Symbol" w:hAnsi="Symbol" w:hint="default"/>
-      </w:rPr>
-    </w:lvl>
-    <w:lvl w:ilvl="7" w:tplc="240A0003" w:tentative="1">
-      <w:start w:val="1"/>
-      <w:numFmt w:val="bullet"/>
-      <w:lvlText w:val="o"/>
-      <w:lvlJc w:val="left"/>
-      <w:pPr>
-        <w:ind w:left="6469" w:hanging="360"/>
-      </w:pPr>
-      <w:rPr>
-        <w:rFonts w:ascii="Courier New" w:hAnsi="Courier New" w:cs="Courier New" w:hint="default"/>
-      </w:rPr>
-    </w:lvl>
-    <w:lvl w:ilvl="8" w:tplc="240A0005" w:tentative="1">
-      <w:start w:val="1"/>
-      <w:numFmt w:val="bullet"/>
-      <w:lvlText w:val=""/>
-      <w:lvlJc w:val="left"/>
-      <w:pPr>
-        <w:ind w:left="7189" w:hanging="360"/>
-      </w:pPr>
-      <w:rPr>
-        <w:rFonts w:ascii="Wingdings" w:hAnsi="Wingdings" w:hint="default"/>
-      </w:rPr>
-    </w:lvl>
-  </w:abstractNum>
-  <w:abstractNum w:abstractNumId="3" w15:restartNumberingAfterBreak="0">
-    <w:nsid w:val="03477A04"/>
-    <w:multiLevelType w:val="hybridMultilevel"/>
-    <w:tmpl w:val="F5402B6C"/>
-    <w:lvl w:ilvl="0" w:tplc="240A0001">
-      <w:start w:val="1"/>
-      <w:numFmt w:val="bullet"/>
-      <w:lvlText w:val=""/>
-      <w:lvlJc w:val="left"/>
-      <w:pPr>
-        <w:ind w:left="1429" w:hanging="360"/>
-      </w:pPr>
-      <w:rPr>
-        <w:rFonts w:ascii="Symbol" w:hAnsi="Symbol" w:hint="default"/>
-      </w:rPr>
-    </w:lvl>
-    <w:lvl w:ilvl="1" w:tplc="240A0003">
-      <w:start w:val="1"/>
-      <w:numFmt w:val="bullet"/>
-      <w:lvlText w:val="o"/>
-      <w:lvlJc w:val="left"/>
-      <w:pPr>
-        <w:ind w:left="2149" w:hanging="360"/>
-      </w:pPr>
-      <w:rPr>
-        <w:rFonts w:ascii="Courier New" w:hAnsi="Courier New" w:cs="Courier New" w:hint="default"/>
-      </w:rPr>
-    </w:lvl>
-    <w:lvl w:ilvl="2" w:tplc="240A0005">
-      <w:start w:val="1"/>
-      <w:numFmt w:val="bullet"/>
-      <w:lvlText w:val=""/>
-      <w:lvlJc w:val="left"/>
-      <w:pPr>
-        <w:ind w:left="2869" w:hanging="360"/>
-      </w:pPr>
-      <w:rPr>
-        <w:rFonts w:ascii="Wingdings" w:hAnsi="Wingdings" w:hint="default"/>
-      </w:rPr>
-    </w:lvl>
-    <w:lvl w:ilvl="3" w:tplc="240A0001" w:tentative="1">
-      <w:start w:val="1"/>
-      <w:numFmt w:val="bullet"/>
-      <w:lvlText w:val=""/>
-      <w:lvlJc w:val="left"/>
-      <w:pPr>
-        <w:ind w:left="3589" w:hanging="360"/>
-      </w:pPr>
-      <w:rPr>
-        <w:rFonts w:ascii="Symbol" w:hAnsi="Symbol" w:hint="default"/>
-      </w:rPr>
-    </w:lvl>
-    <w:lvl w:ilvl="4" w:tplc="240A0003" w:tentative="1">
-      <w:start w:val="1"/>
-      <w:numFmt w:val="bullet"/>
-      <w:lvlText w:val="o"/>
-      <w:lvlJc w:val="left"/>
-      <w:pPr>
-        <w:ind w:left="4309" w:hanging="360"/>
-      </w:pPr>
-      <w:rPr>
-        <w:rFonts w:ascii="Courier New" w:hAnsi="Courier New" w:cs="Courier New" w:hint="default"/>
-      </w:rPr>
-    </w:lvl>
-    <w:lvl w:ilvl="5" w:tplc="240A0005" w:tentative="1">
-      <w:start w:val="1"/>
-      <w:numFmt w:val="bullet"/>
-      <w:lvlText w:val=""/>
-      <w:lvlJc w:val="left"/>
-      <w:pPr>
-        <w:ind w:left="5029" w:hanging="360"/>
-      </w:pPr>
-      <w:rPr>
-        <w:rFonts w:ascii="Wingdings" w:hAnsi="Wingdings" w:hint="default"/>
-      </w:rPr>
-    </w:lvl>
-    <w:lvl w:ilvl="6" w:tplc="240A0001" w:tentative="1">
-      <w:start w:val="1"/>
-      <w:numFmt w:val="bullet"/>
-      <w:lvlText w:val=""/>
-      <w:lvlJc w:val="left"/>
-      <w:pPr>
-        <w:ind w:left="5749" w:hanging="360"/>
-      </w:pPr>
-      <w:rPr>
-        <w:rFonts w:ascii="Symbol" w:hAnsi="Symbol" w:hint="default"/>
-      </w:rPr>
-    </w:lvl>
-    <w:lvl w:ilvl="7" w:tplc="240A0003" w:tentative="1">
-      <w:start w:val="1"/>
-      <w:numFmt w:val="bullet"/>
-      <w:lvlText w:val="o"/>
-      <w:lvlJc w:val="left"/>
-      <w:pPr>
-        <w:ind w:left="6469" w:hanging="360"/>
-      </w:pPr>
-      <w:rPr>
-        <w:rFonts w:ascii="Courier New" w:hAnsi="Courier New" w:cs="Courier New" w:hint="default"/>
-      </w:rPr>
-    </w:lvl>
-    <w:lvl w:ilvl="8" w:tplc="240A0005" w:tentative="1">
-      <w:start w:val="1"/>
-      <w:numFmt w:val="bullet"/>
-      <w:lvlText w:val=""/>
-      <w:lvlJc w:val="left"/>
-      <w:pPr>
-        <w:ind w:left="7189" w:hanging="360"/>
-      </w:pPr>
-      <w:rPr>
-        <w:rFonts w:ascii="Wingdings" w:hAnsi="Wingdings" w:hint="default"/>
-      </w:rPr>
-    </w:lvl>
-  </w:abstractNum>
-  <w:abstractNum w:abstractNumId="4" w15:restartNumberingAfterBreak="0">
-    <w:nsid w:val="045F5A62"/>
-    <w:multiLevelType w:val="hybridMultilevel"/>
-    <w:tmpl w:val="64E4DC8A"/>
-    <w:lvl w:ilvl="0" w:tplc="04090001">
-      <w:start w:val="1"/>
-      <w:numFmt w:val="bullet"/>
-      <w:lvlText w:val=""/>
-      <w:lvlJc w:val="left"/>
-      <w:pPr>
-        <w:ind w:left="1429" w:hanging="360"/>
-      </w:pPr>
-      <w:rPr>
-        <w:rFonts w:ascii="Symbol" w:hAnsi="Symbol" w:hint="default"/>
-      </w:rPr>
-    </w:lvl>
-    <w:lvl w:ilvl="1" w:tplc="240A0003" w:tentative="1">
-      <w:start w:val="1"/>
-      <w:numFmt w:val="bullet"/>
-      <w:lvlText w:val="o"/>
-      <w:lvlJc w:val="left"/>
-      <w:pPr>
-        <w:ind w:left="2149" w:hanging="360"/>
-      </w:pPr>
-      <w:rPr>
-        <w:rFonts w:ascii="Courier New" w:hAnsi="Courier New" w:cs="Courier New" w:hint="default"/>
-      </w:rPr>
-    </w:lvl>
-    <w:lvl w:ilvl="2" w:tplc="240A0005" w:tentative="1">
-      <w:start w:val="1"/>
-      <w:numFmt w:val="bullet"/>
-      <w:lvlText w:val=""/>
-      <w:lvlJc w:val="left"/>
-      <w:pPr>
-        <w:ind w:left="2869" w:hanging="360"/>
-      </w:pPr>
-      <w:rPr>
-        <w:rFonts w:ascii="Wingdings" w:hAnsi="Wingdings" w:hint="default"/>
-      </w:rPr>
-    </w:lvl>
-    <w:lvl w:ilvl="3" w:tplc="240A0001" w:tentative="1">
-      <w:start w:val="1"/>
-      <w:numFmt w:val="bullet"/>
-      <w:lvlText w:val=""/>
-      <w:lvlJc w:val="left"/>
-      <w:pPr>
-        <w:ind w:left="3589" w:hanging="360"/>
-      </w:pPr>
-      <w:rPr>
-        <w:rFonts w:ascii="Symbol" w:hAnsi="Symbol" w:hint="default"/>
-      </w:rPr>
-    </w:lvl>
-    <w:lvl w:ilvl="4" w:tplc="240A0003" w:tentative="1">
-      <w:start w:val="1"/>
-      <w:numFmt w:val="bullet"/>
-      <w:lvlText w:val="o"/>
-      <w:lvlJc w:val="left"/>
-      <w:pPr>
-        <w:ind w:left="4309" w:hanging="360"/>
-      </w:pPr>
-      <w:rPr>
-        <w:rFonts w:ascii="Courier New" w:hAnsi="Courier New" w:cs="Courier New" w:hint="default"/>
-      </w:rPr>
-    </w:lvl>
-    <w:lvl w:ilvl="5" w:tplc="240A0005" w:tentative="1">
-      <w:start w:val="1"/>
-      <w:numFmt w:val="bullet"/>
-      <w:lvlText w:val=""/>
-      <w:lvlJc w:val="left"/>
-      <w:pPr>
-        <w:ind w:left="5029" w:hanging="360"/>
-      </w:pPr>
-      <w:rPr>
-        <w:rFonts w:ascii="Wingdings" w:hAnsi="Wingdings" w:hint="default"/>
-      </w:rPr>
-    </w:lvl>
-    <w:lvl w:ilvl="6" w:tplc="240A0001" w:tentative="1">
-      <w:start w:val="1"/>
-      <w:numFmt w:val="bullet"/>
-      <w:lvlText w:val=""/>
-      <w:lvlJc w:val="left"/>
-      <w:pPr>
-        <w:ind w:left="5749" w:hanging="360"/>
-      </w:pPr>
-      <w:rPr>
-        <w:rFonts w:ascii="Symbol" w:hAnsi="Symbol" w:hint="default"/>
-      </w:rPr>
-    </w:lvl>
-    <w:lvl w:ilvl="7" w:tplc="240A0003" w:tentative="1">
-      <w:start w:val="1"/>
-      <w:numFmt w:val="bullet"/>
-      <w:lvlText w:val="o"/>
-      <w:lvlJc w:val="left"/>
-      <w:pPr>
-        <w:ind w:left="6469" w:hanging="360"/>
-      </w:pPr>
-      <w:rPr>
-        <w:rFonts w:ascii="Courier New" w:hAnsi="Courier New" w:cs="Courier New" w:hint="default"/>
-      </w:rPr>
-    </w:lvl>
-    <w:lvl w:ilvl="8" w:tplc="240A0005" w:tentative="1">
-      <w:start w:val="1"/>
-      <w:numFmt w:val="bullet"/>
-      <w:lvlText w:val=""/>
-      <w:lvlJc w:val="left"/>
-      <w:pPr>
-        <w:ind w:left="7189" w:hanging="360"/>
-      </w:pPr>
-      <w:rPr>
-        <w:rFonts w:ascii="Wingdings" w:hAnsi="Wingdings" w:hint="default"/>
-      </w:rPr>
-    </w:lvl>
-  </w:abstractNum>
-  <w:abstractNum w:abstractNumId="5" w15:restartNumberingAfterBreak="0">
-    <w:nsid w:val="06312FE4"/>
-    <w:multiLevelType w:val="hybridMultilevel"/>
-    <w:tmpl w:val="0980D454"/>
-    <w:lvl w:ilvl="0" w:tplc="04090001">
-      <w:start w:val="1"/>
-      <w:numFmt w:val="bullet"/>
-      <w:lvlText w:val=""/>
-      <w:lvlJc w:val="left"/>
-      <w:pPr>
-        <w:ind w:left="720" w:hanging="360"/>
-      </w:pPr>
-      <w:rPr>
-        <w:rFonts w:ascii="Symbol" w:hAnsi="Symbol" w:hint="default"/>
-      </w:rPr>
-    </w:lvl>
-    <w:lvl w:ilvl="1" w:tplc="240A0003" w:tentative="1">
-      <w:start w:val="1"/>
-      <w:numFmt w:val="bullet"/>
-      <w:lvlText w:val="o"/>
-      <w:lvlJc w:val="left"/>
-      <w:pPr>
-        <w:ind w:left="1440" w:hanging="360"/>
-      </w:pPr>
-      <w:rPr>
-        <w:rFonts w:ascii="Courier New" w:hAnsi="Courier New" w:cs="Courier New" w:hint="default"/>
-      </w:rPr>
-    </w:lvl>
-    <w:lvl w:ilvl="2" w:tplc="240A0005" w:tentative="1">
-      <w:start w:val="1"/>
-      <w:numFmt w:val="bullet"/>
-      <w:lvlText w:val=""/>
-      <w:lvlJc w:val="left"/>
-      <w:pPr>
-        <w:ind w:left="2160" w:hanging="360"/>
-      </w:pPr>
-      <w:rPr>
-        <w:rFonts w:ascii="Wingdings" w:hAnsi="Wingdings" w:hint="default"/>
-      </w:rPr>
-    </w:lvl>
-    <w:lvl w:ilvl="3" w:tplc="240A0001" w:tentative="1">
-      <w:start w:val="1"/>
-      <w:numFmt w:val="bullet"/>
-      <w:lvlText w:val=""/>
-      <w:lvlJc w:val="left"/>
-      <w:pPr>
-        <w:ind w:left="2880" w:hanging="360"/>
-      </w:pPr>
-      <w:rPr>
-        <w:rFonts w:ascii="Symbol" w:hAnsi="Symbol" w:hint="default"/>
-      </w:rPr>
-    </w:lvl>
-    <w:lvl w:ilvl="4" w:tplc="240A0003" w:tentative="1">
-      <w:start w:val="1"/>
-      <w:numFmt w:val="bullet"/>
-      <w:lvlText w:val="o"/>
-      <w:lvlJc w:val="left"/>
-      <w:pPr>
-        <w:ind w:left="3600" w:hanging="360"/>
-      </w:pPr>
-      <w:rPr>
-        <w:rFonts w:ascii="Courier New" w:hAnsi="Courier New" w:cs="Courier New" w:hint="default"/>
-      </w:rPr>
-    </w:lvl>
-    <w:lvl w:ilvl="5" w:tplc="240A0005" w:tentative="1">
-      <w:start w:val="1"/>
-      <w:numFmt w:val="bullet"/>
-      <w:lvlText w:val=""/>
-      <w:lvlJc w:val="left"/>
-      <w:pPr>
-        <w:ind w:left="4320" w:hanging="360"/>
-      </w:pPr>
-      <w:rPr>
-        <w:rFonts w:ascii="Wingdings" w:hAnsi="Wingdings" w:hint="default"/>
-      </w:rPr>
-    </w:lvl>
-    <w:lvl w:ilvl="6" w:tplc="240A0001" w:tentative="1">
-      <w:start w:val="1"/>
-      <w:numFmt w:val="bullet"/>
-      <w:lvlText w:val=""/>
-      <w:lvlJc w:val="left"/>
-      <w:pPr>
-        <w:ind w:left="5040" w:hanging="360"/>
-      </w:pPr>
-      <w:rPr>
-        <w:rFonts w:ascii="Symbol" w:hAnsi="Symbol" w:hint="default"/>
-      </w:rPr>
-    </w:lvl>
-    <w:lvl w:ilvl="7" w:tplc="240A0003" w:tentative="1">
-      <w:start w:val="1"/>
-      <w:numFmt w:val="bullet"/>
-      <w:lvlText w:val="o"/>
-      <w:lvlJc w:val="left"/>
-      <w:pPr>
-        <w:ind w:left="5760" w:hanging="360"/>
-      </w:pPr>
-      <w:rPr>
-        <w:rFonts w:ascii="Courier New" w:hAnsi="Courier New" w:cs="Courier New" w:hint="default"/>
-      </w:rPr>
-    </w:lvl>
-    <w:lvl w:ilvl="8" w:tplc="240A0005" w:tentative="1">
-      <w:start w:val="1"/>
-      <w:numFmt w:val="bullet"/>
-      <w:lvlText w:val=""/>
-      <w:lvlJc w:val="left"/>
-      <w:pPr>
-        <w:ind w:left="6480" w:hanging="360"/>
-      </w:pPr>
-      <w:rPr>
-        <w:rFonts w:ascii="Wingdings" w:hAnsi="Wingdings" w:hint="default"/>
-      </w:rPr>
-    </w:lvl>
-  </w:abstractNum>
-  <w:abstractNum w:abstractNumId="6" w15:restartNumberingAfterBreak="0">
     <w:nsid w:val="07527511"/>
     <w:multiLevelType w:val="hybridMultilevel"/>
     <w:tmpl w:val="ABFC8F54"/>
@@ -10349,526 +9866,7 @@
       </w:rPr>
     </w:lvl>
   </w:abstractNum>
-  <w:abstractNum w:abstractNumId="7" w15:restartNumberingAfterBreak="0">
-    <w:nsid w:val="0E1E3C6A"/>
-    <w:multiLevelType w:val="hybridMultilevel"/>
-    <w:tmpl w:val="E13670C0"/>
-    <w:lvl w:ilvl="0" w:tplc="04090001">
-      <w:start w:val="1"/>
-      <w:numFmt w:val="bullet"/>
-      <w:lvlText w:val=""/>
-      <w:lvlJc w:val="left"/>
-      <w:pPr>
-        <w:ind w:left="1429" w:hanging="360"/>
-      </w:pPr>
-      <w:rPr>
-        <w:rFonts w:ascii="Symbol" w:hAnsi="Symbol" w:hint="default"/>
-      </w:rPr>
-    </w:lvl>
-    <w:lvl w:ilvl="1" w:tplc="240A0003" w:tentative="1">
-      <w:start w:val="1"/>
-      <w:numFmt w:val="bullet"/>
-      <w:lvlText w:val="o"/>
-      <w:lvlJc w:val="left"/>
-      <w:pPr>
-        <w:ind w:left="2149" w:hanging="360"/>
-      </w:pPr>
-      <w:rPr>
-        <w:rFonts w:ascii="Courier New" w:hAnsi="Courier New" w:cs="Courier New" w:hint="default"/>
-      </w:rPr>
-    </w:lvl>
-    <w:lvl w:ilvl="2" w:tplc="240A0005" w:tentative="1">
-      <w:start w:val="1"/>
-      <w:numFmt w:val="bullet"/>
-      <w:lvlText w:val=""/>
-      <w:lvlJc w:val="left"/>
-      <w:pPr>
-        <w:ind w:left="2869" w:hanging="360"/>
-      </w:pPr>
-      <w:rPr>
-        <w:rFonts w:ascii="Wingdings" w:hAnsi="Wingdings" w:hint="default"/>
-      </w:rPr>
-    </w:lvl>
-    <w:lvl w:ilvl="3" w:tplc="240A0001" w:tentative="1">
-      <w:start w:val="1"/>
-      <w:numFmt w:val="bullet"/>
-      <w:lvlText w:val=""/>
-      <w:lvlJc w:val="left"/>
-      <w:pPr>
-        <w:ind w:left="3589" w:hanging="360"/>
-      </w:pPr>
-      <w:rPr>
-        <w:rFonts w:ascii="Symbol" w:hAnsi="Symbol" w:hint="default"/>
-      </w:rPr>
-    </w:lvl>
-    <w:lvl w:ilvl="4" w:tplc="240A0003" w:tentative="1">
-      <w:start w:val="1"/>
-      <w:numFmt w:val="bullet"/>
-      <w:lvlText w:val="o"/>
-      <w:lvlJc w:val="left"/>
-      <w:pPr>
-        <w:ind w:left="4309" w:hanging="360"/>
-      </w:pPr>
-      <w:rPr>
-        <w:rFonts w:ascii="Courier New" w:hAnsi="Courier New" w:cs="Courier New" w:hint="default"/>
-      </w:rPr>
-    </w:lvl>
-    <w:lvl w:ilvl="5" w:tplc="240A0005" w:tentative="1">
-      <w:start w:val="1"/>
-      <w:numFmt w:val="bullet"/>
-      <w:lvlText w:val=""/>
-      <w:lvlJc w:val="left"/>
-      <w:pPr>
-        <w:ind w:left="5029" w:hanging="360"/>
-      </w:pPr>
-      <w:rPr>
-        <w:rFonts w:ascii="Wingdings" w:hAnsi="Wingdings" w:hint="default"/>
-      </w:rPr>
-    </w:lvl>
-    <w:lvl w:ilvl="6" w:tplc="240A0001" w:tentative="1">
-      <w:start w:val="1"/>
-      <w:numFmt w:val="bullet"/>
-      <w:lvlText w:val=""/>
-      <w:lvlJc w:val="left"/>
-      <w:pPr>
-        <w:ind w:left="5749" w:hanging="360"/>
-      </w:pPr>
-      <w:rPr>
-        <w:rFonts w:ascii="Symbol" w:hAnsi="Symbol" w:hint="default"/>
-      </w:rPr>
-    </w:lvl>
-    <w:lvl w:ilvl="7" w:tplc="240A0003" w:tentative="1">
-      <w:start w:val="1"/>
-      <w:numFmt w:val="bullet"/>
-      <w:lvlText w:val="o"/>
-      <w:lvlJc w:val="left"/>
-      <w:pPr>
-        <w:ind w:left="6469" w:hanging="360"/>
-      </w:pPr>
-      <w:rPr>
-        <w:rFonts w:ascii="Courier New" w:hAnsi="Courier New" w:cs="Courier New" w:hint="default"/>
-      </w:rPr>
-    </w:lvl>
-    <w:lvl w:ilvl="8" w:tplc="240A0005" w:tentative="1">
-      <w:start w:val="1"/>
-      <w:numFmt w:val="bullet"/>
-      <w:lvlText w:val=""/>
-      <w:lvlJc w:val="left"/>
-      <w:pPr>
-        <w:ind w:left="7189" w:hanging="360"/>
-      </w:pPr>
-      <w:rPr>
-        <w:rFonts w:ascii="Wingdings" w:hAnsi="Wingdings" w:hint="default"/>
-      </w:rPr>
-    </w:lvl>
-  </w:abstractNum>
-  <w:abstractNum w:abstractNumId="8" w15:restartNumberingAfterBreak="0">
-    <w:nsid w:val="0E48107D"/>
-    <w:multiLevelType w:val="hybridMultilevel"/>
-    <w:tmpl w:val="4900EF1A"/>
-    <w:lvl w:ilvl="0" w:tplc="6914C45A">
-      <w:start w:val="1"/>
-      <w:numFmt w:val="lowerLetter"/>
-      <w:lvlText w:val="%1)"/>
-      <w:lvlJc w:val="left"/>
-      <w:pPr>
-        <w:ind w:left="1429" w:hanging="360"/>
-      </w:pPr>
-      <w:rPr>
-        <w:b/>
-        <w:bCs/>
-      </w:rPr>
-    </w:lvl>
-    <w:lvl w:ilvl="1" w:tplc="240A0019" w:tentative="1">
-      <w:start w:val="1"/>
-      <w:numFmt w:val="lowerLetter"/>
-      <w:lvlText w:val="%2."/>
-      <w:lvlJc w:val="left"/>
-      <w:pPr>
-        <w:ind w:left="2149" w:hanging="360"/>
-      </w:pPr>
-    </w:lvl>
-    <w:lvl w:ilvl="2" w:tplc="240A001B" w:tentative="1">
-      <w:start w:val="1"/>
-      <w:numFmt w:val="lowerRoman"/>
-      <w:lvlText w:val="%3."/>
-      <w:lvlJc w:val="right"/>
-      <w:pPr>
-        <w:ind w:left="2869" w:hanging="180"/>
-      </w:pPr>
-    </w:lvl>
-    <w:lvl w:ilvl="3" w:tplc="240A000F" w:tentative="1">
-      <w:start w:val="1"/>
-      <w:numFmt w:val="decimal"/>
-      <w:lvlText w:val="%4."/>
-      <w:lvlJc w:val="left"/>
-      <w:pPr>
-        <w:ind w:left="3589" w:hanging="360"/>
-      </w:pPr>
-    </w:lvl>
-    <w:lvl w:ilvl="4" w:tplc="240A0019" w:tentative="1">
-      <w:start w:val="1"/>
-      <w:numFmt w:val="lowerLetter"/>
-      <w:lvlText w:val="%5."/>
-      <w:lvlJc w:val="left"/>
-      <w:pPr>
-        <w:ind w:left="4309" w:hanging="360"/>
-      </w:pPr>
-    </w:lvl>
-    <w:lvl w:ilvl="5" w:tplc="240A001B" w:tentative="1">
-      <w:start w:val="1"/>
-      <w:numFmt w:val="lowerRoman"/>
-      <w:lvlText w:val="%6."/>
-      <w:lvlJc w:val="right"/>
-      <w:pPr>
-        <w:ind w:left="5029" w:hanging="180"/>
-      </w:pPr>
-    </w:lvl>
-    <w:lvl w:ilvl="6" w:tplc="240A000F" w:tentative="1">
-      <w:start w:val="1"/>
-      <w:numFmt w:val="decimal"/>
-      <w:lvlText w:val="%7."/>
-      <w:lvlJc w:val="left"/>
-      <w:pPr>
-        <w:ind w:left="5749" w:hanging="360"/>
-      </w:pPr>
-    </w:lvl>
-    <w:lvl w:ilvl="7" w:tplc="240A0019" w:tentative="1">
-      <w:start w:val="1"/>
-      <w:numFmt w:val="lowerLetter"/>
-      <w:lvlText w:val="%8."/>
-      <w:lvlJc w:val="left"/>
-      <w:pPr>
-        <w:ind w:left="6469" w:hanging="360"/>
-      </w:pPr>
-    </w:lvl>
-    <w:lvl w:ilvl="8" w:tplc="240A001B" w:tentative="1">
-      <w:start w:val="1"/>
-      <w:numFmt w:val="lowerRoman"/>
-      <w:lvlText w:val="%9."/>
-      <w:lvlJc w:val="right"/>
-      <w:pPr>
-        <w:ind w:left="7189" w:hanging="180"/>
-      </w:pPr>
-    </w:lvl>
-  </w:abstractNum>
-  <w:abstractNum w:abstractNumId="9" w15:restartNumberingAfterBreak="0">
-    <w:nsid w:val="0E895A65"/>
-    <w:multiLevelType w:val="hybridMultilevel"/>
-    <w:tmpl w:val="499A15B2"/>
-    <w:lvl w:ilvl="0" w:tplc="240A0001">
-      <w:start w:val="1"/>
-      <w:numFmt w:val="bullet"/>
-      <w:lvlText w:val=""/>
-      <w:lvlJc w:val="left"/>
-      <w:pPr>
-        <w:ind w:left="1429" w:hanging="360"/>
-      </w:pPr>
-      <w:rPr>
-        <w:rFonts w:ascii="Symbol" w:hAnsi="Symbol" w:hint="default"/>
-      </w:rPr>
-    </w:lvl>
-    <w:lvl w:ilvl="1" w:tplc="240A0003" w:tentative="1">
-      <w:start w:val="1"/>
-      <w:numFmt w:val="bullet"/>
-      <w:lvlText w:val="o"/>
-      <w:lvlJc w:val="left"/>
-      <w:pPr>
-        <w:ind w:left="2149" w:hanging="360"/>
-      </w:pPr>
-      <w:rPr>
-        <w:rFonts w:ascii="Courier New" w:hAnsi="Courier New" w:cs="Courier New" w:hint="default"/>
-      </w:rPr>
-    </w:lvl>
-    <w:lvl w:ilvl="2" w:tplc="240A0005" w:tentative="1">
-      <w:start w:val="1"/>
-      <w:numFmt w:val="bullet"/>
-      <w:lvlText w:val=""/>
-      <w:lvlJc w:val="left"/>
-      <w:pPr>
-        <w:ind w:left="2869" w:hanging="360"/>
-      </w:pPr>
-      <w:rPr>
-        <w:rFonts w:ascii="Wingdings" w:hAnsi="Wingdings" w:hint="default"/>
-      </w:rPr>
-    </w:lvl>
-    <w:lvl w:ilvl="3" w:tplc="240A0001" w:tentative="1">
-      <w:start w:val="1"/>
-      <w:numFmt w:val="bullet"/>
-      <w:lvlText w:val=""/>
-      <w:lvlJc w:val="left"/>
-      <w:pPr>
-        <w:ind w:left="3589" w:hanging="360"/>
-      </w:pPr>
-      <w:rPr>
-        <w:rFonts w:ascii="Symbol" w:hAnsi="Symbol" w:hint="default"/>
-      </w:rPr>
-    </w:lvl>
-    <w:lvl w:ilvl="4" w:tplc="240A0003" w:tentative="1">
-      <w:start w:val="1"/>
-      <w:numFmt w:val="bullet"/>
-      <w:lvlText w:val="o"/>
-      <w:lvlJc w:val="left"/>
-      <w:pPr>
-        <w:ind w:left="4309" w:hanging="360"/>
-      </w:pPr>
-      <w:rPr>
-        <w:rFonts w:ascii="Courier New" w:hAnsi="Courier New" w:cs="Courier New" w:hint="default"/>
-      </w:rPr>
-    </w:lvl>
-    <w:lvl w:ilvl="5" w:tplc="240A0005" w:tentative="1">
-      <w:start w:val="1"/>
-      <w:numFmt w:val="bullet"/>
-      <w:lvlText w:val=""/>
-      <w:lvlJc w:val="left"/>
-      <w:pPr>
-        <w:ind w:left="5029" w:hanging="360"/>
-      </w:pPr>
-      <w:rPr>
-        <w:rFonts w:ascii="Wingdings" w:hAnsi="Wingdings" w:hint="default"/>
-      </w:rPr>
-    </w:lvl>
-    <w:lvl w:ilvl="6" w:tplc="240A0001" w:tentative="1">
-      <w:start w:val="1"/>
-      <w:numFmt w:val="bullet"/>
-      <w:lvlText w:val=""/>
-      <w:lvlJc w:val="left"/>
-      <w:pPr>
-        <w:ind w:left="5749" w:hanging="360"/>
-      </w:pPr>
-      <w:rPr>
-        <w:rFonts w:ascii="Symbol" w:hAnsi="Symbol" w:hint="default"/>
-      </w:rPr>
-    </w:lvl>
-    <w:lvl w:ilvl="7" w:tplc="240A0003" w:tentative="1">
-      <w:start w:val="1"/>
-      <w:numFmt w:val="bullet"/>
-      <w:lvlText w:val="o"/>
-      <w:lvlJc w:val="left"/>
-      <w:pPr>
-        <w:ind w:left="6469" w:hanging="360"/>
-      </w:pPr>
-      <w:rPr>
-        <w:rFonts w:ascii="Courier New" w:hAnsi="Courier New" w:cs="Courier New" w:hint="default"/>
-      </w:rPr>
-    </w:lvl>
-    <w:lvl w:ilvl="8" w:tplc="240A0005" w:tentative="1">
-      <w:start w:val="1"/>
-      <w:numFmt w:val="bullet"/>
-      <w:lvlText w:val=""/>
-      <w:lvlJc w:val="left"/>
-      <w:pPr>
-        <w:ind w:left="7189" w:hanging="360"/>
-      </w:pPr>
-      <w:rPr>
-        <w:rFonts w:ascii="Wingdings" w:hAnsi="Wingdings" w:hint="default"/>
-      </w:rPr>
-    </w:lvl>
-  </w:abstractNum>
-  <w:abstractNum w:abstractNumId="10" w15:restartNumberingAfterBreak="0">
-    <w:nsid w:val="101E78E7"/>
-    <w:multiLevelType w:val="hybridMultilevel"/>
-    <w:tmpl w:val="03D0A2EE"/>
-    <w:lvl w:ilvl="0" w:tplc="04090001">
-      <w:start w:val="1"/>
-      <w:numFmt w:val="bullet"/>
-      <w:lvlText w:val=""/>
-      <w:lvlJc w:val="left"/>
-      <w:pPr>
-        <w:ind w:left="1429" w:hanging="360"/>
-      </w:pPr>
-      <w:rPr>
-        <w:rFonts w:ascii="Symbol" w:hAnsi="Symbol" w:hint="default"/>
-      </w:rPr>
-    </w:lvl>
-    <w:lvl w:ilvl="1" w:tplc="240A0003" w:tentative="1">
-      <w:start w:val="1"/>
-      <w:numFmt w:val="bullet"/>
-      <w:lvlText w:val="o"/>
-      <w:lvlJc w:val="left"/>
-      <w:pPr>
-        <w:ind w:left="2149" w:hanging="360"/>
-      </w:pPr>
-      <w:rPr>
-        <w:rFonts w:ascii="Courier New" w:hAnsi="Courier New" w:cs="Courier New" w:hint="default"/>
-      </w:rPr>
-    </w:lvl>
-    <w:lvl w:ilvl="2" w:tplc="240A0005" w:tentative="1">
-      <w:start w:val="1"/>
-      <w:numFmt w:val="bullet"/>
-      <w:lvlText w:val=""/>
-      <w:lvlJc w:val="left"/>
-      <w:pPr>
-        <w:ind w:left="2869" w:hanging="360"/>
-      </w:pPr>
-      <w:rPr>
-        <w:rFonts w:ascii="Wingdings" w:hAnsi="Wingdings" w:hint="default"/>
-      </w:rPr>
-    </w:lvl>
-    <w:lvl w:ilvl="3" w:tplc="240A0001" w:tentative="1">
-      <w:start w:val="1"/>
-      <w:numFmt w:val="bullet"/>
-      <w:lvlText w:val=""/>
-      <w:lvlJc w:val="left"/>
-      <w:pPr>
-        <w:ind w:left="3589" w:hanging="360"/>
-      </w:pPr>
-      <w:rPr>
-        <w:rFonts w:ascii="Symbol" w:hAnsi="Symbol" w:hint="default"/>
-      </w:rPr>
-    </w:lvl>
-    <w:lvl w:ilvl="4" w:tplc="240A0003" w:tentative="1">
-      <w:start w:val="1"/>
-      <w:numFmt w:val="bullet"/>
-      <w:lvlText w:val="o"/>
-      <w:lvlJc w:val="left"/>
-      <w:pPr>
-        <w:ind w:left="4309" w:hanging="360"/>
-      </w:pPr>
-      <w:rPr>
-        <w:rFonts w:ascii="Courier New" w:hAnsi="Courier New" w:cs="Courier New" w:hint="default"/>
-      </w:rPr>
-    </w:lvl>
-    <w:lvl w:ilvl="5" w:tplc="240A0005" w:tentative="1">
-      <w:start w:val="1"/>
-      <w:numFmt w:val="bullet"/>
-      <w:lvlText w:val=""/>
-      <w:lvlJc w:val="left"/>
-      <w:pPr>
-        <w:ind w:left="5029" w:hanging="360"/>
-      </w:pPr>
-      <w:rPr>
-        <w:rFonts w:ascii="Wingdings" w:hAnsi="Wingdings" w:hint="default"/>
-      </w:rPr>
-    </w:lvl>
-    <w:lvl w:ilvl="6" w:tplc="240A0001" w:tentative="1">
-      <w:start w:val="1"/>
-      <w:numFmt w:val="bullet"/>
-      <w:lvlText w:val=""/>
-      <w:lvlJc w:val="left"/>
-      <w:pPr>
-        <w:ind w:left="5749" w:hanging="360"/>
-      </w:pPr>
-      <w:rPr>
-        <w:rFonts w:ascii="Symbol" w:hAnsi="Symbol" w:hint="default"/>
-      </w:rPr>
-    </w:lvl>
-    <w:lvl w:ilvl="7" w:tplc="240A0003" w:tentative="1">
-      <w:start w:val="1"/>
-      <w:numFmt w:val="bullet"/>
-      <w:lvlText w:val="o"/>
-      <w:lvlJc w:val="left"/>
-      <w:pPr>
-        <w:ind w:left="6469" w:hanging="360"/>
-      </w:pPr>
-      <w:rPr>
-        <w:rFonts w:ascii="Courier New" w:hAnsi="Courier New" w:cs="Courier New" w:hint="default"/>
-      </w:rPr>
-    </w:lvl>
-    <w:lvl w:ilvl="8" w:tplc="240A0005" w:tentative="1">
-      <w:start w:val="1"/>
-      <w:numFmt w:val="bullet"/>
-      <w:lvlText w:val=""/>
-      <w:lvlJc w:val="left"/>
-      <w:pPr>
-        <w:ind w:left="7189" w:hanging="360"/>
-      </w:pPr>
-      <w:rPr>
-        <w:rFonts w:ascii="Wingdings" w:hAnsi="Wingdings" w:hint="default"/>
-      </w:rPr>
-    </w:lvl>
-  </w:abstractNum>
-  <w:abstractNum w:abstractNumId="11" w15:restartNumberingAfterBreak="0">
-    <w:nsid w:val="112D2670"/>
-    <w:multiLevelType w:val="hybridMultilevel"/>
-    <w:tmpl w:val="584E0A20"/>
-    <w:lvl w:ilvl="0" w:tplc="C2A60F18">
-      <w:start w:val="1"/>
-      <w:numFmt w:val="lowerLetter"/>
-      <w:lvlText w:val="%1)"/>
-      <w:lvlJc w:val="left"/>
-      <w:pPr>
-        <w:ind w:left="1429" w:hanging="360"/>
-      </w:pPr>
-      <w:rPr>
-        <w:b/>
-        <w:bCs/>
-      </w:rPr>
-    </w:lvl>
-    <w:lvl w:ilvl="1" w:tplc="240A0019" w:tentative="1">
-      <w:start w:val="1"/>
-      <w:numFmt w:val="lowerLetter"/>
-      <w:lvlText w:val="%2."/>
-      <w:lvlJc w:val="left"/>
-      <w:pPr>
-        <w:ind w:left="2149" w:hanging="360"/>
-      </w:pPr>
-    </w:lvl>
-    <w:lvl w:ilvl="2" w:tplc="240A001B" w:tentative="1">
-      <w:start w:val="1"/>
-      <w:numFmt w:val="lowerRoman"/>
-      <w:lvlText w:val="%3."/>
-      <w:lvlJc w:val="right"/>
-      <w:pPr>
-        <w:ind w:left="2869" w:hanging="180"/>
-      </w:pPr>
-    </w:lvl>
-    <w:lvl w:ilvl="3" w:tplc="240A000F" w:tentative="1">
-      <w:start w:val="1"/>
-      <w:numFmt w:val="decimal"/>
-      <w:lvlText w:val="%4."/>
-      <w:lvlJc w:val="left"/>
-      <w:pPr>
-        <w:ind w:left="3589" w:hanging="360"/>
-      </w:pPr>
-    </w:lvl>
-    <w:lvl w:ilvl="4" w:tplc="240A0019" w:tentative="1">
-      <w:start w:val="1"/>
-      <w:numFmt w:val="lowerLetter"/>
-      <w:lvlText w:val="%5."/>
-      <w:lvlJc w:val="left"/>
-      <w:pPr>
-        <w:ind w:left="4309" w:hanging="360"/>
-      </w:pPr>
-    </w:lvl>
-    <w:lvl w:ilvl="5" w:tplc="240A001B" w:tentative="1">
-      <w:start w:val="1"/>
-      <w:numFmt w:val="lowerRoman"/>
-      <w:lvlText w:val="%6."/>
-      <w:lvlJc w:val="right"/>
-      <w:pPr>
-        <w:ind w:left="5029" w:hanging="180"/>
-      </w:pPr>
-    </w:lvl>
-    <w:lvl w:ilvl="6" w:tplc="240A000F" w:tentative="1">
-      <w:start w:val="1"/>
-      <w:numFmt w:val="decimal"/>
-      <w:lvlText w:val="%7."/>
-      <w:lvlJc w:val="left"/>
-      <w:pPr>
-        <w:ind w:left="5749" w:hanging="360"/>
-      </w:pPr>
-    </w:lvl>
-    <w:lvl w:ilvl="7" w:tplc="240A0019" w:tentative="1">
-      <w:start w:val="1"/>
-      <w:numFmt w:val="lowerLetter"/>
-      <w:lvlText w:val="%8."/>
-      <w:lvlJc w:val="left"/>
-      <w:pPr>
-        <w:ind w:left="6469" w:hanging="360"/>
-      </w:pPr>
-    </w:lvl>
-    <w:lvl w:ilvl="8" w:tplc="240A001B" w:tentative="1">
-      <w:start w:val="1"/>
-      <w:numFmt w:val="lowerRoman"/>
-      <w:lvlText w:val="%9."/>
-      <w:lvlJc w:val="right"/>
-      <w:pPr>
-        <w:ind w:left="7189" w:hanging="180"/>
-      </w:pPr>
-    </w:lvl>
-  </w:abstractNum>
-  <w:abstractNum w:abstractNumId="12" w15:restartNumberingAfterBreak="0">
+  <w:abstractNum w:abstractNumId="2" w15:restartNumberingAfterBreak="0">
     <w:nsid w:val="12D06499"/>
     <w:multiLevelType w:val="hybridMultilevel"/>
     <w:tmpl w:val="41CEE97E"/>
@@ -10981,436 +9979,7 @@
       </w:rPr>
     </w:lvl>
   </w:abstractNum>
-  <w:abstractNum w:abstractNumId="13" w15:restartNumberingAfterBreak="0">
-    <w:nsid w:val="138F7874"/>
-    <w:multiLevelType w:val="hybridMultilevel"/>
-    <w:tmpl w:val="F80A6130"/>
-    <w:lvl w:ilvl="0" w:tplc="F962EC02">
-      <w:start w:val="1"/>
-      <w:numFmt w:val="lowerLetter"/>
-      <w:lvlText w:val="%1)"/>
-      <w:lvlJc w:val="left"/>
-      <w:pPr>
-        <w:ind w:left="1429" w:hanging="360"/>
-      </w:pPr>
-      <w:rPr>
-        <w:b/>
-        <w:bCs/>
-      </w:rPr>
-    </w:lvl>
-    <w:lvl w:ilvl="1" w:tplc="240A0019" w:tentative="1">
-      <w:start w:val="1"/>
-      <w:numFmt w:val="lowerLetter"/>
-      <w:lvlText w:val="%2."/>
-      <w:lvlJc w:val="left"/>
-      <w:pPr>
-        <w:ind w:left="2149" w:hanging="360"/>
-      </w:pPr>
-    </w:lvl>
-    <w:lvl w:ilvl="2" w:tplc="240A001B" w:tentative="1">
-      <w:start w:val="1"/>
-      <w:numFmt w:val="lowerRoman"/>
-      <w:lvlText w:val="%3."/>
-      <w:lvlJc w:val="right"/>
-      <w:pPr>
-        <w:ind w:left="2869" w:hanging="180"/>
-      </w:pPr>
-    </w:lvl>
-    <w:lvl w:ilvl="3" w:tplc="240A000F" w:tentative="1">
-      <w:start w:val="1"/>
-      <w:numFmt w:val="decimal"/>
-      <w:lvlText w:val="%4."/>
-      <w:lvlJc w:val="left"/>
-      <w:pPr>
-        <w:ind w:left="3589" w:hanging="360"/>
-      </w:pPr>
-    </w:lvl>
-    <w:lvl w:ilvl="4" w:tplc="240A0019" w:tentative="1">
-      <w:start w:val="1"/>
-      <w:numFmt w:val="lowerLetter"/>
-      <w:lvlText w:val="%5."/>
-      <w:lvlJc w:val="left"/>
-      <w:pPr>
-        <w:ind w:left="4309" w:hanging="360"/>
-      </w:pPr>
-    </w:lvl>
-    <w:lvl w:ilvl="5" w:tplc="240A001B" w:tentative="1">
-      <w:start w:val="1"/>
-      <w:numFmt w:val="lowerRoman"/>
-      <w:lvlText w:val="%6."/>
-      <w:lvlJc w:val="right"/>
-      <w:pPr>
-        <w:ind w:left="5029" w:hanging="180"/>
-      </w:pPr>
-    </w:lvl>
-    <w:lvl w:ilvl="6" w:tplc="240A000F" w:tentative="1">
-      <w:start w:val="1"/>
-      <w:numFmt w:val="decimal"/>
-      <w:lvlText w:val="%7."/>
-      <w:lvlJc w:val="left"/>
-      <w:pPr>
-        <w:ind w:left="5749" w:hanging="360"/>
-      </w:pPr>
-    </w:lvl>
-    <w:lvl w:ilvl="7" w:tplc="240A0019" w:tentative="1">
-      <w:start w:val="1"/>
-      <w:numFmt w:val="lowerLetter"/>
-      <w:lvlText w:val="%8."/>
-      <w:lvlJc w:val="left"/>
-      <w:pPr>
-        <w:ind w:left="6469" w:hanging="360"/>
-      </w:pPr>
-    </w:lvl>
-    <w:lvl w:ilvl="8" w:tplc="240A001B" w:tentative="1">
-      <w:start w:val="1"/>
-      <w:numFmt w:val="lowerRoman"/>
-      <w:lvlText w:val="%9."/>
-      <w:lvlJc w:val="right"/>
-      <w:pPr>
-        <w:ind w:left="7189" w:hanging="180"/>
-      </w:pPr>
-    </w:lvl>
-  </w:abstractNum>
-  <w:abstractNum w:abstractNumId="14" w15:restartNumberingAfterBreak="0">
-    <w:nsid w:val="14623939"/>
-    <w:multiLevelType w:val="hybridMultilevel"/>
-    <w:tmpl w:val="1910F23C"/>
-    <w:lvl w:ilvl="0" w:tplc="04090001">
-      <w:start w:val="1"/>
-      <w:numFmt w:val="bullet"/>
-      <w:lvlText w:val=""/>
-      <w:lvlJc w:val="left"/>
-      <w:pPr>
-        <w:ind w:left="1429" w:hanging="360"/>
-      </w:pPr>
-      <w:rPr>
-        <w:rFonts w:ascii="Symbol" w:hAnsi="Symbol" w:hint="default"/>
-      </w:rPr>
-    </w:lvl>
-    <w:lvl w:ilvl="1" w:tplc="240A0003" w:tentative="1">
-      <w:start w:val="1"/>
-      <w:numFmt w:val="bullet"/>
-      <w:lvlText w:val="o"/>
-      <w:lvlJc w:val="left"/>
-      <w:pPr>
-        <w:ind w:left="2149" w:hanging="360"/>
-      </w:pPr>
-      <w:rPr>
-        <w:rFonts w:ascii="Courier New" w:hAnsi="Courier New" w:cs="Courier New" w:hint="default"/>
-      </w:rPr>
-    </w:lvl>
-    <w:lvl w:ilvl="2" w:tplc="240A0005" w:tentative="1">
-      <w:start w:val="1"/>
-      <w:numFmt w:val="bullet"/>
-      <w:lvlText w:val=""/>
-      <w:lvlJc w:val="left"/>
-      <w:pPr>
-        <w:ind w:left="2869" w:hanging="360"/>
-      </w:pPr>
-      <w:rPr>
-        <w:rFonts w:ascii="Wingdings" w:hAnsi="Wingdings" w:hint="default"/>
-      </w:rPr>
-    </w:lvl>
-    <w:lvl w:ilvl="3" w:tplc="240A0001" w:tentative="1">
-      <w:start w:val="1"/>
-      <w:numFmt w:val="bullet"/>
-      <w:lvlText w:val=""/>
-      <w:lvlJc w:val="left"/>
-      <w:pPr>
-        <w:ind w:left="3589" w:hanging="360"/>
-      </w:pPr>
-      <w:rPr>
-        <w:rFonts w:ascii="Symbol" w:hAnsi="Symbol" w:hint="default"/>
-      </w:rPr>
-    </w:lvl>
-    <w:lvl w:ilvl="4" w:tplc="240A0003" w:tentative="1">
-      <w:start w:val="1"/>
-      <w:numFmt w:val="bullet"/>
-      <w:lvlText w:val="o"/>
-      <w:lvlJc w:val="left"/>
-      <w:pPr>
-        <w:ind w:left="4309" w:hanging="360"/>
-      </w:pPr>
-      <w:rPr>
-        <w:rFonts w:ascii="Courier New" w:hAnsi="Courier New" w:cs="Courier New" w:hint="default"/>
-      </w:rPr>
-    </w:lvl>
-    <w:lvl w:ilvl="5" w:tplc="240A0005" w:tentative="1">
-      <w:start w:val="1"/>
-      <w:numFmt w:val="bullet"/>
-      <w:lvlText w:val=""/>
-      <w:lvlJc w:val="left"/>
-      <w:pPr>
-        <w:ind w:left="5029" w:hanging="360"/>
-      </w:pPr>
-      <w:rPr>
-        <w:rFonts w:ascii="Wingdings" w:hAnsi="Wingdings" w:hint="default"/>
-      </w:rPr>
-    </w:lvl>
-    <w:lvl w:ilvl="6" w:tplc="240A0001" w:tentative="1">
-      <w:start w:val="1"/>
-      <w:numFmt w:val="bullet"/>
-      <w:lvlText w:val=""/>
-      <w:lvlJc w:val="left"/>
-      <w:pPr>
-        <w:ind w:left="5749" w:hanging="360"/>
-      </w:pPr>
-      <w:rPr>
-        <w:rFonts w:ascii="Symbol" w:hAnsi="Symbol" w:hint="default"/>
-      </w:rPr>
-    </w:lvl>
-    <w:lvl w:ilvl="7" w:tplc="240A0003" w:tentative="1">
-      <w:start w:val="1"/>
-      <w:numFmt w:val="bullet"/>
-      <w:lvlText w:val="o"/>
-      <w:lvlJc w:val="left"/>
-      <w:pPr>
-        <w:ind w:left="6469" w:hanging="360"/>
-      </w:pPr>
-      <w:rPr>
-        <w:rFonts w:ascii="Courier New" w:hAnsi="Courier New" w:cs="Courier New" w:hint="default"/>
-      </w:rPr>
-    </w:lvl>
-    <w:lvl w:ilvl="8" w:tplc="240A0005" w:tentative="1">
-      <w:start w:val="1"/>
-      <w:numFmt w:val="bullet"/>
-      <w:lvlText w:val=""/>
-      <w:lvlJc w:val="left"/>
-      <w:pPr>
-        <w:ind w:left="7189" w:hanging="360"/>
-      </w:pPr>
-      <w:rPr>
-        <w:rFonts w:ascii="Wingdings" w:hAnsi="Wingdings" w:hint="default"/>
-      </w:rPr>
-    </w:lvl>
-  </w:abstractNum>
-  <w:abstractNum w:abstractNumId="15" w15:restartNumberingAfterBreak="0">
-    <w:nsid w:val="1A4928B3"/>
-    <w:multiLevelType w:val="hybridMultilevel"/>
-    <w:tmpl w:val="3E244C44"/>
-    <w:lvl w:ilvl="0" w:tplc="240A0005">
-      <w:start w:val="1"/>
-      <w:numFmt w:val="bullet"/>
-      <w:lvlText w:val=""/>
-      <w:lvlJc w:val="left"/>
-      <w:pPr>
-        <w:ind w:left="1429" w:hanging="360"/>
-      </w:pPr>
-      <w:rPr>
-        <w:rFonts w:ascii="Wingdings" w:hAnsi="Wingdings" w:hint="default"/>
-      </w:rPr>
-    </w:lvl>
-    <w:lvl w:ilvl="1" w:tplc="240A0003" w:tentative="1">
-      <w:start w:val="1"/>
-      <w:numFmt w:val="bullet"/>
-      <w:lvlText w:val="o"/>
-      <w:lvlJc w:val="left"/>
-      <w:pPr>
-        <w:ind w:left="2149" w:hanging="360"/>
-      </w:pPr>
-      <w:rPr>
-        <w:rFonts w:ascii="Courier New" w:hAnsi="Courier New" w:cs="Courier New" w:hint="default"/>
-      </w:rPr>
-    </w:lvl>
-    <w:lvl w:ilvl="2" w:tplc="240A0005" w:tentative="1">
-      <w:start w:val="1"/>
-      <w:numFmt w:val="bullet"/>
-      <w:lvlText w:val=""/>
-      <w:lvlJc w:val="left"/>
-      <w:pPr>
-        <w:ind w:left="2869" w:hanging="360"/>
-      </w:pPr>
-      <w:rPr>
-        <w:rFonts w:ascii="Wingdings" w:hAnsi="Wingdings" w:hint="default"/>
-      </w:rPr>
-    </w:lvl>
-    <w:lvl w:ilvl="3" w:tplc="240A0001" w:tentative="1">
-      <w:start w:val="1"/>
-      <w:numFmt w:val="bullet"/>
-      <w:lvlText w:val=""/>
-      <w:lvlJc w:val="left"/>
-      <w:pPr>
-        <w:ind w:left="3589" w:hanging="360"/>
-      </w:pPr>
-      <w:rPr>
-        <w:rFonts w:ascii="Symbol" w:hAnsi="Symbol" w:hint="default"/>
-      </w:rPr>
-    </w:lvl>
-    <w:lvl w:ilvl="4" w:tplc="240A0003" w:tentative="1">
-      <w:start w:val="1"/>
-      <w:numFmt w:val="bullet"/>
-      <w:lvlText w:val="o"/>
-      <w:lvlJc w:val="left"/>
-      <w:pPr>
-        <w:ind w:left="4309" w:hanging="360"/>
-      </w:pPr>
-      <w:rPr>
-        <w:rFonts w:ascii="Courier New" w:hAnsi="Courier New" w:cs="Courier New" w:hint="default"/>
-      </w:rPr>
-    </w:lvl>
-    <w:lvl w:ilvl="5" w:tplc="240A0005" w:tentative="1">
-      <w:start w:val="1"/>
-      <w:numFmt w:val="bullet"/>
-      <w:lvlText w:val=""/>
-      <w:lvlJc w:val="left"/>
-      <w:pPr>
-        <w:ind w:left="5029" w:hanging="360"/>
-      </w:pPr>
-      <w:rPr>
-        <w:rFonts w:ascii="Wingdings" w:hAnsi="Wingdings" w:hint="default"/>
-      </w:rPr>
-    </w:lvl>
-    <w:lvl w:ilvl="6" w:tplc="240A0001" w:tentative="1">
-      <w:start w:val="1"/>
-      <w:numFmt w:val="bullet"/>
-      <w:lvlText w:val=""/>
-      <w:lvlJc w:val="left"/>
-      <w:pPr>
-        <w:ind w:left="5749" w:hanging="360"/>
-      </w:pPr>
-      <w:rPr>
-        <w:rFonts w:ascii="Symbol" w:hAnsi="Symbol" w:hint="default"/>
-      </w:rPr>
-    </w:lvl>
-    <w:lvl w:ilvl="7" w:tplc="240A0003" w:tentative="1">
-      <w:start w:val="1"/>
-      <w:numFmt w:val="bullet"/>
-      <w:lvlText w:val="o"/>
-      <w:lvlJc w:val="left"/>
-      <w:pPr>
-        <w:ind w:left="6469" w:hanging="360"/>
-      </w:pPr>
-      <w:rPr>
-        <w:rFonts w:ascii="Courier New" w:hAnsi="Courier New" w:cs="Courier New" w:hint="default"/>
-      </w:rPr>
-    </w:lvl>
-    <w:lvl w:ilvl="8" w:tplc="240A0005" w:tentative="1">
-      <w:start w:val="1"/>
-      <w:numFmt w:val="bullet"/>
-      <w:lvlText w:val=""/>
-      <w:lvlJc w:val="left"/>
-      <w:pPr>
-        <w:ind w:left="7189" w:hanging="360"/>
-      </w:pPr>
-      <w:rPr>
-        <w:rFonts w:ascii="Wingdings" w:hAnsi="Wingdings" w:hint="default"/>
-      </w:rPr>
-    </w:lvl>
-  </w:abstractNum>
-  <w:abstractNum w:abstractNumId="16" w15:restartNumberingAfterBreak="0">
-    <w:nsid w:val="1B43043F"/>
-    <w:multiLevelType w:val="hybridMultilevel"/>
-    <w:tmpl w:val="C9BCE53C"/>
-    <w:lvl w:ilvl="0" w:tplc="240A0001">
-      <w:start w:val="1"/>
-      <w:numFmt w:val="bullet"/>
-      <w:lvlText w:val=""/>
-      <w:lvlJc w:val="left"/>
-      <w:pPr>
-        <w:ind w:left="1429" w:hanging="360"/>
-      </w:pPr>
-      <w:rPr>
-        <w:rFonts w:ascii="Symbol" w:hAnsi="Symbol" w:hint="default"/>
-      </w:rPr>
-    </w:lvl>
-    <w:lvl w:ilvl="1" w:tplc="240A0003">
-      <w:start w:val="1"/>
-      <w:numFmt w:val="bullet"/>
-      <w:lvlText w:val="o"/>
-      <w:lvlJc w:val="left"/>
-      <w:pPr>
-        <w:ind w:left="2149" w:hanging="360"/>
-      </w:pPr>
-      <w:rPr>
-        <w:rFonts w:ascii="Courier New" w:hAnsi="Courier New" w:cs="Courier New" w:hint="default"/>
-      </w:rPr>
-    </w:lvl>
-    <w:lvl w:ilvl="2" w:tplc="240A0005" w:tentative="1">
-      <w:start w:val="1"/>
-      <w:numFmt w:val="bullet"/>
-      <w:lvlText w:val=""/>
-      <w:lvlJc w:val="left"/>
-      <w:pPr>
-        <w:ind w:left="2869" w:hanging="360"/>
-      </w:pPr>
-      <w:rPr>
-        <w:rFonts w:ascii="Wingdings" w:hAnsi="Wingdings" w:hint="default"/>
-      </w:rPr>
-    </w:lvl>
-    <w:lvl w:ilvl="3" w:tplc="240A0001" w:tentative="1">
-      <w:start w:val="1"/>
-      <w:numFmt w:val="bullet"/>
-      <w:lvlText w:val=""/>
-      <w:lvlJc w:val="left"/>
-      <w:pPr>
-        <w:ind w:left="3589" w:hanging="360"/>
-      </w:pPr>
-      <w:rPr>
-        <w:rFonts w:ascii="Symbol" w:hAnsi="Symbol" w:hint="default"/>
-      </w:rPr>
-    </w:lvl>
-    <w:lvl w:ilvl="4" w:tplc="240A0003" w:tentative="1">
-      <w:start w:val="1"/>
-      <w:numFmt w:val="bullet"/>
-      <w:lvlText w:val="o"/>
-      <w:lvlJc w:val="left"/>
-      <w:pPr>
-        <w:ind w:left="4309" w:hanging="360"/>
-      </w:pPr>
-      <w:rPr>
-        <w:rFonts w:ascii="Courier New" w:hAnsi="Courier New" w:cs="Courier New" w:hint="default"/>
-      </w:rPr>
-    </w:lvl>
-    <w:lvl w:ilvl="5" w:tplc="240A0005" w:tentative="1">
-      <w:start w:val="1"/>
-      <w:numFmt w:val="bullet"/>
-      <w:lvlText w:val=""/>
-      <w:lvlJc w:val="left"/>
-      <w:pPr>
-        <w:ind w:left="5029" w:hanging="360"/>
-      </w:pPr>
-      <w:rPr>
-        <w:rFonts w:ascii="Wingdings" w:hAnsi="Wingdings" w:hint="default"/>
-      </w:rPr>
-    </w:lvl>
-    <w:lvl w:ilvl="6" w:tplc="240A0001" w:tentative="1">
-      <w:start w:val="1"/>
-      <w:numFmt w:val="bullet"/>
-      <w:lvlText w:val=""/>
-      <w:lvlJc w:val="left"/>
-      <w:pPr>
-        <w:ind w:left="5749" w:hanging="360"/>
-      </w:pPr>
-      <w:rPr>
-        <w:rFonts w:ascii="Symbol" w:hAnsi="Symbol" w:hint="default"/>
-      </w:rPr>
-    </w:lvl>
-    <w:lvl w:ilvl="7" w:tplc="240A0003" w:tentative="1">
-      <w:start w:val="1"/>
-      <w:numFmt w:val="bullet"/>
-      <w:lvlText w:val="o"/>
-      <w:lvlJc w:val="left"/>
-      <w:pPr>
-        <w:ind w:left="6469" w:hanging="360"/>
-      </w:pPr>
-      <w:rPr>
-        <w:rFonts w:ascii="Courier New" w:hAnsi="Courier New" w:cs="Courier New" w:hint="default"/>
-      </w:rPr>
-    </w:lvl>
-    <w:lvl w:ilvl="8" w:tplc="240A0005" w:tentative="1">
-      <w:start w:val="1"/>
-      <w:numFmt w:val="bullet"/>
-      <w:lvlText w:val=""/>
-      <w:lvlJc w:val="left"/>
-      <w:pPr>
-        <w:ind w:left="7189" w:hanging="360"/>
-      </w:pPr>
-      <w:rPr>
-        <w:rFonts w:ascii="Wingdings" w:hAnsi="Wingdings" w:hint="default"/>
-      </w:rPr>
-    </w:lvl>
-  </w:abstractNum>
-  <w:abstractNum w:abstractNumId="17" w15:restartNumberingAfterBreak="0">
+  <w:abstractNum w:abstractNumId="3" w15:restartNumberingAfterBreak="0">
     <w:nsid w:val="1B75197A"/>
     <w:multiLevelType w:val="hybridMultilevel"/>
     <w:tmpl w:val="194A9C28"/>
@@ -11523,662 +10092,7 @@
       </w:rPr>
     </w:lvl>
   </w:abstractNum>
-  <w:abstractNum w:abstractNumId="18" w15:restartNumberingAfterBreak="0">
-    <w:nsid w:val="1CD83766"/>
-    <w:multiLevelType w:val="hybridMultilevel"/>
-    <w:tmpl w:val="EC645D28"/>
-    <w:lvl w:ilvl="0" w:tplc="04090001">
-      <w:start w:val="1"/>
-      <w:numFmt w:val="bullet"/>
-      <w:lvlText w:val=""/>
-      <w:lvlJc w:val="left"/>
-      <w:pPr>
-        <w:ind w:left="1429" w:hanging="360"/>
-      </w:pPr>
-      <w:rPr>
-        <w:rFonts w:ascii="Symbol" w:hAnsi="Symbol" w:hint="default"/>
-      </w:rPr>
-    </w:lvl>
-    <w:lvl w:ilvl="1" w:tplc="240A0003" w:tentative="1">
-      <w:start w:val="1"/>
-      <w:numFmt w:val="bullet"/>
-      <w:lvlText w:val="o"/>
-      <w:lvlJc w:val="left"/>
-      <w:pPr>
-        <w:ind w:left="2149" w:hanging="360"/>
-      </w:pPr>
-      <w:rPr>
-        <w:rFonts w:ascii="Courier New" w:hAnsi="Courier New" w:cs="Courier New" w:hint="default"/>
-      </w:rPr>
-    </w:lvl>
-    <w:lvl w:ilvl="2" w:tplc="240A0005" w:tentative="1">
-      <w:start w:val="1"/>
-      <w:numFmt w:val="bullet"/>
-      <w:lvlText w:val=""/>
-      <w:lvlJc w:val="left"/>
-      <w:pPr>
-        <w:ind w:left="2869" w:hanging="360"/>
-      </w:pPr>
-      <w:rPr>
-        <w:rFonts w:ascii="Wingdings" w:hAnsi="Wingdings" w:hint="default"/>
-      </w:rPr>
-    </w:lvl>
-    <w:lvl w:ilvl="3" w:tplc="240A0001" w:tentative="1">
-      <w:start w:val="1"/>
-      <w:numFmt w:val="bullet"/>
-      <w:lvlText w:val=""/>
-      <w:lvlJc w:val="left"/>
-      <w:pPr>
-        <w:ind w:left="3589" w:hanging="360"/>
-      </w:pPr>
-      <w:rPr>
-        <w:rFonts w:ascii="Symbol" w:hAnsi="Symbol" w:hint="default"/>
-      </w:rPr>
-    </w:lvl>
-    <w:lvl w:ilvl="4" w:tplc="240A0003" w:tentative="1">
-      <w:start w:val="1"/>
-      <w:numFmt w:val="bullet"/>
-      <w:lvlText w:val="o"/>
-      <w:lvlJc w:val="left"/>
-      <w:pPr>
-        <w:ind w:left="4309" w:hanging="360"/>
-      </w:pPr>
-      <w:rPr>
-        <w:rFonts w:ascii="Courier New" w:hAnsi="Courier New" w:cs="Courier New" w:hint="default"/>
-      </w:rPr>
-    </w:lvl>
-    <w:lvl w:ilvl="5" w:tplc="240A0005" w:tentative="1">
-      <w:start w:val="1"/>
-      <w:numFmt w:val="bullet"/>
-      <w:lvlText w:val=""/>
-      <w:lvlJc w:val="left"/>
-      <w:pPr>
-        <w:ind w:left="5029" w:hanging="360"/>
-      </w:pPr>
-      <w:rPr>
-        <w:rFonts w:ascii="Wingdings" w:hAnsi="Wingdings" w:hint="default"/>
-      </w:rPr>
-    </w:lvl>
-    <w:lvl w:ilvl="6" w:tplc="240A0001" w:tentative="1">
-      <w:start w:val="1"/>
-      <w:numFmt w:val="bullet"/>
-      <w:lvlText w:val=""/>
-      <w:lvlJc w:val="left"/>
-      <w:pPr>
-        <w:ind w:left="5749" w:hanging="360"/>
-      </w:pPr>
-      <w:rPr>
-        <w:rFonts w:ascii="Symbol" w:hAnsi="Symbol" w:hint="default"/>
-      </w:rPr>
-    </w:lvl>
-    <w:lvl w:ilvl="7" w:tplc="240A0003" w:tentative="1">
-      <w:start w:val="1"/>
-      <w:numFmt w:val="bullet"/>
-      <w:lvlText w:val="o"/>
-      <w:lvlJc w:val="left"/>
-      <w:pPr>
-        <w:ind w:left="6469" w:hanging="360"/>
-      </w:pPr>
-      <w:rPr>
-        <w:rFonts w:ascii="Courier New" w:hAnsi="Courier New" w:cs="Courier New" w:hint="default"/>
-      </w:rPr>
-    </w:lvl>
-    <w:lvl w:ilvl="8" w:tplc="240A0005" w:tentative="1">
-      <w:start w:val="1"/>
-      <w:numFmt w:val="bullet"/>
-      <w:lvlText w:val=""/>
-      <w:lvlJc w:val="left"/>
-      <w:pPr>
-        <w:ind w:left="7189" w:hanging="360"/>
-      </w:pPr>
-      <w:rPr>
-        <w:rFonts w:ascii="Wingdings" w:hAnsi="Wingdings" w:hint="default"/>
-      </w:rPr>
-    </w:lvl>
-  </w:abstractNum>
-  <w:abstractNum w:abstractNumId="19" w15:restartNumberingAfterBreak="0">
-    <w:nsid w:val="1DCC4CAD"/>
-    <w:multiLevelType w:val="hybridMultilevel"/>
-    <w:tmpl w:val="319A589C"/>
-    <w:lvl w:ilvl="0" w:tplc="DE805898">
-      <w:start w:val="1"/>
-      <w:numFmt w:val="lowerLetter"/>
-      <w:lvlText w:val="%1)"/>
-      <w:lvlJc w:val="left"/>
-      <w:pPr>
-        <w:ind w:left="1429" w:hanging="360"/>
-      </w:pPr>
-      <w:rPr>
-        <w:b/>
-        <w:bCs/>
-      </w:rPr>
-    </w:lvl>
-    <w:lvl w:ilvl="1" w:tplc="240A0019" w:tentative="1">
-      <w:start w:val="1"/>
-      <w:numFmt w:val="lowerLetter"/>
-      <w:lvlText w:val="%2."/>
-      <w:lvlJc w:val="left"/>
-      <w:pPr>
-        <w:ind w:left="2149" w:hanging="360"/>
-      </w:pPr>
-    </w:lvl>
-    <w:lvl w:ilvl="2" w:tplc="240A001B" w:tentative="1">
-      <w:start w:val="1"/>
-      <w:numFmt w:val="lowerRoman"/>
-      <w:lvlText w:val="%3."/>
-      <w:lvlJc w:val="right"/>
-      <w:pPr>
-        <w:ind w:left="2869" w:hanging="180"/>
-      </w:pPr>
-    </w:lvl>
-    <w:lvl w:ilvl="3" w:tplc="240A000F" w:tentative="1">
-      <w:start w:val="1"/>
-      <w:numFmt w:val="decimal"/>
-      <w:lvlText w:val="%4."/>
-      <w:lvlJc w:val="left"/>
-      <w:pPr>
-        <w:ind w:left="3589" w:hanging="360"/>
-      </w:pPr>
-    </w:lvl>
-    <w:lvl w:ilvl="4" w:tplc="240A0019" w:tentative="1">
-      <w:start w:val="1"/>
-      <w:numFmt w:val="lowerLetter"/>
-      <w:lvlText w:val="%5."/>
-      <w:lvlJc w:val="left"/>
-      <w:pPr>
-        <w:ind w:left="4309" w:hanging="360"/>
-      </w:pPr>
-    </w:lvl>
-    <w:lvl w:ilvl="5" w:tplc="240A001B" w:tentative="1">
-      <w:start w:val="1"/>
-      <w:numFmt w:val="lowerRoman"/>
-      <w:lvlText w:val="%6."/>
-      <w:lvlJc w:val="right"/>
-      <w:pPr>
-        <w:ind w:left="5029" w:hanging="180"/>
-      </w:pPr>
-    </w:lvl>
-    <w:lvl w:ilvl="6" w:tplc="240A000F" w:tentative="1">
-      <w:start w:val="1"/>
-      <w:numFmt w:val="decimal"/>
-      <w:lvlText w:val="%7."/>
-      <w:lvlJc w:val="left"/>
-      <w:pPr>
-        <w:ind w:left="5749" w:hanging="360"/>
-      </w:pPr>
-    </w:lvl>
-    <w:lvl w:ilvl="7" w:tplc="240A0019" w:tentative="1">
-      <w:start w:val="1"/>
-      <w:numFmt w:val="lowerLetter"/>
-      <w:lvlText w:val="%8."/>
-      <w:lvlJc w:val="left"/>
-      <w:pPr>
-        <w:ind w:left="6469" w:hanging="360"/>
-      </w:pPr>
-    </w:lvl>
-    <w:lvl w:ilvl="8" w:tplc="240A001B" w:tentative="1">
-      <w:start w:val="1"/>
-      <w:numFmt w:val="lowerRoman"/>
-      <w:lvlText w:val="%9."/>
-      <w:lvlJc w:val="right"/>
-      <w:pPr>
-        <w:ind w:left="7189" w:hanging="180"/>
-      </w:pPr>
-    </w:lvl>
-  </w:abstractNum>
-  <w:abstractNum w:abstractNumId="20" w15:restartNumberingAfterBreak="0">
-    <w:nsid w:val="1EB54198"/>
-    <w:multiLevelType w:val="hybridMultilevel"/>
-    <w:tmpl w:val="35A6A39C"/>
-    <w:lvl w:ilvl="0" w:tplc="240A0001">
-      <w:start w:val="1"/>
-      <w:numFmt w:val="bullet"/>
-      <w:lvlText w:val=""/>
-      <w:lvlJc w:val="left"/>
-      <w:pPr>
-        <w:ind w:left="1429" w:hanging="360"/>
-      </w:pPr>
-      <w:rPr>
-        <w:rFonts w:ascii="Symbol" w:hAnsi="Symbol" w:hint="default"/>
-      </w:rPr>
-    </w:lvl>
-    <w:lvl w:ilvl="1" w:tplc="240A0003" w:tentative="1">
-      <w:start w:val="1"/>
-      <w:numFmt w:val="bullet"/>
-      <w:lvlText w:val="o"/>
-      <w:lvlJc w:val="left"/>
-      <w:pPr>
-        <w:ind w:left="2149" w:hanging="360"/>
-      </w:pPr>
-      <w:rPr>
-        <w:rFonts w:ascii="Courier New" w:hAnsi="Courier New" w:cs="Courier New" w:hint="default"/>
-      </w:rPr>
-    </w:lvl>
-    <w:lvl w:ilvl="2" w:tplc="240A0005" w:tentative="1">
-      <w:start w:val="1"/>
-      <w:numFmt w:val="bullet"/>
-      <w:lvlText w:val=""/>
-      <w:lvlJc w:val="left"/>
-      <w:pPr>
-        <w:ind w:left="2869" w:hanging="360"/>
-      </w:pPr>
-      <w:rPr>
-        <w:rFonts w:ascii="Wingdings" w:hAnsi="Wingdings" w:hint="default"/>
-      </w:rPr>
-    </w:lvl>
-    <w:lvl w:ilvl="3" w:tplc="240A0001" w:tentative="1">
-      <w:start w:val="1"/>
-      <w:numFmt w:val="bullet"/>
-      <w:lvlText w:val=""/>
-      <w:lvlJc w:val="left"/>
-      <w:pPr>
-        <w:ind w:left="3589" w:hanging="360"/>
-      </w:pPr>
-      <w:rPr>
-        <w:rFonts w:ascii="Symbol" w:hAnsi="Symbol" w:hint="default"/>
-      </w:rPr>
-    </w:lvl>
-    <w:lvl w:ilvl="4" w:tplc="240A0003" w:tentative="1">
-      <w:start w:val="1"/>
-      <w:numFmt w:val="bullet"/>
-      <w:lvlText w:val="o"/>
-      <w:lvlJc w:val="left"/>
-      <w:pPr>
-        <w:ind w:left="4309" w:hanging="360"/>
-      </w:pPr>
-      <w:rPr>
-        <w:rFonts w:ascii="Courier New" w:hAnsi="Courier New" w:cs="Courier New" w:hint="default"/>
-      </w:rPr>
-    </w:lvl>
-    <w:lvl w:ilvl="5" w:tplc="240A0005" w:tentative="1">
-      <w:start w:val="1"/>
-      <w:numFmt w:val="bullet"/>
-      <w:lvlText w:val=""/>
-      <w:lvlJc w:val="left"/>
-      <w:pPr>
-        <w:ind w:left="5029" w:hanging="360"/>
-      </w:pPr>
-      <w:rPr>
-        <w:rFonts w:ascii="Wingdings" w:hAnsi="Wingdings" w:hint="default"/>
-      </w:rPr>
-    </w:lvl>
-    <w:lvl w:ilvl="6" w:tplc="240A0001" w:tentative="1">
-      <w:start w:val="1"/>
-      <w:numFmt w:val="bullet"/>
-      <w:lvlText w:val=""/>
-      <w:lvlJc w:val="left"/>
-      <w:pPr>
-        <w:ind w:left="5749" w:hanging="360"/>
-      </w:pPr>
-      <w:rPr>
-        <w:rFonts w:ascii="Symbol" w:hAnsi="Symbol" w:hint="default"/>
-      </w:rPr>
-    </w:lvl>
-    <w:lvl w:ilvl="7" w:tplc="240A0003" w:tentative="1">
-      <w:start w:val="1"/>
-      <w:numFmt w:val="bullet"/>
-      <w:lvlText w:val="o"/>
-      <w:lvlJc w:val="left"/>
-      <w:pPr>
-        <w:ind w:left="6469" w:hanging="360"/>
-      </w:pPr>
-      <w:rPr>
-        <w:rFonts w:ascii="Courier New" w:hAnsi="Courier New" w:cs="Courier New" w:hint="default"/>
-      </w:rPr>
-    </w:lvl>
-    <w:lvl w:ilvl="8" w:tplc="240A0005" w:tentative="1">
-      <w:start w:val="1"/>
-      <w:numFmt w:val="bullet"/>
-      <w:lvlText w:val=""/>
-      <w:lvlJc w:val="left"/>
-      <w:pPr>
-        <w:ind w:left="7189" w:hanging="360"/>
-      </w:pPr>
-      <w:rPr>
-        <w:rFonts w:ascii="Wingdings" w:hAnsi="Wingdings" w:hint="default"/>
-      </w:rPr>
-    </w:lvl>
-  </w:abstractNum>
-  <w:abstractNum w:abstractNumId="21" w15:restartNumberingAfterBreak="0">
-    <w:nsid w:val="1FAB0888"/>
-    <w:multiLevelType w:val="hybridMultilevel"/>
-    <w:tmpl w:val="D5A00352"/>
-    <w:lvl w:ilvl="0" w:tplc="04090001">
-      <w:start w:val="1"/>
-      <w:numFmt w:val="bullet"/>
-      <w:lvlText w:val=""/>
-      <w:lvlJc w:val="left"/>
-      <w:pPr>
-        <w:ind w:left="1429" w:hanging="360"/>
-      </w:pPr>
-      <w:rPr>
-        <w:rFonts w:ascii="Symbol" w:hAnsi="Symbol" w:hint="default"/>
-      </w:rPr>
-    </w:lvl>
-    <w:lvl w:ilvl="1" w:tplc="240A0003" w:tentative="1">
-      <w:start w:val="1"/>
-      <w:numFmt w:val="bullet"/>
-      <w:lvlText w:val="o"/>
-      <w:lvlJc w:val="left"/>
-      <w:pPr>
-        <w:ind w:left="2149" w:hanging="360"/>
-      </w:pPr>
-      <w:rPr>
-        <w:rFonts w:ascii="Courier New" w:hAnsi="Courier New" w:cs="Courier New" w:hint="default"/>
-      </w:rPr>
-    </w:lvl>
-    <w:lvl w:ilvl="2" w:tplc="240A0005" w:tentative="1">
-      <w:start w:val="1"/>
-      <w:numFmt w:val="bullet"/>
-      <w:lvlText w:val=""/>
-      <w:lvlJc w:val="left"/>
-      <w:pPr>
-        <w:ind w:left="2869" w:hanging="360"/>
-      </w:pPr>
-      <w:rPr>
-        <w:rFonts w:ascii="Wingdings" w:hAnsi="Wingdings" w:hint="default"/>
-      </w:rPr>
-    </w:lvl>
-    <w:lvl w:ilvl="3" w:tplc="240A0001" w:tentative="1">
-      <w:start w:val="1"/>
-      <w:numFmt w:val="bullet"/>
-      <w:lvlText w:val=""/>
-      <w:lvlJc w:val="left"/>
-      <w:pPr>
-        <w:ind w:left="3589" w:hanging="360"/>
-      </w:pPr>
-      <w:rPr>
-        <w:rFonts w:ascii="Symbol" w:hAnsi="Symbol" w:hint="default"/>
-      </w:rPr>
-    </w:lvl>
-    <w:lvl w:ilvl="4" w:tplc="240A0003" w:tentative="1">
-      <w:start w:val="1"/>
-      <w:numFmt w:val="bullet"/>
-      <w:lvlText w:val="o"/>
-      <w:lvlJc w:val="left"/>
-      <w:pPr>
-        <w:ind w:left="4309" w:hanging="360"/>
-      </w:pPr>
-      <w:rPr>
-        <w:rFonts w:ascii="Courier New" w:hAnsi="Courier New" w:cs="Courier New" w:hint="default"/>
-      </w:rPr>
-    </w:lvl>
-    <w:lvl w:ilvl="5" w:tplc="240A0005" w:tentative="1">
-      <w:start w:val="1"/>
-      <w:numFmt w:val="bullet"/>
-      <w:lvlText w:val=""/>
-      <w:lvlJc w:val="left"/>
-      <w:pPr>
-        <w:ind w:left="5029" w:hanging="360"/>
-      </w:pPr>
-      <w:rPr>
-        <w:rFonts w:ascii="Wingdings" w:hAnsi="Wingdings" w:hint="default"/>
-      </w:rPr>
-    </w:lvl>
-    <w:lvl w:ilvl="6" w:tplc="240A0001" w:tentative="1">
-      <w:start w:val="1"/>
-      <w:numFmt w:val="bullet"/>
-      <w:lvlText w:val=""/>
-      <w:lvlJc w:val="left"/>
-      <w:pPr>
-        <w:ind w:left="5749" w:hanging="360"/>
-      </w:pPr>
-      <w:rPr>
-        <w:rFonts w:ascii="Symbol" w:hAnsi="Symbol" w:hint="default"/>
-      </w:rPr>
-    </w:lvl>
-    <w:lvl w:ilvl="7" w:tplc="240A0003" w:tentative="1">
-      <w:start w:val="1"/>
-      <w:numFmt w:val="bullet"/>
-      <w:lvlText w:val="o"/>
-      <w:lvlJc w:val="left"/>
-      <w:pPr>
-        <w:ind w:left="6469" w:hanging="360"/>
-      </w:pPr>
-      <w:rPr>
-        <w:rFonts w:ascii="Courier New" w:hAnsi="Courier New" w:cs="Courier New" w:hint="default"/>
-      </w:rPr>
-    </w:lvl>
-    <w:lvl w:ilvl="8" w:tplc="240A0005" w:tentative="1">
-      <w:start w:val="1"/>
-      <w:numFmt w:val="bullet"/>
-      <w:lvlText w:val=""/>
-      <w:lvlJc w:val="left"/>
-      <w:pPr>
-        <w:ind w:left="7189" w:hanging="360"/>
-      </w:pPr>
-      <w:rPr>
-        <w:rFonts w:ascii="Wingdings" w:hAnsi="Wingdings" w:hint="default"/>
-      </w:rPr>
-    </w:lvl>
-  </w:abstractNum>
-  <w:abstractNum w:abstractNumId="22" w15:restartNumberingAfterBreak="0">
-    <w:nsid w:val="202D1451"/>
-    <w:multiLevelType w:val="hybridMultilevel"/>
-    <w:tmpl w:val="1C9CFC12"/>
-    <w:lvl w:ilvl="0" w:tplc="04090001">
-      <w:start w:val="1"/>
-      <w:numFmt w:val="bullet"/>
-      <w:lvlText w:val=""/>
-      <w:lvlJc w:val="left"/>
-      <w:pPr>
-        <w:ind w:left="1429" w:hanging="360"/>
-      </w:pPr>
-      <w:rPr>
-        <w:rFonts w:ascii="Symbol" w:hAnsi="Symbol" w:hint="default"/>
-      </w:rPr>
-    </w:lvl>
-    <w:lvl w:ilvl="1" w:tplc="240A0003" w:tentative="1">
-      <w:start w:val="1"/>
-      <w:numFmt w:val="bullet"/>
-      <w:lvlText w:val="o"/>
-      <w:lvlJc w:val="left"/>
-      <w:pPr>
-        <w:ind w:left="2149" w:hanging="360"/>
-      </w:pPr>
-      <w:rPr>
-        <w:rFonts w:ascii="Courier New" w:hAnsi="Courier New" w:cs="Courier New" w:hint="default"/>
-      </w:rPr>
-    </w:lvl>
-    <w:lvl w:ilvl="2" w:tplc="240A0005" w:tentative="1">
-      <w:start w:val="1"/>
-      <w:numFmt w:val="bullet"/>
-      <w:lvlText w:val=""/>
-      <w:lvlJc w:val="left"/>
-      <w:pPr>
-        <w:ind w:left="2869" w:hanging="360"/>
-      </w:pPr>
-      <w:rPr>
-        <w:rFonts w:ascii="Wingdings" w:hAnsi="Wingdings" w:hint="default"/>
-      </w:rPr>
-    </w:lvl>
-    <w:lvl w:ilvl="3" w:tplc="240A0001" w:tentative="1">
-      <w:start w:val="1"/>
-      <w:numFmt w:val="bullet"/>
-      <w:lvlText w:val=""/>
-      <w:lvlJc w:val="left"/>
-      <w:pPr>
-        <w:ind w:left="3589" w:hanging="360"/>
-      </w:pPr>
-      <w:rPr>
-        <w:rFonts w:ascii="Symbol" w:hAnsi="Symbol" w:hint="default"/>
-      </w:rPr>
-    </w:lvl>
-    <w:lvl w:ilvl="4" w:tplc="240A0003" w:tentative="1">
-      <w:start w:val="1"/>
-      <w:numFmt w:val="bullet"/>
-      <w:lvlText w:val="o"/>
-      <w:lvlJc w:val="left"/>
-      <w:pPr>
-        <w:ind w:left="4309" w:hanging="360"/>
-      </w:pPr>
-      <w:rPr>
-        <w:rFonts w:ascii="Courier New" w:hAnsi="Courier New" w:cs="Courier New" w:hint="default"/>
-      </w:rPr>
-    </w:lvl>
-    <w:lvl w:ilvl="5" w:tplc="240A0005" w:tentative="1">
-      <w:start w:val="1"/>
-      <w:numFmt w:val="bullet"/>
-      <w:lvlText w:val=""/>
-      <w:lvlJc w:val="left"/>
-      <w:pPr>
-        <w:ind w:left="5029" w:hanging="360"/>
-      </w:pPr>
-      <w:rPr>
-        <w:rFonts w:ascii="Wingdings" w:hAnsi="Wingdings" w:hint="default"/>
-      </w:rPr>
-    </w:lvl>
-    <w:lvl w:ilvl="6" w:tplc="240A0001" w:tentative="1">
-      <w:start w:val="1"/>
-      <w:numFmt w:val="bullet"/>
-      <w:lvlText w:val=""/>
-      <w:lvlJc w:val="left"/>
-      <w:pPr>
-        <w:ind w:left="5749" w:hanging="360"/>
-      </w:pPr>
-      <w:rPr>
-        <w:rFonts w:ascii="Symbol" w:hAnsi="Symbol" w:hint="default"/>
-      </w:rPr>
-    </w:lvl>
-    <w:lvl w:ilvl="7" w:tplc="240A0003" w:tentative="1">
-      <w:start w:val="1"/>
-      <w:numFmt w:val="bullet"/>
-      <w:lvlText w:val="o"/>
-      <w:lvlJc w:val="left"/>
-      <w:pPr>
-        <w:ind w:left="6469" w:hanging="360"/>
-      </w:pPr>
-      <w:rPr>
-        <w:rFonts w:ascii="Courier New" w:hAnsi="Courier New" w:cs="Courier New" w:hint="default"/>
-      </w:rPr>
-    </w:lvl>
-    <w:lvl w:ilvl="8" w:tplc="240A0005" w:tentative="1">
-      <w:start w:val="1"/>
-      <w:numFmt w:val="bullet"/>
-      <w:lvlText w:val=""/>
-      <w:lvlJc w:val="left"/>
-      <w:pPr>
-        <w:ind w:left="7189" w:hanging="360"/>
-      </w:pPr>
-      <w:rPr>
-        <w:rFonts w:ascii="Wingdings" w:hAnsi="Wingdings" w:hint="default"/>
-      </w:rPr>
-    </w:lvl>
-  </w:abstractNum>
-  <w:abstractNum w:abstractNumId="23" w15:restartNumberingAfterBreak="0">
-    <w:nsid w:val="20E952DF"/>
-    <w:multiLevelType w:val="hybridMultilevel"/>
-    <w:tmpl w:val="070E0CF0"/>
-    <w:lvl w:ilvl="0" w:tplc="04090001">
-      <w:start w:val="1"/>
-      <w:numFmt w:val="bullet"/>
-      <w:lvlText w:val=""/>
-      <w:lvlJc w:val="left"/>
-      <w:pPr>
-        <w:ind w:left="1429" w:hanging="360"/>
-      </w:pPr>
-      <w:rPr>
-        <w:rFonts w:ascii="Symbol" w:hAnsi="Symbol" w:hint="default"/>
-      </w:rPr>
-    </w:lvl>
-    <w:lvl w:ilvl="1" w:tplc="04090003" w:tentative="1">
-      <w:start w:val="1"/>
-      <w:numFmt w:val="bullet"/>
-      <w:lvlText w:val="o"/>
-      <w:lvlJc w:val="left"/>
-      <w:pPr>
-        <w:ind w:left="2149" w:hanging="360"/>
-      </w:pPr>
-      <w:rPr>
-        <w:rFonts w:ascii="Courier New" w:hAnsi="Courier New" w:cs="Courier New" w:hint="default"/>
-      </w:rPr>
-    </w:lvl>
-    <w:lvl w:ilvl="2" w:tplc="04090005" w:tentative="1">
-      <w:start w:val="1"/>
-      <w:numFmt w:val="bullet"/>
-      <w:lvlText w:val=""/>
-      <w:lvlJc w:val="left"/>
-      <w:pPr>
-        <w:ind w:left="2869" w:hanging="360"/>
-      </w:pPr>
-      <w:rPr>
-        <w:rFonts w:ascii="Wingdings" w:hAnsi="Wingdings" w:hint="default"/>
-      </w:rPr>
-    </w:lvl>
-    <w:lvl w:ilvl="3" w:tplc="04090001" w:tentative="1">
-      <w:start w:val="1"/>
-      <w:numFmt w:val="bullet"/>
-      <w:lvlText w:val=""/>
-      <w:lvlJc w:val="left"/>
-      <w:pPr>
-        <w:ind w:left="3589" w:hanging="360"/>
-      </w:pPr>
-      <w:rPr>
-        <w:rFonts w:ascii="Symbol" w:hAnsi="Symbol" w:hint="default"/>
-      </w:rPr>
-    </w:lvl>
-    <w:lvl w:ilvl="4" w:tplc="04090003" w:tentative="1">
-      <w:start w:val="1"/>
-      <w:numFmt w:val="bullet"/>
-      <w:lvlText w:val="o"/>
-      <w:lvlJc w:val="left"/>
-      <w:pPr>
-        <w:ind w:left="4309" w:hanging="360"/>
-      </w:pPr>
-      <w:rPr>
-        <w:rFonts w:ascii="Courier New" w:hAnsi="Courier New" w:cs="Courier New" w:hint="default"/>
-      </w:rPr>
-    </w:lvl>
-    <w:lvl w:ilvl="5" w:tplc="04090005" w:tentative="1">
-      <w:start w:val="1"/>
-      <w:numFmt w:val="bullet"/>
-      <w:lvlText w:val=""/>
-      <w:lvlJc w:val="left"/>
-      <w:pPr>
-        <w:ind w:left="5029" w:hanging="360"/>
-      </w:pPr>
-      <w:rPr>
-        <w:rFonts w:ascii="Wingdings" w:hAnsi="Wingdings" w:hint="default"/>
-      </w:rPr>
-    </w:lvl>
-    <w:lvl w:ilvl="6" w:tplc="04090001" w:tentative="1">
-      <w:start w:val="1"/>
-      <w:numFmt w:val="bullet"/>
-      <w:lvlText w:val=""/>
-      <w:lvlJc w:val="left"/>
-      <w:pPr>
-        <w:ind w:left="5749" w:hanging="360"/>
-      </w:pPr>
-      <w:rPr>
-        <w:rFonts w:ascii="Symbol" w:hAnsi="Symbol" w:hint="default"/>
-      </w:rPr>
-    </w:lvl>
-    <w:lvl w:ilvl="7" w:tplc="04090003" w:tentative="1">
-      <w:start w:val="1"/>
-      <w:numFmt w:val="bullet"/>
-      <w:lvlText w:val="o"/>
-      <w:lvlJc w:val="left"/>
-      <w:pPr>
-        <w:ind w:left="6469" w:hanging="360"/>
-      </w:pPr>
-      <w:rPr>
-        <w:rFonts w:ascii="Courier New" w:hAnsi="Courier New" w:cs="Courier New" w:hint="default"/>
-      </w:rPr>
-    </w:lvl>
-    <w:lvl w:ilvl="8" w:tplc="04090005" w:tentative="1">
-      <w:start w:val="1"/>
-      <w:numFmt w:val="bullet"/>
-      <w:lvlText w:val=""/>
-      <w:lvlJc w:val="left"/>
-      <w:pPr>
-        <w:ind w:left="7189" w:hanging="360"/>
-      </w:pPr>
-      <w:rPr>
-        <w:rFonts w:ascii="Wingdings" w:hAnsi="Wingdings" w:hint="default"/>
-      </w:rPr>
-    </w:lvl>
-  </w:abstractNum>
-  <w:abstractNum w:abstractNumId="24" w15:restartNumberingAfterBreak="0">
+  <w:abstractNum w:abstractNumId="4" w15:restartNumberingAfterBreak="0">
     <w:nsid w:val="21031B7F"/>
     <w:multiLevelType w:val="hybridMultilevel"/>
     <w:tmpl w:val="86003A2C"/>
@@ -12291,7 +10205,7 @@
       </w:rPr>
     </w:lvl>
   </w:abstractNum>
-  <w:abstractNum w:abstractNumId="25" w15:restartNumberingAfterBreak="0">
+  <w:abstractNum w:abstractNumId="5" w15:restartNumberingAfterBreak="0">
     <w:nsid w:val="219335BE"/>
     <w:multiLevelType w:val="hybridMultilevel"/>
     <w:tmpl w:val="F0544E10"/>
@@ -12404,7 +10318,7 @@
       </w:rPr>
     </w:lvl>
   </w:abstractNum>
-  <w:abstractNum w:abstractNumId="26" w15:restartNumberingAfterBreak="0">
+  <w:abstractNum w:abstractNumId="6" w15:restartNumberingAfterBreak="0">
     <w:nsid w:val="22A72AF6"/>
     <w:multiLevelType w:val="hybridMultilevel"/>
     <w:tmpl w:val="9DA8B964"/>
@@ -12517,209 +10431,7 @@
       </w:rPr>
     </w:lvl>
   </w:abstractNum>
-  <w:abstractNum w:abstractNumId="27" w15:restartNumberingAfterBreak="0">
-    <w:nsid w:val="230C2E86"/>
-    <w:multiLevelType w:val="hybridMultilevel"/>
-    <w:tmpl w:val="C95A0490"/>
-    <w:lvl w:ilvl="0" w:tplc="4E30F74C">
-      <w:start w:val="1"/>
-      <w:numFmt w:val="lowerLetter"/>
-      <w:lvlText w:val="%1)"/>
-      <w:lvlJc w:val="left"/>
-      <w:pPr>
-        <w:ind w:left="1429" w:hanging="360"/>
-      </w:pPr>
-      <w:rPr>
-        <w:b/>
-      </w:rPr>
-    </w:lvl>
-    <w:lvl w:ilvl="1" w:tplc="04090019" w:tentative="1">
-      <w:start w:val="1"/>
-      <w:numFmt w:val="lowerLetter"/>
-      <w:lvlText w:val="%2."/>
-      <w:lvlJc w:val="left"/>
-      <w:pPr>
-        <w:ind w:left="2149" w:hanging="360"/>
-      </w:pPr>
-    </w:lvl>
-    <w:lvl w:ilvl="2" w:tplc="0409001B" w:tentative="1">
-      <w:start w:val="1"/>
-      <w:numFmt w:val="lowerRoman"/>
-      <w:lvlText w:val="%3."/>
-      <w:lvlJc w:val="right"/>
-      <w:pPr>
-        <w:ind w:left="2869" w:hanging="180"/>
-      </w:pPr>
-    </w:lvl>
-    <w:lvl w:ilvl="3" w:tplc="0409000F" w:tentative="1">
-      <w:start w:val="1"/>
-      <w:numFmt w:val="decimal"/>
-      <w:lvlText w:val="%4."/>
-      <w:lvlJc w:val="left"/>
-      <w:pPr>
-        <w:ind w:left="3589" w:hanging="360"/>
-      </w:pPr>
-    </w:lvl>
-    <w:lvl w:ilvl="4" w:tplc="04090019" w:tentative="1">
-      <w:start w:val="1"/>
-      <w:numFmt w:val="lowerLetter"/>
-      <w:lvlText w:val="%5."/>
-      <w:lvlJc w:val="left"/>
-      <w:pPr>
-        <w:ind w:left="4309" w:hanging="360"/>
-      </w:pPr>
-    </w:lvl>
-    <w:lvl w:ilvl="5" w:tplc="0409001B" w:tentative="1">
-      <w:start w:val="1"/>
-      <w:numFmt w:val="lowerRoman"/>
-      <w:lvlText w:val="%6."/>
-      <w:lvlJc w:val="right"/>
-      <w:pPr>
-        <w:ind w:left="5029" w:hanging="180"/>
-      </w:pPr>
-    </w:lvl>
-    <w:lvl w:ilvl="6" w:tplc="0409000F" w:tentative="1">
-      <w:start w:val="1"/>
-      <w:numFmt w:val="decimal"/>
-      <w:lvlText w:val="%7."/>
-      <w:lvlJc w:val="left"/>
-      <w:pPr>
-        <w:ind w:left="5749" w:hanging="360"/>
-      </w:pPr>
-    </w:lvl>
-    <w:lvl w:ilvl="7" w:tplc="04090019" w:tentative="1">
-      <w:start w:val="1"/>
-      <w:numFmt w:val="lowerLetter"/>
-      <w:lvlText w:val="%8."/>
-      <w:lvlJc w:val="left"/>
-      <w:pPr>
-        <w:ind w:left="6469" w:hanging="360"/>
-      </w:pPr>
-    </w:lvl>
-    <w:lvl w:ilvl="8" w:tplc="0409001B" w:tentative="1">
-      <w:start w:val="1"/>
-      <w:numFmt w:val="lowerRoman"/>
-      <w:lvlText w:val="%9."/>
-      <w:lvlJc w:val="right"/>
-      <w:pPr>
-        <w:ind w:left="7189" w:hanging="180"/>
-      </w:pPr>
-    </w:lvl>
-  </w:abstractNum>
-  <w:abstractNum w:abstractNumId="28" w15:restartNumberingAfterBreak="0">
-    <w:nsid w:val="252114E9"/>
-    <w:multiLevelType w:val="hybridMultilevel"/>
-    <w:tmpl w:val="C494DF1C"/>
-    <w:lvl w:ilvl="0" w:tplc="04090001">
-      <w:start w:val="1"/>
-      <w:numFmt w:val="bullet"/>
-      <w:lvlText w:val=""/>
-      <w:lvlJc w:val="left"/>
-      <w:pPr>
-        <w:ind w:left="2149" w:hanging="360"/>
-      </w:pPr>
-      <w:rPr>
-        <w:rFonts w:ascii="Symbol" w:hAnsi="Symbol" w:hint="default"/>
-      </w:rPr>
-    </w:lvl>
-    <w:lvl w:ilvl="1" w:tplc="240A0003" w:tentative="1">
-      <w:start w:val="1"/>
-      <w:numFmt w:val="bullet"/>
-      <w:lvlText w:val="o"/>
-      <w:lvlJc w:val="left"/>
-      <w:pPr>
-        <w:ind w:left="2869" w:hanging="360"/>
-      </w:pPr>
-      <w:rPr>
-        <w:rFonts w:ascii="Courier New" w:hAnsi="Courier New" w:cs="Courier New" w:hint="default"/>
-      </w:rPr>
-    </w:lvl>
-    <w:lvl w:ilvl="2" w:tplc="240A0005" w:tentative="1">
-      <w:start w:val="1"/>
-      <w:numFmt w:val="bullet"/>
-      <w:lvlText w:val=""/>
-      <w:lvlJc w:val="left"/>
-      <w:pPr>
-        <w:ind w:left="3589" w:hanging="360"/>
-      </w:pPr>
-      <w:rPr>
-        <w:rFonts w:ascii="Wingdings" w:hAnsi="Wingdings" w:hint="default"/>
-      </w:rPr>
-    </w:lvl>
-    <w:lvl w:ilvl="3" w:tplc="240A0001" w:tentative="1">
-      <w:start w:val="1"/>
-      <w:numFmt w:val="bullet"/>
-      <w:lvlText w:val=""/>
-      <w:lvlJc w:val="left"/>
-      <w:pPr>
-        <w:ind w:left="4309" w:hanging="360"/>
-      </w:pPr>
-      <w:rPr>
-        <w:rFonts w:ascii="Symbol" w:hAnsi="Symbol" w:hint="default"/>
-      </w:rPr>
-    </w:lvl>
-    <w:lvl w:ilvl="4" w:tplc="240A0003" w:tentative="1">
-      <w:start w:val="1"/>
-      <w:numFmt w:val="bullet"/>
-      <w:lvlText w:val="o"/>
-      <w:lvlJc w:val="left"/>
-      <w:pPr>
-        <w:ind w:left="5029" w:hanging="360"/>
-      </w:pPr>
-      <w:rPr>
-        <w:rFonts w:ascii="Courier New" w:hAnsi="Courier New" w:cs="Courier New" w:hint="default"/>
-      </w:rPr>
-    </w:lvl>
-    <w:lvl w:ilvl="5" w:tplc="240A0005" w:tentative="1">
-      <w:start w:val="1"/>
-      <w:numFmt w:val="bullet"/>
-      <w:lvlText w:val=""/>
-      <w:lvlJc w:val="left"/>
-      <w:pPr>
-        <w:ind w:left="5749" w:hanging="360"/>
-      </w:pPr>
-      <w:rPr>
-        <w:rFonts w:ascii="Wingdings" w:hAnsi="Wingdings" w:hint="default"/>
-      </w:rPr>
-    </w:lvl>
-    <w:lvl w:ilvl="6" w:tplc="240A0001" w:tentative="1">
-      <w:start w:val="1"/>
-      <w:numFmt w:val="bullet"/>
-      <w:lvlText w:val=""/>
-      <w:lvlJc w:val="left"/>
-      <w:pPr>
-        <w:ind w:left="6469" w:hanging="360"/>
-      </w:pPr>
-      <w:rPr>
-        <w:rFonts w:ascii="Symbol" w:hAnsi="Symbol" w:hint="default"/>
-      </w:rPr>
-    </w:lvl>
-    <w:lvl w:ilvl="7" w:tplc="240A0003" w:tentative="1">
-      <w:start w:val="1"/>
-      <w:numFmt w:val="bullet"/>
-      <w:lvlText w:val="o"/>
-      <w:lvlJc w:val="left"/>
-      <w:pPr>
-        <w:ind w:left="7189" w:hanging="360"/>
-      </w:pPr>
-      <w:rPr>
-        <w:rFonts w:ascii="Courier New" w:hAnsi="Courier New" w:cs="Courier New" w:hint="default"/>
-      </w:rPr>
-    </w:lvl>
-    <w:lvl w:ilvl="8" w:tplc="240A0005" w:tentative="1">
-      <w:start w:val="1"/>
-      <w:numFmt w:val="bullet"/>
-      <w:lvlText w:val=""/>
-      <w:lvlJc w:val="left"/>
-      <w:pPr>
-        <w:ind w:left="7909" w:hanging="360"/>
-      </w:pPr>
-      <w:rPr>
-        <w:rFonts w:ascii="Wingdings" w:hAnsi="Wingdings" w:hint="default"/>
-      </w:rPr>
-    </w:lvl>
-  </w:abstractNum>
-  <w:abstractNum w:abstractNumId="29" w15:restartNumberingAfterBreak="0">
+  <w:abstractNum w:abstractNumId="7" w15:restartNumberingAfterBreak="0">
     <w:nsid w:val="27412B07"/>
     <w:multiLevelType w:val="hybridMultilevel"/>
     <w:tmpl w:val="DE40D30A"/>
@@ -12810,572 +10522,7 @@
       </w:pPr>
     </w:lvl>
   </w:abstractNum>
-  <w:abstractNum w:abstractNumId="30" w15:restartNumberingAfterBreak="0">
-    <w:nsid w:val="2823720E"/>
-    <w:multiLevelType w:val="hybridMultilevel"/>
-    <w:tmpl w:val="AC4ED110"/>
-    <w:lvl w:ilvl="0" w:tplc="04090001">
-      <w:start w:val="1"/>
-      <w:numFmt w:val="bullet"/>
-      <w:lvlText w:val=""/>
-      <w:lvlJc w:val="left"/>
-      <w:pPr>
-        <w:ind w:left="1429" w:hanging="360"/>
-      </w:pPr>
-      <w:rPr>
-        <w:rFonts w:ascii="Symbol" w:hAnsi="Symbol" w:hint="default"/>
-      </w:rPr>
-    </w:lvl>
-    <w:lvl w:ilvl="1" w:tplc="240A0003" w:tentative="1">
-      <w:start w:val="1"/>
-      <w:numFmt w:val="bullet"/>
-      <w:lvlText w:val="o"/>
-      <w:lvlJc w:val="left"/>
-      <w:pPr>
-        <w:ind w:left="2149" w:hanging="360"/>
-      </w:pPr>
-      <w:rPr>
-        <w:rFonts w:ascii="Courier New" w:hAnsi="Courier New" w:cs="Courier New" w:hint="default"/>
-      </w:rPr>
-    </w:lvl>
-    <w:lvl w:ilvl="2" w:tplc="240A0005" w:tentative="1">
-      <w:start w:val="1"/>
-      <w:numFmt w:val="bullet"/>
-      <w:lvlText w:val=""/>
-      <w:lvlJc w:val="left"/>
-      <w:pPr>
-        <w:ind w:left="2869" w:hanging="360"/>
-      </w:pPr>
-      <w:rPr>
-        <w:rFonts w:ascii="Wingdings" w:hAnsi="Wingdings" w:hint="default"/>
-      </w:rPr>
-    </w:lvl>
-    <w:lvl w:ilvl="3" w:tplc="240A0001" w:tentative="1">
-      <w:start w:val="1"/>
-      <w:numFmt w:val="bullet"/>
-      <w:lvlText w:val=""/>
-      <w:lvlJc w:val="left"/>
-      <w:pPr>
-        <w:ind w:left="3589" w:hanging="360"/>
-      </w:pPr>
-      <w:rPr>
-        <w:rFonts w:ascii="Symbol" w:hAnsi="Symbol" w:hint="default"/>
-      </w:rPr>
-    </w:lvl>
-    <w:lvl w:ilvl="4" w:tplc="240A0003" w:tentative="1">
-      <w:start w:val="1"/>
-      <w:numFmt w:val="bullet"/>
-      <w:lvlText w:val="o"/>
-      <w:lvlJc w:val="left"/>
-      <w:pPr>
-        <w:ind w:left="4309" w:hanging="360"/>
-      </w:pPr>
-      <w:rPr>
-        <w:rFonts w:ascii="Courier New" w:hAnsi="Courier New" w:cs="Courier New" w:hint="default"/>
-      </w:rPr>
-    </w:lvl>
-    <w:lvl w:ilvl="5" w:tplc="240A0005" w:tentative="1">
-      <w:start w:val="1"/>
-      <w:numFmt w:val="bullet"/>
-      <w:lvlText w:val=""/>
-      <w:lvlJc w:val="left"/>
-      <w:pPr>
-        <w:ind w:left="5029" w:hanging="360"/>
-      </w:pPr>
-      <w:rPr>
-        <w:rFonts w:ascii="Wingdings" w:hAnsi="Wingdings" w:hint="default"/>
-      </w:rPr>
-    </w:lvl>
-    <w:lvl w:ilvl="6" w:tplc="240A0001" w:tentative="1">
-      <w:start w:val="1"/>
-      <w:numFmt w:val="bullet"/>
-      <w:lvlText w:val=""/>
-      <w:lvlJc w:val="left"/>
-      <w:pPr>
-        <w:ind w:left="5749" w:hanging="360"/>
-      </w:pPr>
-      <w:rPr>
-        <w:rFonts w:ascii="Symbol" w:hAnsi="Symbol" w:hint="default"/>
-      </w:rPr>
-    </w:lvl>
-    <w:lvl w:ilvl="7" w:tplc="240A0003" w:tentative="1">
-      <w:start w:val="1"/>
-      <w:numFmt w:val="bullet"/>
-      <w:lvlText w:val="o"/>
-      <w:lvlJc w:val="left"/>
-      <w:pPr>
-        <w:ind w:left="6469" w:hanging="360"/>
-      </w:pPr>
-      <w:rPr>
-        <w:rFonts w:ascii="Courier New" w:hAnsi="Courier New" w:cs="Courier New" w:hint="default"/>
-      </w:rPr>
-    </w:lvl>
-    <w:lvl w:ilvl="8" w:tplc="240A0005" w:tentative="1">
-      <w:start w:val="1"/>
-      <w:numFmt w:val="bullet"/>
-      <w:lvlText w:val=""/>
-      <w:lvlJc w:val="left"/>
-      <w:pPr>
-        <w:ind w:left="7189" w:hanging="360"/>
-      </w:pPr>
-      <w:rPr>
-        <w:rFonts w:ascii="Wingdings" w:hAnsi="Wingdings" w:hint="default"/>
-      </w:rPr>
-    </w:lvl>
-  </w:abstractNum>
-  <w:abstractNum w:abstractNumId="31" w15:restartNumberingAfterBreak="0">
-    <w:nsid w:val="29986F95"/>
-    <w:multiLevelType w:val="hybridMultilevel"/>
-    <w:tmpl w:val="EB28127E"/>
-    <w:lvl w:ilvl="0" w:tplc="04090001">
-      <w:start w:val="1"/>
-      <w:numFmt w:val="bullet"/>
-      <w:lvlText w:val=""/>
-      <w:lvlJc w:val="left"/>
-      <w:pPr>
-        <w:ind w:left="1429" w:hanging="360"/>
-      </w:pPr>
-      <w:rPr>
-        <w:rFonts w:ascii="Symbol" w:hAnsi="Symbol" w:hint="default"/>
-      </w:rPr>
-    </w:lvl>
-    <w:lvl w:ilvl="1" w:tplc="240A0003" w:tentative="1">
-      <w:start w:val="1"/>
-      <w:numFmt w:val="bullet"/>
-      <w:lvlText w:val="o"/>
-      <w:lvlJc w:val="left"/>
-      <w:pPr>
-        <w:ind w:left="2149" w:hanging="360"/>
-      </w:pPr>
-      <w:rPr>
-        <w:rFonts w:ascii="Courier New" w:hAnsi="Courier New" w:cs="Courier New" w:hint="default"/>
-      </w:rPr>
-    </w:lvl>
-    <w:lvl w:ilvl="2" w:tplc="240A0005" w:tentative="1">
-      <w:start w:val="1"/>
-      <w:numFmt w:val="bullet"/>
-      <w:lvlText w:val=""/>
-      <w:lvlJc w:val="left"/>
-      <w:pPr>
-        <w:ind w:left="2869" w:hanging="360"/>
-      </w:pPr>
-      <w:rPr>
-        <w:rFonts w:ascii="Wingdings" w:hAnsi="Wingdings" w:hint="default"/>
-      </w:rPr>
-    </w:lvl>
-    <w:lvl w:ilvl="3" w:tplc="240A0001" w:tentative="1">
-      <w:start w:val="1"/>
-      <w:numFmt w:val="bullet"/>
-      <w:lvlText w:val=""/>
-      <w:lvlJc w:val="left"/>
-      <w:pPr>
-        <w:ind w:left="3589" w:hanging="360"/>
-      </w:pPr>
-      <w:rPr>
-        <w:rFonts w:ascii="Symbol" w:hAnsi="Symbol" w:hint="default"/>
-      </w:rPr>
-    </w:lvl>
-    <w:lvl w:ilvl="4" w:tplc="240A0003" w:tentative="1">
-      <w:start w:val="1"/>
-      <w:numFmt w:val="bullet"/>
-      <w:lvlText w:val="o"/>
-      <w:lvlJc w:val="left"/>
-      <w:pPr>
-        <w:ind w:left="4309" w:hanging="360"/>
-      </w:pPr>
-      <w:rPr>
-        <w:rFonts w:ascii="Courier New" w:hAnsi="Courier New" w:cs="Courier New" w:hint="default"/>
-      </w:rPr>
-    </w:lvl>
-    <w:lvl w:ilvl="5" w:tplc="240A0005" w:tentative="1">
-      <w:start w:val="1"/>
-      <w:numFmt w:val="bullet"/>
-      <w:lvlText w:val=""/>
-      <w:lvlJc w:val="left"/>
-      <w:pPr>
-        <w:ind w:left="5029" w:hanging="360"/>
-      </w:pPr>
-      <w:rPr>
-        <w:rFonts w:ascii="Wingdings" w:hAnsi="Wingdings" w:hint="default"/>
-      </w:rPr>
-    </w:lvl>
-    <w:lvl w:ilvl="6" w:tplc="240A0001" w:tentative="1">
-      <w:start w:val="1"/>
-      <w:numFmt w:val="bullet"/>
-      <w:lvlText w:val=""/>
-      <w:lvlJc w:val="left"/>
-      <w:pPr>
-        <w:ind w:left="5749" w:hanging="360"/>
-      </w:pPr>
-      <w:rPr>
-        <w:rFonts w:ascii="Symbol" w:hAnsi="Symbol" w:hint="default"/>
-      </w:rPr>
-    </w:lvl>
-    <w:lvl w:ilvl="7" w:tplc="240A0003" w:tentative="1">
-      <w:start w:val="1"/>
-      <w:numFmt w:val="bullet"/>
-      <w:lvlText w:val="o"/>
-      <w:lvlJc w:val="left"/>
-      <w:pPr>
-        <w:ind w:left="6469" w:hanging="360"/>
-      </w:pPr>
-      <w:rPr>
-        <w:rFonts w:ascii="Courier New" w:hAnsi="Courier New" w:cs="Courier New" w:hint="default"/>
-      </w:rPr>
-    </w:lvl>
-    <w:lvl w:ilvl="8" w:tplc="240A0005" w:tentative="1">
-      <w:start w:val="1"/>
-      <w:numFmt w:val="bullet"/>
-      <w:lvlText w:val=""/>
-      <w:lvlJc w:val="left"/>
-      <w:pPr>
-        <w:ind w:left="7189" w:hanging="360"/>
-      </w:pPr>
-      <w:rPr>
-        <w:rFonts w:ascii="Wingdings" w:hAnsi="Wingdings" w:hint="default"/>
-      </w:rPr>
-    </w:lvl>
-  </w:abstractNum>
-  <w:abstractNum w:abstractNumId="32" w15:restartNumberingAfterBreak="0">
-    <w:nsid w:val="2C07444C"/>
-    <w:multiLevelType w:val="hybridMultilevel"/>
-    <w:tmpl w:val="C4184B8C"/>
-    <w:lvl w:ilvl="0" w:tplc="240A0001">
-      <w:start w:val="1"/>
-      <w:numFmt w:val="bullet"/>
-      <w:lvlText w:val=""/>
-      <w:lvlJc w:val="left"/>
-      <w:pPr>
-        <w:ind w:left="1429" w:hanging="360"/>
-      </w:pPr>
-      <w:rPr>
-        <w:rFonts w:ascii="Symbol" w:hAnsi="Symbol" w:hint="default"/>
-      </w:rPr>
-    </w:lvl>
-    <w:lvl w:ilvl="1" w:tplc="240A0003">
-      <w:start w:val="1"/>
-      <w:numFmt w:val="bullet"/>
-      <w:lvlText w:val="o"/>
-      <w:lvlJc w:val="left"/>
-      <w:pPr>
-        <w:ind w:left="2149" w:hanging="360"/>
-      </w:pPr>
-      <w:rPr>
-        <w:rFonts w:ascii="Courier New" w:hAnsi="Courier New" w:cs="Courier New" w:hint="default"/>
-      </w:rPr>
-    </w:lvl>
-    <w:lvl w:ilvl="2" w:tplc="240A0005" w:tentative="1">
-      <w:start w:val="1"/>
-      <w:numFmt w:val="bullet"/>
-      <w:lvlText w:val=""/>
-      <w:lvlJc w:val="left"/>
-      <w:pPr>
-        <w:ind w:left="2869" w:hanging="360"/>
-      </w:pPr>
-      <w:rPr>
-        <w:rFonts w:ascii="Wingdings" w:hAnsi="Wingdings" w:hint="default"/>
-      </w:rPr>
-    </w:lvl>
-    <w:lvl w:ilvl="3" w:tplc="240A0001" w:tentative="1">
-      <w:start w:val="1"/>
-      <w:numFmt w:val="bullet"/>
-      <w:lvlText w:val=""/>
-      <w:lvlJc w:val="left"/>
-      <w:pPr>
-        <w:ind w:left="3589" w:hanging="360"/>
-      </w:pPr>
-      <w:rPr>
-        <w:rFonts w:ascii="Symbol" w:hAnsi="Symbol" w:hint="default"/>
-      </w:rPr>
-    </w:lvl>
-    <w:lvl w:ilvl="4" w:tplc="240A0003" w:tentative="1">
-      <w:start w:val="1"/>
-      <w:numFmt w:val="bullet"/>
-      <w:lvlText w:val="o"/>
-      <w:lvlJc w:val="left"/>
-      <w:pPr>
-        <w:ind w:left="4309" w:hanging="360"/>
-      </w:pPr>
-      <w:rPr>
-        <w:rFonts w:ascii="Courier New" w:hAnsi="Courier New" w:cs="Courier New" w:hint="default"/>
-      </w:rPr>
-    </w:lvl>
-    <w:lvl w:ilvl="5" w:tplc="240A0005" w:tentative="1">
-      <w:start w:val="1"/>
-      <w:numFmt w:val="bullet"/>
-      <w:lvlText w:val=""/>
-      <w:lvlJc w:val="left"/>
-      <w:pPr>
-        <w:ind w:left="5029" w:hanging="360"/>
-      </w:pPr>
-      <w:rPr>
-        <w:rFonts w:ascii="Wingdings" w:hAnsi="Wingdings" w:hint="default"/>
-      </w:rPr>
-    </w:lvl>
-    <w:lvl w:ilvl="6" w:tplc="240A0001" w:tentative="1">
-      <w:start w:val="1"/>
-      <w:numFmt w:val="bullet"/>
-      <w:lvlText w:val=""/>
-      <w:lvlJc w:val="left"/>
-      <w:pPr>
-        <w:ind w:left="5749" w:hanging="360"/>
-      </w:pPr>
-      <w:rPr>
-        <w:rFonts w:ascii="Symbol" w:hAnsi="Symbol" w:hint="default"/>
-      </w:rPr>
-    </w:lvl>
-    <w:lvl w:ilvl="7" w:tplc="240A0003" w:tentative="1">
-      <w:start w:val="1"/>
-      <w:numFmt w:val="bullet"/>
-      <w:lvlText w:val="o"/>
-      <w:lvlJc w:val="left"/>
-      <w:pPr>
-        <w:ind w:left="6469" w:hanging="360"/>
-      </w:pPr>
-      <w:rPr>
-        <w:rFonts w:ascii="Courier New" w:hAnsi="Courier New" w:cs="Courier New" w:hint="default"/>
-      </w:rPr>
-    </w:lvl>
-    <w:lvl w:ilvl="8" w:tplc="240A0005" w:tentative="1">
-      <w:start w:val="1"/>
-      <w:numFmt w:val="bullet"/>
-      <w:lvlText w:val=""/>
-      <w:lvlJc w:val="left"/>
-      <w:pPr>
-        <w:ind w:left="7189" w:hanging="360"/>
-      </w:pPr>
-      <w:rPr>
-        <w:rFonts w:ascii="Wingdings" w:hAnsi="Wingdings" w:hint="default"/>
-      </w:rPr>
-    </w:lvl>
-  </w:abstractNum>
-  <w:abstractNum w:abstractNumId="33" w15:restartNumberingAfterBreak="0">
-    <w:nsid w:val="2C1A1DFE"/>
-    <w:multiLevelType w:val="hybridMultilevel"/>
-    <w:tmpl w:val="B75E185A"/>
-    <w:lvl w:ilvl="0" w:tplc="04090001">
-      <w:start w:val="1"/>
-      <w:numFmt w:val="bullet"/>
-      <w:lvlText w:val=""/>
-      <w:lvlJc w:val="left"/>
-      <w:pPr>
-        <w:ind w:left="1429" w:hanging="360"/>
-      </w:pPr>
-      <w:rPr>
-        <w:rFonts w:ascii="Symbol" w:hAnsi="Symbol" w:hint="default"/>
-      </w:rPr>
-    </w:lvl>
-    <w:lvl w:ilvl="1" w:tplc="240A0003" w:tentative="1">
-      <w:start w:val="1"/>
-      <w:numFmt w:val="bullet"/>
-      <w:lvlText w:val="o"/>
-      <w:lvlJc w:val="left"/>
-      <w:pPr>
-        <w:ind w:left="2149" w:hanging="360"/>
-      </w:pPr>
-      <w:rPr>
-        <w:rFonts w:ascii="Courier New" w:hAnsi="Courier New" w:cs="Courier New" w:hint="default"/>
-      </w:rPr>
-    </w:lvl>
-    <w:lvl w:ilvl="2" w:tplc="240A0005" w:tentative="1">
-      <w:start w:val="1"/>
-      <w:numFmt w:val="bullet"/>
-      <w:lvlText w:val=""/>
-      <w:lvlJc w:val="left"/>
-      <w:pPr>
-        <w:ind w:left="2869" w:hanging="360"/>
-      </w:pPr>
-      <w:rPr>
-        <w:rFonts w:ascii="Wingdings" w:hAnsi="Wingdings" w:hint="default"/>
-      </w:rPr>
-    </w:lvl>
-    <w:lvl w:ilvl="3" w:tplc="240A0001" w:tentative="1">
-      <w:start w:val="1"/>
-      <w:numFmt w:val="bullet"/>
-      <w:lvlText w:val=""/>
-      <w:lvlJc w:val="left"/>
-      <w:pPr>
-        <w:ind w:left="3589" w:hanging="360"/>
-      </w:pPr>
-      <w:rPr>
-        <w:rFonts w:ascii="Symbol" w:hAnsi="Symbol" w:hint="default"/>
-      </w:rPr>
-    </w:lvl>
-    <w:lvl w:ilvl="4" w:tplc="240A0003" w:tentative="1">
-      <w:start w:val="1"/>
-      <w:numFmt w:val="bullet"/>
-      <w:lvlText w:val="o"/>
-      <w:lvlJc w:val="left"/>
-      <w:pPr>
-        <w:ind w:left="4309" w:hanging="360"/>
-      </w:pPr>
-      <w:rPr>
-        <w:rFonts w:ascii="Courier New" w:hAnsi="Courier New" w:cs="Courier New" w:hint="default"/>
-      </w:rPr>
-    </w:lvl>
-    <w:lvl w:ilvl="5" w:tplc="240A0005" w:tentative="1">
-      <w:start w:val="1"/>
-      <w:numFmt w:val="bullet"/>
-      <w:lvlText w:val=""/>
-      <w:lvlJc w:val="left"/>
-      <w:pPr>
-        <w:ind w:left="5029" w:hanging="360"/>
-      </w:pPr>
-      <w:rPr>
-        <w:rFonts w:ascii="Wingdings" w:hAnsi="Wingdings" w:hint="default"/>
-      </w:rPr>
-    </w:lvl>
-    <w:lvl w:ilvl="6" w:tplc="240A0001" w:tentative="1">
-      <w:start w:val="1"/>
-      <w:numFmt w:val="bullet"/>
-      <w:lvlText w:val=""/>
-      <w:lvlJc w:val="left"/>
-      <w:pPr>
-        <w:ind w:left="5749" w:hanging="360"/>
-      </w:pPr>
-      <w:rPr>
-        <w:rFonts w:ascii="Symbol" w:hAnsi="Symbol" w:hint="default"/>
-      </w:rPr>
-    </w:lvl>
-    <w:lvl w:ilvl="7" w:tplc="240A0003" w:tentative="1">
-      <w:start w:val="1"/>
-      <w:numFmt w:val="bullet"/>
-      <w:lvlText w:val="o"/>
-      <w:lvlJc w:val="left"/>
-      <w:pPr>
-        <w:ind w:left="6469" w:hanging="360"/>
-      </w:pPr>
-      <w:rPr>
-        <w:rFonts w:ascii="Courier New" w:hAnsi="Courier New" w:cs="Courier New" w:hint="default"/>
-      </w:rPr>
-    </w:lvl>
-    <w:lvl w:ilvl="8" w:tplc="240A0005" w:tentative="1">
-      <w:start w:val="1"/>
-      <w:numFmt w:val="bullet"/>
-      <w:lvlText w:val=""/>
-      <w:lvlJc w:val="left"/>
-      <w:pPr>
-        <w:ind w:left="7189" w:hanging="360"/>
-      </w:pPr>
-      <w:rPr>
-        <w:rFonts w:ascii="Wingdings" w:hAnsi="Wingdings" w:hint="default"/>
-      </w:rPr>
-    </w:lvl>
-  </w:abstractNum>
-  <w:abstractNum w:abstractNumId="34" w15:restartNumberingAfterBreak="0">
-    <w:nsid w:val="30223999"/>
-    <w:multiLevelType w:val="hybridMultilevel"/>
-    <w:tmpl w:val="B89E2EC0"/>
-    <w:lvl w:ilvl="0" w:tplc="240A0005">
-      <w:start w:val="1"/>
-      <w:numFmt w:val="bullet"/>
-      <w:lvlText w:val=""/>
-      <w:lvlJc w:val="left"/>
-      <w:pPr>
-        <w:ind w:left="1429" w:hanging="360"/>
-      </w:pPr>
-      <w:rPr>
-        <w:rFonts w:ascii="Wingdings" w:hAnsi="Wingdings" w:hint="default"/>
-      </w:rPr>
-    </w:lvl>
-    <w:lvl w:ilvl="1" w:tplc="240A0003" w:tentative="1">
-      <w:start w:val="1"/>
-      <w:numFmt w:val="bullet"/>
-      <w:lvlText w:val="o"/>
-      <w:lvlJc w:val="left"/>
-      <w:pPr>
-        <w:ind w:left="2149" w:hanging="360"/>
-      </w:pPr>
-      <w:rPr>
-        <w:rFonts w:ascii="Courier New" w:hAnsi="Courier New" w:cs="Courier New" w:hint="default"/>
-      </w:rPr>
-    </w:lvl>
-    <w:lvl w:ilvl="2" w:tplc="240A0005" w:tentative="1">
-      <w:start w:val="1"/>
-      <w:numFmt w:val="bullet"/>
-      <w:lvlText w:val=""/>
-      <w:lvlJc w:val="left"/>
-      <w:pPr>
-        <w:ind w:left="2869" w:hanging="360"/>
-      </w:pPr>
-      <w:rPr>
-        <w:rFonts w:ascii="Wingdings" w:hAnsi="Wingdings" w:hint="default"/>
-      </w:rPr>
-    </w:lvl>
-    <w:lvl w:ilvl="3" w:tplc="240A0001" w:tentative="1">
-      <w:start w:val="1"/>
-      <w:numFmt w:val="bullet"/>
-      <w:lvlText w:val=""/>
-      <w:lvlJc w:val="left"/>
-      <w:pPr>
-        <w:ind w:left="3589" w:hanging="360"/>
-      </w:pPr>
-      <w:rPr>
-        <w:rFonts w:ascii="Symbol" w:hAnsi="Symbol" w:hint="default"/>
-      </w:rPr>
-    </w:lvl>
-    <w:lvl w:ilvl="4" w:tplc="240A0003" w:tentative="1">
-      <w:start w:val="1"/>
-      <w:numFmt w:val="bullet"/>
-      <w:lvlText w:val="o"/>
-      <w:lvlJc w:val="left"/>
-      <w:pPr>
-        <w:ind w:left="4309" w:hanging="360"/>
-      </w:pPr>
-      <w:rPr>
-        <w:rFonts w:ascii="Courier New" w:hAnsi="Courier New" w:cs="Courier New" w:hint="default"/>
-      </w:rPr>
-    </w:lvl>
-    <w:lvl w:ilvl="5" w:tplc="240A0005" w:tentative="1">
-      <w:start w:val="1"/>
-      <w:numFmt w:val="bullet"/>
-      <w:lvlText w:val=""/>
-      <w:lvlJc w:val="left"/>
-      <w:pPr>
-        <w:ind w:left="5029" w:hanging="360"/>
-      </w:pPr>
-      <w:rPr>
-        <w:rFonts w:ascii="Wingdings" w:hAnsi="Wingdings" w:hint="default"/>
-      </w:rPr>
-    </w:lvl>
-    <w:lvl w:ilvl="6" w:tplc="240A0001" w:tentative="1">
-      <w:start w:val="1"/>
-      <w:numFmt w:val="bullet"/>
-      <w:lvlText w:val=""/>
-      <w:lvlJc w:val="left"/>
-      <w:pPr>
-        <w:ind w:left="5749" w:hanging="360"/>
-      </w:pPr>
-      <w:rPr>
-        <w:rFonts w:ascii="Symbol" w:hAnsi="Symbol" w:hint="default"/>
-      </w:rPr>
-    </w:lvl>
-    <w:lvl w:ilvl="7" w:tplc="240A0003" w:tentative="1">
-      <w:start w:val="1"/>
-      <w:numFmt w:val="bullet"/>
-      <w:lvlText w:val="o"/>
-      <w:lvlJc w:val="left"/>
-      <w:pPr>
-        <w:ind w:left="6469" w:hanging="360"/>
-      </w:pPr>
-      <w:rPr>
-        <w:rFonts w:ascii="Courier New" w:hAnsi="Courier New" w:cs="Courier New" w:hint="default"/>
-      </w:rPr>
-    </w:lvl>
-    <w:lvl w:ilvl="8" w:tplc="240A0005" w:tentative="1">
-      <w:start w:val="1"/>
-      <w:numFmt w:val="bullet"/>
-      <w:lvlText w:val=""/>
-      <w:lvlJc w:val="left"/>
-      <w:pPr>
-        <w:ind w:left="7189" w:hanging="360"/>
-      </w:pPr>
-      <w:rPr>
-        <w:rFonts w:ascii="Wingdings" w:hAnsi="Wingdings" w:hint="default"/>
-      </w:rPr>
-    </w:lvl>
-  </w:abstractNum>
-  <w:abstractNum w:abstractNumId="35" w15:restartNumberingAfterBreak="0">
+  <w:abstractNum w:abstractNumId="8" w15:restartNumberingAfterBreak="0">
     <w:nsid w:val="31985A5B"/>
     <w:multiLevelType w:val="hybridMultilevel"/>
     <w:tmpl w:val="4E268808"/>
@@ -13465,233 +10612,7 @@
       </w:pPr>
     </w:lvl>
   </w:abstractNum>
-  <w:abstractNum w:abstractNumId="36" w15:restartNumberingAfterBreak="0">
-    <w:nsid w:val="32F81A0C"/>
-    <w:multiLevelType w:val="hybridMultilevel"/>
-    <w:tmpl w:val="DF08B99E"/>
-    <w:lvl w:ilvl="0" w:tplc="04090001">
-      <w:start w:val="1"/>
-      <w:numFmt w:val="bullet"/>
-      <w:lvlText w:val=""/>
-      <w:lvlJc w:val="left"/>
-      <w:pPr>
-        <w:ind w:left="1429" w:hanging="360"/>
-      </w:pPr>
-      <w:rPr>
-        <w:rFonts w:ascii="Symbol" w:hAnsi="Symbol" w:hint="default"/>
-      </w:rPr>
-    </w:lvl>
-    <w:lvl w:ilvl="1" w:tplc="04090003" w:tentative="1">
-      <w:start w:val="1"/>
-      <w:numFmt w:val="bullet"/>
-      <w:lvlText w:val="o"/>
-      <w:lvlJc w:val="left"/>
-      <w:pPr>
-        <w:ind w:left="2149" w:hanging="360"/>
-      </w:pPr>
-      <w:rPr>
-        <w:rFonts w:ascii="Courier New" w:hAnsi="Courier New" w:cs="Courier New" w:hint="default"/>
-      </w:rPr>
-    </w:lvl>
-    <w:lvl w:ilvl="2" w:tplc="04090005" w:tentative="1">
-      <w:start w:val="1"/>
-      <w:numFmt w:val="bullet"/>
-      <w:lvlText w:val=""/>
-      <w:lvlJc w:val="left"/>
-      <w:pPr>
-        <w:ind w:left="2869" w:hanging="360"/>
-      </w:pPr>
-      <w:rPr>
-        <w:rFonts w:ascii="Wingdings" w:hAnsi="Wingdings" w:hint="default"/>
-      </w:rPr>
-    </w:lvl>
-    <w:lvl w:ilvl="3" w:tplc="04090001" w:tentative="1">
-      <w:start w:val="1"/>
-      <w:numFmt w:val="bullet"/>
-      <w:lvlText w:val=""/>
-      <w:lvlJc w:val="left"/>
-      <w:pPr>
-        <w:ind w:left="3589" w:hanging="360"/>
-      </w:pPr>
-      <w:rPr>
-        <w:rFonts w:ascii="Symbol" w:hAnsi="Symbol" w:hint="default"/>
-      </w:rPr>
-    </w:lvl>
-    <w:lvl w:ilvl="4" w:tplc="04090003" w:tentative="1">
-      <w:start w:val="1"/>
-      <w:numFmt w:val="bullet"/>
-      <w:lvlText w:val="o"/>
-      <w:lvlJc w:val="left"/>
-      <w:pPr>
-        <w:ind w:left="4309" w:hanging="360"/>
-      </w:pPr>
-      <w:rPr>
-        <w:rFonts w:ascii="Courier New" w:hAnsi="Courier New" w:cs="Courier New" w:hint="default"/>
-      </w:rPr>
-    </w:lvl>
-    <w:lvl w:ilvl="5" w:tplc="04090005" w:tentative="1">
-      <w:start w:val="1"/>
-      <w:numFmt w:val="bullet"/>
-      <w:lvlText w:val=""/>
-      <w:lvlJc w:val="left"/>
-      <w:pPr>
-        <w:ind w:left="5029" w:hanging="360"/>
-      </w:pPr>
-      <w:rPr>
-        <w:rFonts w:ascii="Wingdings" w:hAnsi="Wingdings" w:hint="default"/>
-      </w:rPr>
-    </w:lvl>
-    <w:lvl w:ilvl="6" w:tplc="04090001" w:tentative="1">
-      <w:start w:val="1"/>
-      <w:numFmt w:val="bullet"/>
-      <w:lvlText w:val=""/>
-      <w:lvlJc w:val="left"/>
-      <w:pPr>
-        <w:ind w:left="5749" w:hanging="360"/>
-      </w:pPr>
-      <w:rPr>
-        <w:rFonts w:ascii="Symbol" w:hAnsi="Symbol" w:hint="default"/>
-      </w:rPr>
-    </w:lvl>
-    <w:lvl w:ilvl="7" w:tplc="04090003" w:tentative="1">
-      <w:start w:val="1"/>
-      <w:numFmt w:val="bullet"/>
-      <w:lvlText w:val="o"/>
-      <w:lvlJc w:val="left"/>
-      <w:pPr>
-        <w:ind w:left="6469" w:hanging="360"/>
-      </w:pPr>
-      <w:rPr>
-        <w:rFonts w:ascii="Courier New" w:hAnsi="Courier New" w:cs="Courier New" w:hint="default"/>
-      </w:rPr>
-    </w:lvl>
-    <w:lvl w:ilvl="8" w:tplc="04090005" w:tentative="1">
-      <w:start w:val="1"/>
-      <w:numFmt w:val="bullet"/>
-      <w:lvlText w:val=""/>
-      <w:lvlJc w:val="left"/>
-      <w:pPr>
-        <w:ind w:left="7189" w:hanging="360"/>
-      </w:pPr>
-      <w:rPr>
-        <w:rFonts w:ascii="Wingdings" w:hAnsi="Wingdings" w:hint="default"/>
-      </w:rPr>
-    </w:lvl>
-  </w:abstractNum>
-  <w:abstractNum w:abstractNumId="37" w15:restartNumberingAfterBreak="0">
-    <w:nsid w:val="330E4B33"/>
-    <w:multiLevelType w:val="hybridMultilevel"/>
-    <w:tmpl w:val="6ED42BA6"/>
-    <w:lvl w:ilvl="0" w:tplc="04090001">
-      <w:start w:val="1"/>
-      <w:numFmt w:val="bullet"/>
-      <w:lvlText w:val=""/>
-      <w:lvlJc w:val="left"/>
-      <w:pPr>
-        <w:ind w:left="1429" w:hanging="360"/>
-      </w:pPr>
-      <w:rPr>
-        <w:rFonts w:ascii="Symbol" w:hAnsi="Symbol" w:hint="default"/>
-      </w:rPr>
-    </w:lvl>
-    <w:lvl w:ilvl="1" w:tplc="240A0003" w:tentative="1">
-      <w:start w:val="1"/>
-      <w:numFmt w:val="bullet"/>
-      <w:lvlText w:val="o"/>
-      <w:lvlJc w:val="left"/>
-      <w:pPr>
-        <w:ind w:left="2149" w:hanging="360"/>
-      </w:pPr>
-      <w:rPr>
-        <w:rFonts w:ascii="Courier New" w:hAnsi="Courier New" w:cs="Courier New" w:hint="default"/>
-      </w:rPr>
-    </w:lvl>
-    <w:lvl w:ilvl="2" w:tplc="240A0005" w:tentative="1">
-      <w:start w:val="1"/>
-      <w:numFmt w:val="bullet"/>
-      <w:lvlText w:val=""/>
-      <w:lvlJc w:val="left"/>
-      <w:pPr>
-        <w:ind w:left="2869" w:hanging="360"/>
-      </w:pPr>
-      <w:rPr>
-        <w:rFonts w:ascii="Wingdings" w:hAnsi="Wingdings" w:hint="default"/>
-      </w:rPr>
-    </w:lvl>
-    <w:lvl w:ilvl="3" w:tplc="240A0001" w:tentative="1">
-      <w:start w:val="1"/>
-      <w:numFmt w:val="bullet"/>
-      <w:lvlText w:val=""/>
-      <w:lvlJc w:val="left"/>
-      <w:pPr>
-        <w:ind w:left="3589" w:hanging="360"/>
-      </w:pPr>
-      <w:rPr>
-        <w:rFonts w:ascii="Symbol" w:hAnsi="Symbol" w:hint="default"/>
-      </w:rPr>
-    </w:lvl>
-    <w:lvl w:ilvl="4" w:tplc="240A0003" w:tentative="1">
-      <w:start w:val="1"/>
-      <w:numFmt w:val="bullet"/>
-      <w:lvlText w:val="o"/>
-      <w:lvlJc w:val="left"/>
-      <w:pPr>
-        <w:ind w:left="4309" w:hanging="360"/>
-      </w:pPr>
-      <w:rPr>
-        <w:rFonts w:ascii="Courier New" w:hAnsi="Courier New" w:cs="Courier New" w:hint="default"/>
-      </w:rPr>
-    </w:lvl>
-    <w:lvl w:ilvl="5" w:tplc="240A0005" w:tentative="1">
-      <w:start w:val="1"/>
-      <w:numFmt w:val="bullet"/>
-      <w:lvlText w:val=""/>
-      <w:lvlJc w:val="left"/>
-      <w:pPr>
-        <w:ind w:left="5029" w:hanging="360"/>
-      </w:pPr>
-      <w:rPr>
-        <w:rFonts w:ascii="Wingdings" w:hAnsi="Wingdings" w:hint="default"/>
-      </w:rPr>
-    </w:lvl>
-    <w:lvl w:ilvl="6" w:tplc="240A0001" w:tentative="1">
-      <w:start w:val="1"/>
-      <w:numFmt w:val="bullet"/>
-      <w:lvlText w:val=""/>
-      <w:lvlJc w:val="left"/>
-      <w:pPr>
-        <w:ind w:left="5749" w:hanging="360"/>
-      </w:pPr>
-      <w:rPr>
-        <w:rFonts w:ascii="Symbol" w:hAnsi="Symbol" w:hint="default"/>
-      </w:rPr>
-    </w:lvl>
-    <w:lvl w:ilvl="7" w:tplc="240A0003" w:tentative="1">
-      <w:start w:val="1"/>
-      <w:numFmt w:val="bullet"/>
-      <w:lvlText w:val="o"/>
-      <w:lvlJc w:val="left"/>
-      <w:pPr>
-        <w:ind w:left="6469" w:hanging="360"/>
-      </w:pPr>
-      <w:rPr>
-        <w:rFonts w:ascii="Courier New" w:hAnsi="Courier New" w:cs="Courier New" w:hint="default"/>
-      </w:rPr>
-    </w:lvl>
-    <w:lvl w:ilvl="8" w:tplc="240A0005" w:tentative="1">
-      <w:start w:val="1"/>
-      <w:numFmt w:val="bullet"/>
-      <w:lvlText w:val=""/>
-      <w:lvlJc w:val="left"/>
-      <w:pPr>
-        <w:ind w:left="7189" w:hanging="360"/>
-      </w:pPr>
-      <w:rPr>
-        <w:rFonts w:ascii="Wingdings" w:hAnsi="Wingdings" w:hint="default"/>
-      </w:rPr>
-    </w:lvl>
-  </w:abstractNum>
-  <w:abstractNum w:abstractNumId="38" w15:restartNumberingAfterBreak="0">
+  <w:abstractNum w:abstractNumId="9" w15:restartNumberingAfterBreak="0">
     <w:nsid w:val="332C523B"/>
     <w:multiLevelType w:val="hybridMultilevel"/>
     <w:tmpl w:val="C1C41E7E"/>
@@ -13804,120 +10725,7 @@
       </w:rPr>
     </w:lvl>
   </w:abstractNum>
-  <w:abstractNum w:abstractNumId="39" w15:restartNumberingAfterBreak="0">
-    <w:nsid w:val="345F4FEA"/>
-    <w:multiLevelType w:val="hybridMultilevel"/>
-    <w:tmpl w:val="2724F17E"/>
-    <w:lvl w:ilvl="0" w:tplc="240A0005">
-      <w:start w:val="1"/>
-      <w:numFmt w:val="bullet"/>
-      <w:lvlText w:val=""/>
-      <w:lvlJc w:val="left"/>
-      <w:pPr>
-        <w:ind w:left="1429" w:hanging="360"/>
-      </w:pPr>
-      <w:rPr>
-        <w:rFonts w:ascii="Wingdings" w:hAnsi="Wingdings" w:hint="default"/>
-      </w:rPr>
-    </w:lvl>
-    <w:lvl w:ilvl="1" w:tplc="240A0003" w:tentative="1">
-      <w:start w:val="1"/>
-      <w:numFmt w:val="bullet"/>
-      <w:lvlText w:val="o"/>
-      <w:lvlJc w:val="left"/>
-      <w:pPr>
-        <w:ind w:left="2149" w:hanging="360"/>
-      </w:pPr>
-      <w:rPr>
-        <w:rFonts w:ascii="Courier New" w:hAnsi="Courier New" w:cs="Courier New" w:hint="default"/>
-      </w:rPr>
-    </w:lvl>
-    <w:lvl w:ilvl="2" w:tplc="240A0005" w:tentative="1">
-      <w:start w:val="1"/>
-      <w:numFmt w:val="bullet"/>
-      <w:lvlText w:val=""/>
-      <w:lvlJc w:val="left"/>
-      <w:pPr>
-        <w:ind w:left="2869" w:hanging="360"/>
-      </w:pPr>
-      <w:rPr>
-        <w:rFonts w:ascii="Wingdings" w:hAnsi="Wingdings" w:hint="default"/>
-      </w:rPr>
-    </w:lvl>
-    <w:lvl w:ilvl="3" w:tplc="240A0001" w:tentative="1">
-      <w:start w:val="1"/>
-      <w:numFmt w:val="bullet"/>
-      <w:lvlText w:val=""/>
-      <w:lvlJc w:val="left"/>
-      <w:pPr>
-        <w:ind w:left="3589" w:hanging="360"/>
-      </w:pPr>
-      <w:rPr>
-        <w:rFonts w:ascii="Symbol" w:hAnsi="Symbol" w:hint="default"/>
-      </w:rPr>
-    </w:lvl>
-    <w:lvl w:ilvl="4" w:tplc="240A0003" w:tentative="1">
-      <w:start w:val="1"/>
-      <w:numFmt w:val="bullet"/>
-      <w:lvlText w:val="o"/>
-      <w:lvlJc w:val="left"/>
-      <w:pPr>
-        <w:ind w:left="4309" w:hanging="360"/>
-      </w:pPr>
-      <w:rPr>
-        <w:rFonts w:ascii="Courier New" w:hAnsi="Courier New" w:cs="Courier New" w:hint="default"/>
-      </w:rPr>
-    </w:lvl>
-    <w:lvl w:ilvl="5" w:tplc="240A0005" w:tentative="1">
-      <w:start w:val="1"/>
-      <w:numFmt w:val="bullet"/>
-      <w:lvlText w:val=""/>
-      <w:lvlJc w:val="left"/>
-      <w:pPr>
-        <w:ind w:left="5029" w:hanging="360"/>
-      </w:pPr>
-      <w:rPr>
-        <w:rFonts w:ascii="Wingdings" w:hAnsi="Wingdings" w:hint="default"/>
-      </w:rPr>
-    </w:lvl>
-    <w:lvl w:ilvl="6" w:tplc="240A0001" w:tentative="1">
-      <w:start w:val="1"/>
-      <w:numFmt w:val="bullet"/>
-      <w:lvlText w:val=""/>
-      <w:lvlJc w:val="left"/>
-      <w:pPr>
-        <w:ind w:left="5749" w:hanging="360"/>
-      </w:pPr>
-      <w:rPr>
-        <w:rFonts w:ascii="Symbol" w:hAnsi="Symbol" w:hint="default"/>
-      </w:rPr>
-    </w:lvl>
-    <w:lvl w:ilvl="7" w:tplc="240A0003" w:tentative="1">
-      <w:start w:val="1"/>
-      <w:numFmt w:val="bullet"/>
-      <w:lvlText w:val="o"/>
-      <w:lvlJc w:val="left"/>
-      <w:pPr>
-        <w:ind w:left="6469" w:hanging="360"/>
-      </w:pPr>
-      <w:rPr>
-        <w:rFonts w:ascii="Courier New" w:hAnsi="Courier New" w:cs="Courier New" w:hint="default"/>
-      </w:rPr>
-    </w:lvl>
-    <w:lvl w:ilvl="8" w:tplc="240A0005" w:tentative="1">
-      <w:start w:val="1"/>
-      <w:numFmt w:val="bullet"/>
-      <w:lvlText w:val=""/>
-      <w:lvlJc w:val="left"/>
-      <w:pPr>
-        <w:ind w:left="7189" w:hanging="360"/>
-      </w:pPr>
-      <w:rPr>
-        <w:rFonts w:ascii="Wingdings" w:hAnsi="Wingdings" w:hint="default"/>
-      </w:rPr>
-    </w:lvl>
-  </w:abstractNum>
-  <w:abstractNum w:abstractNumId="40" w15:restartNumberingAfterBreak="0">
+  <w:abstractNum w:abstractNumId="10" w15:restartNumberingAfterBreak="0">
     <w:nsid w:val="346F311B"/>
     <w:multiLevelType w:val="hybridMultilevel"/>
     <w:tmpl w:val="38FC9AA4"/>
@@ -14030,7 +10838,7 @@
       </w:rPr>
     </w:lvl>
   </w:abstractNum>
-  <w:abstractNum w:abstractNumId="41" w15:restartNumberingAfterBreak="0">
+  <w:abstractNum w:abstractNumId="11" w15:restartNumberingAfterBreak="0">
     <w:nsid w:val="34EA41DC"/>
     <w:multiLevelType w:val="hybridMultilevel"/>
     <w:tmpl w:val="95B831F8"/>
@@ -14143,7 +10951,7 @@
       </w:rPr>
     </w:lvl>
   </w:abstractNum>
-  <w:abstractNum w:abstractNumId="42" w15:restartNumberingAfterBreak="0">
+  <w:abstractNum w:abstractNumId="12" w15:restartNumberingAfterBreak="0">
     <w:nsid w:val="368E176E"/>
     <w:multiLevelType w:val="hybridMultilevel"/>
     <w:tmpl w:val="BDF054FE"/>
@@ -14237,888 +11045,7 @@
       </w:pPr>
     </w:lvl>
   </w:abstractNum>
-  <w:abstractNum w:abstractNumId="43" w15:restartNumberingAfterBreak="0">
-    <w:nsid w:val="369C480B"/>
-    <w:multiLevelType w:val="hybridMultilevel"/>
-    <w:tmpl w:val="058E7CEC"/>
-    <w:lvl w:ilvl="0" w:tplc="240A0001">
-      <w:start w:val="1"/>
-      <w:numFmt w:val="bullet"/>
-      <w:lvlText w:val=""/>
-      <w:lvlJc w:val="left"/>
-      <w:pPr>
-        <w:ind w:left="1429" w:hanging="360"/>
-      </w:pPr>
-      <w:rPr>
-        <w:rFonts w:ascii="Symbol" w:hAnsi="Symbol" w:hint="default"/>
-      </w:rPr>
-    </w:lvl>
-    <w:lvl w:ilvl="1" w:tplc="240A0003" w:tentative="1">
-      <w:start w:val="1"/>
-      <w:numFmt w:val="bullet"/>
-      <w:lvlText w:val="o"/>
-      <w:lvlJc w:val="left"/>
-      <w:pPr>
-        <w:ind w:left="2149" w:hanging="360"/>
-      </w:pPr>
-      <w:rPr>
-        <w:rFonts w:ascii="Courier New" w:hAnsi="Courier New" w:cs="Courier New" w:hint="default"/>
-      </w:rPr>
-    </w:lvl>
-    <w:lvl w:ilvl="2" w:tplc="240A0005" w:tentative="1">
-      <w:start w:val="1"/>
-      <w:numFmt w:val="bullet"/>
-      <w:lvlText w:val=""/>
-      <w:lvlJc w:val="left"/>
-      <w:pPr>
-        <w:ind w:left="2869" w:hanging="360"/>
-      </w:pPr>
-      <w:rPr>
-        <w:rFonts w:ascii="Wingdings" w:hAnsi="Wingdings" w:hint="default"/>
-      </w:rPr>
-    </w:lvl>
-    <w:lvl w:ilvl="3" w:tplc="240A0001" w:tentative="1">
-      <w:start w:val="1"/>
-      <w:numFmt w:val="bullet"/>
-      <w:lvlText w:val=""/>
-      <w:lvlJc w:val="left"/>
-      <w:pPr>
-        <w:ind w:left="3589" w:hanging="360"/>
-      </w:pPr>
-      <w:rPr>
-        <w:rFonts w:ascii="Symbol" w:hAnsi="Symbol" w:hint="default"/>
-      </w:rPr>
-    </w:lvl>
-    <w:lvl w:ilvl="4" w:tplc="240A0003" w:tentative="1">
-      <w:start w:val="1"/>
-      <w:numFmt w:val="bullet"/>
-      <w:lvlText w:val="o"/>
-      <w:lvlJc w:val="left"/>
-      <w:pPr>
-        <w:ind w:left="4309" w:hanging="360"/>
-      </w:pPr>
-      <w:rPr>
-        <w:rFonts w:ascii="Courier New" w:hAnsi="Courier New" w:cs="Courier New" w:hint="default"/>
-      </w:rPr>
-    </w:lvl>
-    <w:lvl w:ilvl="5" w:tplc="240A0005" w:tentative="1">
-      <w:start w:val="1"/>
-      <w:numFmt w:val="bullet"/>
-      <w:lvlText w:val=""/>
-      <w:lvlJc w:val="left"/>
-      <w:pPr>
-        <w:ind w:left="5029" w:hanging="360"/>
-      </w:pPr>
-      <w:rPr>
-        <w:rFonts w:ascii="Wingdings" w:hAnsi="Wingdings" w:hint="default"/>
-      </w:rPr>
-    </w:lvl>
-    <w:lvl w:ilvl="6" w:tplc="240A0001" w:tentative="1">
-      <w:start w:val="1"/>
-      <w:numFmt w:val="bullet"/>
-      <w:lvlText w:val=""/>
-      <w:lvlJc w:val="left"/>
-      <w:pPr>
-        <w:ind w:left="5749" w:hanging="360"/>
-      </w:pPr>
-      <w:rPr>
-        <w:rFonts w:ascii="Symbol" w:hAnsi="Symbol" w:hint="default"/>
-      </w:rPr>
-    </w:lvl>
-    <w:lvl w:ilvl="7" w:tplc="240A0003" w:tentative="1">
-      <w:start w:val="1"/>
-      <w:numFmt w:val="bullet"/>
-      <w:lvlText w:val="o"/>
-      <w:lvlJc w:val="left"/>
-      <w:pPr>
-        <w:ind w:left="6469" w:hanging="360"/>
-      </w:pPr>
-      <w:rPr>
-        <w:rFonts w:ascii="Courier New" w:hAnsi="Courier New" w:cs="Courier New" w:hint="default"/>
-      </w:rPr>
-    </w:lvl>
-    <w:lvl w:ilvl="8" w:tplc="240A0005" w:tentative="1">
-      <w:start w:val="1"/>
-      <w:numFmt w:val="bullet"/>
-      <w:lvlText w:val=""/>
-      <w:lvlJc w:val="left"/>
-      <w:pPr>
-        <w:ind w:left="7189" w:hanging="360"/>
-      </w:pPr>
-      <w:rPr>
-        <w:rFonts w:ascii="Wingdings" w:hAnsi="Wingdings" w:hint="default"/>
-      </w:rPr>
-    </w:lvl>
-  </w:abstractNum>
-  <w:abstractNum w:abstractNumId="44" w15:restartNumberingAfterBreak="0">
-    <w:nsid w:val="39BE75CE"/>
-    <w:multiLevelType w:val="hybridMultilevel"/>
-    <w:tmpl w:val="460EE81A"/>
-    <w:lvl w:ilvl="0" w:tplc="04090001">
-      <w:start w:val="1"/>
-      <w:numFmt w:val="bullet"/>
-      <w:lvlText w:val=""/>
-      <w:lvlJc w:val="left"/>
-      <w:pPr>
-        <w:ind w:left="1429" w:hanging="360"/>
-      </w:pPr>
-      <w:rPr>
-        <w:rFonts w:ascii="Symbol" w:hAnsi="Symbol" w:hint="default"/>
-      </w:rPr>
-    </w:lvl>
-    <w:lvl w:ilvl="1" w:tplc="04090003" w:tentative="1">
-      <w:start w:val="1"/>
-      <w:numFmt w:val="bullet"/>
-      <w:lvlText w:val="o"/>
-      <w:lvlJc w:val="left"/>
-      <w:pPr>
-        <w:ind w:left="2149" w:hanging="360"/>
-      </w:pPr>
-      <w:rPr>
-        <w:rFonts w:ascii="Courier New" w:hAnsi="Courier New" w:cs="Courier New" w:hint="default"/>
-      </w:rPr>
-    </w:lvl>
-    <w:lvl w:ilvl="2" w:tplc="04090005" w:tentative="1">
-      <w:start w:val="1"/>
-      <w:numFmt w:val="bullet"/>
-      <w:lvlText w:val=""/>
-      <w:lvlJc w:val="left"/>
-      <w:pPr>
-        <w:ind w:left="2869" w:hanging="360"/>
-      </w:pPr>
-      <w:rPr>
-        <w:rFonts w:ascii="Wingdings" w:hAnsi="Wingdings" w:hint="default"/>
-      </w:rPr>
-    </w:lvl>
-    <w:lvl w:ilvl="3" w:tplc="04090001" w:tentative="1">
-      <w:start w:val="1"/>
-      <w:numFmt w:val="bullet"/>
-      <w:lvlText w:val=""/>
-      <w:lvlJc w:val="left"/>
-      <w:pPr>
-        <w:ind w:left="3589" w:hanging="360"/>
-      </w:pPr>
-      <w:rPr>
-        <w:rFonts w:ascii="Symbol" w:hAnsi="Symbol" w:hint="default"/>
-      </w:rPr>
-    </w:lvl>
-    <w:lvl w:ilvl="4" w:tplc="04090003" w:tentative="1">
-      <w:start w:val="1"/>
-      <w:numFmt w:val="bullet"/>
-      <w:lvlText w:val="o"/>
-      <w:lvlJc w:val="left"/>
-      <w:pPr>
-        <w:ind w:left="4309" w:hanging="360"/>
-      </w:pPr>
-      <w:rPr>
-        <w:rFonts w:ascii="Courier New" w:hAnsi="Courier New" w:cs="Courier New" w:hint="default"/>
-      </w:rPr>
-    </w:lvl>
-    <w:lvl w:ilvl="5" w:tplc="04090005" w:tentative="1">
-      <w:start w:val="1"/>
-      <w:numFmt w:val="bullet"/>
-      <w:lvlText w:val=""/>
-      <w:lvlJc w:val="left"/>
-      <w:pPr>
-        <w:ind w:left="5029" w:hanging="360"/>
-      </w:pPr>
-      <w:rPr>
-        <w:rFonts w:ascii="Wingdings" w:hAnsi="Wingdings" w:hint="default"/>
-      </w:rPr>
-    </w:lvl>
-    <w:lvl w:ilvl="6" w:tplc="04090001" w:tentative="1">
-      <w:start w:val="1"/>
-      <w:numFmt w:val="bullet"/>
-      <w:lvlText w:val=""/>
-      <w:lvlJc w:val="left"/>
-      <w:pPr>
-        <w:ind w:left="5749" w:hanging="360"/>
-      </w:pPr>
-      <w:rPr>
-        <w:rFonts w:ascii="Symbol" w:hAnsi="Symbol" w:hint="default"/>
-      </w:rPr>
-    </w:lvl>
-    <w:lvl w:ilvl="7" w:tplc="04090003" w:tentative="1">
-      <w:start w:val="1"/>
-      <w:numFmt w:val="bullet"/>
-      <w:lvlText w:val="o"/>
-      <w:lvlJc w:val="left"/>
-      <w:pPr>
-        <w:ind w:left="6469" w:hanging="360"/>
-      </w:pPr>
-      <w:rPr>
-        <w:rFonts w:ascii="Courier New" w:hAnsi="Courier New" w:cs="Courier New" w:hint="default"/>
-      </w:rPr>
-    </w:lvl>
-    <w:lvl w:ilvl="8" w:tplc="04090005" w:tentative="1">
-      <w:start w:val="1"/>
-      <w:numFmt w:val="bullet"/>
-      <w:lvlText w:val=""/>
-      <w:lvlJc w:val="left"/>
-      <w:pPr>
-        <w:ind w:left="7189" w:hanging="360"/>
-      </w:pPr>
-      <w:rPr>
-        <w:rFonts w:ascii="Wingdings" w:hAnsi="Wingdings" w:hint="default"/>
-      </w:rPr>
-    </w:lvl>
-  </w:abstractNum>
-  <w:abstractNum w:abstractNumId="45" w15:restartNumberingAfterBreak="0">
-    <w:nsid w:val="3B7C50FA"/>
-    <w:multiLevelType w:val="hybridMultilevel"/>
-    <w:tmpl w:val="A5D202EA"/>
-    <w:lvl w:ilvl="0" w:tplc="04090001">
-      <w:start w:val="1"/>
-      <w:numFmt w:val="bullet"/>
-      <w:lvlText w:val=""/>
-      <w:lvlJc w:val="left"/>
-      <w:pPr>
-        <w:ind w:left="1429" w:hanging="360"/>
-      </w:pPr>
-      <w:rPr>
-        <w:rFonts w:ascii="Symbol" w:hAnsi="Symbol" w:hint="default"/>
-      </w:rPr>
-    </w:lvl>
-    <w:lvl w:ilvl="1" w:tplc="04090003" w:tentative="1">
-      <w:start w:val="1"/>
-      <w:numFmt w:val="bullet"/>
-      <w:lvlText w:val="o"/>
-      <w:lvlJc w:val="left"/>
-      <w:pPr>
-        <w:ind w:left="2149" w:hanging="360"/>
-      </w:pPr>
-      <w:rPr>
-        <w:rFonts w:ascii="Courier New" w:hAnsi="Courier New" w:cs="Courier New" w:hint="default"/>
-      </w:rPr>
-    </w:lvl>
-    <w:lvl w:ilvl="2" w:tplc="04090005" w:tentative="1">
-      <w:start w:val="1"/>
-      <w:numFmt w:val="bullet"/>
-      <w:lvlText w:val=""/>
-      <w:lvlJc w:val="left"/>
-      <w:pPr>
-        <w:ind w:left="2869" w:hanging="360"/>
-      </w:pPr>
-      <w:rPr>
-        <w:rFonts w:ascii="Wingdings" w:hAnsi="Wingdings" w:hint="default"/>
-      </w:rPr>
-    </w:lvl>
-    <w:lvl w:ilvl="3" w:tplc="04090001" w:tentative="1">
-      <w:start w:val="1"/>
-      <w:numFmt w:val="bullet"/>
-      <w:lvlText w:val=""/>
-      <w:lvlJc w:val="left"/>
-      <w:pPr>
-        <w:ind w:left="3589" w:hanging="360"/>
-      </w:pPr>
-      <w:rPr>
-        <w:rFonts w:ascii="Symbol" w:hAnsi="Symbol" w:hint="default"/>
-      </w:rPr>
-    </w:lvl>
-    <w:lvl w:ilvl="4" w:tplc="04090003" w:tentative="1">
-      <w:start w:val="1"/>
-      <w:numFmt w:val="bullet"/>
-      <w:lvlText w:val="o"/>
-      <w:lvlJc w:val="left"/>
-      <w:pPr>
-        <w:ind w:left="4309" w:hanging="360"/>
-      </w:pPr>
-      <w:rPr>
-        <w:rFonts w:ascii="Courier New" w:hAnsi="Courier New" w:cs="Courier New" w:hint="default"/>
-      </w:rPr>
-    </w:lvl>
-    <w:lvl w:ilvl="5" w:tplc="04090005" w:tentative="1">
-      <w:start w:val="1"/>
-      <w:numFmt w:val="bullet"/>
-      <w:lvlText w:val=""/>
-      <w:lvlJc w:val="left"/>
-      <w:pPr>
-        <w:ind w:left="5029" w:hanging="360"/>
-      </w:pPr>
-      <w:rPr>
-        <w:rFonts w:ascii="Wingdings" w:hAnsi="Wingdings" w:hint="default"/>
-      </w:rPr>
-    </w:lvl>
-    <w:lvl w:ilvl="6" w:tplc="04090001" w:tentative="1">
-      <w:start w:val="1"/>
-      <w:numFmt w:val="bullet"/>
-      <w:lvlText w:val=""/>
-      <w:lvlJc w:val="left"/>
-      <w:pPr>
-        <w:ind w:left="5749" w:hanging="360"/>
-      </w:pPr>
-      <w:rPr>
-        <w:rFonts w:ascii="Symbol" w:hAnsi="Symbol" w:hint="default"/>
-      </w:rPr>
-    </w:lvl>
-    <w:lvl w:ilvl="7" w:tplc="04090003" w:tentative="1">
-      <w:start w:val="1"/>
-      <w:numFmt w:val="bullet"/>
-      <w:lvlText w:val="o"/>
-      <w:lvlJc w:val="left"/>
-      <w:pPr>
-        <w:ind w:left="6469" w:hanging="360"/>
-      </w:pPr>
-      <w:rPr>
-        <w:rFonts w:ascii="Courier New" w:hAnsi="Courier New" w:cs="Courier New" w:hint="default"/>
-      </w:rPr>
-    </w:lvl>
-    <w:lvl w:ilvl="8" w:tplc="04090005" w:tentative="1">
-      <w:start w:val="1"/>
-      <w:numFmt w:val="bullet"/>
-      <w:lvlText w:val=""/>
-      <w:lvlJc w:val="left"/>
-      <w:pPr>
-        <w:ind w:left="7189" w:hanging="360"/>
-      </w:pPr>
-      <w:rPr>
-        <w:rFonts w:ascii="Wingdings" w:hAnsi="Wingdings" w:hint="default"/>
-      </w:rPr>
-    </w:lvl>
-  </w:abstractNum>
-  <w:abstractNum w:abstractNumId="46" w15:restartNumberingAfterBreak="0">
-    <w:nsid w:val="3E8F46FB"/>
-    <w:multiLevelType w:val="hybridMultilevel"/>
-    <w:tmpl w:val="78BAF10C"/>
-    <w:lvl w:ilvl="0" w:tplc="04090001">
-      <w:start w:val="1"/>
-      <w:numFmt w:val="bullet"/>
-      <w:lvlText w:val=""/>
-      <w:lvlJc w:val="left"/>
-      <w:pPr>
-        <w:ind w:left="1429" w:hanging="360"/>
-      </w:pPr>
-      <w:rPr>
-        <w:rFonts w:ascii="Symbol" w:hAnsi="Symbol" w:hint="default"/>
-      </w:rPr>
-    </w:lvl>
-    <w:lvl w:ilvl="1" w:tplc="240A0003" w:tentative="1">
-      <w:start w:val="1"/>
-      <w:numFmt w:val="bullet"/>
-      <w:lvlText w:val="o"/>
-      <w:lvlJc w:val="left"/>
-      <w:pPr>
-        <w:ind w:left="2149" w:hanging="360"/>
-      </w:pPr>
-      <w:rPr>
-        <w:rFonts w:ascii="Courier New" w:hAnsi="Courier New" w:cs="Courier New" w:hint="default"/>
-      </w:rPr>
-    </w:lvl>
-    <w:lvl w:ilvl="2" w:tplc="240A0005" w:tentative="1">
-      <w:start w:val="1"/>
-      <w:numFmt w:val="bullet"/>
-      <w:lvlText w:val=""/>
-      <w:lvlJc w:val="left"/>
-      <w:pPr>
-        <w:ind w:left="2869" w:hanging="360"/>
-      </w:pPr>
-      <w:rPr>
-        <w:rFonts w:ascii="Wingdings" w:hAnsi="Wingdings" w:hint="default"/>
-      </w:rPr>
-    </w:lvl>
-    <w:lvl w:ilvl="3" w:tplc="240A0001" w:tentative="1">
-      <w:start w:val="1"/>
-      <w:numFmt w:val="bullet"/>
-      <w:lvlText w:val=""/>
-      <w:lvlJc w:val="left"/>
-      <w:pPr>
-        <w:ind w:left="3589" w:hanging="360"/>
-      </w:pPr>
-      <w:rPr>
-        <w:rFonts w:ascii="Symbol" w:hAnsi="Symbol" w:hint="default"/>
-      </w:rPr>
-    </w:lvl>
-    <w:lvl w:ilvl="4" w:tplc="240A0003" w:tentative="1">
-      <w:start w:val="1"/>
-      <w:numFmt w:val="bullet"/>
-      <w:lvlText w:val="o"/>
-      <w:lvlJc w:val="left"/>
-      <w:pPr>
-        <w:ind w:left="4309" w:hanging="360"/>
-      </w:pPr>
-      <w:rPr>
-        <w:rFonts w:ascii="Courier New" w:hAnsi="Courier New" w:cs="Courier New" w:hint="default"/>
-      </w:rPr>
-    </w:lvl>
-    <w:lvl w:ilvl="5" w:tplc="240A0005" w:tentative="1">
-      <w:start w:val="1"/>
-      <w:numFmt w:val="bullet"/>
-      <w:lvlText w:val=""/>
-      <w:lvlJc w:val="left"/>
-      <w:pPr>
-        <w:ind w:left="5029" w:hanging="360"/>
-      </w:pPr>
-      <w:rPr>
-        <w:rFonts w:ascii="Wingdings" w:hAnsi="Wingdings" w:hint="default"/>
-      </w:rPr>
-    </w:lvl>
-    <w:lvl w:ilvl="6" w:tplc="240A0001" w:tentative="1">
-      <w:start w:val="1"/>
-      <w:numFmt w:val="bullet"/>
-      <w:lvlText w:val=""/>
-      <w:lvlJc w:val="left"/>
-      <w:pPr>
-        <w:ind w:left="5749" w:hanging="360"/>
-      </w:pPr>
-      <w:rPr>
-        <w:rFonts w:ascii="Symbol" w:hAnsi="Symbol" w:hint="default"/>
-      </w:rPr>
-    </w:lvl>
-    <w:lvl w:ilvl="7" w:tplc="240A0003" w:tentative="1">
-      <w:start w:val="1"/>
-      <w:numFmt w:val="bullet"/>
-      <w:lvlText w:val="o"/>
-      <w:lvlJc w:val="left"/>
-      <w:pPr>
-        <w:ind w:left="6469" w:hanging="360"/>
-      </w:pPr>
-      <w:rPr>
-        <w:rFonts w:ascii="Courier New" w:hAnsi="Courier New" w:cs="Courier New" w:hint="default"/>
-      </w:rPr>
-    </w:lvl>
-    <w:lvl w:ilvl="8" w:tplc="240A0005" w:tentative="1">
-      <w:start w:val="1"/>
-      <w:numFmt w:val="bullet"/>
-      <w:lvlText w:val=""/>
-      <w:lvlJc w:val="left"/>
-      <w:pPr>
-        <w:ind w:left="7189" w:hanging="360"/>
-      </w:pPr>
-      <w:rPr>
-        <w:rFonts w:ascii="Wingdings" w:hAnsi="Wingdings" w:hint="default"/>
-      </w:rPr>
-    </w:lvl>
-  </w:abstractNum>
-  <w:abstractNum w:abstractNumId="47" w15:restartNumberingAfterBreak="0">
-    <w:nsid w:val="3F71261D"/>
-    <w:multiLevelType w:val="hybridMultilevel"/>
-    <w:tmpl w:val="A3F0DEF4"/>
-    <w:lvl w:ilvl="0" w:tplc="240A0005">
-      <w:start w:val="1"/>
-      <w:numFmt w:val="bullet"/>
-      <w:lvlText w:val=""/>
-      <w:lvlJc w:val="left"/>
-      <w:pPr>
-        <w:ind w:left="1429" w:hanging="360"/>
-      </w:pPr>
-      <w:rPr>
-        <w:rFonts w:ascii="Wingdings" w:hAnsi="Wingdings" w:hint="default"/>
-      </w:rPr>
-    </w:lvl>
-    <w:lvl w:ilvl="1" w:tplc="240A0003" w:tentative="1">
-      <w:start w:val="1"/>
-      <w:numFmt w:val="bullet"/>
-      <w:lvlText w:val="o"/>
-      <w:lvlJc w:val="left"/>
-      <w:pPr>
-        <w:ind w:left="2149" w:hanging="360"/>
-      </w:pPr>
-      <w:rPr>
-        <w:rFonts w:ascii="Courier New" w:hAnsi="Courier New" w:cs="Courier New" w:hint="default"/>
-      </w:rPr>
-    </w:lvl>
-    <w:lvl w:ilvl="2" w:tplc="240A0005" w:tentative="1">
-      <w:start w:val="1"/>
-      <w:numFmt w:val="bullet"/>
-      <w:lvlText w:val=""/>
-      <w:lvlJc w:val="left"/>
-      <w:pPr>
-        <w:ind w:left="2869" w:hanging="360"/>
-      </w:pPr>
-      <w:rPr>
-        <w:rFonts w:ascii="Wingdings" w:hAnsi="Wingdings" w:hint="default"/>
-      </w:rPr>
-    </w:lvl>
-    <w:lvl w:ilvl="3" w:tplc="240A0001" w:tentative="1">
-      <w:start w:val="1"/>
-      <w:numFmt w:val="bullet"/>
-      <w:lvlText w:val=""/>
-      <w:lvlJc w:val="left"/>
-      <w:pPr>
-        <w:ind w:left="3589" w:hanging="360"/>
-      </w:pPr>
-      <w:rPr>
-        <w:rFonts w:ascii="Symbol" w:hAnsi="Symbol" w:hint="default"/>
-      </w:rPr>
-    </w:lvl>
-    <w:lvl w:ilvl="4" w:tplc="240A0003" w:tentative="1">
-      <w:start w:val="1"/>
-      <w:numFmt w:val="bullet"/>
-      <w:lvlText w:val="o"/>
-      <w:lvlJc w:val="left"/>
-      <w:pPr>
-        <w:ind w:left="4309" w:hanging="360"/>
-      </w:pPr>
-      <w:rPr>
-        <w:rFonts w:ascii="Courier New" w:hAnsi="Courier New" w:cs="Courier New" w:hint="default"/>
-      </w:rPr>
-    </w:lvl>
-    <w:lvl w:ilvl="5" w:tplc="240A0005" w:tentative="1">
-      <w:start w:val="1"/>
-      <w:numFmt w:val="bullet"/>
-      <w:lvlText w:val=""/>
-      <w:lvlJc w:val="left"/>
-      <w:pPr>
-        <w:ind w:left="5029" w:hanging="360"/>
-      </w:pPr>
-      <w:rPr>
-        <w:rFonts w:ascii="Wingdings" w:hAnsi="Wingdings" w:hint="default"/>
-      </w:rPr>
-    </w:lvl>
-    <w:lvl w:ilvl="6" w:tplc="240A0001" w:tentative="1">
-      <w:start w:val="1"/>
-      <w:numFmt w:val="bullet"/>
-      <w:lvlText w:val=""/>
-      <w:lvlJc w:val="left"/>
-      <w:pPr>
-        <w:ind w:left="5749" w:hanging="360"/>
-      </w:pPr>
-      <w:rPr>
-        <w:rFonts w:ascii="Symbol" w:hAnsi="Symbol" w:hint="default"/>
-      </w:rPr>
-    </w:lvl>
-    <w:lvl w:ilvl="7" w:tplc="240A0003" w:tentative="1">
-      <w:start w:val="1"/>
-      <w:numFmt w:val="bullet"/>
-      <w:lvlText w:val="o"/>
-      <w:lvlJc w:val="left"/>
-      <w:pPr>
-        <w:ind w:left="6469" w:hanging="360"/>
-      </w:pPr>
-      <w:rPr>
-        <w:rFonts w:ascii="Courier New" w:hAnsi="Courier New" w:cs="Courier New" w:hint="default"/>
-      </w:rPr>
-    </w:lvl>
-    <w:lvl w:ilvl="8" w:tplc="240A0005" w:tentative="1">
-      <w:start w:val="1"/>
-      <w:numFmt w:val="bullet"/>
-      <w:lvlText w:val=""/>
-      <w:lvlJc w:val="left"/>
-      <w:pPr>
-        <w:ind w:left="7189" w:hanging="360"/>
-      </w:pPr>
-      <w:rPr>
-        <w:rFonts w:ascii="Wingdings" w:hAnsi="Wingdings" w:hint="default"/>
-      </w:rPr>
-    </w:lvl>
-  </w:abstractNum>
-  <w:abstractNum w:abstractNumId="48" w15:restartNumberingAfterBreak="0">
-    <w:nsid w:val="430F6BC1"/>
-    <w:multiLevelType w:val="hybridMultilevel"/>
-    <w:tmpl w:val="2898A7DC"/>
-    <w:lvl w:ilvl="0" w:tplc="04090001">
-      <w:start w:val="1"/>
-      <w:numFmt w:val="bullet"/>
-      <w:lvlText w:val=""/>
-      <w:lvlJc w:val="left"/>
-      <w:pPr>
-        <w:ind w:left="720" w:hanging="360"/>
-      </w:pPr>
-      <w:rPr>
-        <w:rFonts w:ascii="Symbol" w:hAnsi="Symbol" w:hint="default"/>
-      </w:rPr>
-    </w:lvl>
-    <w:lvl w:ilvl="1" w:tplc="240A0003" w:tentative="1">
-      <w:start w:val="1"/>
-      <w:numFmt w:val="bullet"/>
-      <w:lvlText w:val="o"/>
-      <w:lvlJc w:val="left"/>
-      <w:pPr>
-        <w:ind w:left="1440" w:hanging="360"/>
-      </w:pPr>
-      <w:rPr>
-        <w:rFonts w:ascii="Courier New" w:hAnsi="Courier New" w:cs="Courier New" w:hint="default"/>
-      </w:rPr>
-    </w:lvl>
-    <w:lvl w:ilvl="2" w:tplc="240A0005" w:tentative="1">
-      <w:start w:val="1"/>
-      <w:numFmt w:val="bullet"/>
-      <w:lvlText w:val=""/>
-      <w:lvlJc w:val="left"/>
-      <w:pPr>
-        <w:ind w:left="2160" w:hanging="360"/>
-      </w:pPr>
-      <w:rPr>
-        <w:rFonts w:ascii="Wingdings" w:hAnsi="Wingdings" w:hint="default"/>
-      </w:rPr>
-    </w:lvl>
-    <w:lvl w:ilvl="3" w:tplc="240A0001" w:tentative="1">
-      <w:start w:val="1"/>
-      <w:numFmt w:val="bullet"/>
-      <w:lvlText w:val=""/>
-      <w:lvlJc w:val="left"/>
-      <w:pPr>
-        <w:ind w:left="2880" w:hanging="360"/>
-      </w:pPr>
-      <w:rPr>
-        <w:rFonts w:ascii="Symbol" w:hAnsi="Symbol" w:hint="default"/>
-      </w:rPr>
-    </w:lvl>
-    <w:lvl w:ilvl="4" w:tplc="240A0003" w:tentative="1">
-      <w:start w:val="1"/>
-      <w:numFmt w:val="bullet"/>
-      <w:lvlText w:val="o"/>
-      <w:lvlJc w:val="left"/>
-      <w:pPr>
-        <w:ind w:left="3600" w:hanging="360"/>
-      </w:pPr>
-      <w:rPr>
-        <w:rFonts w:ascii="Courier New" w:hAnsi="Courier New" w:cs="Courier New" w:hint="default"/>
-      </w:rPr>
-    </w:lvl>
-    <w:lvl w:ilvl="5" w:tplc="240A0005" w:tentative="1">
-      <w:start w:val="1"/>
-      <w:numFmt w:val="bullet"/>
-      <w:lvlText w:val=""/>
-      <w:lvlJc w:val="left"/>
-      <w:pPr>
-        <w:ind w:left="4320" w:hanging="360"/>
-      </w:pPr>
-      <w:rPr>
-        <w:rFonts w:ascii="Wingdings" w:hAnsi="Wingdings" w:hint="default"/>
-      </w:rPr>
-    </w:lvl>
-    <w:lvl w:ilvl="6" w:tplc="240A0001" w:tentative="1">
-      <w:start w:val="1"/>
-      <w:numFmt w:val="bullet"/>
-      <w:lvlText w:val=""/>
-      <w:lvlJc w:val="left"/>
-      <w:pPr>
-        <w:ind w:left="5040" w:hanging="360"/>
-      </w:pPr>
-      <w:rPr>
-        <w:rFonts w:ascii="Symbol" w:hAnsi="Symbol" w:hint="default"/>
-      </w:rPr>
-    </w:lvl>
-    <w:lvl w:ilvl="7" w:tplc="240A0003" w:tentative="1">
-      <w:start w:val="1"/>
-      <w:numFmt w:val="bullet"/>
-      <w:lvlText w:val="o"/>
-      <w:lvlJc w:val="left"/>
-      <w:pPr>
-        <w:ind w:left="5760" w:hanging="360"/>
-      </w:pPr>
-      <w:rPr>
-        <w:rFonts w:ascii="Courier New" w:hAnsi="Courier New" w:cs="Courier New" w:hint="default"/>
-      </w:rPr>
-    </w:lvl>
-    <w:lvl w:ilvl="8" w:tplc="240A0005" w:tentative="1">
-      <w:start w:val="1"/>
-      <w:numFmt w:val="bullet"/>
-      <w:lvlText w:val=""/>
-      <w:lvlJc w:val="left"/>
-      <w:pPr>
-        <w:ind w:left="6480" w:hanging="360"/>
-      </w:pPr>
-      <w:rPr>
-        <w:rFonts w:ascii="Wingdings" w:hAnsi="Wingdings" w:hint="default"/>
-      </w:rPr>
-    </w:lvl>
-  </w:abstractNum>
-  <w:abstractNum w:abstractNumId="49" w15:restartNumberingAfterBreak="0">
-    <w:nsid w:val="45EC26D3"/>
-    <w:multiLevelType w:val="hybridMultilevel"/>
-    <w:tmpl w:val="91D4F48E"/>
-    <w:lvl w:ilvl="0" w:tplc="6FB26A4A">
-      <w:start w:val="1"/>
-      <w:numFmt w:val="lowerLetter"/>
-      <w:lvlText w:val="%1)"/>
-      <w:lvlJc w:val="left"/>
-      <w:pPr>
-        <w:ind w:left="1429" w:hanging="360"/>
-      </w:pPr>
-      <w:rPr>
-        <w:b/>
-        <w:bCs/>
-      </w:rPr>
-    </w:lvl>
-    <w:lvl w:ilvl="1" w:tplc="04090019" w:tentative="1">
-      <w:start w:val="1"/>
-      <w:numFmt w:val="lowerLetter"/>
-      <w:lvlText w:val="%2."/>
-      <w:lvlJc w:val="left"/>
-      <w:pPr>
-        <w:ind w:left="2149" w:hanging="360"/>
-      </w:pPr>
-    </w:lvl>
-    <w:lvl w:ilvl="2" w:tplc="0409001B" w:tentative="1">
-      <w:start w:val="1"/>
-      <w:numFmt w:val="lowerRoman"/>
-      <w:lvlText w:val="%3."/>
-      <w:lvlJc w:val="right"/>
-      <w:pPr>
-        <w:ind w:left="2869" w:hanging="180"/>
-      </w:pPr>
-    </w:lvl>
-    <w:lvl w:ilvl="3" w:tplc="0409000F" w:tentative="1">
-      <w:start w:val="1"/>
-      <w:numFmt w:val="decimal"/>
-      <w:lvlText w:val="%4."/>
-      <w:lvlJc w:val="left"/>
-      <w:pPr>
-        <w:ind w:left="3589" w:hanging="360"/>
-      </w:pPr>
-    </w:lvl>
-    <w:lvl w:ilvl="4" w:tplc="04090019" w:tentative="1">
-      <w:start w:val="1"/>
-      <w:numFmt w:val="lowerLetter"/>
-      <w:lvlText w:val="%5."/>
-      <w:lvlJc w:val="left"/>
-      <w:pPr>
-        <w:ind w:left="4309" w:hanging="360"/>
-      </w:pPr>
-    </w:lvl>
-    <w:lvl w:ilvl="5" w:tplc="0409001B" w:tentative="1">
-      <w:start w:val="1"/>
-      <w:numFmt w:val="lowerRoman"/>
-      <w:lvlText w:val="%6."/>
-      <w:lvlJc w:val="right"/>
-      <w:pPr>
-        <w:ind w:left="5029" w:hanging="180"/>
-      </w:pPr>
-    </w:lvl>
-    <w:lvl w:ilvl="6" w:tplc="0409000F" w:tentative="1">
-      <w:start w:val="1"/>
-      <w:numFmt w:val="decimal"/>
-      <w:lvlText w:val="%7."/>
-      <w:lvlJc w:val="left"/>
-      <w:pPr>
-        <w:ind w:left="5749" w:hanging="360"/>
-      </w:pPr>
-    </w:lvl>
-    <w:lvl w:ilvl="7" w:tplc="04090019" w:tentative="1">
-      <w:start w:val="1"/>
-      <w:numFmt w:val="lowerLetter"/>
-      <w:lvlText w:val="%8."/>
-      <w:lvlJc w:val="left"/>
-      <w:pPr>
-        <w:ind w:left="6469" w:hanging="360"/>
-      </w:pPr>
-    </w:lvl>
-    <w:lvl w:ilvl="8" w:tplc="0409001B" w:tentative="1">
-      <w:start w:val="1"/>
-      <w:numFmt w:val="lowerRoman"/>
-      <w:lvlText w:val="%9."/>
-      <w:lvlJc w:val="right"/>
-      <w:pPr>
-        <w:ind w:left="7189" w:hanging="180"/>
-      </w:pPr>
-    </w:lvl>
-  </w:abstractNum>
-  <w:abstractNum w:abstractNumId="50" w15:restartNumberingAfterBreak="0">
-    <w:nsid w:val="47792CB2"/>
-    <w:multiLevelType w:val="hybridMultilevel"/>
-    <w:tmpl w:val="C40E05AE"/>
-    <w:lvl w:ilvl="0" w:tplc="04090001">
-      <w:start w:val="1"/>
-      <w:numFmt w:val="bullet"/>
-      <w:lvlText w:val=""/>
-      <w:lvlJc w:val="left"/>
-      <w:pPr>
-        <w:ind w:left="1429" w:hanging="360"/>
-      </w:pPr>
-      <w:rPr>
-        <w:rFonts w:ascii="Symbol" w:hAnsi="Symbol" w:hint="default"/>
-      </w:rPr>
-    </w:lvl>
-    <w:lvl w:ilvl="1" w:tplc="240A0003" w:tentative="1">
-      <w:start w:val="1"/>
-      <w:numFmt w:val="bullet"/>
-      <w:lvlText w:val="o"/>
-      <w:lvlJc w:val="left"/>
-      <w:pPr>
-        <w:ind w:left="2149" w:hanging="360"/>
-      </w:pPr>
-      <w:rPr>
-        <w:rFonts w:ascii="Courier New" w:hAnsi="Courier New" w:cs="Courier New" w:hint="default"/>
-      </w:rPr>
-    </w:lvl>
-    <w:lvl w:ilvl="2" w:tplc="240A0005" w:tentative="1">
-      <w:start w:val="1"/>
-      <w:numFmt w:val="bullet"/>
-      <w:lvlText w:val=""/>
-      <w:lvlJc w:val="left"/>
-      <w:pPr>
-        <w:ind w:left="2869" w:hanging="360"/>
-      </w:pPr>
-      <w:rPr>
-        <w:rFonts w:ascii="Wingdings" w:hAnsi="Wingdings" w:hint="default"/>
-      </w:rPr>
-    </w:lvl>
-    <w:lvl w:ilvl="3" w:tplc="240A0001" w:tentative="1">
-      <w:start w:val="1"/>
-      <w:numFmt w:val="bullet"/>
-      <w:lvlText w:val=""/>
-      <w:lvlJc w:val="left"/>
-      <w:pPr>
-        <w:ind w:left="3589" w:hanging="360"/>
-      </w:pPr>
-      <w:rPr>
-        <w:rFonts w:ascii="Symbol" w:hAnsi="Symbol" w:hint="default"/>
-      </w:rPr>
-    </w:lvl>
-    <w:lvl w:ilvl="4" w:tplc="240A0003" w:tentative="1">
-      <w:start w:val="1"/>
-      <w:numFmt w:val="bullet"/>
-      <w:lvlText w:val="o"/>
-      <w:lvlJc w:val="left"/>
-      <w:pPr>
-        <w:ind w:left="4309" w:hanging="360"/>
-      </w:pPr>
-      <w:rPr>
-        <w:rFonts w:ascii="Courier New" w:hAnsi="Courier New" w:cs="Courier New" w:hint="default"/>
-      </w:rPr>
-    </w:lvl>
-    <w:lvl w:ilvl="5" w:tplc="240A0005" w:tentative="1">
-      <w:start w:val="1"/>
-      <w:numFmt w:val="bullet"/>
-      <w:lvlText w:val=""/>
-      <w:lvlJc w:val="left"/>
-      <w:pPr>
-        <w:ind w:left="5029" w:hanging="360"/>
-      </w:pPr>
-      <w:rPr>
-        <w:rFonts w:ascii="Wingdings" w:hAnsi="Wingdings" w:hint="default"/>
-      </w:rPr>
-    </w:lvl>
-    <w:lvl w:ilvl="6" w:tplc="240A0001" w:tentative="1">
-      <w:start w:val="1"/>
-      <w:numFmt w:val="bullet"/>
-      <w:lvlText w:val=""/>
-      <w:lvlJc w:val="left"/>
-      <w:pPr>
-        <w:ind w:left="5749" w:hanging="360"/>
-      </w:pPr>
-      <w:rPr>
-        <w:rFonts w:ascii="Symbol" w:hAnsi="Symbol" w:hint="default"/>
-      </w:rPr>
-    </w:lvl>
-    <w:lvl w:ilvl="7" w:tplc="240A0003" w:tentative="1">
-      <w:start w:val="1"/>
-      <w:numFmt w:val="bullet"/>
-      <w:lvlText w:val="o"/>
-      <w:lvlJc w:val="left"/>
-      <w:pPr>
-        <w:ind w:left="6469" w:hanging="360"/>
-      </w:pPr>
-      <w:rPr>
-        <w:rFonts w:ascii="Courier New" w:hAnsi="Courier New" w:cs="Courier New" w:hint="default"/>
-      </w:rPr>
-    </w:lvl>
-    <w:lvl w:ilvl="8" w:tplc="240A0005" w:tentative="1">
-      <w:start w:val="1"/>
-      <w:numFmt w:val="bullet"/>
-      <w:lvlText w:val=""/>
-      <w:lvlJc w:val="left"/>
-      <w:pPr>
-        <w:ind w:left="7189" w:hanging="360"/>
-      </w:pPr>
-      <w:rPr>
-        <w:rFonts w:ascii="Wingdings" w:hAnsi="Wingdings" w:hint="default"/>
-      </w:rPr>
-    </w:lvl>
-  </w:abstractNum>
-  <w:abstractNum w:abstractNumId="51" w15:restartNumberingAfterBreak="0">
+  <w:abstractNum w:abstractNumId="13" w15:restartNumberingAfterBreak="0">
     <w:nsid w:val="4BF52B45"/>
     <w:multiLevelType w:val="hybridMultilevel"/>
     <w:tmpl w:val="EEE0A18E"/>
@@ -15208,436 +11135,7 @@
       </w:pPr>
     </w:lvl>
   </w:abstractNum>
-  <w:abstractNum w:abstractNumId="52" w15:restartNumberingAfterBreak="0">
-    <w:nsid w:val="4C297392"/>
-    <w:multiLevelType w:val="hybridMultilevel"/>
-    <w:tmpl w:val="5B006524"/>
-    <w:lvl w:ilvl="0" w:tplc="72243B0A">
-      <w:start w:val="1"/>
-      <w:numFmt w:val="lowerLetter"/>
-      <w:lvlText w:val="%1)"/>
-      <w:lvlJc w:val="left"/>
-      <w:pPr>
-        <w:ind w:left="1429" w:hanging="360"/>
-      </w:pPr>
-      <w:rPr>
-        <w:b/>
-        <w:bCs/>
-      </w:rPr>
-    </w:lvl>
-    <w:lvl w:ilvl="1" w:tplc="240A0019" w:tentative="1">
-      <w:start w:val="1"/>
-      <w:numFmt w:val="lowerLetter"/>
-      <w:lvlText w:val="%2."/>
-      <w:lvlJc w:val="left"/>
-      <w:pPr>
-        <w:ind w:left="2149" w:hanging="360"/>
-      </w:pPr>
-    </w:lvl>
-    <w:lvl w:ilvl="2" w:tplc="240A001B" w:tentative="1">
-      <w:start w:val="1"/>
-      <w:numFmt w:val="lowerRoman"/>
-      <w:lvlText w:val="%3."/>
-      <w:lvlJc w:val="right"/>
-      <w:pPr>
-        <w:ind w:left="2869" w:hanging="180"/>
-      </w:pPr>
-    </w:lvl>
-    <w:lvl w:ilvl="3" w:tplc="240A000F" w:tentative="1">
-      <w:start w:val="1"/>
-      <w:numFmt w:val="decimal"/>
-      <w:lvlText w:val="%4."/>
-      <w:lvlJc w:val="left"/>
-      <w:pPr>
-        <w:ind w:left="3589" w:hanging="360"/>
-      </w:pPr>
-    </w:lvl>
-    <w:lvl w:ilvl="4" w:tplc="240A0019" w:tentative="1">
-      <w:start w:val="1"/>
-      <w:numFmt w:val="lowerLetter"/>
-      <w:lvlText w:val="%5."/>
-      <w:lvlJc w:val="left"/>
-      <w:pPr>
-        <w:ind w:left="4309" w:hanging="360"/>
-      </w:pPr>
-    </w:lvl>
-    <w:lvl w:ilvl="5" w:tplc="240A001B" w:tentative="1">
-      <w:start w:val="1"/>
-      <w:numFmt w:val="lowerRoman"/>
-      <w:lvlText w:val="%6."/>
-      <w:lvlJc w:val="right"/>
-      <w:pPr>
-        <w:ind w:left="5029" w:hanging="180"/>
-      </w:pPr>
-    </w:lvl>
-    <w:lvl w:ilvl="6" w:tplc="240A000F" w:tentative="1">
-      <w:start w:val="1"/>
-      <w:numFmt w:val="decimal"/>
-      <w:lvlText w:val="%7."/>
-      <w:lvlJc w:val="left"/>
-      <w:pPr>
-        <w:ind w:left="5749" w:hanging="360"/>
-      </w:pPr>
-    </w:lvl>
-    <w:lvl w:ilvl="7" w:tplc="240A0019" w:tentative="1">
-      <w:start w:val="1"/>
-      <w:numFmt w:val="lowerLetter"/>
-      <w:lvlText w:val="%8."/>
-      <w:lvlJc w:val="left"/>
-      <w:pPr>
-        <w:ind w:left="6469" w:hanging="360"/>
-      </w:pPr>
-    </w:lvl>
-    <w:lvl w:ilvl="8" w:tplc="240A001B" w:tentative="1">
-      <w:start w:val="1"/>
-      <w:numFmt w:val="lowerRoman"/>
-      <w:lvlText w:val="%9."/>
-      <w:lvlJc w:val="right"/>
-      <w:pPr>
-        <w:ind w:left="7189" w:hanging="180"/>
-      </w:pPr>
-    </w:lvl>
-  </w:abstractNum>
-  <w:abstractNum w:abstractNumId="53" w15:restartNumberingAfterBreak="0">
-    <w:nsid w:val="4D16016B"/>
-    <w:multiLevelType w:val="hybridMultilevel"/>
-    <w:tmpl w:val="0E728224"/>
-    <w:lvl w:ilvl="0" w:tplc="04090001">
-      <w:start w:val="1"/>
-      <w:numFmt w:val="bullet"/>
-      <w:lvlText w:val=""/>
-      <w:lvlJc w:val="left"/>
-      <w:pPr>
-        <w:ind w:left="1429" w:hanging="360"/>
-      </w:pPr>
-      <w:rPr>
-        <w:rFonts w:ascii="Symbol" w:hAnsi="Symbol" w:hint="default"/>
-      </w:rPr>
-    </w:lvl>
-    <w:lvl w:ilvl="1" w:tplc="240A0003" w:tentative="1">
-      <w:start w:val="1"/>
-      <w:numFmt w:val="bullet"/>
-      <w:lvlText w:val="o"/>
-      <w:lvlJc w:val="left"/>
-      <w:pPr>
-        <w:ind w:left="2149" w:hanging="360"/>
-      </w:pPr>
-      <w:rPr>
-        <w:rFonts w:ascii="Courier New" w:hAnsi="Courier New" w:cs="Courier New" w:hint="default"/>
-      </w:rPr>
-    </w:lvl>
-    <w:lvl w:ilvl="2" w:tplc="240A0005" w:tentative="1">
-      <w:start w:val="1"/>
-      <w:numFmt w:val="bullet"/>
-      <w:lvlText w:val=""/>
-      <w:lvlJc w:val="left"/>
-      <w:pPr>
-        <w:ind w:left="2869" w:hanging="360"/>
-      </w:pPr>
-      <w:rPr>
-        <w:rFonts w:ascii="Wingdings" w:hAnsi="Wingdings" w:hint="default"/>
-      </w:rPr>
-    </w:lvl>
-    <w:lvl w:ilvl="3" w:tplc="240A0001" w:tentative="1">
-      <w:start w:val="1"/>
-      <w:numFmt w:val="bullet"/>
-      <w:lvlText w:val=""/>
-      <w:lvlJc w:val="left"/>
-      <w:pPr>
-        <w:ind w:left="3589" w:hanging="360"/>
-      </w:pPr>
-      <w:rPr>
-        <w:rFonts w:ascii="Symbol" w:hAnsi="Symbol" w:hint="default"/>
-      </w:rPr>
-    </w:lvl>
-    <w:lvl w:ilvl="4" w:tplc="240A0003" w:tentative="1">
-      <w:start w:val="1"/>
-      <w:numFmt w:val="bullet"/>
-      <w:lvlText w:val="o"/>
-      <w:lvlJc w:val="left"/>
-      <w:pPr>
-        <w:ind w:left="4309" w:hanging="360"/>
-      </w:pPr>
-      <w:rPr>
-        <w:rFonts w:ascii="Courier New" w:hAnsi="Courier New" w:cs="Courier New" w:hint="default"/>
-      </w:rPr>
-    </w:lvl>
-    <w:lvl w:ilvl="5" w:tplc="240A0005" w:tentative="1">
-      <w:start w:val="1"/>
-      <w:numFmt w:val="bullet"/>
-      <w:lvlText w:val=""/>
-      <w:lvlJc w:val="left"/>
-      <w:pPr>
-        <w:ind w:left="5029" w:hanging="360"/>
-      </w:pPr>
-      <w:rPr>
-        <w:rFonts w:ascii="Wingdings" w:hAnsi="Wingdings" w:hint="default"/>
-      </w:rPr>
-    </w:lvl>
-    <w:lvl w:ilvl="6" w:tplc="240A0001" w:tentative="1">
-      <w:start w:val="1"/>
-      <w:numFmt w:val="bullet"/>
-      <w:lvlText w:val=""/>
-      <w:lvlJc w:val="left"/>
-      <w:pPr>
-        <w:ind w:left="5749" w:hanging="360"/>
-      </w:pPr>
-      <w:rPr>
-        <w:rFonts w:ascii="Symbol" w:hAnsi="Symbol" w:hint="default"/>
-      </w:rPr>
-    </w:lvl>
-    <w:lvl w:ilvl="7" w:tplc="240A0003" w:tentative="1">
-      <w:start w:val="1"/>
-      <w:numFmt w:val="bullet"/>
-      <w:lvlText w:val="o"/>
-      <w:lvlJc w:val="left"/>
-      <w:pPr>
-        <w:ind w:left="6469" w:hanging="360"/>
-      </w:pPr>
-      <w:rPr>
-        <w:rFonts w:ascii="Courier New" w:hAnsi="Courier New" w:cs="Courier New" w:hint="default"/>
-      </w:rPr>
-    </w:lvl>
-    <w:lvl w:ilvl="8" w:tplc="240A0005" w:tentative="1">
-      <w:start w:val="1"/>
-      <w:numFmt w:val="bullet"/>
-      <w:lvlText w:val=""/>
-      <w:lvlJc w:val="left"/>
-      <w:pPr>
-        <w:ind w:left="7189" w:hanging="360"/>
-      </w:pPr>
-      <w:rPr>
-        <w:rFonts w:ascii="Wingdings" w:hAnsi="Wingdings" w:hint="default"/>
-      </w:rPr>
-    </w:lvl>
-  </w:abstractNum>
-  <w:abstractNum w:abstractNumId="54" w15:restartNumberingAfterBreak="0">
-    <w:nsid w:val="4D336017"/>
-    <w:multiLevelType w:val="hybridMultilevel"/>
-    <w:tmpl w:val="100E655E"/>
-    <w:lvl w:ilvl="0" w:tplc="240A0001">
-      <w:start w:val="1"/>
-      <w:numFmt w:val="bullet"/>
-      <w:lvlText w:val=""/>
-      <w:lvlJc w:val="left"/>
-      <w:pPr>
-        <w:ind w:left="1429" w:hanging="360"/>
-      </w:pPr>
-      <w:rPr>
-        <w:rFonts w:ascii="Symbol" w:hAnsi="Symbol" w:hint="default"/>
-      </w:rPr>
-    </w:lvl>
-    <w:lvl w:ilvl="1" w:tplc="240A0003">
-      <w:start w:val="1"/>
-      <w:numFmt w:val="bullet"/>
-      <w:lvlText w:val="o"/>
-      <w:lvlJc w:val="left"/>
-      <w:pPr>
-        <w:ind w:left="2149" w:hanging="360"/>
-      </w:pPr>
-      <w:rPr>
-        <w:rFonts w:ascii="Courier New" w:hAnsi="Courier New" w:cs="Courier New" w:hint="default"/>
-      </w:rPr>
-    </w:lvl>
-    <w:lvl w:ilvl="2" w:tplc="240A0005" w:tentative="1">
-      <w:start w:val="1"/>
-      <w:numFmt w:val="bullet"/>
-      <w:lvlText w:val=""/>
-      <w:lvlJc w:val="left"/>
-      <w:pPr>
-        <w:ind w:left="2869" w:hanging="360"/>
-      </w:pPr>
-      <w:rPr>
-        <w:rFonts w:ascii="Wingdings" w:hAnsi="Wingdings" w:hint="default"/>
-      </w:rPr>
-    </w:lvl>
-    <w:lvl w:ilvl="3" w:tplc="240A0001" w:tentative="1">
-      <w:start w:val="1"/>
-      <w:numFmt w:val="bullet"/>
-      <w:lvlText w:val=""/>
-      <w:lvlJc w:val="left"/>
-      <w:pPr>
-        <w:ind w:left="3589" w:hanging="360"/>
-      </w:pPr>
-      <w:rPr>
-        <w:rFonts w:ascii="Symbol" w:hAnsi="Symbol" w:hint="default"/>
-      </w:rPr>
-    </w:lvl>
-    <w:lvl w:ilvl="4" w:tplc="240A0003" w:tentative="1">
-      <w:start w:val="1"/>
-      <w:numFmt w:val="bullet"/>
-      <w:lvlText w:val="o"/>
-      <w:lvlJc w:val="left"/>
-      <w:pPr>
-        <w:ind w:left="4309" w:hanging="360"/>
-      </w:pPr>
-      <w:rPr>
-        <w:rFonts w:ascii="Courier New" w:hAnsi="Courier New" w:cs="Courier New" w:hint="default"/>
-      </w:rPr>
-    </w:lvl>
-    <w:lvl w:ilvl="5" w:tplc="240A0005" w:tentative="1">
-      <w:start w:val="1"/>
-      <w:numFmt w:val="bullet"/>
-      <w:lvlText w:val=""/>
-      <w:lvlJc w:val="left"/>
-      <w:pPr>
-        <w:ind w:left="5029" w:hanging="360"/>
-      </w:pPr>
-      <w:rPr>
-        <w:rFonts w:ascii="Wingdings" w:hAnsi="Wingdings" w:hint="default"/>
-      </w:rPr>
-    </w:lvl>
-    <w:lvl w:ilvl="6" w:tplc="240A0001" w:tentative="1">
-      <w:start w:val="1"/>
-      <w:numFmt w:val="bullet"/>
-      <w:lvlText w:val=""/>
-      <w:lvlJc w:val="left"/>
-      <w:pPr>
-        <w:ind w:left="5749" w:hanging="360"/>
-      </w:pPr>
-      <w:rPr>
-        <w:rFonts w:ascii="Symbol" w:hAnsi="Symbol" w:hint="default"/>
-      </w:rPr>
-    </w:lvl>
-    <w:lvl w:ilvl="7" w:tplc="240A0003" w:tentative="1">
-      <w:start w:val="1"/>
-      <w:numFmt w:val="bullet"/>
-      <w:lvlText w:val="o"/>
-      <w:lvlJc w:val="left"/>
-      <w:pPr>
-        <w:ind w:left="6469" w:hanging="360"/>
-      </w:pPr>
-      <w:rPr>
-        <w:rFonts w:ascii="Courier New" w:hAnsi="Courier New" w:cs="Courier New" w:hint="default"/>
-      </w:rPr>
-    </w:lvl>
-    <w:lvl w:ilvl="8" w:tplc="240A0005" w:tentative="1">
-      <w:start w:val="1"/>
-      <w:numFmt w:val="bullet"/>
-      <w:lvlText w:val=""/>
-      <w:lvlJc w:val="left"/>
-      <w:pPr>
-        <w:ind w:left="7189" w:hanging="360"/>
-      </w:pPr>
-      <w:rPr>
-        <w:rFonts w:ascii="Wingdings" w:hAnsi="Wingdings" w:hint="default"/>
-      </w:rPr>
-    </w:lvl>
-  </w:abstractNum>
-  <w:abstractNum w:abstractNumId="55" w15:restartNumberingAfterBreak="0">
-    <w:nsid w:val="4D4F1CA8"/>
-    <w:multiLevelType w:val="hybridMultilevel"/>
-    <w:tmpl w:val="FBF45ABA"/>
-    <w:lvl w:ilvl="0" w:tplc="04090001">
-      <w:start w:val="1"/>
-      <w:numFmt w:val="bullet"/>
-      <w:lvlText w:val=""/>
-      <w:lvlJc w:val="left"/>
-      <w:pPr>
-        <w:ind w:left="1429" w:hanging="360"/>
-      </w:pPr>
-      <w:rPr>
-        <w:rFonts w:ascii="Symbol" w:hAnsi="Symbol" w:hint="default"/>
-      </w:rPr>
-    </w:lvl>
-    <w:lvl w:ilvl="1" w:tplc="240A0003" w:tentative="1">
-      <w:start w:val="1"/>
-      <w:numFmt w:val="bullet"/>
-      <w:lvlText w:val="o"/>
-      <w:lvlJc w:val="left"/>
-      <w:pPr>
-        <w:ind w:left="2149" w:hanging="360"/>
-      </w:pPr>
-      <w:rPr>
-        <w:rFonts w:ascii="Courier New" w:hAnsi="Courier New" w:cs="Courier New" w:hint="default"/>
-      </w:rPr>
-    </w:lvl>
-    <w:lvl w:ilvl="2" w:tplc="240A0005" w:tentative="1">
-      <w:start w:val="1"/>
-      <w:numFmt w:val="bullet"/>
-      <w:lvlText w:val=""/>
-      <w:lvlJc w:val="left"/>
-      <w:pPr>
-        <w:ind w:left="2869" w:hanging="360"/>
-      </w:pPr>
-      <w:rPr>
-        <w:rFonts w:ascii="Wingdings" w:hAnsi="Wingdings" w:hint="default"/>
-      </w:rPr>
-    </w:lvl>
-    <w:lvl w:ilvl="3" w:tplc="240A0001" w:tentative="1">
-      <w:start w:val="1"/>
-      <w:numFmt w:val="bullet"/>
-      <w:lvlText w:val=""/>
-      <w:lvlJc w:val="left"/>
-      <w:pPr>
-        <w:ind w:left="3589" w:hanging="360"/>
-      </w:pPr>
-      <w:rPr>
-        <w:rFonts w:ascii="Symbol" w:hAnsi="Symbol" w:hint="default"/>
-      </w:rPr>
-    </w:lvl>
-    <w:lvl w:ilvl="4" w:tplc="240A0003" w:tentative="1">
-      <w:start w:val="1"/>
-      <w:numFmt w:val="bullet"/>
-      <w:lvlText w:val="o"/>
-      <w:lvlJc w:val="left"/>
-      <w:pPr>
-        <w:ind w:left="4309" w:hanging="360"/>
-      </w:pPr>
-      <w:rPr>
-        <w:rFonts w:ascii="Courier New" w:hAnsi="Courier New" w:cs="Courier New" w:hint="default"/>
-      </w:rPr>
-    </w:lvl>
-    <w:lvl w:ilvl="5" w:tplc="240A0005" w:tentative="1">
-      <w:start w:val="1"/>
-      <w:numFmt w:val="bullet"/>
-      <w:lvlText w:val=""/>
-      <w:lvlJc w:val="left"/>
-      <w:pPr>
-        <w:ind w:left="5029" w:hanging="360"/>
-      </w:pPr>
-      <w:rPr>
-        <w:rFonts w:ascii="Wingdings" w:hAnsi="Wingdings" w:hint="default"/>
-      </w:rPr>
-    </w:lvl>
-    <w:lvl w:ilvl="6" w:tplc="240A0001" w:tentative="1">
-      <w:start w:val="1"/>
-      <w:numFmt w:val="bullet"/>
-      <w:lvlText w:val=""/>
-      <w:lvlJc w:val="left"/>
-      <w:pPr>
-        <w:ind w:left="5749" w:hanging="360"/>
-      </w:pPr>
-      <w:rPr>
-        <w:rFonts w:ascii="Symbol" w:hAnsi="Symbol" w:hint="default"/>
-      </w:rPr>
-    </w:lvl>
-    <w:lvl w:ilvl="7" w:tplc="240A0003" w:tentative="1">
-      <w:start w:val="1"/>
-      <w:numFmt w:val="bullet"/>
-      <w:lvlText w:val="o"/>
-      <w:lvlJc w:val="left"/>
-      <w:pPr>
-        <w:ind w:left="6469" w:hanging="360"/>
-      </w:pPr>
-      <w:rPr>
-        <w:rFonts w:ascii="Courier New" w:hAnsi="Courier New" w:cs="Courier New" w:hint="default"/>
-      </w:rPr>
-    </w:lvl>
-    <w:lvl w:ilvl="8" w:tplc="240A0005" w:tentative="1">
-      <w:start w:val="1"/>
-      <w:numFmt w:val="bullet"/>
-      <w:lvlText w:val=""/>
-      <w:lvlJc w:val="left"/>
-      <w:pPr>
-        <w:ind w:left="7189" w:hanging="360"/>
-      </w:pPr>
-      <w:rPr>
-        <w:rFonts w:ascii="Wingdings" w:hAnsi="Wingdings" w:hint="default"/>
-      </w:rPr>
-    </w:lvl>
-  </w:abstractNum>
-  <w:abstractNum w:abstractNumId="56" w15:restartNumberingAfterBreak="0">
+  <w:abstractNum w:abstractNumId="14" w15:restartNumberingAfterBreak="0">
     <w:nsid w:val="4E042C06"/>
     <w:multiLevelType w:val="hybridMultilevel"/>
     <w:tmpl w:val="B3AC837C"/>
@@ -15750,120 +11248,7 @@
       </w:rPr>
     </w:lvl>
   </w:abstractNum>
-  <w:abstractNum w:abstractNumId="57" w15:restartNumberingAfterBreak="0">
-    <w:nsid w:val="4E1304A4"/>
-    <w:multiLevelType w:val="hybridMultilevel"/>
-    <w:tmpl w:val="69069DB0"/>
-    <w:lvl w:ilvl="0" w:tplc="04090001">
-      <w:start w:val="1"/>
-      <w:numFmt w:val="bullet"/>
-      <w:lvlText w:val=""/>
-      <w:lvlJc w:val="left"/>
-      <w:pPr>
-        <w:ind w:left="1429" w:hanging="360"/>
-      </w:pPr>
-      <w:rPr>
-        <w:rFonts w:ascii="Symbol" w:hAnsi="Symbol" w:hint="default"/>
-      </w:rPr>
-    </w:lvl>
-    <w:lvl w:ilvl="1" w:tplc="240A0003" w:tentative="1">
-      <w:start w:val="1"/>
-      <w:numFmt w:val="bullet"/>
-      <w:lvlText w:val="o"/>
-      <w:lvlJc w:val="left"/>
-      <w:pPr>
-        <w:ind w:left="2149" w:hanging="360"/>
-      </w:pPr>
-      <w:rPr>
-        <w:rFonts w:ascii="Courier New" w:hAnsi="Courier New" w:cs="Courier New" w:hint="default"/>
-      </w:rPr>
-    </w:lvl>
-    <w:lvl w:ilvl="2" w:tplc="240A0005" w:tentative="1">
-      <w:start w:val="1"/>
-      <w:numFmt w:val="bullet"/>
-      <w:lvlText w:val=""/>
-      <w:lvlJc w:val="left"/>
-      <w:pPr>
-        <w:ind w:left="2869" w:hanging="360"/>
-      </w:pPr>
-      <w:rPr>
-        <w:rFonts w:ascii="Wingdings" w:hAnsi="Wingdings" w:hint="default"/>
-      </w:rPr>
-    </w:lvl>
-    <w:lvl w:ilvl="3" w:tplc="240A0001" w:tentative="1">
-      <w:start w:val="1"/>
-      <w:numFmt w:val="bullet"/>
-      <w:lvlText w:val=""/>
-      <w:lvlJc w:val="left"/>
-      <w:pPr>
-        <w:ind w:left="3589" w:hanging="360"/>
-      </w:pPr>
-      <w:rPr>
-        <w:rFonts w:ascii="Symbol" w:hAnsi="Symbol" w:hint="default"/>
-      </w:rPr>
-    </w:lvl>
-    <w:lvl w:ilvl="4" w:tplc="240A0003" w:tentative="1">
-      <w:start w:val="1"/>
-      <w:numFmt w:val="bullet"/>
-      <w:lvlText w:val="o"/>
-      <w:lvlJc w:val="left"/>
-      <w:pPr>
-        <w:ind w:left="4309" w:hanging="360"/>
-      </w:pPr>
-      <w:rPr>
-        <w:rFonts w:ascii="Courier New" w:hAnsi="Courier New" w:cs="Courier New" w:hint="default"/>
-      </w:rPr>
-    </w:lvl>
-    <w:lvl w:ilvl="5" w:tplc="240A0005" w:tentative="1">
-      <w:start w:val="1"/>
-      <w:numFmt w:val="bullet"/>
-      <w:lvlText w:val=""/>
-      <w:lvlJc w:val="left"/>
-      <w:pPr>
-        <w:ind w:left="5029" w:hanging="360"/>
-      </w:pPr>
-      <w:rPr>
-        <w:rFonts w:ascii="Wingdings" w:hAnsi="Wingdings" w:hint="default"/>
-      </w:rPr>
-    </w:lvl>
-    <w:lvl w:ilvl="6" w:tplc="240A0001" w:tentative="1">
-      <w:start w:val="1"/>
-      <w:numFmt w:val="bullet"/>
-      <w:lvlText w:val=""/>
-      <w:lvlJc w:val="left"/>
-      <w:pPr>
-        <w:ind w:left="5749" w:hanging="360"/>
-      </w:pPr>
-      <w:rPr>
-        <w:rFonts w:ascii="Symbol" w:hAnsi="Symbol" w:hint="default"/>
-      </w:rPr>
-    </w:lvl>
-    <w:lvl w:ilvl="7" w:tplc="240A0003" w:tentative="1">
-      <w:start w:val="1"/>
-      <w:numFmt w:val="bullet"/>
-      <w:lvlText w:val="o"/>
-      <w:lvlJc w:val="left"/>
-      <w:pPr>
-        <w:ind w:left="6469" w:hanging="360"/>
-      </w:pPr>
-      <w:rPr>
-        <w:rFonts w:ascii="Courier New" w:hAnsi="Courier New" w:cs="Courier New" w:hint="default"/>
-      </w:rPr>
-    </w:lvl>
-    <w:lvl w:ilvl="8" w:tplc="240A0005" w:tentative="1">
-      <w:start w:val="1"/>
-      <w:numFmt w:val="bullet"/>
-      <w:lvlText w:val=""/>
-      <w:lvlJc w:val="left"/>
-      <w:pPr>
-        <w:ind w:left="7189" w:hanging="360"/>
-      </w:pPr>
-      <w:rPr>
-        <w:rFonts w:ascii="Wingdings" w:hAnsi="Wingdings" w:hint="default"/>
-      </w:rPr>
-    </w:lvl>
-  </w:abstractNum>
-  <w:abstractNum w:abstractNumId="58" w15:restartNumberingAfterBreak="0">
+  <w:abstractNum w:abstractNumId="15" w15:restartNumberingAfterBreak="0">
     <w:nsid w:val="4EBE1EF6"/>
     <w:multiLevelType w:val="hybridMultilevel"/>
     <w:tmpl w:val="AF3C2E24"/>
@@ -15954,323 +11339,7 @@
       </w:pPr>
     </w:lvl>
   </w:abstractNum>
-  <w:abstractNum w:abstractNumId="59" w15:restartNumberingAfterBreak="0">
-    <w:nsid w:val="50006023"/>
-    <w:multiLevelType w:val="hybridMultilevel"/>
-    <w:tmpl w:val="CC822626"/>
-    <w:lvl w:ilvl="0" w:tplc="240A0005">
-      <w:start w:val="1"/>
-      <w:numFmt w:val="bullet"/>
-      <w:lvlText w:val=""/>
-      <w:lvlJc w:val="left"/>
-      <w:pPr>
-        <w:ind w:left="1429" w:hanging="360"/>
-      </w:pPr>
-      <w:rPr>
-        <w:rFonts w:ascii="Wingdings" w:hAnsi="Wingdings" w:hint="default"/>
-      </w:rPr>
-    </w:lvl>
-    <w:lvl w:ilvl="1" w:tplc="240A0003">
-      <w:start w:val="1"/>
-      <w:numFmt w:val="bullet"/>
-      <w:lvlText w:val="o"/>
-      <w:lvlJc w:val="left"/>
-      <w:pPr>
-        <w:ind w:left="2149" w:hanging="360"/>
-      </w:pPr>
-      <w:rPr>
-        <w:rFonts w:ascii="Courier New" w:hAnsi="Courier New" w:cs="Courier New" w:hint="default"/>
-      </w:rPr>
-    </w:lvl>
-    <w:lvl w:ilvl="2" w:tplc="240A0005" w:tentative="1">
-      <w:start w:val="1"/>
-      <w:numFmt w:val="bullet"/>
-      <w:lvlText w:val=""/>
-      <w:lvlJc w:val="left"/>
-      <w:pPr>
-        <w:ind w:left="2869" w:hanging="360"/>
-      </w:pPr>
-      <w:rPr>
-        <w:rFonts w:ascii="Wingdings" w:hAnsi="Wingdings" w:hint="default"/>
-      </w:rPr>
-    </w:lvl>
-    <w:lvl w:ilvl="3" w:tplc="240A0001" w:tentative="1">
-      <w:start w:val="1"/>
-      <w:numFmt w:val="bullet"/>
-      <w:lvlText w:val=""/>
-      <w:lvlJc w:val="left"/>
-      <w:pPr>
-        <w:ind w:left="3589" w:hanging="360"/>
-      </w:pPr>
-      <w:rPr>
-        <w:rFonts w:ascii="Symbol" w:hAnsi="Symbol" w:hint="default"/>
-      </w:rPr>
-    </w:lvl>
-    <w:lvl w:ilvl="4" w:tplc="240A0003" w:tentative="1">
-      <w:start w:val="1"/>
-      <w:numFmt w:val="bullet"/>
-      <w:lvlText w:val="o"/>
-      <w:lvlJc w:val="left"/>
-      <w:pPr>
-        <w:ind w:left="4309" w:hanging="360"/>
-      </w:pPr>
-      <w:rPr>
-        <w:rFonts w:ascii="Courier New" w:hAnsi="Courier New" w:cs="Courier New" w:hint="default"/>
-      </w:rPr>
-    </w:lvl>
-    <w:lvl w:ilvl="5" w:tplc="240A0005" w:tentative="1">
-      <w:start w:val="1"/>
-      <w:numFmt w:val="bullet"/>
-      <w:lvlText w:val=""/>
-      <w:lvlJc w:val="left"/>
-      <w:pPr>
-        <w:ind w:left="5029" w:hanging="360"/>
-      </w:pPr>
-      <w:rPr>
-        <w:rFonts w:ascii="Wingdings" w:hAnsi="Wingdings" w:hint="default"/>
-      </w:rPr>
-    </w:lvl>
-    <w:lvl w:ilvl="6" w:tplc="240A0001" w:tentative="1">
-      <w:start w:val="1"/>
-      <w:numFmt w:val="bullet"/>
-      <w:lvlText w:val=""/>
-      <w:lvlJc w:val="left"/>
-      <w:pPr>
-        <w:ind w:left="5749" w:hanging="360"/>
-      </w:pPr>
-      <w:rPr>
-        <w:rFonts w:ascii="Symbol" w:hAnsi="Symbol" w:hint="default"/>
-      </w:rPr>
-    </w:lvl>
-    <w:lvl w:ilvl="7" w:tplc="240A0003" w:tentative="1">
-      <w:start w:val="1"/>
-      <w:numFmt w:val="bullet"/>
-      <w:lvlText w:val="o"/>
-      <w:lvlJc w:val="left"/>
-      <w:pPr>
-        <w:ind w:left="6469" w:hanging="360"/>
-      </w:pPr>
-      <w:rPr>
-        <w:rFonts w:ascii="Courier New" w:hAnsi="Courier New" w:cs="Courier New" w:hint="default"/>
-      </w:rPr>
-    </w:lvl>
-    <w:lvl w:ilvl="8" w:tplc="240A0005" w:tentative="1">
-      <w:start w:val="1"/>
-      <w:numFmt w:val="bullet"/>
-      <w:lvlText w:val=""/>
-      <w:lvlJc w:val="left"/>
-      <w:pPr>
-        <w:ind w:left="7189" w:hanging="360"/>
-      </w:pPr>
-      <w:rPr>
-        <w:rFonts w:ascii="Wingdings" w:hAnsi="Wingdings" w:hint="default"/>
-      </w:rPr>
-    </w:lvl>
-  </w:abstractNum>
-  <w:abstractNum w:abstractNumId="60" w15:restartNumberingAfterBreak="0">
-    <w:nsid w:val="52717630"/>
-    <w:multiLevelType w:val="hybridMultilevel"/>
-    <w:tmpl w:val="9D8CA8D2"/>
-    <w:lvl w:ilvl="0" w:tplc="04090001">
-      <w:start w:val="1"/>
-      <w:numFmt w:val="bullet"/>
-      <w:lvlText w:val=""/>
-      <w:lvlJc w:val="left"/>
-      <w:pPr>
-        <w:ind w:left="1429" w:hanging="360"/>
-      </w:pPr>
-      <w:rPr>
-        <w:rFonts w:ascii="Symbol" w:hAnsi="Symbol" w:hint="default"/>
-      </w:rPr>
-    </w:lvl>
-    <w:lvl w:ilvl="1" w:tplc="240A0003" w:tentative="1">
-      <w:start w:val="1"/>
-      <w:numFmt w:val="bullet"/>
-      <w:lvlText w:val="o"/>
-      <w:lvlJc w:val="left"/>
-      <w:pPr>
-        <w:ind w:left="2149" w:hanging="360"/>
-      </w:pPr>
-      <w:rPr>
-        <w:rFonts w:ascii="Courier New" w:hAnsi="Courier New" w:cs="Courier New" w:hint="default"/>
-      </w:rPr>
-    </w:lvl>
-    <w:lvl w:ilvl="2" w:tplc="240A0005" w:tentative="1">
-      <w:start w:val="1"/>
-      <w:numFmt w:val="bullet"/>
-      <w:lvlText w:val=""/>
-      <w:lvlJc w:val="left"/>
-      <w:pPr>
-        <w:ind w:left="2869" w:hanging="360"/>
-      </w:pPr>
-      <w:rPr>
-        <w:rFonts w:ascii="Wingdings" w:hAnsi="Wingdings" w:hint="default"/>
-      </w:rPr>
-    </w:lvl>
-    <w:lvl w:ilvl="3" w:tplc="240A0001" w:tentative="1">
-      <w:start w:val="1"/>
-      <w:numFmt w:val="bullet"/>
-      <w:lvlText w:val=""/>
-      <w:lvlJc w:val="left"/>
-      <w:pPr>
-        <w:ind w:left="3589" w:hanging="360"/>
-      </w:pPr>
-      <w:rPr>
-        <w:rFonts w:ascii="Symbol" w:hAnsi="Symbol" w:hint="default"/>
-      </w:rPr>
-    </w:lvl>
-    <w:lvl w:ilvl="4" w:tplc="240A0003" w:tentative="1">
-      <w:start w:val="1"/>
-      <w:numFmt w:val="bullet"/>
-      <w:lvlText w:val="o"/>
-      <w:lvlJc w:val="left"/>
-      <w:pPr>
-        <w:ind w:left="4309" w:hanging="360"/>
-      </w:pPr>
-      <w:rPr>
-        <w:rFonts w:ascii="Courier New" w:hAnsi="Courier New" w:cs="Courier New" w:hint="default"/>
-      </w:rPr>
-    </w:lvl>
-    <w:lvl w:ilvl="5" w:tplc="240A0005" w:tentative="1">
-      <w:start w:val="1"/>
-      <w:numFmt w:val="bullet"/>
-      <w:lvlText w:val=""/>
-      <w:lvlJc w:val="left"/>
-      <w:pPr>
-        <w:ind w:left="5029" w:hanging="360"/>
-      </w:pPr>
-      <w:rPr>
-        <w:rFonts w:ascii="Wingdings" w:hAnsi="Wingdings" w:hint="default"/>
-      </w:rPr>
-    </w:lvl>
-    <w:lvl w:ilvl="6" w:tplc="240A0001" w:tentative="1">
-      <w:start w:val="1"/>
-      <w:numFmt w:val="bullet"/>
-      <w:lvlText w:val=""/>
-      <w:lvlJc w:val="left"/>
-      <w:pPr>
-        <w:ind w:left="5749" w:hanging="360"/>
-      </w:pPr>
-      <w:rPr>
-        <w:rFonts w:ascii="Symbol" w:hAnsi="Symbol" w:hint="default"/>
-      </w:rPr>
-    </w:lvl>
-    <w:lvl w:ilvl="7" w:tplc="240A0003" w:tentative="1">
-      <w:start w:val="1"/>
-      <w:numFmt w:val="bullet"/>
-      <w:lvlText w:val="o"/>
-      <w:lvlJc w:val="left"/>
-      <w:pPr>
-        <w:ind w:left="6469" w:hanging="360"/>
-      </w:pPr>
-      <w:rPr>
-        <w:rFonts w:ascii="Courier New" w:hAnsi="Courier New" w:cs="Courier New" w:hint="default"/>
-      </w:rPr>
-    </w:lvl>
-    <w:lvl w:ilvl="8" w:tplc="240A0005" w:tentative="1">
-      <w:start w:val="1"/>
-      <w:numFmt w:val="bullet"/>
-      <w:lvlText w:val=""/>
-      <w:lvlJc w:val="left"/>
-      <w:pPr>
-        <w:ind w:left="7189" w:hanging="360"/>
-      </w:pPr>
-      <w:rPr>
-        <w:rFonts w:ascii="Wingdings" w:hAnsi="Wingdings" w:hint="default"/>
-      </w:rPr>
-    </w:lvl>
-  </w:abstractNum>
-  <w:abstractNum w:abstractNumId="61" w15:restartNumberingAfterBreak="0">
-    <w:nsid w:val="52A67812"/>
-    <w:multiLevelType w:val="hybridMultilevel"/>
-    <w:tmpl w:val="38428966"/>
-    <w:lvl w:ilvl="0" w:tplc="AEA6C8C6">
-      <w:start w:val="1"/>
-      <w:numFmt w:val="lowerLetter"/>
-      <w:lvlText w:val="%1)"/>
-      <w:lvlJc w:val="left"/>
-      <w:pPr>
-        <w:ind w:left="1429" w:hanging="360"/>
-      </w:pPr>
-      <w:rPr>
-        <w:b/>
-        <w:bCs/>
-      </w:rPr>
-    </w:lvl>
-    <w:lvl w:ilvl="1" w:tplc="240A0019" w:tentative="1">
-      <w:start w:val="1"/>
-      <w:numFmt w:val="lowerLetter"/>
-      <w:lvlText w:val="%2."/>
-      <w:lvlJc w:val="left"/>
-      <w:pPr>
-        <w:ind w:left="2149" w:hanging="360"/>
-      </w:pPr>
-    </w:lvl>
-    <w:lvl w:ilvl="2" w:tplc="240A001B" w:tentative="1">
-      <w:start w:val="1"/>
-      <w:numFmt w:val="lowerRoman"/>
-      <w:lvlText w:val="%3."/>
-      <w:lvlJc w:val="right"/>
-      <w:pPr>
-        <w:ind w:left="2869" w:hanging="180"/>
-      </w:pPr>
-    </w:lvl>
-    <w:lvl w:ilvl="3" w:tplc="240A000F" w:tentative="1">
-      <w:start w:val="1"/>
-      <w:numFmt w:val="decimal"/>
-      <w:lvlText w:val="%4."/>
-      <w:lvlJc w:val="left"/>
-      <w:pPr>
-        <w:ind w:left="3589" w:hanging="360"/>
-      </w:pPr>
-    </w:lvl>
-    <w:lvl w:ilvl="4" w:tplc="240A0019" w:tentative="1">
-      <w:start w:val="1"/>
-      <w:numFmt w:val="lowerLetter"/>
-      <w:lvlText w:val="%5."/>
-      <w:lvlJc w:val="left"/>
-      <w:pPr>
-        <w:ind w:left="4309" w:hanging="360"/>
-      </w:pPr>
-    </w:lvl>
-    <w:lvl w:ilvl="5" w:tplc="240A001B" w:tentative="1">
-      <w:start w:val="1"/>
-      <w:numFmt w:val="lowerRoman"/>
-      <w:lvlText w:val="%6."/>
-      <w:lvlJc w:val="right"/>
-      <w:pPr>
-        <w:ind w:left="5029" w:hanging="180"/>
-      </w:pPr>
-    </w:lvl>
-    <w:lvl w:ilvl="6" w:tplc="240A000F" w:tentative="1">
-      <w:start w:val="1"/>
-      <w:numFmt w:val="decimal"/>
-      <w:lvlText w:val="%7."/>
-      <w:lvlJc w:val="left"/>
-      <w:pPr>
-        <w:ind w:left="5749" w:hanging="360"/>
-      </w:pPr>
-    </w:lvl>
-    <w:lvl w:ilvl="7" w:tplc="240A0019" w:tentative="1">
-      <w:start w:val="1"/>
-      <w:numFmt w:val="lowerLetter"/>
-      <w:lvlText w:val="%8."/>
-      <w:lvlJc w:val="left"/>
-      <w:pPr>
-        <w:ind w:left="6469" w:hanging="360"/>
-      </w:pPr>
-    </w:lvl>
-    <w:lvl w:ilvl="8" w:tplc="240A001B" w:tentative="1">
-      <w:start w:val="1"/>
-      <w:numFmt w:val="lowerRoman"/>
-      <w:lvlText w:val="%9."/>
-      <w:lvlJc w:val="right"/>
-      <w:pPr>
-        <w:ind w:left="7189" w:hanging="180"/>
-      </w:pPr>
-    </w:lvl>
-  </w:abstractNum>
-  <w:abstractNum w:abstractNumId="62" w15:restartNumberingAfterBreak="0">
+  <w:abstractNum w:abstractNumId="16" w15:restartNumberingAfterBreak="0">
     <w:nsid w:val="536168AF"/>
     <w:multiLevelType w:val="hybridMultilevel"/>
     <w:tmpl w:val="6DEA0968"/>
@@ -16360,7 +11429,7 @@
       </w:pPr>
     </w:lvl>
   </w:abstractNum>
-  <w:abstractNum w:abstractNumId="63" w15:restartNumberingAfterBreak="0">
+  <w:abstractNum w:abstractNumId="17" w15:restartNumberingAfterBreak="0">
     <w:nsid w:val="57797257"/>
     <w:multiLevelType w:val="hybridMultilevel"/>
     <w:tmpl w:val="7EB8C77E"/>
@@ -16473,7 +11542,7 @@
       </w:rPr>
     </w:lvl>
   </w:abstractNum>
-  <w:abstractNum w:abstractNumId="64" w15:restartNumberingAfterBreak="0">
+  <w:abstractNum w:abstractNumId="18" w15:restartNumberingAfterBreak="0">
     <w:nsid w:val="57D41F0D"/>
     <w:multiLevelType w:val="hybridMultilevel"/>
     <w:tmpl w:val="4E0EFF7C"/>
@@ -16563,1001 +11632,7 @@
       </w:pPr>
     </w:lvl>
   </w:abstractNum>
-  <w:abstractNum w:abstractNumId="65" w15:restartNumberingAfterBreak="0">
-    <w:nsid w:val="5AB7598D"/>
-    <w:multiLevelType w:val="hybridMultilevel"/>
-    <w:tmpl w:val="92925976"/>
-    <w:lvl w:ilvl="0" w:tplc="240A0001">
-      <w:start w:val="1"/>
-      <w:numFmt w:val="bullet"/>
-      <w:lvlText w:val=""/>
-      <w:lvlJc w:val="left"/>
-      <w:pPr>
-        <w:ind w:left="1429" w:hanging="360"/>
-      </w:pPr>
-      <w:rPr>
-        <w:rFonts w:ascii="Symbol" w:hAnsi="Symbol" w:hint="default"/>
-      </w:rPr>
-    </w:lvl>
-    <w:lvl w:ilvl="1" w:tplc="240A0003" w:tentative="1">
-      <w:start w:val="1"/>
-      <w:numFmt w:val="bullet"/>
-      <w:lvlText w:val="o"/>
-      <w:lvlJc w:val="left"/>
-      <w:pPr>
-        <w:ind w:left="2149" w:hanging="360"/>
-      </w:pPr>
-      <w:rPr>
-        <w:rFonts w:ascii="Courier New" w:hAnsi="Courier New" w:cs="Courier New" w:hint="default"/>
-      </w:rPr>
-    </w:lvl>
-    <w:lvl w:ilvl="2" w:tplc="240A0005" w:tentative="1">
-      <w:start w:val="1"/>
-      <w:numFmt w:val="bullet"/>
-      <w:lvlText w:val=""/>
-      <w:lvlJc w:val="left"/>
-      <w:pPr>
-        <w:ind w:left="2869" w:hanging="360"/>
-      </w:pPr>
-      <w:rPr>
-        <w:rFonts w:ascii="Wingdings" w:hAnsi="Wingdings" w:hint="default"/>
-      </w:rPr>
-    </w:lvl>
-    <w:lvl w:ilvl="3" w:tplc="240A0001" w:tentative="1">
-      <w:start w:val="1"/>
-      <w:numFmt w:val="bullet"/>
-      <w:lvlText w:val=""/>
-      <w:lvlJc w:val="left"/>
-      <w:pPr>
-        <w:ind w:left="3589" w:hanging="360"/>
-      </w:pPr>
-      <w:rPr>
-        <w:rFonts w:ascii="Symbol" w:hAnsi="Symbol" w:hint="default"/>
-      </w:rPr>
-    </w:lvl>
-    <w:lvl w:ilvl="4" w:tplc="240A0003" w:tentative="1">
-      <w:start w:val="1"/>
-      <w:numFmt w:val="bullet"/>
-      <w:lvlText w:val="o"/>
-      <w:lvlJc w:val="left"/>
-      <w:pPr>
-        <w:ind w:left="4309" w:hanging="360"/>
-      </w:pPr>
-      <w:rPr>
-        <w:rFonts w:ascii="Courier New" w:hAnsi="Courier New" w:cs="Courier New" w:hint="default"/>
-      </w:rPr>
-    </w:lvl>
-    <w:lvl w:ilvl="5" w:tplc="240A0005" w:tentative="1">
-      <w:start w:val="1"/>
-      <w:numFmt w:val="bullet"/>
-      <w:lvlText w:val=""/>
-      <w:lvlJc w:val="left"/>
-      <w:pPr>
-        <w:ind w:left="5029" w:hanging="360"/>
-      </w:pPr>
-      <w:rPr>
-        <w:rFonts w:ascii="Wingdings" w:hAnsi="Wingdings" w:hint="default"/>
-      </w:rPr>
-    </w:lvl>
-    <w:lvl w:ilvl="6" w:tplc="240A0001" w:tentative="1">
-      <w:start w:val="1"/>
-      <w:numFmt w:val="bullet"/>
-      <w:lvlText w:val=""/>
-      <w:lvlJc w:val="left"/>
-      <w:pPr>
-        <w:ind w:left="5749" w:hanging="360"/>
-      </w:pPr>
-      <w:rPr>
-        <w:rFonts w:ascii="Symbol" w:hAnsi="Symbol" w:hint="default"/>
-      </w:rPr>
-    </w:lvl>
-    <w:lvl w:ilvl="7" w:tplc="240A0003" w:tentative="1">
-      <w:start w:val="1"/>
-      <w:numFmt w:val="bullet"/>
-      <w:lvlText w:val="o"/>
-      <w:lvlJc w:val="left"/>
-      <w:pPr>
-        <w:ind w:left="6469" w:hanging="360"/>
-      </w:pPr>
-      <w:rPr>
-        <w:rFonts w:ascii="Courier New" w:hAnsi="Courier New" w:cs="Courier New" w:hint="default"/>
-      </w:rPr>
-    </w:lvl>
-    <w:lvl w:ilvl="8" w:tplc="240A0005" w:tentative="1">
-      <w:start w:val="1"/>
-      <w:numFmt w:val="bullet"/>
-      <w:lvlText w:val=""/>
-      <w:lvlJc w:val="left"/>
-      <w:pPr>
-        <w:ind w:left="7189" w:hanging="360"/>
-      </w:pPr>
-      <w:rPr>
-        <w:rFonts w:ascii="Wingdings" w:hAnsi="Wingdings" w:hint="default"/>
-      </w:rPr>
-    </w:lvl>
-  </w:abstractNum>
-  <w:abstractNum w:abstractNumId="66" w15:restartNumberingAfterBreak="0">
-    <w:nsid w:val="5ACA371D"/>
-    <w:multiLevelType w:val="hybridMultilevel"/>
-    <w:tmpl w:val="3A0EB1EA"/>
-    <w:lvl w:ilvl="0" w:tplc="240A0005">
-      <w:start w:val="1"/>
-      <w:numFmt w:val="bullet"/>
-      <w:lvlText w:val=""/>
-      <w:lvlJc w:val="left"/>
-      <w:pPr>
-        <w:ind w:left="1429" w:hanging="360"/>
-      </w:pPr>
-      <w:rPr>
-        <w:rFonts w:ascii="Wingdings" w:hAnsi="Wingdings" w:hint="default"/>
-      </w:rPr>
-    </w:lvl>
-    <w:lvl w:ilvl="1" w:tplc="240A0003" w:tentative="1">
-      <w:start w:val="1"/>
-      <w:numFmt w:val="bullet"/>
-      <w:lvlText w:val="o"/>
-      <w:lvlJc w:val="left"/>
-      <w:pPr>
-        <w:ind w:left="2149" w:hanging="360"/>
-      </w:pPr>
-      <w:rPr>
-        <w:rFonts w:ascii="Courier New" w:hAnsi="Courier New" w:cs="Courier New" w:hint="default"/>
-      </w:rPr>
-    </w:lvl>
-    <w:lvl w:ilvl="2" w:tplc="240A0005" w:tentative="1">
-      <w:start w:val="1"/>
-      <w:numFmt w:val="bullet"/>
-      <w:lvlText w:val=""/>
-      <w:lvlJc w:val="left"/>
-      <w:pPr>
-        <w:ind w:left="2869" w:hanging="360"/>
-      </w:pPr>
-      <w:rPr>
-        <w:rFonts w:ascii="Wingdings" w:hAnsi="Wingdings" w:hint="default"/>
-      </w:rPr>
-    </w:lvl>
-    <w:lvl w:ilvl="3" w:tplc="240A0001" w:tentative="1">
-      <w:start w:val="1"/>
-      <w:numFmt w:val="bullet"/>
-      <w:lvlText w:val=""/>
-      <w:lvlJc w:val="left"/>
-      <w:pPr>
-        <w:ind w:left="3589" w:hanging="360"/>
-      </w:pPr>
-      <w:rPr>
-        <w:rFonts w:ascii="Symbol" w:hAnsi="Symbol" w:hint="default"/>
-      </w:rPr>
-    </w:lvl>
-    <w:lvl w:ilvl="4" w:tplc="240A0003" w:tentative="1">
-      <w:start w:val="1"/>
-      <w:numFmt w:val="bullet"/>
-      <w:lvlText w:val="o"/>
-      <w:lvlJc w:val="left"/>
-      <w:pPr>
-        <w:ind w:left="4309" w:hanging="360"/>
-      </w:pPr>
-      <w:rPr>
-        <w:rFonts w:ascii="Courier New" w:hAnsi="Courier New" w:cs="Courier New" w:hint="default"/>
-      </w:rPr>
-    </w:lvl>
-    <w:lvl w:ilvl="5" w:tplc="240A0005" w:tentative="1">
-      <w:start w:val="1"/>
-      <w:numFmt w:val="bullet"/>
-      <w:lvlText w:val=""/>
-      <w:lvlJc w:val="left"/>
-      <w:pPr>
-        <w:ind w:left="5029" w:hanging="360"/>
-      </w:pPr>
-      <w:rPr>
-        <w:rFonts w:ascii="Wingdings" w:hAnsi="Wingdings" w:hint="default"/>
-      </w:rPr>
-    </w:lvl>
-    <w:lvl w:ilvl="6" w:tplc="240A0001" w:tentative="1">
-      <w:start w:val="1"/>
-      <w:numFmt w:val="bullet"/>
-      <w:lvlText w:val=""/>
-      <w:lvlJc w:val="left"/>
-      <w:pPr>
-        <w:ind w:left="5749" w:hanging="360"/>
-      </w:pPr>
-      <w:rPr>
-        <w:rFonts w:ascii="Symbol" w:hAnsi="Symbol" w:hint="default"/>
-      </w:rPr>
-    </w:lvl>
-    <w:lvl w:ilvl="7" w:tplc="240A0003" w:tentative="1">
-      <w:start w:val="1"/>
-      <w:numFmt w:val="bullet"/>
-      <w:lvlText w:val="o"/>
-      <w:lvlJc w:val="left"/>
-      <w:pPr>
-        <w:ind w:left="6469" w:hanging="360"/>
-      </w:pPr>
-      <w:rPr>
-        <w:rFonts w:ascii="Courier New" w:hAnsi="Courier New" w:cs="Courier New" w:hint="default"/>
-      </w:rPr>
-    </w:lvl>
-    <w:lvl w:ilvl="8" w:tplc="240A0005" w:tentative="1">
-      <w:start w:val="1"/>
-      <w:numFmt w:val="bullet"/>
-      <w:lvlText w:val=""/>
-      <w:lvlJc w:val="left"/>
-      <w:pPr>
-        <w:ind w:left="7189" w:hanging="360"/>
-      </w:pPr>
-      <w:rPr>
-        <w:rFonts w:ascii="Wingdings" w:hAnsi="Wingdings" w:hint="default"/>
-      </w:rPr>
-    </w:lvl>
-  </w:abstractNum>
-  <w:abstractNum w:abstractNumId="67" w15:restartNumberingAfterBreak="0">
-    <w:nsid w:val="5B6168B6"/>
-    <w:multiLevelType w:val="hybridMultilevel"/>
-    <w:tmpl w:val="AE2ECA62"/>
-    <w:lvl w:ilvl="0" w:tplc="04090001">
-      <w:start w:val="1"/>
-      <w:numFmt w:val="bullet"/>
-      <w:lvlText w:val=""/>
-      <w:lvlJc w:val="left"/>
-      <w:pPr>
-        <w:ind w:left="1429" w:hanging="360"/>
-      </w:pPr>
-      <w:rPr>
-        <w:rFonts w:ascii="Symbol" w:hAnsi="Symbol" w:hint="default"/>
-      </w:rPr>
-    </w:lvl>
-    <w:lvl w:ilvl="1" w:tplc="240A0003" w:tentative="1">
-      <w:start w:val="1"/>
-      <w:numFmt w:val="bullet"/>
-      <w:lvlText w:val="o"/>
-      <w:lvlJc w:val="left"/>
-      <w:pPr>
-        <w:ind w:left="2149" w:hanging="360"/>
-      </w:pPr>
-      <w:rPr>
-        <w:rFonts w:ascii="Courier New" w:hAnsi="Courier New" w:cs="Courier New" w:hint="default"/>
-      </w:rPr>
-    </w:lvl>
-    <w:lvl w:ilvl="2" w:tplc="240A0005" w:tentative="1">
-      <w:start w:val="1"/>
-      <w:numFmt w:val="bullet"/>
-      <w:lvlText w:val=""/>
-      <w:lvlJc w:val="left"/>
-      <w:pPr>
-        <w:ind w:left="2869" w:hanging="360"/>
-      </w:pPr>
-      <w:rPr>
-        <w:rFonts w:ascii="Wingdings" w:hAnsi="Wingdings" w:hint="default"/>
-      </w:rPr>
-    </w:lvl>
-    <w:lvl w:ilvl="3" w:tplc="240A0001" w:tentative="1">
-      <w:start w:val="1"/>
-      <w:numFmt w:val="bullet"/>
-      <w:lvlText w:val=""/>
-      <w:lvlJc w:val="left"/>
-      <w:pPr>
-        <w:ind w:left="3589" w:hanging="360"/>
-      </w:pPr>
-      <w:rPr>
-        <w:rFonts w:ascii="Symbol" w:hAnsi="Symbol" w:hint="default"/>
-      </w:rPr>
-    </w:lvl>
-    <w:lvl w:ilvl="4" w:tplc="240A0003" w:tentative="1">
-      <w:start w:val="1"/>
-      <w:numFmt w:val="bullet"/>
-      <w:lvlText w:val="o"/>
-      <w:lvlJc w:val="left"/>
-      <w:pPr>
-        <w:ind w:left="4309" w:hanging="360"/>
-      </w:pPr>
-      <w:rPr>
-        <w:rFonts w:ascii="Courier New" w:hAnsi="Courier New" w:cs="Courier New" w:hint="default"/>
-      </w:rPr>
-    </w:lvl>
-    <w:lvl w:ilvl="5" w:tplc="240A0005" w:tentative="1">
-      <w:start w:val="1"/>
-      <w:numFmt w:val="bullet"/>
-      <w:lvlText w:val=""/>
-      <w:lvlJc w:val="left"/>
-      <w:pPr>
-        <w:ind w:left="5029" w:hanging="360"/>
-      </w:pPr>
-      <w:rPr>
-        <w:rFonts w:ascii="Wingdings" w:hAnsi="Wingdings" w:hint="default"/>
-      </w:rPr>
-    </w:lvl>
-    <w:lvl w:ilvl="6" w:tplc="240A0001" w:tentative="1">
-      <w:start w:val="1"/>
-      <w:numFmt w:val="bullet"/>
-      <w:lvlText w:val=""/>
-      <w:lvlJc w:val="left"/>
-      <w:pPr>
-        <w:ind w:left="5749" w:hanging="360"/>
-      </w:pPr>
-      <w:rPr>
-        <w:rFonts w:ascii="Symbol" w:hAnsi="Symbol" w:hint="default"/>
-      </w:rPr>
-    </w:lvl>
-    <w:lvl w:ilvl="7" w:tplc="240A0003" w:tentative="1">
-      <w:start w:val="1"/>
-      <w:numFmt w:val="bullet"/>
-      <w:lvlText w:val="o"/>
-      <w:lvlJc w:val="left"/>
-      <w:pPr>
-        <w:ind w:left="6469" w:hanging="360"/>
-      </w:pPr>
-      <w:rPr>
-        <w:rFonts w:ascii="Courier New" w:hAnsi="Courier New" w:cs="Courier New" w:hint="default"/>
-      </w:rPr>
-    </w:lvl>
-    <w:lvl w:ilvl="8" w:tplc="240A0005" w:tentative="1">
-      <w:start w:val="1"/>
-      <w:numFmt w:val="bullet"/>
-      <w:lvlText w:val=""/>
-      <w:lvlJc w:val="left"/>
-      <w:pPr>
-        <w:ind w:left="7189" w:hanging="360"/>
-      </w:pPr>
-      <w:rPr>
-        <w:rFonts w:ascii="Wingdings" w:hAnsi="Wingdings" w:hint="default"/>
-      </w:rPr>
-    </w:lvl>
-  </w:abstractNum>
-  <w:abstractNum w:abstractNumId="68" w15:restartNumberingAfterBreak="0">
-    <w:nsid w:val="5B83009F"/>
-    <w:multiLevelType w:val="hybridMultilevel"/>
-    <w:tmpl w:val="FD0E852E"/>
-    <w:lvl w:ilvl="0" w:tplc="DA9C3700">
-      <w:start w:val="1"/>
-      <w:numFmt w:val="lowerLetter"/>
-      <w:lvlText w:val="%1)"/>
-      <w:lvlJc w:val="left"/>
-      <w:pPr>
-        <w:ind w:left="1429" w:hanging="360"/>
-      </w:pPr>
-      <w:rPr>
-        <w:b/>
-        <w:bCs/>
-      </w:rPr>
-    </w:lvl>
-    <w:lvl w:ilvl="1" w:tplc="240A0019" w:tentative="1">
-      <w:start w:val="1"/>
-      <w:numFmt w:val="lowerLetter"/>
-      <w:lvlText w:val="%2."/>
-      <w:lvlJc w:val="left"/>
-      <w:pPr>
-        <w:ind w:left="2149" w:hanging="360"/>
-      </w:pPr>
-    </w:lvl>
-    <w:lvl w:ilvl="2" w:tplc="240A001B" w:tentative="1">
-      <w:start w:val="1"/>
-      <w:numFmt w:val="lowerRoman"/>
-      <w:lvlText w:val="%3."/>
-      <w:lvlJc w:val="right"/>
-      <w:pPr>
-        <w:ind w:left="2869" w:hanging="180"/>
-      </w:pPr>
-    </w:lvl>
-    <w:lvl w:ilvl="3" w:tplc="240A000F" w:tentative="1">
-      <w:start w:val="1"/>
-      <w:numFmt w:val="decimal"/>
-      <w:lvlText w:val="%4."/>
-      <w:lvlJc w:val="left"/>
-      <w:pPr>
-        <w:ind w:left="3589" w:hanging="360"/>
-      </w:pPr>
-    </w:lvl>
-    <w:lvl w:ilvl="4" w:tplc="240A0019" w:tentative="1">
-      <w:start w:val="1"/>
-      <w:numFmt w:val="lowerLetter"/>
-      <w:lvlText w:val="%5."/>
-      <w:lvlJc w:val="left"/>
-      <w:pPr>
-        <w:ind w:left="4309" w:hanging="360"/>
-      </w:pPr>
-    </w:lvl>
-    <w:lvl w:ilvl="5" w:tplc="240A001B" w:tentative="1">
-      <w:start w:val="1"/>
-      <w:numFmt w:val="lowerRoman"/>
-      <w:lvlText w:val="%6."/>
-      <w:lvlJc w:val="right"/>
-      <w:pPr>
-        <w:ind w:left="5029" w:hanging="180"/>
-      </w:pPr>
-    </w:lvl>
-    <w:lvl w:ilvl="6" w:tplc="240A000F" w:tentative="1">
-      <w:start w:val="1"/>
-      <w:numFmt w:val="decimal"/>
-      <w:lvlText w:val="%7."/>
-      <w:lvlJc w:val="left"/>
-      <w:pPr>
-        <w:ind w:left="5749" w:hanging="360"/>
-      </w:pPr>
-    </w:lvl>
-    <w:lvl w:ilvl="7" w:tplc="240A0019" w:tentative="1">
-      <w:start w:val="1"/>
-      <w:numFmt w:val="lowerLetter"/>
-      <w:lvlText w:val="%8."/>
-      <w:lvlJc w:val="left"/>
-      <w:pPr>
-        <w:ind w:left="6469" w:hanging="360"/>
-      </w:pPr>
-    </w:lvl>
-    <w:lvl w:ilvl="8" w:tplc="240A001B" w:tentative="1">
-      <w:start w:val="1"/>
-      <w:numFmt w:val="lowerRoman"/>
-      <w:lvlText w:val="%9."/>
-      <w:lvlJc w:val="right"/>
-      <w:pPr>
-        <w:ind w:left="7189" w:hanging="180"/>
-      </w:pPr>
-    </w:lvl>
-  </w:abstractNum>
-  <w:abstractNum w:abstractNumId="69" w15:restartNumberingAfterBreak="0">
-    <w:nsid w:val="5BA053D2"/>
-    <w:multiLevelType w:val="hybridMultilevel"/>
-    <w:tmpl w:val="E4DECB58"/>
-    <w:lvl w:ilvl="0" w:tplc="04090001">
-      <w:start w:val="1"/>
-      <w:numFmt w:val="bullet"/>
-      <w:lvlText w:val=""/>
-      <w:lvlJc w:val="left"/>
-      <w:pPr>
-        <w:ind w:left="1429" w:hanging="360"/>
-      </w:pPr>
-      <w:rPr>
-        <w:rFonts w:ascii="Symbol" w:hAnsi="Symbol" w:hint="default"/>
-      </w:rPr>
-    </w:lvl>
-    <w:lvl w:ilvl="1" w:tplc="240A0003" w:tentative="1">
-      <w:start w:val="1"/>
-      <w:numFmt w:val="bullet"/>
-      <w:lvlText w:val="o"/>
-      <w:lvlJc w:val="left"/>
-      <w:pPr>
-        <w:ind w:left="2149" w:hanging="360"/>
-      </w:pPr>
-      <w:rPr>
-        <w:rFonts w:ascii="Courier New" w:hAnsi="Courier New" w:cs="Courier New" w:hint="default"/>
-      </w:rPr>
-    </w:lvl>
-    <w:lvl w:ilvl="2" w:tplc="240A0005" w:tentative="1">
-      <w:start w:val="1"/>
-      <w:numFmt w:val="bullet"/>
-      <w:lvlText w:val=""/>
-      <w:lvlJc w:val="left"/>
-      <w:pPr>
-        <w:ind w:left="2869" w:hanging="360"/>
-      </w:pPr>
-      <w:rPr>
-        <w:rFonts w:ascii="Wingdings" w:hAnsi="Wingdings" w:hint="default"/>
-      </w:rPr>
-    </w:lvl>
-    <w:lvl w:ilvl="3" w:tplc="240A0001" w:tentative="1">
-      <w:start w:val="1"/>
-      <w:numFmt w:val="bullet"/>
-      <w:lvlText w:val=""/>
-      <w:lvlJc w:val="left"/>
-      <w:pPr>
-        <w:ind w:left="3589" w:hanging="360"/>
-      </w:pPr>
-      <w:rPr>
-        <w:rFonts w:ascii="Symbol" w:hAnsi="Symbol" w:hint="default"/>
-      </w:rPr>
-    </w:lvl>
-    <w:lvl w:ilvl="4" w:tplc="240A0003" w:tentative="1">
-      <w:start w:val="1"/>
-      <w:numFmt w:val="bullet"/>
-      <w:lvlText w:val="o"/>
-      <w:lvlJc w:val="left"/>
-      <w:pPr>
-        <w:ind w:left="4309" w:hanging="360"/>
-      </w:pPr>
-      <w:rPr>
-        <w:rFonts w:ascii="Courier New" w:hAnsi="Courier New" w:cs="Courier New" w:hint="default"/>
-      </w:rPr>
-    </w:lvl>
-    <w:lvl w:ilvl="5" w:tplc="240A0005" w:tentative="1">
-      <w:start w:val="1"/>
-      <w:numFmt w:val="bullet"/>
-      <w:lvlText w:val=""/>
-      <w:lvlJc w:val="left"/>
-      <w:pPr>
-        <w:ind w:left="5029" w:hanging="360"/>
-      </w:pPr>
-      <w:rPr>
-        <w:rFonts w:ascii="Wingdings" w:hAnsi="Wingdings" w:hint="default"/>
-      </w:rPr>
-    </w:lvl>
-    <w:lvl w:ilvl="6" w:tplc="240A0001" w:tentative="1">
-      <w:start w:val="1"/>
-      <w:numFmt w:val="bullet"/>
-      <w:lvlText w:val=""/>
-      <w:lvlJc w:val="left"/>
-      <w:pPr>
-        <w:ind w:left="5749" w:hanging="360"/>
-      </w:pPr>
-      <w:rPr>
-        <w:rFonts w:ascii="Symbol" w:hAnsi="Symbol" w:hint="default"/>
-      </w:rPr>
-    </w:lvl>
-    <w:lvl w:ilvl="7" w:tplc="240A0003" w:tentative="1">
-      <w:start w:val="1"/>
-      <w:numFmt w:val="bullet"/>
-      <w:lvlText w:val="o"/>
-      <w:lvlJc w:val="left"/>
-      <w:pPr>
-        <w:ind w:left="6469" w:hanging="360"/>
-      </w:pPr>
-      <w:rPr>
-        <w:rFonts w:ascii="Courier New" w:hAnsi="Courier New" w:cs="Courier New" w:hint="default"/>
-      </w:rPr>
-    </w:lvl>
-    <w:lvl w:ilvl="8" w:tplc="240A0005" w:tentative="1">
-      <w:start w:val="1"/>
-      <w:numFmt w:val="bullet"/>
-      <w:lvlText w:val=""/>
-      <w:lvlJc w:val="left"/>
-      <w:pPr>
-        <w:ind w:left="7189" w:hanging="360"/>
-      </w:pPr>
-      <w:rPr>
-        <w:rFonts w:ascii="Wingdings" w:hAnsi="Wingdings" w:hint="default"/>
-      </w:rPr>
-    </w:lvl>
-  </w:abstractNum>
-  <w:abstractNum w:abstractNumId="70" w15:restartNumberingAfterBreak="0">
-    <w:nsid w:val="5F921C36"/>
-    <w:multiLevelType w:val="hybridMultilevel"/>
-    <w:tmpl w:val="ECF03F5A"/>
-    <w:lvl w:ilvl="0" w:tplc="240A0001">
-      <w:start w:val="1"/>
-      <w:numFmt w:val="bullet"/>
-      <w:lvlText w:val=""/>
-      <w:lvlJc w:val="left"/>
-      <w:pPr>
-        <w:ind w:left="1429" w:hanging="360"/>
-      </w:pPr>
-      <w:rPr>
-        <w:rFonts w:ascii="Symbol" w:hAnsi="Symbol" w:hint="default"/>
-      </w:rPr>
-    </w:lvl>
-    <w:lvl w:ilvl="1" w:tplc="240A0003" w:tentative="1">
-      <w:start w:val="1"/>
-      <w:numFmt w:val="bullet"/>
-      <w:lvlText w:val="o"/>
-      <w:lvlJc w:val="left"/>
-      <w:pPr>
-        <w:ind w:left="2149" w:hanging="360"/>
-      </w:pPr>
-      <w:rPr>
-        <w:rFonts w:ascii="Courier New" w:hAnsi="Courier New" w:cs="Courier New" w:hint="default"/>
-      </w:rPr>
-    </w:lvl>
-    <w:lvl w:ilvl="2" w:tplc="240A0005" w:tentative="1">
-      <w:start w:val="1"/>
-      <w:numFmt w:val="bullet"/>
-      <w:lvlText w:val=""/>
-      <w:lvlJc w:val="left"/>
-      <w:pPr>
-        <w:ind w:left="2869" w:hanging="360"/>
-      </w:pPr>
-      <w:rPr>
-        <w:rFonts w:ascii="Wingdings" w:hAnsi="Wingdings" w:hint="default"/>
-      </w:rPr>
-    </w:lvl>
-    <w:lvl w:ilvl="3" w:tplc="240A0001" w:tentative="1">
-      <w:start w:val="1"/>
-      <w:numFmt w:val="bullet"/>
-      <w:lvlText w:val=""/>
-      <w:lvlJc w:val="left"/>
-      <w:pPr>
-        <w:ind w:left="3589" w:hanging="360"/>
-      </w:pPr>
-      <w:rPr>
-        <w:rFonts w:ascii="Symbol" w:hAnsi="Symbol" w:hint="default"/>
-      </w:rPr>
-    </w:lvl>
-    <w:lvl w:ilvl="4" w:tplc="240A0003" w:tentative="1">
-      <w:start w:val="1"/>
-      <w:numFmt w:val="bullet"/>
-      <w:lvlText w:val="o"/>
-      <w:lvlJc w:val="left"/>
-      <w:pPr>
-        <w:ind w:left="4309" w:hanging="360"/>
-      </w:pPr>
-      <w:rPr>
-        <w:rFonts w:ascii="Courier New" w:hAnsi="Courier New" w:cs="Courier New" w:hint="default"/>
-      </w:rPr>
-    </w:lvl>
-    <w:lvl w:ilvl="5" w:tplc="240A0005" w:tentative="1">
-      <w:start w:val="1"/>
-      <w:numFmt w:val="bullet"/>
-      <w:lvlText w:val=""/>
-      <w:lvlJc w:val="left"/>
-      <w:pPr>
-        <w:ind w:left="5029" w:hanging="360"/>
-      </w:pPr>
-      <w:rPr>
-        <w:rFonts w:ascii="Wingdings" w:hAnsi="Wingdings" w:hint="default"/>
-      </w:rPr>
-    </w:lvl>
-    <w:lvl w:ilvl="6" w:tplc="240A0001" w:tentative="1">
-      <w:start w:val="1"/>
-      <w:numFmt w:val="bullet"/>
-      <w:lvlText w:val=""/>
-      <w:lvlJc w:val="left"/>
-      <w:pPr>
-        <w:ind w:left="5749" w:hanging="360"/>
-      </w:pPr>
-      <w:rPr>
-        <w:rFonts w:ascii="Symbol" w:hAnsi="Symbol" w:hint="default"/>
-      </w:rPr>
-    </w:lvl>
-    <w:lvl w:ilvl="7" w:tplc="240A0003" w:tentative="1">
-      <w:start w:val="1"/>
-      <w:numFmt w:val="bullet"/>
-      <w:lvlText w:val="o"/>
-      <w:lvlJc w:val="left"/>
-      <w:pPr>
-        <w:ind w:left="6469" w:hanging="360"/>
-      </w:pPr>
-      <w:rPr>
-        <w:rFonts w:ascii="Courier New" w:hAnsi="Courier New" w:cs="Courier New" w:hint="default"/>
-      </w:rPr>
-    </w:lvl>
-    <w:lvl w:ilvl="8" w:tplc="240A0005" w:tentative="1">
-      <w:start w:val="1"/>
-      <w:numFmt w:val="bullet"/>
-      <w:lvlText w:val=""/>
-      <w:lvlJc w:val="left"/>
-      <w:pPr>
-        <w:ind w:left="7189" w:hanging="360"/>
-      </w:pPr>
-      <w:rPr>
-        <w:rFonts w:ascii="Wingdings" w:hAnsi="Wingdings" w:hint="default"/>
-      </w:rPr>
-    </w:lvl>
-  </w:abstractNum>
-  <w:abstractNum w:abstractNumId="71" w15:restartNumberingAfterBreak="0">
-    <w:nsid w:val="60BD0789"/>
-    <w:multiLevelType w:val="hybridMultilevel"/>
-    <w:tmpl w:val="68E0E830"/>
-    <w:lvl w:ilvl="0" w:tplc="240A0005">
-      <w:start w:val="1"/>
-      <w:numFmt w:val="bullet"/>
-      <w:lvlText w:val=""/>
-      <w:lvlJc w:val="left"/>
-      <w:pPr>
-        <w:ind w:left="1429" w:hanging="360"/>
-      </w:pPr>
-      <w:rPr>
-        <w:rFonts w:ascii="Wingdings" w:hAnsi="Wingdings" w:hint="default"/>
-      </w:rPr>
-    </w:lvl>
-    <w:lvl w:ilvl="1" w:tplc="240A0003" w:tentative="1">
-      <w:start w:val="1"/>
-      <w:numFmt w:val="bullet"/>
-      <w:lvlText w:val="o"/>
-      <w:lvlJc w:val="left"/>
-      <w:pPr>
-        <w:ind w:left="2149" w:hanging="360"/>
-      </w:pPr>
-      <w:rPr>
-        <w:rFonts w:ascii="Courier New" w:hAnsi="Courier New" w:cs="Courier New" w:hint="default"/>
-      </w:rPr>
-    </w:lvl>
-    <w:lvl w:ilvl="2" w:tplc="240A0005" w:tentative="1">
-      <w:start w:val="1"/>
-      <w:numFmt w:val="bullet"/>
-      <w:lvlText w:val=""/>
-      <w:lvlJc w:val="left"/>
-      <w:pPr>
-        <w:ind w:left="2869" w:hanging="360"/>
-      </w:pPr>
-      <w:rPr>
-        <w:rFonts w:ascii="Wingdings" w:hAnsi="Wingdings" w:hint="default"/>
-      </w:rPr>
-    </w:lvl>
-    <w:lvl w:ilvl="3" w:tplc="240A0001" w:tentative="1">
-      <w:start w:val="1"/>
-      <w:numFmt w:val="bullet"/>
-      <w:lvlText w:val=""/>
-      <w:lvlJc w:val="left"/>
-      <w:pPr>
-        <w:ind w:left="3589" w:hanging="360"/>
-      </w:pPr>
-      <w:rPr>
-        <w:rFonts w:ascii="Symbol" w:hAnsi="Symbol" w:hint="default"/>
-      </w:rPr>
-    </w:lvl>
-    <w:lvl w:ilvl="4" w:tplc="240A0003" w:tentative="1">
-      <w:start w:val="1"/>
-      <w:numFmt w:val="bullet"/>
-      <w:lvlText w:val="o"/>
-      <w:lvlJc w:val="left"/>
-      <w:pPr>
-        <w:ind w:left="4309" w:hanging="360"/>
-      </w:pPr>
-      <w:rPr>
-        <w:rFonts w:ascii="Courier New" w:hAnsi="Courier New" w:cs="Courier New" w:hint="default"/>
-      </w:rPr>
-    </w:lvl>
-    <w:lvl w:ilvl="5" w:tplc="240A0005" w:tentative="1">
-      <w:start w:val="1"/>
-      <w:numFmt w:val="bullet"/>
-      <w:lvlText w:val=""/>
-      <w:lvlJc w:val="left"/>
-      <w:pPr>
-        <w:ind w:left="5029" w:hanging="360"/>
-      </w:pPr>
-      <w:rPr>
-        <w:rFonts w:ascii="Wingdings" w:hAnsi="Wingdings" w:hint="default"/>
-      </w:rPr>
-    </w:lvl>
-    <w:lvl w:ilvl="6" w:tplc="240A0001" w:tentative="1">
-      <w:start w:val="1"/>
-      <w:numFmt w:val="bullet"/>
-      <w:lvlText w:val=""/>
-      <w:lvlJc w:val="left"/>
-      <w:pPr>
-        <w:ind w:left="5749" w:hanging="360"/>
-      </w:pPr>
-      <w:rPr>
-        <w:rFonts w:ascii="Symbol" w:hAnsi="Symbol" w:hint="default"/>
-      </w:rPr>
-    </w:lvl>
-    <w:lvl w:ilvl="7" w:tplc="240A0003" w:tentative="1">
-      <w:start w:val="1"/>
-      <w:numFmt w:val="bullet"/>
-      <w:lvlText w:val="o"/>
-      <w:lvlJc w:val="left"/>
-      <w:pPr>
-        <w:ind w:left="6469" w:hanging="360"/>
-      </w:pPr>
-      <w:rPr>
-        <w:rFonts w:ascii="Courier New" w:hAnsi="Courier New" w:cs="Courier New" w:hint="default"/>
-      </w:rPr>
-    </w:lvl>
-    <w:lvl w:ilvl="8" w:tplc="240A0005" w:tentative="1">
-      <w:start w:val="1"/>
-      <w:numFmt w:val="bullet"/>
-      <w:lvlText w:val=""/>
-      <w:lvlJc w:val="left"/>
-      <w:pPr>
-        <w:ind w:left="7189" w:hanging="360"/>
-      </w:pPr>
-      <w:rPr>
-        <w:rFonts w:ascii="Wingdings" w:hAnsi="Wingdings" w:hint="default"/>
-      </w:rPr>
-    </w:lvl>
-  </w:abstractNum>
-  <w:abstractNum w:abstractNumId="72" w15:restartNumberingAfterBreak="0">
-    <w:nsid w:val="60C6520F"/>
-    <w:multiLevelType w:val="hybridMultilevel"/>
-    <w:tmpl w:val="17DA8132"/>
-    <w:lvl w:ilvl="0" w:tplc="240A0001">
-      <w:start w:val="1"/>
-      <w:numFmt w:val="bullet"/>
-      <w:lvlText w:val=""/>
-      <w:lvlJc w:val="left"/>
-      <w:pPr>
-        <w:ind w:left="1429" w:hanging="360"/>
-      </w:pPr>
-      <w:rPr>
-        <w:rFonts w:ascii="Symbol" w:hAnsi="Symbol" w:hint="default"/>
-      </w:rPr>
-    </w:lvl>
-    <w:lvl w:ilvl="1" w:tplc="240A0003" w:tentative="1">
-      <w:start w:val="1"/>
-      <w:numFmt w:val="bullet"/>
-      <w:lvlText w:val="o"/>
-      <w:lvlJc w:val="left"/>
-      <w:pPr>
-        <w:ind w:left="2149" w:hanging="360"/>
-      </w:pPr>
-      <w:rPr>
-        <w:rFonts w:ascii="Courier New" w:hAnsi="Courier New" w:cs="Courier New" w:hint="default"/>
-      </w:rPr>
-    </w:lvl>
-    <w:lvl w:ilvl="2" w:tplc="240A0005" w:tentative="1">
-      <w:start w:val="1"/>
-      <w:numFmt w:val="bullet"/>
-      <w:lvlText w:val=""/>
-      <w:lvlJc w:val="left"/>
-      <w:pPr>
-        <w:ind w:left="2869" w:hanging="360"/>
-      </w:pPr>
-      <w:rPr>
-        <w:rFonts w:ascii="Wingdings" w:hAnsi="Wingdings" w:hint="default"/>
-      </w:rPr>
-    </w:lvl>
-    <w:lvl w:ilvl="3" w:tplc="240A0001" w:tentative="1">
-      <w:start w:val="1"/>
-      <w:numFmt w:val="bullet"/>
-      <w:lvlText w:val=""/>
-      <w:lvlJc w:val="left"/>
-      <w:pPr>
-        <w:ind w:left="3589" w:hanging="360"/>
-      </w:pPr>
-      <w:rPr>
-        <w:rFonts w:ascii="Symbol" w:hAnsi="Symbol" w:hint="default"/>
-      </w:rPr>
-    </w:lvl>
-    <w:lvl w:ilvl="4" w:tplc="240A0003" w:tentative="1">
-      <w:start w:val="1"/>
-      <w:numFmt w:val="bullet"/>
-      <w:lvlText w:val="o"/>
-      <w:lvlJc w:val="left"/>
-      <w:pPr>
-        <w:ind w:left="4309" w:hanging="360"/>
-      </w:pPr>
-      <w:rPr>
-        <w:rFonts w:ascii="Courier New" w:hAnsi="Courier New" w:cs="Courier New" w:hint="default"/>
-      </w:rPr>
-    </w:lvl>
-    <w:lvl w:ilvl="5" w:tplc="240A0005" w:tentative="1">
-      <w:start w:val="1"/>
-      <w:numFmt w:val="bullet"/>
-      <w:lvlText w:val=""/>
-      <w:lvlJc w:val="left"/>
-      <w:pPr>
-        <w:ind w:left="5029" w:hanging="360"/>
-      </w:pPr>
-      <w:rPr>
-        <w:rFonts w:ascii="Wingdings" w:hAnsi="Wingdings" w:hint="default"/>
-      </w:rPr>
-    </w:lvl>
-    <w:lvl w:ilvl="6" w:tplc="240A0001" w:tentative="1">
-      <w:start w:val="1"/>
-      <w:numFmt w:val="bullet"/>
-      <w:lvlText w:val=""/>
-      <w:lvlJc w:val="left"/>
-      <w:pPr>
-        <w:ind w:left="5749" w:hanging="360"/>
-      </w:pPr>
-      <w:rPr>
-        <w:rFonts w:ascii="Symbol" w:hAnsi="Symbol" w:hint="default"/>
-      </w:rPr>
-    </w:lvl>
-    <w:lvl w:ilvl="7" w:tplc="240A0003" w:tentative="1">
-      <w:start w:val="1"/>
-      <w:numFmt w:val="bullet"/>
-      <w:lvlText w:val="o"/>
-      <w:lvlJc w:val="left"/>
-      <w:pPr>
-        <w:ind w:left="6469" w:hanging="360"/>
-      </w:pPr>
-      <w:rPr>
-        <w:rFonts w:ascii="Courier New" w:hAnsi="Courier New" w:cs="Courier New" w:hint="default"/>
-      </w:rPr>
-    </w:lvl>
-    <w:lvl w:ilvl="8" w:tplc="240A0005" w:tentative="1">
-      <w:start w:val="1"/>
-      <w:numFmt w:val="bullet"/>
-      <w:lvlText w:val=""/>
-      <w:lvlJc w:val="left"/>
-      <w:pPr>
-        <w:ind w:left="7189" w:hanging="360"/>
-      </w:pPr>
-      <w:rPr>
-        <w:rFonts w:ascii="Wingdings" w:hAnsi="Wingdings" w:hint="default"/>
-      </w:rPr>
-    </w:lvl>
-  </w:abstractNum>
-  <w:abstractNum w:abstractNumId="73" w15:restartNumberingAfterBreak="0">
-    <w:nsid w:val="62A17BF5"/>
-    <w:multiLevelType w:val="hybridMultilevel"/>
-    <w:tmpl w:val="AA3A068A"/>
-    <w:lvl w:ilvl="0" w:tplc="240A0001">
-      <w:start w:val="1"/>
-      <w:numFmt w:val="bullet"/>
-      <w:lvlText w:val=""/>
-      <w:lvlJc w:val="left"/>
-      <w:pPr>
-        <w:ind w:left="1429" w:hanging="360"/>
-      </w:pPr>
-      <w:rPr>
-        <w:rFonts w:ascii="Symbol" w:hAnsi="Symbol" w:hint="default"/>
-      </w:rPr>
-    </w:lvl>
-    <w:lvl w:ilvl="1" w:tplc="240A0003">
-      <w:start w:val="1"/>
-      <w:numFmt w:val="bullet"/>
-      <w:lvlText w:val="o"/>
-      <w:lvlJc w:val="left"/>
-      <w:pPr>
-        <w:ind w:left="2149" w:hanging="360"/>
-      </w:pPr>
-      <w:rPr>
-        <w:rFonts w:ascii="Courier New" w:hAnsi="Courier New" w:cs="Courier New" w:hint="default"/>
-      </w:rPr>
-    </w:lvl>
-    <w:lvl w:ilvl="2" w:tplc="240A0005">
-      <w:start w:val="1"/>
-      <w:numFmt w:val="bullet"/>
-      <w:lvlText w:val=""/>
-      <w:lvlJc w:val="left"/>
-      <w:pPr>
-        <w:ind w:left="2869" w:hanging="360"/>
-      </w:pPr>
-      <w:rPr>
-        <w:rFonts w:ascii="Wingdings" w:hAnsi="Wingdings" w:hint="default"/>
-      </w:rPr>
-    </w:lvl>
-    <w:lvl w:ilvl="3" w:tplc="240A0001">
-      <w:start w:val="1"/>
-      <w:numFmt w:val="bullet"/>
-      <w:lvlText w:val=""/>
-      <w:lvlJc w:val="left"/>
-      <w:pPr>
-        <w:ind w:left="3589" w:hanging="360"/>
-      </w:pPr>
-      <w:rPr>
-        <w:rFonts w:ascii="Symbol" w:hAnsi="Symbol" w:hint="default"/>
-      </w:rPr>
-    </w:lvl>
-    <w:lvl w:ilvl="4" w:tplc="240A0003" w:tentative="1">
-      <w:start w:val="1"/>
-      <w:numFmt w:val="bullet"/>
-      <w:lvlText w:val="o"/>
-      <w:lvlJc w:val="left"/>
-      <w:pPr>
-        <w:ind w:left="4309" w:hanging="360"/>
-      </w:pPr>
-      <w:rPr>
-        <w:rFonts w:ascii="Courier New" w:hAnsi="Courier New" w:cs="Courier New" w:hint="default"/>
-      </w:rPr>
-    </w:lvl>
-    <w:lvl w:ilvl="5" w:tplc="240A0005" w:tentative="1">
-      <w:start w:val="1"/>
-      <w:numFmt w:val="bullet"/>
-      <w:lvlText w:val=""/>
-      <w:lvlJc w:val="left"/>
-      <w:pPr>
-        <w:ind w:left="5029" w:hanging="360"/>
-      </w:pPr>
-      <w:rPr>
-        <w:rFonts w:ascii="Wingdings" w:hAnsi="Wingdings" w:hint="default"/>
-      </w:rPr>
-    </w:lvl>
-    <w:lvl w:ilvl="6" w:tplc="240A0001" w:tentative="1">
-      <w:start w:val="1"/>
-      <w:numFmt w:val="bullet"/>
-      <w:lvlText w:val=""/>
-      <w:lvlJc w:val="left"/>
-      <w:pPr>
-        <w:ind w:left="5749" w:hanging="360"/>
-      </w:pPr>
-      <w:rPr>
-        <w:rFonts w:ascii="Symbol" w:hAnsi="Symbol" w:hint="default"/>
-      </w:rPr>
-    </w:lvl>
-    <w:lvl w:ilvl="7" w:tplc="240A0003" w:tentative="1">
-      <w:start w:val="1"/>
-      <w:numFmt w:val="bullet"/>
-      <w:lvlText w:val="o"/>
-      <w:lvlJc w:val="left"/>
-      <w:pPr>
-        <w:ind w:left="6469" w:hanging="360"/>
-      </w:pPr>
-      <w:rPr>
-        <w:rFonts w:ascii="Courier New" w:hAnsi="Courier New" w:cs="Courier New" w:hint="default"/>
-      </w:rPr>
-    </w:lvl>
-    <w:lvl w:ilvl="8" w:tplc="240A0005" w:tentative="1">
-      <w:start w:val="1"/>
-      <w:numFmt w:val="bullet"/>
-      <w:lvlText w:val=""/>
-      <w:lvlJc w:val="left"/>
-      <w:pPr>
-        <w:ind w:left="7189" w:hanging="360"/>
-      </w:pPr>
-      <w:rPr>
-        <w:rFonts w:ascii="Wingdings" w:hAnsi="Wingdings" w:hint="default"/>
-      </w:rPr>
-    </w:lvl>
-  </w:abstractNum>
-  <w:abstractNum w:abstractNumId="74" w15:restartNumberingAfterBreak="0">
+  <w:abstractNum w:abstractNumId="19" w15:restartNumberingAfterBreak="0">
     <w:nsid w:val="62BD26CC"/>
     <w:multiLevelType w:val="hybridMultilevel"/>
     <w:tmpl w:val="3D485CB8"/>
@@ -17670,1294 +11745,7 @@
       </w:rPr>
     </w:lvl>
   </w:abstractNum>
-  <w:abstractNum w:abstractNumId="75" w15:restartNumberingAfterBreak="0">
-    <w:nsid w:val="635D3CEE"/>
-    <w:multiLevelType w:val="hybridMultilevel"/>
-    <w:tmpl w:val="8C8EA6EA"/>
-    <w:lvl w:ilvl="0" w:tplc="240A0001">
-      <w:start w:val="1"/>
-      <w:numFmt w:val="bullet"/>
-      <w:lvlText w:val=""/>
-      <w:lvlJc w:val="left"/>
-      <w:pPr>
-        <w:ind w:left="1429" w:hanging="360"/>
-      </w:pPr>
-      <w:rPr>
-        <w:rFonts w:ascii="Symbol" w:hAnsi="Symbol" w:hint="default"/>
-      </w:rPr>
-    </w:lvl>
-    <w:lvl w:ilvl="1" w:tplc="240A0003" w:tentative="1">
-      <w:start w:val="1"/>
-      <w:numFmt w:val="bullet"/>
-      <w:lvlText w:val="o"/>
-      <w:lvlJc w:val="left"/>
-      <w:pPr>
-        <w:ind w:left="2149" w:hanging="360"/>
-      </w:pPr>
-      <w:rPr>
-        <w:rFonts w:ascii="Courier New" w:hAnsi="Courier New" w:cs="Courier New" w:hint="default"/>
-      </w:rPr>
-    </w:lvl>
-    <w:lvl w:ilvl="2" w:tplc="240A0005" w:tentative="1">
-      <w:start w:val="1"/>
-      <w:numFmt w:val="bullet"/>
-      <w:lvlText w:val=""/>
-      <w:lvlJc w:val="left"/>
-      <w:pPr>
-        <w:ind w:left="2869" w:hanging="360"/>
-      </w:pPr>
-      <w:rPr>
-        <w:rFonts w:ascii="Wingdings" w:hAnsi="Wingdings" w:hint="default"/>
-      </w:rPr>
-    </w:lvl>
-    <w:lvl w:ilvl="3" w:tplc="240A0001" w:tentative="1">
-      <w:start w:val="1"/>
-      <w:numFmt w:val="bullet"/>
-      <w:lvlText w:val=""/>
-      <w:lvlJc w:val="left"/>
-      <w:pPr>
-        <w:ind w:left="3589" w:hanging="360"/>
-      </w:pPr>
-      <w:rPr>
-        <w:rFonts w:ascii="Symbol" w:hAnsi="Symbol" w:hint="default"/>
-      </w:rPr>
-    </w:lvl>
-    <w:lvl w:ilvl="4" w:tplc="240A0003" w:tentative="1">
-      <w:start w:val="1"/>
-      <w:numFmt w:val="bullet"/>
-      <w:lvlText w:val="o"/>
-      <w:lvlJc w:val="left"/>
-      <w:pPr>
-        <w:ind w:left="4309" w:hanging="360"/>
-      </w:pPr>
-      <w:rPr>
-        <w:rFonts w:ascii="Courier New" w:hAnsi="Courier New" w:cs="Courier New" w:hint="default"/>
-      </w:rPr>
-    </w:lvl>
-    <w:lvl w:ilvl="5" w:tplc="240A0005" w:tentative="1">
-      <w:start w:val="1"/>
-      <w:numFmt w:val="bullet"/>
-      <w:lvlText w:val=""/>
-      <w:lvlJc w:val="left"/>
-      <w:pPr>
-        <w:ind w:left="5029" w:hanging="360"/>
-      </w:pPr>
-      <w:rPr>
-        <w:rFonts w:ascii="Wingdings" w:hAnsi="Wingdings" w:hint="default"/>
-      </w:rPr>
-    </w:lvl>
-    <w:lvl w:ilvl="6" w:tplc="240A0001" w:tentative="1">
-      <w:start w:val="1"/>
-      <w:numFmt w:val="bullet"/>
-      <w:lvlText w:val=""/>
-      <w:lvlJc w:val="left"/>
-      <w:pPr>
-        <w:ind w:left="5749" w:hanging="360"/>
-      </w:pPr>
-      <w:rPr>
-        <w:rFonts w:ascii="Symbol" w:hAnsi="Symbol" w:hint="default"/>
-      </w:rPr>
-    </w:lvl>
-    <w:lvl w:ilvl="7" w:tplc="240A0003" w:tentative="1">
-      <w:start w:val="1"/>
-      <w:numFmt w:val="bullet"/>
-      <w:lvlText w:val="o"/>
-      <w:lvlJc w:val="left"/>
-      <w:pPr>
-        <w:ind w:left="6469" w:hanging="360"/>
-      </w:pPr>
-      <w:rPr>
-        <w:rFonts w:ascii="Courier New" w:hAnsi="Courier New" w:cs="Courier New" w:hint="default"/>
-      </w:rPr>
-    </w:lvl>
-    <w:lvl w:ilvl="8" w:tplc="240A0005" w:tentative="1">
-      <w:start w:val="1"/>
-      <w:numFmt w:val="bullet"/>
-      <w:lvlText w:val=""/>
-      <w:lvlJc w:val="left"/>
-      <w:pPr>
-        <w:ind w:left="7189" w:hanging="360"/>
-      </w:pPr>
-      <w:rPr>
-        <w:rFonts w:ascii="Wingdings" w:hAnsi="Wingdings" w:hint="default"/>
-      </w:rPr>
-    </w:lvl>
-  </w:abstractNum>
-  <w:abstractNum w:abstractNumId="76" w15:restartNumberingAfterBreak="0">
-    <w:nsid w:val="68096F98"/>
-    <w:multiLevelType w:val="hybridMultilevel"/>
-    <w:tmpl w:val="E7F671AE"/>
-    <w:lvl w:ilvl="0" w:tplc="240A0003">
-      <w:start w:val="1"/>
-      <w:numFmt w:val="bullet"/>
-      <w:lvlText w:val="o"/>
-      <w:lvlJc w:val="left"/>
-      <w:pPr>
-        <w:ind w:left="1429" w:hanging="360"/>
-      </w:pPr>
-      <w:rPr>
-        <w:rFonts w:ascii="Courier New" w:hAnsi="Courier New" w:cs="Courier New" w:hint="default"/>
-      </w:rPr>
-    </w:lvl>
-    <w:lvl w:ilvl="1" w:tplc="240A0003" w:tentative="1">
-      <w:start w:val="1"/>
-      <w:numFmt w:val="bullet"/>
-      <w:lvlText w:val="o"/>
-      <w:lvlJc w:val="left"/>
-      <w:pPr>
-        <w:ind w:left="2149" w:hanging="360"/>
-      </w:pPr>
-      <w:rPr>
-        <w:rFonts w:ascii="Courier New" w:hAnsi="Courier New" w:cs="Courier New" w:hint="default"/>
-      </w:rPr>
-    </w:lvl>
-    <w:lvl w:ilvl="2" w:tplc="240A0005" w:tentative="1">
-      <w:start w:val="1"/>
-      <w:numFmt w:val="bullet"/>
-      <w:lvlText w:val=""/>
-      <w:lvlJc w:val="left"/>
-      <w:pPr>
-        <w:ind w:left="2869" w:hanging="360"/>
-      </w:pPr>
-      <w:rPr>
-        <w:rFonts w:ascii="Wingdings" w:hAnsi="Wingdings" w:hint="default"/>
-      </w:rPr>
-    </w:lvl>
-    <w:lvl w:ilvl="3" w:tplc="240A0001" w:tentative="1">
-      <w:start w:val="1"/>
-      <w:numFmt w:val="bullet"/>
-      <w:lvlText w:val=""/>
-      <w:lvlJc w:val="left"/>
-      <w:pPr>
-        <w:ind w:left="3589" w:hanging="360"/>
-      </w:pPr>
-      <w:rPr>
-        <w:rFonts w:ascii="Symbol" w:hAnsi="Symbol" w:hint="default"/>
-      </w:rPr>
-    </w:lvl>
-    <w:lvl w:ilvl="4" w:tplc="240A0003" w:tentative="1">
-      <w:start w:val="1"/>
-      <w:numFmt w:val="bullet"/>
-      <w:lvlText w:val="o"/>
-      <w:lvlJc w:val="left"/>
-      <w:pPr>
-        <w:ind w:left="4309" w:hanging="360"/>
-      </w:pPr>
-      <w:rPr>
-        <w:rFonts w:ascii="Courier New" w:hAnsi="Courier New" w:cs="Courier New" w:hint="default"/>
-      </w:rPr>
-    </w:lvl>
-    <w:lvl w:ilvl="5" w:tplc="240A0005" w:tentative="1">
-      <w:start w:val="1"/>
-      <w:numFmt w:val="bullet"/>
-      <w:lvlText w:val=""/>
-      <w:lvlJc w:val="left"/>
-      <w:pPr>
-        <w:ind w:left="5029" w:hanging="360"/>
-      </w:pPr>
-      <w:rPr>
-        <w:rFonts w:ascii="Wingdings" w:hAnsi="Wingdings" w:hint="default"/>
-      </w:rPr>
-    </w:lvl>
-    <w:lvl w:ilvl="6" w:tplc="240A0001" w:tentative="1">
-      <w:start w:val="1"/>
-      <w:numFmt w:val="bullet"/>
-      <w:lvlText w:val=""/>
-      <w:lvlJc w:val="left"/>
-      <w:pPr>
-        <w:ind w:left="5749" w:hanging="360"/>
-      </w:pPr>
-      <w:rPr>
-        <w:rFonts w:ascii="Symbol" w:hAnsi="Symbol" w:hint="default"/>
-      </w:rPr>
-    </w:lvl>
-    <w:lvl w:ilvl="7" w:tplc="240A0003" w:tentative="1">
-      <w:start w:val="1"/>
-      <w:numFmt w:val="bullet"/>
-      <w:lvlText w:val="o"/>
-      <w:lvlJc w:val="left"/>
-      <w:pPr>
-        <w:ind w:left="6469" w:hanging="360"/>
-      </w:pPr>
-      <w:rPr>
-        <w:rFonts w:ascii="Courier New" w:hAnsi="Courier New" w:cs="Courier New" w:hint="default"/>
-      </w:rPr>
-    </w:lvl>
-    <w:lvl w:ilvl="8" w:tplc="240A0005" w:tentative="1">
-      <w:start w:val="1"/>
-      <w:numFmt w:val="bullet"/>
-      <w:lvlText w:val=""/>
-      <w:lvlJc w:val="left"/>
-      <w:pPr>
-        <w:ind w:left="7189" w:hanging="360"/>
-      </w:pPr>
-      <w:rPr>
-        <w:rFonts w:ascii="Wingdings" w:hAnsi="Wingdings" w:hint="default"/>
-      </w:rPr>
-    </w:lvl>
-  </w:abstractNum>
-  <w:abstractNum w:abstractNumId="77" w15:restartNumberingAfterBreak="0">
-    <w:nsid w:val="693901BD"/>
-    <w:multiLevelType w:val="hybridMultilevel"/>
-    <w:tmpl w:val="9A762C88"/>
-    <w:lvl w:ilvl="0" w:tplc="04090001">
-      <w:start w:val="1"/>
-      <w:numFmt w:val="bullet"/>
-      <w:lvlText w:val=""/>
-      <w:lvlJc w:val="left"/>
-      <w:pPr>
-        <w:ind w:left="1429" w:hanging="360"/>
-      </w:pPr>
-      <w:rPr>
-        <w:rFonts w:ascii="Symbol" w:hAnsi="Symbol" w:hint="default"/>
-      </w:rPr>
-    </w:lvl>
-    <w:lvl w:ilvl="1" w:tplc="240A0003">
-      <w:start w:val="1"/>
-      <w:numFmt w:val="bullet"/>
-      <w:lvlText w:val="o"/>
-      <w:lvlJc w:val="left"/>
-      <w:pPr>
-        <w:ind w:left="2149" w:hanging="360"/>
-      </w:pPr>
-      <w:rPr>
-        <w:rFonts w:ascii="Courier New" w:hAnsi="Courier New" w:cs="Courier New" w:hint="default"/>
-      </w:rPr>
-    </w:lvl>
-    <w:lvl w:ilvl="2" w:tplc="240A0005" w:tentative="1">
-      <w:start w:val="1"/>
-      <w:numFmt w:val="bullet"/>
-      <w:lvlText w:val=""/>
-      <w:lvlJc w:val="left"/>
-      <w:pPr>
-        <w:ind w:left="2869" w:hanging="360"/>
-      </w:pPr>
-      <w:rPr>
-        <w:rFonts w:ascii="Wingdings" w:hAnsi="Wingdings" w:hint="default"/>
-      </w:rPr>
-    </w:lvl>
-    <w:lvl w:ilvl="3" w:tplc="240A0001" w:tentative="1">
-      <w:start w:val="1"/>
-      <w:numFmt w:val="bullet"/>
-      <w:lvlText w:val=""/>
-      <w:lvlJc w:val="left"/>
-      <w:pPr>
-        <w:ind w:left="3589" w:hanging="360"/>
-      </w:pPr>
-      <w:rPr>
-        <w:rFonts w:ascii="Symbol" w:hAnsi="Symbol" w:hint="default"/>
-      </w:rPr>
-    </w:lvl>
-    <w:lvl w:ilvl="4" w:tplc="240A0003" w:tentative="1">
-      <w:start w:val="1"/>
-      <w:numFmt w:val="bullet"/>
-      <w:lvlText w:val="o"/>
-      <w:lvlJc w:val="left"/>
-      <w:pPr>
-        <w:ind w:left="4309" w:hanging="360"/>
-      </w:pPr>
-      <w:rPr>
-        <w:rFonts w:ascii="Courier New" w:hAnsi="Courier New" w:cs="Courier New" w:hint="default"/>
-      </w:rPr>
-    </w:lvl>
-    <w:lvl w:ilvl="5" w:tplc="240A0005" w:tentative="1">
-      <w:start w:val="1"/>
-      <w:numFmt w:val="bullet"/>
-      <w:lvlText w:val=""/>
-      <w:lvlJc w:val="left"/>
-      <w:pPr>
-        <w:ind w:left="5029" w:hanging="360"/>
-      </w:pPr>
-      <w:rPr>
-        <w:rFonts w:ascii="Wingdings" w:hAnsi="Wingdings" w:hint="default"/>
-      </w:rPr>
-    </w:lvl>
-    <w:lvl w:ilvl="6" w:tplc="240A0001" w:tentative="1">
-      <w:start w:val="1"/>
-      <w:numFmt w:val="bullet"/>
-      <w:lvlText w:val=""/>
-      <w:lvlJc w:val="left"/>
-      <w:pPr>
-        <w:ind w:left="5749" w:hanging="360"/>
-      </w:pPr>
-      <w:rPr>
-        <w:rFonts w:ascii="Symbol" w:hAnsi="Symbol" w:hint="default"/>
-      </w:rPr>
-    </w:lvl>
-    <w:lvl w:ilvl="7" w:tplc="240A0003" w:tentative="1">
-      <w:start w:val="1"/>
-      <w:numFmt w:val="bullet"/>
-      <w:lvlText w:val="o"/>
-      <w:lvlJc w:val="left"/>
-      <w:pPr>
-        <w:ind w:left="6469" w:hanging="360"/>
-      </w:pPr>
-      <w:rPr>
-        <w:rFonts w:ascii="Courier New" w:hAnsi="Courier New" w:cs="Courier New" w:hint="default"/>
-      </w:rPr>
-    </w:lvl>
-    <w:lvl w:ilvl="8" w:tplc="240A0005" w:tentative="1">
-      <w:start w:val="1"/>
-      <w:numFmt w:val="bullet"/>
-      <w:lvlText w:val=""/>
-      <w:lvlJc w:val="left"/>
-      <w:pPr>
-        <w:ind w:left="7189" w:hanging="360"/>
-      </w:pPr>
-      <w:rPr>
-        <w:rFonts w:ascii="Wingdings" w:hAnsi="Wingdings" w:hint="default"/>
-      </w:rPr>
-    </w:lvl>
-  </w:abstractNum>
-  <w:abstractNum w:abstractNumId="78" w15:restartNumberingAfterBreak="0">
-    <w:nsid w:val="69675DAA"/>
-    <w:multiLevelType w:val="hybridMultilevel"/>
-    <w:tmpl w:val="2ECCB40E"/>
-    <w:lvl w:ilvl="0" w:tplc="0B9A4DF8">
-      <w:start w:val="1"/>
-      <w:numFmt w:val="lowerLetter"/>
-      <w:lvlText w:val="%1)"/>
-      <w:lvlJc w:val="left"/>
-      <w:pPr>
-        <w:ind w:left="1429" w:hanging="360"/>
-      </w:pPr>
-      <w:rPr>
-        <w:b/>
-        <w:bCs/>
-      </w:rPr>
-    </w:lvl>
-    <w:lvl w:ilvl="1" w:tplc="240A0019" w:tentative="1">
-      <w:start w:val="1"/>
-      <w:numFmt w:val="lowerLetter"/>
-      <w:lvlText w:val="%2."/>
-      <w:lvlJc w:val="left"/>
-      <w:pPr>
-        <w:ind w:left="2149" w:hanging="360"/>
-      </w:pPr>
-    </w:lvl>
-    <w:lvl w:ilvl="2" w:tplc="240A001B" w:tentative="1">
-      <w:start w:val="1"/>
-      <w:numFmt w:val="lowerRoman"/>
-      <w:lvlText w:val="%3."/>
-      <w:lvlJc w:val="right"/>
-      <w:pPr>
-        <w:ind w:left="2869" w:hanging="180"/>
-      </w:pPr>
-    </w:lvl>
-    <w:lvl w:ilvl="3" w:tplc="240A000F" w:tentative="1">
-      <w:start w:val="1"/>
-      <w:numFmt w:val="decimal"/>
-      <w:lvlText w:val="%4."/>
-      <w:lvlJc w:val="left"/>
-      <w:pPr>
-        <w:ind w:left="3589" w:hanging="360"/>
-      </w:pPr>
-    </w:lvl>
-    <w:lvl w:ilvl="4" w:tplc="240A0019" w:tentative="1">
-      <w:start w:val="1"/>
-      <w:numFmt w:val="lowerLetter"/>
-      <w:lvlText w:val="%5."/>
-      <w:lvlJc w:val="left"/>
-      <w:pPr>
-        <w:ind w:left="4309" w:hanging="360"/>
-      </w:pPr>
-    </w:lvl>
-    <w:lvl w:ilvl="5" w:tplc="240A001B" w:tentative="1">
-      <w:start w:val="1"/>
-      <w:numFmt w:val="lowerRoman"/>
-      <w:lvlText w:val="%6."/>
-      <w:lvlJc w:val="right"/>
-      <w:pPr>
-        <w:ind w:left="5029" w:hanging="180"/>
-      </w:pPr>
-    </w:lvl>
-    <w:lvl w:ilvl="6" w:tplc="240A000F" w:tentative="1">
-      <w:start w:val="1"/>
-      <w:numFmt w:val="decimal"/>
-      <w:lvlText w:val="%7."/>
-      <w:lvlJc w:val="left"/>
-      <w:pPr>
-        <w:ind w:left="5749" w:hanging="360"/>
-      </w:pPr>
-    </w:lvl>
-    <w:lvl w:ilvl="7" w:tplc="240A0019" w:tentative="1">
-      <w:start w:val="1"/>
-      <w:numFmt w:val="lowerLetter"/>
-      <w:lvlText w:val="%8."/>
-      <w:lvlJc w:val="left"/>
-      <w:pPr>
-        <w:ind w:left="6469" w:hanging="360"/>
-      </w:pPr>
-    </w:lvl>
-    <w:lvl w:ilvl="8" w:tplc="240A001B" w:tentative="1">
-      <w:start w:val="1"/>
-      <w:numFmt w:val="lowerRoman"/>
-      <w:lvlText w:val="%9."/>
-      <w:lvlJc w:val="right"/>
-      <w:pPr>
-        <w:ind w:left="7189" w:hanging="180"/>
-      </w:pPr>
-    </w:lvl>
-  </w:abstractNum>
-  <w:abstractNum w:abstractNumId="79" w15:restartNumberingAfterBreak="0">
-    <w:nsid w:val="6AEC3844"/>
-    <w:multiLevelType w:val="hybridMultilevel"/>
-    <w:tmpl w:val="A7005FAE"/>
-    <w:lvl w:ilvl="0" w:tplc="04090001">
-      <w:start w:val="1"/>
-      <w:numFmt w:val="bullet"/>
-      <w:lvlText w:val=""/>
-      <w:lvlJc w:val="left"/>
-      <w:pPr>
-        <w:ind w:left="1429" w:hanging="360"/>
-      </w:pPr>
-      <w:rPr>
-        <w:rFonts w:ascii="Symbol" w:hAnsi="Symbol" w:hint="default"/>
-      </w:rPr>
-    </w:lvl>
-    <w:lvl w:ilvl="1" w:tplc="04090003" w:tentative="1">
-      <w:start w:val="1"/>
-      <w:numFmt w:val="bullet"/>
-      <w:lvlText w:val="o"/>
-      <w:lvlJc w:val="left"/>
-      <w:pPr>
-        <w:ind w:left="2149" w:hanging="360"/>
-      </w:pPr>
-      <w:rPr>
-        <w:rFonts w:ascii="Courier New" w:hAnsi="Courier New" w:cs="Courier New" w:hint="default"/>
-      </w:rPr>
-    </w:lvl>
-    <w:lvl w:ilvl="2" w:tplc="04090005" w:tentative="1">
-      <w:start w:val="1"/>
-      <w:numFmt w:val="bullet"/>
-      <w:lvlText w:val=""/>
-      <w:lvlJc w:val="left"/>
-      <w:pPr>
-        <w:ind w:left="2869" w:hanging="360"/>
-      </w:pPr>
-      <w:rPr>
-        <w:rFonts w:ascii="Wingdings" w:hAnsi="Wingdings" w:hint="default"/>
-      </w:rPr>
-    </w:lvl>
-    <w:lvl w:ilvl="3" w:tplc="04090001" w:tentative="1">
-      <w:start w:val="1"/>
-      <w:numFmt w:val="bullet"/>
-      <w:lvlText w:val=""/>
-      <w:lvlJc w:val="left"/>
-      <w:pPr>
-        <w:ind w:left="3589" w:hanging="360"/>
-      </w:pPr>
-      <w:rPr>
-        <w:rFonts w:ascii="Symbol" w:hAnsi="Symbol" w:hint="default"/>
-      </w:rPr>
-    </w:lvl>
-    <w:lvl w:ilvl="4" w:tplc="04090003" w:tentative="1">
-      <w:start w:val="1"/>
-      <w:numFmt w:val="bullet"/>
-      <w:lvlText w:val="o"/>
-      <w:lvlJc w:val="left"/>
-      <w:pPr>
-        <w:ind w:left="4309" w:hanging="360"/>
-      </w:pPr>
-      <w:rPr>
-        <w:rFonts w:ascii="Courier New" w:hAnsi="Courier New" w:cs="Courier New" w:hint="default"/>
-      </w:rPr>
-    </w:lvl>
-    <w:lvl w:ilvl="5" w:tplc="04090005" w:tentative="1">
-      <w:start w:val="1"/>
-      <w:numFmt w:val="bullet"/>
-      <w:lvlText w:val=""/>
-      <w:lvlJc w:val="left"/>
-      <w:pPr>
-        <w:ind w:left="5029" w:hanging="360"/>
-      </w:pPr>
-      <w:rPr>
-        <w:rFonts w:ascii="Wingdings" w:hAnsi="Wingdings" w:hint="default"/>
-      </w:rPr>
-    </w:lvl>
-    <w:lvl w:ilvl="6" w:tplc="04090001" w:tentative="1">
-      <w:start w:val="1"/>
-      <w:numFmt w:val="bullet"/>
-      <w:lvlText w:val=""/>
-      <w:lvlJc w:val="left"/>
-      <w:pPr>
-        <w:ind w:left="5749" w:hanging="360"/>
-      </w:pPr>
-      <w:rPr>
-        <w:rFonts w:ascii="Symbol" w:hAnsi="Symbol" w:hint="default"/>
-      </w:rPr>
-    </w:lvl>
-    <w:lvl w:ilvl="7" w:tplc="04090003" w:tentative="1">
-      <w:start w:val="1"/>
-      <w:numFmt w:val="bullet"/>
-      <w:lvlText w:val="o"/>
-      <w:lvlJc w:val="left"/>
-      <w:pPr>
-        <w:ind w:left="6469" w:hanging="360"/>
-      </w:pPr>
-      <w:rPr>
-        <w:rFonts w:ascii="Courier New" w:hAnsi="Courier New" w:cs="Courier New" w:hint="default"/>
-      </w:rPr>
-    </w:lvl>
-    <w:lvl w:ilvl="8" w:tplc="04090005" w:tentative="1">
-      <w:start w:val="1"/>
-      <w:numFmt w:val="bullet"/>
-      <w:lvlText w:val=""/>
-      <w:lvlJc w:val="left"/>
-      <w:pPr>
-        <w:ind w:left="7189" w:hanging="360"/>
-      </w:pPr>
-      <w:rPr>
-        <w:rFonts w:ascii="Wingdings" w:hAnsi="Wingdings" w:hint="default"/>
-      </w:rPr>
-    </w:lvl>
-  </w:abstractNum>
-  <w:abstractNum w:abstractNumId="80" w15:restartNumberingAfterBreak="0">
-    <w:nsid w:val="6B422123"/>
-    <w:multiLevelType w:val="hybridMultilevel"/>
-    <w:tmpl w:val="9832300E"/>
-    <w:lvl w:ilvl="0" w:tplc="0A06C56A">
-      <w:start w:val="1"/>
-      <w:numFmt w:val="lowerLetter"/>
-      <w:lvlText w:val="%1)"/>
-      <w:lvlJc w:val="left"/>
-      <w:pPr>
-        <w:ind w:left="1429" w:hanging="360"/>
-      </w:pPr>
-      <w:rPr>
-        <w:b/>
-        <w:bCs/>
-      </w:rPr>
-    </w:lvl>
-    <w:lvl w:ilvl="1" w:tplc="04090019" w:tentative="1">
-      <w:start w:val="1"/>
-      <w:numFmt w:val="lowerLetter"/>
-      <w:lvlText w:val="%2."/>
-      <w:lvlJc w:val="left"/>
-      <w:pPr>
-        <w:ind w:left="2149" w:hanging="360"/>
-      </w:pPr>
-    </w:lvl>
-    <w:lvl w:ilvl="2" w:tplc="0409001B" w:tentative="1">
-      <w:start w:val="1"/>
-      <w:numFmt w:val="lowerRoman"/>
-      <w:lvlText w:val="%3."/>
-      <w:lvlJc w:val="right"/>
-      <w:pPr>
-        <w:ind w:left="2869" w:hanging="180"/>
-      </w:pPr>
-    </w:lvl>
-    <w:lvl w:ilvl="3" w:tplc="0409000F" w:tentative="1">
-      <w:start w:val="1"/>
-      <w:numFmt w:val="decimal"/>
-      <w:lvlText w:val="%4."/>
-      <w:lvlJc w:val="left"/>
-      <w:pPr>
-        <w:ind w:left="3589" w:hanging="360"/>
-      </w:pPr>
-    </w:lvl>
-    <w:lvl w:ilvl="4" w:tplc="04090019" w:tentative="1">
-      <w:start w:val="1"/>
-      <w:numFmt w:val="lowerLetter"/>
-      <w:lvlText w:val="%5."/>
-      <w:lvlJc w:val="left"/>
-      <w:pPr>
-        <w:ind w:left="4309" w:hanging="360"/>
-      </w:pPr>
-    </w:lvl>
-    <w:lvl w:ilvl="5" w:tplc="0409001B" w:tentative="1">
-      <w:start w:val="1"/>
-      <w:numFmt w:val="lowerRoman"/>
-      <w:lvlText w:val="%6."/>
-      <w:lvlJc w:val="right"/>
-      <w:pPr>
-        <w:ind w:left="5029" w:hanging="180"/>
-      </w:pPr>
-    </w:lvl>
-    <w:lvl w:ilvl="6" w:tplc="0409000F" w:tentative="1">
-      <w:start w:val="1"/>
-      <w:numFmt w:val="decimal"/>
-      <w:lvlText w:val="%7."/>
-      <w:lvlJc w:val="left"/>
-      <w:pPr>
-        <w:ind w:left="5749" w:hanging="360"/>
-      </w:pPr>
-    </w:lvl>
-    <w:lvl w:ilvl="7" w:tplc="04090019" w:tentative="1">
-      <w:start w:val="1"/>
-      <w:numFmt w:val="lowerLetter"/>
-      <w:lvlText w:val="%8."/>
-      <w:lvlJc w:val="left"/>
-      <w:pPr>
-        <w:ind w:left="6469" w:hanging="360"/>
-      </w:pPr>
-    </w:lvl>
-    <w:lvl w:ilvl="8" w:tplc="0409001B" w:tentative="1">
-      <w:start w:val="1"/>
-      <w:numFmt w:val="lowerRoman"/>
-      <w:lvlText w:val="%9."/>
-      <w:lvlJc w:val="right"/>
-      <w:pPr>
-        <w:ind w:left="7189" w:hanging="180"/>
-      </w:pPr>
-    </w:lvl>
-  </w:abstractNum>
-  <w:abstractNum w:abstractNumId="81" w15:restartNumberingAfterBreak="0">
-    <w:nsid w:val="702763EF"/>
-    <w:multiLevelType w:val="hybridMultilevel"/>
-    <w:tmpl w:val="1D7450AA"/>
-    <w:lvl w:ilvl="0" w:tplc="240A0005">
-      <w:start w:val="1"/>
-      <w:numFmt w:val="bullet"/>
-      <w:lvlText w:val=""/>
-      <w:lvlJc w:val="left"/>
-      <w:pPr>
-        <w:ind w:left="1429" w:hanging="360"/>
-      </w:pPr>
-      <w:rPr>
-        <w:rFonts w:ascii="Wingdings" w:hAnsi="Wingdings" w:hint="default"/>
-      </w:rPr>
-    </w:lvl>
-    <w:lvl w:ilvl="1" w:tplc="240A0003">
-      <w:start w:val="1"/>
-      <w:numFmt w:val="bullet"/>
-      <w:lvlText w:val="o"/>
-      <w:lvlJc w:val="left"/>
-      <w:pPr>
-        <w:ind w:left="2149" w:hanging="360"/>
-      </w:pPr>
-      <w:rPr>
-        <w:rFonts w:ascii="Courier New" w:hAnsi="Courier New" w:cs="Courier New" w:hint="default"/>
-      </w:rPr>
-    </w:lvl>
-    <w:lvl w:ilvl="2" w:tplc="240A0005" w:tentative="1">
-      <w:start w:val="1"/>
-      <w:numFmt w:val="bullet"/>
-      <w:lvlText w:val=""/>
-      <w:lvlJc w:val="left"/>
-      <w:pPr>
-        <w:ind w:left="2869" w:hanging="360"/>
-      </w:pPr>
-      <w:rPr>
-        <w:rFonts w:ascii="Wingdings" w:hAnsi="Wingdings" w:hint="default"/>
-      </w:rPr>
-    </w:lvl>
-    <w:lvl w:ilvl="3" w:tplc="240A0001" w:tentative="1">
-      <w:start w:val="1"/>
-      <w:numFmt w:val="bullet"/>
-      <w:lvlText w:val=""/>
-      <w:lvlJc w:val="left"/>
-      <w:pPr>
-        <w:ind w:left="3589" w:hanging="360"/>
-      </w:pPr>
-      <w:rPr>
-        <w:rFonts w:ascii="Symbol" w:hAnsi="Symbol" w:hint="default"/>
-      </w:rPr>
-    </w:lvl>
-    <w:lvl w:ilvl="4" w:tplc="240A0003" w:tentative="1">
-      <w:start w:val="1"/>
-      <w:numFmt w:val="bullet"/>
-      <w:lvlText w:val="o"/>
-      <w:lvlJc w:val="left"/>
-      <w:pPr>
-        <w:ind w:left="4309" w:hanging="360"/>
-      </w:pPr>
-      <w:rPr>
-        <w:rFonts w:ascii="Courier New" w:hAnsi="Courier New" w:cs="Courier New" w:hint="default"/>
-      </w:rPr>
-    </w:lvl>
-    <w:lvl w:ilvl="5" w:tplc="240A0005" w:tentative="1">
-      <w:start w:val="1"/>
-      <w:numFmt w:val="bullet"/>
-      <w:lvlText w:val=""/>
-      <w:lvlJc w:val="left"/>
-      <w:pPr>
-        <w:ind w:left="5029" w:hanging="360"/>
-      </w:pPr>
-      <w:rPr>
-        <w:rFonts w:ascii="Wingdings" w:hAnsi="Wingdings" w:hint="default"/>
-      </w:rPr>
-    </w:lvl>
-    <w:lvl w:ilvl="6" w:tplc="240A0001" w:tentative="1">
-      <w:start w:val="1"/>
-      <w:numFmt w:val="bullet"/>
-      <w:lvlText w:val=""/>
-      <w:lvlJc w:val="left"/>
-      <w:pPr>
-        <w:ind w:left="5749" w:hanging="360"/>
-      </w:pPr>
-      <w:rPr>
-        <w:rFonts w:ascii="Symbol" w:hAnsi="Symbol" w:hint="default"/>
-      </w:rPr>
-    </w:lvl>
-    <w:lvl w:ilvl="7" w:tplc="240A0003" w:tentative="1">
-      <w:start w:val="1"/>
-      <w:numFmt w:val="bullet"/>
-      <w:lvlText w:val="o"/>
-      <w:lvlJc w:val="left"/>
-      <w:pPr>
-        <w:ind w:left="6469" w:hanging="360"/>
-      </w:pPr>
-      <w:rPr>
-        <w:rFonts w:ascii="Courier New" w:hAnsi="Courier New" w:cs="Courier New" w:hint="default"/>
-      </w:rPr>
-    </w:lvl>
-    <w:lvl w:ilvl="8" w:tplc="240A0005" w:tentative="1">
-      <w:start w:val="1"/>
-      <w:numFmt w:val="bullet"/>
-      <w:lvlText w:val=""/>
-      <w:lvlJc w:val="left"/>
-      <w:pPr>
-        <w:ind w:left="7189" w:hanging="360"/>
-      </w:pPr>
-      <w:rPr>
-        <w:rFonts w:ascii="Wingdings" w:hAnsi="Wingdings" w:hint="default"/>
-      </w:rPr>
-    </w:lvl>
-  </w:abstractNum>
-  <w:abstractNum w:abstractNumId="82" w15:restartNumberingAfterBreak="0">
-    <w:nsid w:val="71D3741D"/>
-    <w:multiLevelType w:val="hybridMultilevel"/>
-    <w:tmpl w:val="AA340C24"/>
-    <w:lvl w:ilvl="0" w:tplc="34B8EEDC">
-      <w:start w:val="1"/>
-      <w:numFmt w:val="lowerLetter"/>
-      <w:lvlText w:val="%1)"/>
-      <w:lvlJc w:val="left"/>
-      <w:pPr>
-        <w:ind w:left="2136" w:hanging="360"/>
-      </w:pPr>
-      <w:rPr>
-        <w:b/>
-        <w:bCs/>
-      </w:rPr>
-    </w:lvl>
-    <w:lvl w:ilvl="1" w:tplc="240A0019" w:tentative="1">
-      <w:start w:val="1"/>
-      <w:numFmt w:val="lowerLetter"/>
-      <w:lvlText w:val="%2."/>
-      <w:lvlJc w:val="left"/>
-      <w:pPr>
-        <w:ind w:left="2856" w:hanging="360"/>
-      </w:pPr>
-    </w:lvl>
-    <w:lvl w:ilvl="2" w:tplc="240A001B" w:tentative="1">
-      <w:start w:val="1"/>
-      <w:numFmt w:val="lowerRoman"/>
-      <w:lvlText w:val="%3."/>
-      <w:lvlJc w:val="right"/>
-      <w:pPr>
-        <w:ind w:left="3576" w:hanging="180"/>
-      </w:pPr>
-    </w:lvl>
-    <w:lvl w:ilvl="3" w:tplc="240A000F" w:tentative="1">
-      <w:start w:val="1"/>
-      <w:numFmt w:val="decimal"/>
-      <w:lvlText w:val="%4."/>
-      <w:lvlJc w:val="left"/>
-      <w:pPr>
-        <w:ind w:left="4296" w:hanging="360"/>
-      </w:pPr>
-    </w:lvl>
-    <w:lvl w:ilvl="4" w:tplc="240A0019" w:tentative="1">
-      <w:start w:val="1"/>
-      <w:numFmt w:val="lowerLetter"/>
-      <w:lvlText w:val="%5."/>
-      <w:lvlJc w:val="left"/>
-      <w:pPr>
-        <w:ind w:left="5016" w:hanging="360"/>
-      </w:pPr>
-    </w:lvl>
-    <w:lvl w:ilvl="5" w:tplc="240A001B" w:tentative="1">
-      <w:start w:val="1"/>
-      <w:numFmt w:val="lowerRoman"/>
-      <w:lvlText w:val="%6."/>
-      <w:lvlJc w:val="right"/>
-      <w:pPr>
-        <w:ind w:left="5736" w:hanging="180"/>
-      </w:pPr>
-    </w:lvl>
-    <w:lvl w:ilvl="6" w:tplc="240A000F" w:tentative="1">
-      <w:start w:val="1"/>
-      <w:numFmt w:val="decimal"/>
-      <w:lvlText w:val="%7."/>
-      <w:lvlJc w:val="left"/>
-      <w:pPr>
-        <w:ind w:left="6456" w:hanging="360"/>
-      </w:pPr>
-    </w:lvl>
-    <w:lvl w:ilvl="7" w:tplc="240A0019" w:tentative="1">
-      <w:start w:val="1"/>
-      <w:numFmt w:val="lowerLetter"/>
-      <w:lvlText w:val="%8."/>
-      <w:lvlJc w:val="left"/>
-      <w:pPr>
-        <w:ind w:left="7176" w:hanging="360"/>
-      </w:pPr>
-    </w:lvl>
-    <w:lvl w:ilvl="8" w:tplc="240A001B" w:tentative="1">
-      <w:start w:val="1"/>
-      <w:numFmt w:val="lowerRoman"/>
-      <w:lvlText w:val="%9."/>
-      <w:lvlJc w:val="right"/>
-      <w:pPr>
-        <w:ind w:left="7896" w:hanging="180"/>
-      </w:pPr>
-    </w:lvl>
-  </w:abstractNum>
-  <w:abstractNum w:abstractNumId="83" w15:restartNumberingAfterBreak="0">
-    <w:nsid w:val="726B47DE"/>
-    <w:multiLevelType w:val="hybridMultilevel"/>
-    <w:tmpl w:val="B5DE9442"/>
-    <w:lvl w:ilvl="0" w:tplc="240A0005">
-      <w:start w:val="1"/>
-      <w:numFmt w:val="bullet"/>
-      <w:lvlText w:val=""/>
-      <w:lvlJc w:val="left"/>
-      <w:pPr>
-        <w:ind w:left="1429" w:hanging="360"/>
-      </w:pPr>
-      <w:rPr>
-        <w:rFonts w:ascii="Wingdings" w:hAnsi="Wingdings" w:hint="default"/>
-      </w:rPr>
-    </w:lvl>
-    <w:lvl w:ilvl="1" w:tplc="240A0003" w:tentative="1">
-      <w:start w:val="1"/>
-      <w:numFmt w:val="bullet"/>
-      <w:lvlText w:val="o"/>
-      <w:lvlJc w:val="left"/>
-      <w:pPr>
-        <w:ind w:left="2149" w:hanging="360"/>
-      </w:pPr>
-      <w:rPr>
-        <w:rFonts w:ascii="Courier New" w:hAnsi="Courier New" w:cs="Courier New" w:hint="default"/>
-      </w:rPr>
-    </w:lvl>
-    <w:lvl w:ilvl="2" w:tplc="240A0005" w:tentative="1">
-      <w:start w:val="1"/>
-      <w:numFmt w:val="bullet"/>
-      <w:lvlText w:val=""/>
-      <w:lvlJc w:val="left"/>
-      <w:pPr>
-        <w:ind w:left="2869" w:hanging="360"/>
-      </w:pPr>
-      <w:rPr>
-        <w:rFonts w:ascii="Wingdings" w:hAnsi="Wingdings" w:hint="default"/>
-      </w:rPr>
-    </w:lvl>
-    <w:lvl w:ilvl="3" w:tplc="240A0001" w:tentative="1">
-      <w:start w:val="1"/>
-      <w:numFmt w:val="bullet"/>
-      <w:lvlText w:val=""/>
-      <w:lvlJc w:val="left"/>
-      <w:pPr>
-        <w:ind w:left="3589" w:hanging="360"/>
-      </w:pPr>
-      <w:rPr>
-        <w:rFonts w:ascii="Symbol" w:hAnsi="Symbol" w:hint="default"/>
-      </w:rPr>
-    </w:lvl>
-    <w:lvl w:ilvl="4" w:tplc="240A0003" w:tentative="1">
-      <w:start w:val="1"/>
-      <w:numFmt w:val="bullet"/>
-      <w:lvlText w:val="o"/>
-      <w:lvlJc w:val="left"/>
-      <w:pPr>
-        <w:ind w:left="4309" w:hanging="360"/>
-      </w:pPr>
-      <w:rPr>
-        <w:rFonts w:ascii="Courier New" w:hAnsi="Courier New" w:cs="Courier New" w:hint="default"/>
-      </w:rPr>
-    </w:lvl>
-    <w:lvl w:ilvl="5" w:tplc="240A0005" w:tentative="1">
-      <w:start w:val="1"/>
-      <w:numFmt w:val="bullet"/>
-      <w:lvlText w:val=""/>
-      <w:lvlJc w:val="left"/>
-      <w:pPr>
-        <w:ind w:left="5029" w:hanging="360"/>
-      </w:pPr>
-      <w:rPr>
-        <w:rFonts w:ascii="Wingdings" w:hAnsi="Wingdings" w:hint="default"/>
-      </w:rPr>
-    </w:lvl>
-    <w:lvl w:ilvl="6" w:tplc="240A0001" w:tentative="1">
-      <w:start w:val="1"/>
-      <w:numFmt w:val="bullet"/>
-      <w:lvlText w:val=""/>
-      <w:lvlJc w:val="left"/>
-      <w:pPr>
-        <w:ind w:left="5749" w:hanging="360"/>
-      </w:pPr>
-      <w:rPr>
-        <w:rFonts w:ascii="Symbol" w:hAnsi="Symbol" w:hint="default"/>
-      </w:rPr>
-    </w:lvl>
-    <w:lvl w:ilvl="7" w:tplc="240A0003" w:tentative="1">
-      <w:start w:val="1"/>
-      <w:numFmt w:val="bullet"/>
-      <w:lvlText w:val="o"/>
-      <w:lvlJc w:val="left"/>
-      <w:pPr>
-        <w:ind w:left="6469" w:hanging="360"/>
-      </w:pPr>
-      <w:rPr>
-        <w:rFonts w:ascii="Courier New" w:hAnsi="Courier New" w:cs="Courier New" w:hint="default"/>
-      </w:rPr>
-    </w:lvl>
-    <w:lvl w:ilvl="8" w:tplc="240A0005" w:tentative="1">
-      <w:start w:val="1"/>
-      <w:numFmt w:val="bullet"/>
-      <w:lvlText w:val=""/>
-      <w:lvlJc w:val="left"/>
-      <w:pPr>
-        <w:ind w:left="7189" w:hanging="360"/>
-      </w:pPr>
-      <w:rPr>
-        <w:rFonts w:ascii="Wingdings" w:hAnsi="Wingdings" w:hint="default"/>
-      </w:rPr>
-    </w:lvl>
-  </w:abstractNum>
-  <w:abstractNum w:abstractNumId="84" w15:restartNumberingAfterBreak="0">
-    <w:nsid w:val="75F33AF5"/>
-    <w:multiLevelType w:val="hybridMultilevel"/>
-    <w:tmpl w:val="037C1748"/>
-    <w:lvl w:ilvl="0" w:tplc="04090001">
-      <w:start w:val="1"/>
-      <w:numFmt w:val="bullet"/>
-      <w:lvlText w:val=""/>
-      <w:lvlJc w:val="left"/>
-      <w:pPr>
-        <w:ind w:left="1429" w:hanging="360"/>
-      </w:pPr>
-      <w:rPr>
-        <w:rFonts w:ascii="Symbol" w:hAnsi="Symbol" w:hint="default"/>
-      </w:rPr>
-    </w:lvl>
-    <w:lvl w:ilvl="1" w:tplc="04090003" w:tentative="1">
-      <w:start w:val="1"/>
-      <w:numFmt w:val="bullet"/>
-      <w:lvlText w:val="o"/>
-      <w:lvlJc w:val="left"/>
-      <w:pPr>
-        <w:ind w:left="2149" w:hanging="360"/>
-      </w:pPr>
-      <w:rPr>
-        <w:rFonts w:ascii="Courier New" w:hAnsi="Courier New" w:cs="Courier New" w:hint="default"/>
-      </w:rPr>
-    </w:lvl>
-    <w:lvl w:ilvl="2" w:tplc="04090005" w:tentative="1">
-      <w:start w:val="1"/>
-      <w:numFmt w:val="bullet"/>
-      <w:lvlText w:val=""/>
-      <w:lvlJc w:val="left"/>
-      <w:pPr>
-        <w:ind w:left="2869" w:hanging="360"/>
-      </w:pPr>
-      <w:rPr>
-        <w:rFonts w:ascii="Wingdings" w:hAnsi="Wingdings" w:hint="default"/>
-      </w:rPr>
-    </w:lvl>
-    <w:lvl w:ilvl="3" w:tplc="04090001" w:tentative="1">
-      <w:start w:val="1"/>
-      <w:numFmt w:val="bullet"/>
-      <w:lvlText w:val=""/>
-      <w:lvlJc w:val="left"/>
-      <w:pPr>
-        <w:ind w:left="3589" w:hanging="360"/>
-      </w:pPr>
-      <w:rPr>
-        <w:rFonts w:ascii="Symbol" w:hAnsi="Symbol" w:hint="default"/>
-      </w:rPr>
-    </w:lvl>
-    <w:lvl w:ilvl="4" w:tplc="04090003" w:tentative="1">
-      <w:start w:val="1"/>
-      <w:numFmt w:val="bullet"/>
-      <w:lvlText w:val="o"/>
-      <w:lvlJc w:val="left"/>
-      <w:pPr>
-        <w:ind w:left="4309" w:hanging="360"/>
-      </w:pPr>
-      <w:rPr>
-        <w:rFonts w:ascii="Courier New" w:hAnsi="Courier New" w:cs="Courier New" w:hint="default"/>
-      </w:rPr>
-    </w:lvl>
-    <w:lvl w:ilvl="5" w:tplc="04090005" w:tentative="1">
-      <w:start w:val="1"/>
-      <w:numFmt w:val="bullet"/>
-      <w:lvlText w:val=""/>
-      <w:lvlJc w:val="left"/>
-      <w:pPr>
-        <w:ind w:left="5029" w:hanging="360"/>
-      </w:pPr>
-      <w:rPr>
-        <w:rFonts w:ascii="Wingdings" w:hAnsi="Wingdings" w:hint="default"/>
-      </w:rPr>
-    </w:lvl>
-    <w:lvl w:ilvl="6" w:tplc="04090001" w:tentative="1">
-      <w:start w:val="1"/>
-      <w:numFmt w:val="bullet"/>
-      <w:lvlText w:val=""/>
-      <w:lvlJc w:val="left"/>
-      <w:pPr>
-        <w:ind w:left="5749" w:hanging="360"/>
-      </w:pPr>
-      <w:rPr>
-        <w:rFonts w:ascii="Symbol" w:hAnsi="Symbol" w:hint="default"/>
-      </w:rPr>
-    </w:lvl>
-    <w:lvl w:ilvl="7" w:tplc="04090003" w:tentative="1">
-      <w:start w:val="1"/>
-      <w:numFmt w:val="bullet"/>
-      <w:lvlText w:val="o"/>
-      <w:lvlJc w:val="left"/>
-      <w:pPr>
-        <w:ind w:left="6469" w:hanging="360"/>
-      </w:pPr>
-      <w:rPr>
-        <w:rFonts w:ascii="Courier New" w:hAnsi="Courier New" w:cs="Courier New" w:hint="default"/>
-      </w:rPr>
-    </w:lvl>
-    <w:lvl w:ilvl="8" w:tplc="04090005" w:tentative="1">
-      <w:start w:val="1"/>
-      <w:numFmt w:val="bullet"/>
-      <w:lvlText w:val=""/>
-      <w:lvlJc w:val="left"/>
-      <w:pPr>
-        <w:ind w:left="7189" w:hanging="360"/>
-      </w:pPr>
-      <w:rPr>
-        <w:rFonts w:ascii="Wingdings" w:hAnsi="Wingdings" w:hint="default"/>
-      </w:rPr>
-    </w:lvl>
-  </w:abstractNum>
-  <w:abstractNum w:abstractNumId="85" w15:restartNumberingAfterBreak="0">
-    <w:nsid w:val="766D033B"/>
-    <w:multiLevelType w:val="hybridMultilevel"/>
-    <w:tmpl w:val="505EA7B6"/>
-    <w:lvl w:ilvl="0" w:tplc="240A0001">
-      <w:start w:val="1"/>
-      <w:numFmt w:val="bullet"/>
-      <w:lvlText w:val=""/>
-      <w:lvlJc w:val="left"/>
-      <w:pPr>
-        <w:ind w:left="1429" w:hanging="360"/>
-      </w:pPr>
-      <w:rPr>
-        <w:rFonts w:ascii="Symbol" w:hAnsi="Symbol" w:hint="default"/>
-      </w:rPr>
-    </w:lvl>
-    <w:lvl w:ilvl="1" w:tplc="240A0003" w:tentative="1">
-      <w:start w:val="1"/>
-      <w:numFmt w:val="bullet"/>
-      <w:lvlText w:val="o"/>
-      <w:lvlJc w:val="left"/>
-      <w:pPr>
-        <w:ind w:left="2149" w:hanging="360"/>
-      </w:pPr>
-      <w:rPr>
-        <w:rFonts w:ascii="Courier New" w:hAnsi="Courier New" w:cs="Courier New" w:hint="default"/>
-      </w:rPr>
-    </w:lvl>
-    <w:lvl w:ilvl="2" w:tplc="240A0005" w:tentative="1">
-      <w:start w:val="1"/>
-      <w:numFmt w:val="bullet"/>
-      <w:lvlText w:val=""/>
-      <w:lvlJc w:val="left"/>
-      <w:pPr>
-        <w:ind w:left="2869" w:hanging="360"/>
-      </w:pPr>
-      <w:rPr>
-        <w:rFonts w:ascii="Wingdings" w:hAnsi="Wingdings" w:hint="default"/>
-      </w:rPr>
-    </w:lvl>
-    <w:lvl w:ilvl="3" w:tplc="240A0001" w:tentative="1">
-      <w:start w:val="1"/>
-      <w:numFmt w:val="bullet"/>
-      <w:lvlText w:val=""/>
-      <w:lvlJc w:val="left"/>
-      <w:pPr>
-        <w:ind w:left="3589" w:hanging="360"/>
-      </w:pPr>
-      <w:rPr>
-        <w:rFonts w:ascii="Symbol" w:hAnsi="Symbol" w:hint="default"/>
-      </w:rPr>
-    </w:lvl>
-    <w:lvl w:ilvl="4" w:tplc="240A0003" w:tentative="1">
-      <w:start w:val="1"/>
-      <w:numFmt w:val="bullet"/>
-      <w:lvlText w:val="o"/>
-      <w:lvlJc w:val="left"/>
-      <w:pPr>
-        <w:ind w:left="4309" w:hanging="360"/>
-      </w:pPr>
-      <w:rPr>
-        <w:rFonts w:ascii="Courier New" w:hAnsi="Courier New" w:cs="Courier New" w:hint="default"/>
-      </w:rPr>
-    </w:lvl>
-    <w:lvl w:ilvl="5" w:tplc="240A0005" w:tentative="1">
-      <w:start w:val="1"/>
-      <w:numFmt w:val="bullet"/>
-      <w:lvlText w:val=""/>
-      <w:lvlJc w:val="left"/>
-      <w:pPr>
-        <w:ind w:left="5029" w:hanging="360"/>
-      </w:pPr>
-      <w:rPr>
-        <w:rFonts w:ascii="Wingdings" w:hAnsi="Wingdings" w:hint="default"/>
-      </w:rPr>
-    </w:lvl>
-    <w:lvl w:ilvl="6" w:tplc="240A0001" w:tentative="1">
-      <w:start w:val="1"/>
-      <w:numFmt w:val="bullet"/>
-      <w:lvlText w:val=""/>
-      <w:lvlJc w:val="left"/>
-      <w:pPr>
-        <w:ind w:left="5749" w:hanging="360"/>
-      </w:pPr>
-      <w:rPr>
-        <w:rFonts w:ascii="Symbol" w:hAnsi="Symbol" w:hint="default"/>
-      </w:rPr>
-    </w:lvl>
-    <w:lvl w:ilvl="7" w:tplc="240A0003" w:tentative="1">
-      <w:start w:val="1"/>
-      <w:numFmt w:val="bullet"/>
-      <w:lvlText w:val="o"/>
-      <w:lvlJc w:val="left"/>
-      <w:pPr>
-        <w:ind w:left="6469" w:hanging="360"/>
-      </w:pPr>
-      <w:rPr>
-        <w:rFonts w:ascii="Courier New" w:hAnsi="Courier New" w:cs="Courier New" w:hint="default"/>
-      </w:rPr>
-    </w:lvl>
-    <w:lvl w:ilvl="8" w:tplc="240A0005" w:tentative="1">
-      <w:start w:val="1"/>
-      <w:numFmt w:val="bullet"/>
-      <w:lvlText w:val=""/>
-      <w:lvlJc w:val="left"/>
-      <w:pPr>
-        <w:ind w:left="7189" w:hanging="360"/>
-      </w:pPr>
-      <w:rPr>
-        <w:rFonts w:ascii="Wingdings" w:hAnsi="Wingdings" w:hint="default"/>
-      </w:rPr>
-    </w:lvl>
-  </w:abstractNum>
-  <w:abstractNum w:abstractNumId="86" w15:restartNumberingAfterBreak="0">
-    <w:nsid w:val="77817291"/>
-    <w:multiLevelType w:val="hybridMultilevel"/>
-    <w:tmpl w:val="E36AD67E"/>
-    <w:lvl w:ilvl="0" w:tplc="240A0001">
-      <w:start w:val="1"/>
-      <w:numFmt w:val="bullet"/>
-      <w:lvlText w:val=""/>
-      <w:lvlJc w:val="left"/>
-      <w:pPr>
-        <w:ind w:left="2137" w:hanging="360"/>
-      </w:pPr>
-      <w:rPr>
-        <w:rFonts w:ascii="Symbol" w:hAnsi="Symbol" w:hint="default"/>
-      </w:rPr>
-    </w:lvl>
-    <w:lvl w:ilvl="1" w:tplc="240A0003">
-      <w:start w:val="1"/>
-      <w:numFmt w:val="bullet"/>
-      <w:lvlText w:val="o"/>
-      <w:lvlJc w:val="left"/>
-      <w:pPr>
-        <w:ind w:left="2857" w:hanging="360"/>
-      </w:pPr>
-      <w:rPr>
-        <w:rFonts w:ascii="Courier New" w:hAnsi="Courier New" w:cs="Courier New" w:hint="default"/>
-      </w:rPr>
-    </w:lvl>
-    <w:lvl w:ilvl="2" w:tplc="240A0005" w:tentative="1">
-      <w:start w:val="1"/>
-      <w:numFmt w:val="bullet"/>
-      <w:lvlText w:val=""/>
-      <w:lvlJc w:val="left"/>
-      <w:pPr>
-        <w:ind w:left="3577" w:hanging="360"/>
-      </w:pPr>
-      <w:rPr>
-        <w:rFonts w:ascii="Wingdings" w:hAnsi="Wingdings" w:hint="default"/>
-      </w:rPr>
-    </w:lvl>
-    <w:lvl w:ilvl="3" w:tplc="240A0001" w:tentative="1">
-      <w:start w:val="1"/>
-      <w:numFmt w:val="bullet"/>
-      <w:lvlText w:val=""/>
-      <w:lvlJc w:val="left"/>
-      <w:pPr>
-        <w:ind w:left="4297" w:hanging="360"/>
-      </w:pPr>
-      <w:rPr>
-        <w:rFonts w:ascii="Symbol" w:hAnsi="Symbol" w:hint="default"/>
-      </w:rPr>
-    </w:lvl>
-    <w:lvl w:ilvl="4" w:tplc="240A0003" w:tentative="1">
-      <w:start w:val="1"/>
-      <w:numFmt w:val="bullet"/>
-      <w:lvlText w:val="o"/>
-      <w:lvlJc w:val="left"/>
-      <w:pPr>
-        <w:ind w:left="5017" w:hanging="360"/>
-      </w:pPr>
-      <w:rPr>
-        <w:rFonts w:ascii="Courier New" w:hAnsi="Courier New" w:cs="Courier New" w:hint="default"/>
-      </w:rPr>
-    </w:lvl>
-    <w:lvl w:ilvl="5" w:tplc="240A0005" w:tentative="1">
-      <w:start w:val="1"/>
-      <w:numFmt w:val="bullet"/>
-      <w:lvlText w:val=""/>
-      <w:lvlJc w:val="left"/>
-      <w:pPr>
-        <w:ind w:left="5737" w:hanging="360"/>
-      </w:pPr>
-      <w:rPr>
-        <w:rFonts w:ascii="Wingdings" w:hAnsi="Wingdings" w:hint="default"/>
-      </w:rPr>
-    </w:lvl>
-    <w:lvl w:ilvl="6" w:tplc="240A0001" w:tentative="1">
-      <w:start w:val="1"/>
-      <w:numFmt w:val="bullet"/>
-      <w:lvlText w:val=""/>
-      <w:lvlJc w:val="left"/>
-      <w:pPr>
-        <w:ind w:left="6457" w:hanging="360"/>
-      </w:pPr>
-      <w:rPr>
-        <w:rFonts w:ascii="Symbol" w:hAnsi="Symbol" w:hint="default"/>
-      </w:rPr>
-    </w:lvl>
-    <w:lvl w:ilvl="7" w:tplc="240A0003" w:tentative="1">
-      <w:start w:val="1"/>
-      <w:numFmt w:val="bullet"/>
-      <w:lvlText w:val="o"/>
-      <w:lvlJc w:val="left"/>
-      <w:pPr>
-        <w:ind w:left="7177" w:hanging="360"/>
-      </w:pPr>
-      <w:rPr>
-        <w:rFonts w:ascii="Courier New" w:hAnsi="Courier New" w:cs="Courier New" w:hint="default"/>
-      </w:rPr>
-    </w:lvl>
-    <w:lvl w:ilvl="8" w:tplc="240A0005" w:tentative="1">
-      <w:start w:val="1"/>
-      <w:numFmt w:val="bullet"/>
-      <w:lvlText w:val=""/>
-      <w:lvlJc w:val="left"/>
-      <w:pPr>
-        <w:ind w:left="7897" w:hanging="360"/>
-      </w:pPr>
-      <w:rPr>
-        <w:rFonts w:ascii="Wingdings" w:hAnsi="Wingdings" w:hint="default"/>
-      </w:rPr>
-    </w:lvl>
-  </w:abstractNum>
-  <w:abstractNum w:abstractNumId="87" w15:restartNumberingAfterBreak="0">
+  <w:abstractNum w:abstractNumId="20" w15:restartNumberingAfterBreak="0">
     <w:nsid w:val="78F069A2"/>
     <w:multiLevelType w:val="hybridMultilevel"/>
     <w:tmpl w:val="95347964"/>
@@ -19070,7 +11858,7 @@
       </w:rPr>
     </w:lvl>
   </w:abstractNum>
-  <w:abstractNum w:abstractNumId="88" w15:restartNumberingAfterBreak="0">
+  <w:abstractNum w:abstractNumId="21" w15:restartNumberingAfterBreak="0">
     <w:nsid w:val="7C161D1C"/>
     <w:multiLevelType w:val="multilevel"/>
     <w:tmpl w:val="EE7A69C8"/>
@@ -19206,7 +11994,7 @@
       </w:pPr>
     </w:lvl>
   </w:abstractNum>
-  <w:abstractNum w:abstractNumId="89" w15:restartNumberingAfterBreak="0">
+  <w:abstractNum w:abstractNumId="22" w15:restartNumberingAfterBreak="0">
     <w:nsid w:val="7C66176A"/>
     <w:multiLevelType w:val="hybridMultilevel"/>
     <w:tmpl w:val="E090B8B6"/>
@@ -19319,393 +12107,76 @@
       </w:rPr>
     </w:lvl>
   </w:abstractNum>
-  <w:abstractNum w:abstractNumId="90" w15:restartNumberingAfterBreak="0">
-    <w:nsid w:val="7EB11510"/>
-    <w:multiLevelType w:val="hybridMultilevel"/>
-    <w:tmpl w:val="8576725C"/>
-    <w:lvl w:ilvl="0" w:tplc="04090001">
-      <w:start w:val="1"/>
-      <w:numFmt w:val="bullet"/>
-      <w:lvlText w:val=""/>
-      <w:lvlJc w:val="left"/>
-      <w:pPr>
-        <w:ind w:left="1429" w:hanging="360"/>
-      </w:pPr>
-      <w:rPr>
-        <w:rFonts w:ascii="Symbol" w:hAnsi="Symbol" w:hint="default"/>
-      </w:rPr>
-    </w:lvl>
-    <w:lvl w:ilvl="1" w:tplc="240A0003" w:tentative="1">
-      <w:start w:val="1"/>
-      <w:numFmt w:val="bullet"/>
-      <w:lvlText w:val="o"/>
-      <w:lvlJc w:val="left"/>
-      <w:pPr>
-        <w:ind w:left="2149" w:hanging="360"/>
-      </w:pPr>
-      <w:rPr>
-        <w:rFonts w:ascii="Courier New" w:hAnsi="Courier New" w:cs="Courier New" w:hint="default"/>
-      </w:rPr>
-    </w:lvl>
-    <w:lvl w:ilvl="2" w:tplc="240A0005" w:tentative="1">
-      <w:start w:val="1"/>
-      <w:numFmt w:val="bullet"/>
-      <w:lvlText w:val=""/>
-      <w:lvlJc w:val="left"/>
-      <w:pPr>
-        <w:ind w:left="2869" w:hanging="360"/>
-      </w:pPr>
-      <w:rPr>
-        <w:rFonts w:ascii="Wingdings" w:hAnsi="Wingdings" w:hint="default"/>
-      </w:rPr>
-    </w:lvl>
-    <w:lvl w:ilvl="3" w:tplc="240A0001" w:tentative="1">
-      <w:start w:val="1"/>
-      <w:numFmt w:val="bullet"/>
-      <w:lvlText w:val=""/>
-      <w:lvlJc w:val="left"/>
-      <w:pPr>
-        <w:ind w:left="3589" w:hanging="360"/>
-      </w:pPr>
-      <w:rPr>
-        <w:rFonts w:ascii="Symbol" w:hAnsi="Symbol" w:hint="default"/>
-      </w:rPr>
-    </w:lvl>
-    <w:lvl w:ilvl="4" w:tplc="240A0003" w:tentative="1">
-      <w:start w:val="1"/>
-      <w:numFmt w:val="bullet"/>
-      <w:lvlText w:val="o"/>
-      <w:lvlJc w:val="left"/>
-      <w:pPr>
-        <w:ind w:left="4309" w:hanging="360"/>
-      </w:pPr>
-      <w:rPr>
-        <w:rFonts w:ascii="Courier New" w:hAnsi="Courier New" w:cs="Courier New" w:hint="default"/>
-      </w:rPr>
-    </w:lvl>
-    <w:lvl w:ilvl="5" w:tplc="240A0005" w:tentative="1">
-      <w:start w:val="1"/>
-      <w:numFmt w:val="bullet"/>
-      <w:lvlText w:val=""/>
-      <w:lvlJc w:val="left"/>
-      <w:pPr>
-        <w:ind w:left="5029" w:hanging="360"/>
-      </w:pPr>
-      <w:rPr>
-        <w:rFonts w:ascii="Wingdings" w:hAnsi="Wingdings" w:hint="default"/>
-      </w:rPr>
-    </w:lvl>
-    <w:lvl w:ilvl="6" w:tplc="240A0001" w:tentative="1">
-      <w:start w:val="1"/>
-      <w:numFmt w:val="bullet"/>
-      <w:lvlText w:val=""/>
-      <w:lvlJc w:val="left"/>
-      <w:pPr>
-        <w:ind w:left="5749" w:hanging="360"/>
-      </w:pPr>
-      <w:rPr>
-        <w:rFonts w:ascii="Symbol" w:hAnsi="Symbol" w:hint="default"/>
-      </w:rPr>
-    </w:lvl>
-    <w:lvl w:ilvl="7" w:tplc="240A0003" w:tentative="1">
-      <w:start w:val="1"/>
-      <w:numFmt w:val="bullet"/>
-      <w:lvlText w:val="o"/>
-      <w:lvlJc w:val="left"/>
-      <w:pPr>
-        <w:ind w:left="6469" w:hanging="360"/>
-      </w:pPr>
-      <w:rPr>
-        <w:rFonts w:ascii="Courier New" w:hAnsi="Courier New" w:cs="Courier New" w:hint="default"/>
-      </w:rPr>
-    </w:lvl>
-    <w:lvl w:ilvl="8" w:tplc="240A0005" w:tentative="1">
-      <w:start w:val="1"/>
-      <w:numFmt w:val="bullet"/>
-      <w:lvlText w:val=""/>
-      <w:lvlJc w:val="left"/>
-      <w:pPr>
-        <w:ind w:left="7189" w:hanging="360"/>
-      </w:pPr>
-      <w:rPr>
-        <w:rFonts w:ascii="Wingdings" w:hAnsi="Wingdings" w:hint="default"/>
-      </w:rPr>
-    </w:lvl>
-  </w:abstractNum>
   <w:num w:numId="1" w16cid:durableId="2000957126">
-    <w:abstractNumId w:val="88"/>
+    <w:abstractNumId w:val="21"/>
   </w:num>
   <w:num w:numId="2" w16cid:durableId="1585263860">
     <w:abstractNumId w:val="0"/>
   </w:num>
   <w:num w:numId="3" w16cid:durableId="1338381655">
-    <w:abstractNumId w:val="29"/>
+    <w:abstractNumId w:val="7"/>
   </w:num>
   <w:num w:numId="4" w16cid:durableId="1532257930">
-    <w:abstractNumId w:val="58"/>
+    <w:abstractNumId w:val="15"/>
   </w:num>
   <w:num w:numId="5" w16cid:durableId="998075588">
-    <w:abstractNumId w:val="42"/>
+    <w:abstractNumId w:val="12"/>
   </w:num>
-  <w:num w:numId="6" w16cid:durableId="391587493">
-    <w:abstractNumId w:val="79"/>
+  <w:num w:numId="6" w16cid:durableId="1233155482">
+    <w:abstractNumId w:val="17"/>
   </w:num>
-  <w:num w:numId="7" w16cid:durableId="651562186">
-    <w:abstractNumId w:val="84"/>
+  <w:num w:numId="7" w16cid:durableId="155196780">
+    <w:abstractNumId w:val="22"/>
   </w:num>
-  <w:num w:numId="8" w16cid:durableId="31461890">
-    <w:abstractNumId w:val="49"/>
-  </w:num>
-  <w:num w:numId="9" w16cid:durableId="1220702779">
-    <w:abstractNumId w:val="44"/>
-  </w:num>
-  <w:num w:numId="10" w16cid:durableId="114636721">
-    <w:abstractNumId w:val="27"/>
-  </w:num>
-  <w:num w:numId="11" w16cid:durableId="1373075078">
-    <w:abstractNumId w:val="45"/>
-  </w:num>
-  <w:num w:numId="12" w16cid:durableId="585067162">
-    <w:abstractNumId w:val="36"/>
-  </w:num>
-  <w:num w:numId="13" w16cid:durableId="1116758914">
-    <w:abstractNumId w:val="80"/>
-  </w:num>
-  <w:num w:numId="14" w16cid:durableId="2041662091">
-    <w:abstractNumId w:val="23"/>
-  </w:num>
-  <w:num w:numId="15" w16cid:durableId="537133517">
-    <w:abstractNumId w:val="55"/>
-  </w:num>
-  <w:num w:numId="16" w16cid:durableId="2033417223">
-    <w:abstractNumId w:val="67"/>
-  </w:num>
-  <w:num w:numId="17" w16cid:durableId="1096944611">
-    <w:abstractNumId w:val="37"/>
-  </w:num>
-  <w:num w:numId="18" w16cid:durableId="895702191">
-    <w:abstractNumId w:val="90"/>
-  </w:num>
-  <w:num w:numId="19" w16cid:durableId="1586961814">
-    <w:abstractNumId w:val="30"/>
-  </w:num>
-  <w:num w:numId="20" w16cid:durableId="1569605825">
-    <w:abstractNumId w:val="61"/>
-  </w:num>
-  <w:num w:numId="21" w16cid:durableId="519272284">
-    <w:abstractNumId w:val="53"/>
-  </w:num>
-  <w:num w:numId="22" w16cid:durableId="1118765090">
-    <w:abstractNumId w:val="48"/>
-  </w:num>
-  <w:num w:numId="23" w16cid:durableId="338050080">
-    <w:abstractNumId w:val="57"/>
-  </w:num>
-  <w:num w:numId="24" w16cid:durableId="101346186">
-    <w:abstractNumId w:val="69"/>
-  </w:num>
-  <w:num w:numId="25" w16cid:durableId="1239168083">
+  <w:num w:numId="8" w16cid:durableId="1345128502">
     <w:abstractNumId w:val="4"/>
   </w:num>
-  <w:num w:numId="26" w16cid:durableId="1080131280">
-    <w:abstractNumId w:val="50"/>
+  <w:num w:numId="9" w16cid:durableId="1396857133">
+    <w:abstractNumId w:val="16"/>
   </w:num>
-  <w:num w:numId="27" w16cid:durableId="375275036">
+  <w:num w:numId="10" w16cid:durableId="506791630">
+    <w:abstractNumId w:val="14"/>
+  </w:num>
+  <w:num w:numId="11" w16cid:durableId="1467434899">
+    <w:abstractNumId w:val="6"/>
+  </w:num>
+  <w:num w:numId="12" w16cid:durableId="1090733280">
+    <w:abstractNumId w:val="20"/>
+  </w:num>
+  <w:num w:numId="13" w16cid:durableId="846599656">
     <w:abstractNumId w:val="2"/>
   </w:num>
-  <w:num w:numId="28" w16cid:durableId="525141011">
-    <w:abstractNumId w:val="77"/>
-  </w:num>
-  <w:num w:numId="29" w16cid:durableId="414130635">
+  <w:num w:numId="14" w16cid:durableId="1047292292">
     <w:abstractNumId w:val="10"/>
   </w:num>
-  <w:num w:numId="30" w16cid:durableId="903174864">
-    <w:abstractNumId w:val="28"/>
+  <w:num w:numId="15" w16cid:durableId="478960406">
+    <w:abstractNumId w:val="3"/>
   </w:num>
-  <w:num w:numId="31" w16cid:durableId="37439559">
-    <w:abstractNumId w:val="22"/>
+  <w:num w:numId="16" w16cid:durableId="1774861521">
+    <w:abstractNumId w:val="18"/>
   </w:num>
-  <w:num w:numId="32" w16cid:durableId="2083988011">
-    <w:abstractNumId w:val="82"/>
+  <w:num w:numId="17" w16cid:durableId="671876841">
+    <w:abstractNumId w:val="13"/>
   </w:num>
-  <w:num w:numId="33" w16cid:durableId="717168197">
+  <w:num w:numId="18" w16cid:durableId="339280976">
+    <w:abstractNumId w:val="5"/>
+  </w:num>
+  <w:num w:numId="19" w16cid:durableId="1065302474">
+    <w:abstractNumId w:val="11"/>
+  </w:num>
+  <w:num w:numId="20" w16cid:durableId="735854414">
+    <w:abstractNumId w:val="19"/>
+  </w:num>
+  <w:num w:numId="21" w16cid:durableId="1161770627">
     <w:abstractNumId w:val="1"/>
   </w:num>
-  <w:num w:numId="34" w16cid:durableId="889534721">
-    <w:abstractNumId w:val="33"/>
-  </w:num>
-  <w:num w:numId="35" w16cid:durableId="2122334575">
-    <w:abstractNumId w:val="7"/>
-  </w:num>
-  <w:num w:numId="36" w16cid:durableId="219823835">
-    <w:abstractNumId w:val="21"/>
-  </w:num>
-  <w:num w:numId="37" w16cid:durableId="1513957264">
-    <w:abstractNumId w:val="5"/>
-  </w:num>
-  <w:num w:numId="38" w16cid:durableId="1387874882">
-    <w:abstractNumId w:val="11"/>
-  </w:num>
-  <w:num w:numId="39" w16cid:durableId="308748373">
-    <w:abstractNumId w:val="14"/>
-  </w:num>
-  <w:num w:numId="40" w16cid:durableId="60445148">
-    <w:abstractNumId w:val="18"/>
-  </w:num>
-  <w:num w:numId="41" w16cid:durableId="661852061">
-    <w:abstractNumId w:val="46"/>
-  </w:num>
-  <w:num w:numId="42" w16cid:durableId="894660463">
-    <w:abstractNumId w:val="60"/>
-  </w:num>
-  <w:num w:numId="43" w16cid:durableId="1482892534">
-    <w:abstractNumId w:val="31"/>
-  </w:num>
-  <w:num w:numId="44" w16cid:durableId="753477163">
-    <w:abstractNumId w:val="85"/>
-  </w:num>
-  <w:num w:numId="45" w16cid:durableId="198780689">
-    <w:abstractNumId w:val="72"/>
-  </w:num>
-  <w:num w:numId="46" w16cid:durableId="681785219">
-    <w:abstractNumId w:val="65"/>
-  </w:num>
-  <w:num w:numId="47" w16cid:durableId="1206454082">
-    <w:abstractNumId w:val="20"/>
-  </w:num>
-  <w:num w:numId="48" w16cid:durableId="1151599652">
-    <w:abstractNumId w:val="16"/>
-  </w:num>
-  <w:num w:numId="49" w16cid:durableId="1728800247">
-    <w:abstractNumId w:val="86"/>
-  </w:num>
-  <w:num w:numId="50" w16cid:durableId="872379641">
-    <w:abstractNumId w:val="54"/>
-  </w:num>
-  <w:num w:numId="51" w16cid:durableId="1393191231">
-    <w:abstractNumId w:val="70"/>
-  </w:num>
-  <w:num w:numId="52" w16cid:durableId="333459423">
-    <w:abstractNumId w:val="52"/>
-  </w:num>
-  <w:num w:numId="53" w16cid:durableId="601304711">
-    <w:abstractNumId w:val="43"/>
-  </w:num>
-  <w:num w:numId="54" w16cid:durableId="1813213035">
-    <w:abstractNumId w:val="32"/>
-  </w:num>
-  <w:num w:numId="55" w16cid:durableId="306281139">
-    <w:abstractNumId w:val="78"/>
-  </w:num>
-  <w:num w:numId="56" w16cid:durableId="1855455488">
-    <w:abstractNumId w:val="19"/>
-  </w:num>
-  <w:num w:numId="57" w16cid:durableId="1519663229">
-    <w:abstractNumId w:val="73"/>
-  </w:num>
-  <w:num w:numId="58" w16cid:durableId="1331981232">
-    <w:abstractNumId w:val="3"/>
-  </w:num>
-  <w:num w:numId="59" w16cid:durableId="1565482373">
-    <w:abstractNumId w:val="13"/>
-  </w:num>
-  <w:num w:numId="60" w16cid:durableId="1371807662">
+  <w:num w:numId="22" w16cid:durableId="2134320691">
     <w:abstractNumId w:val="8"/>
   </w:num>
-  <w:num w:numId="61" w16cid:durableId="429542836">
-    <w:abstractNumId w:val="34"/>
-  </w:num>
-  <w:num w:numId="62" w16cid:durableId="1585454207">
-    <w:abstractNumId w:val="68"/>
-  </w:num>
-  <w:num w:numId="63" w16cid:durableId="1531331987">
-    <w:abstractNumId w:val="71"/>
-  </w:num>
-  <w:num w:numId="64" w16cid:durableId="1887525749">
-    <w:abstractNumId w:val="66"/>
-  </w:num>
-  <w:num w:numId="65" w16cid:durableId="152600268">
-    <w:abstractNumId w:val="39"/>
-  </w:num>
-  <w:num w:numId="66" w16cid:durableId="1837721918">
-    <w:abstractNumId w:val="47"/>
-  </w:num>
-  <w:num w:numId="67" w16cid:durableId="2021084567">
-    <w:abstractNumId w:val="83"/>
-  </w:num>
-  <w:num w:numId="68" w16cid:durableId="85661430">
-    <w:abstractNumId w:val="15"/>
-  </w:num>
-  <w:num w:numId="69" w16cid:durableId="322054218">
-    <w:abstractNumId w:val="59"/>
-  </w:num>
-  <w:num w:numId="70" w16cid:durableId="244267300">
-    <w:abstractNumId w:val="76"/>
-  </w:num>
-  <w:num w:numId="71" w16cid:durableId="1718121829">
-    <w:abstractNumId w:val="81"/>
-  </w:num>
-  <w:num w:numId="72" w16cid:durableId="1855218676">
-    <w:abstractNumId w:val="75"/>
-  </w:num>
-  <w:num w:numId="73" w16cid:durableId="1884902175">
+  <w:num w:numId="23" w16cid:durableId="1716346633">
     <w:abstractNumId w:val="9"/>
   </w:num>
-  <w:num w:numId="74" w16cid:durableId="1233155482">
-    <w:abstractNumId w:val="63"/>
-  </w:num>
-  <w:num w:numId="75" w16cid:durableId="155196780">
-    <w:abstractNumId w:val="89"/>
-  </w:num>
-  <w:num w:numId="76" w16cid:durableId="1345128502">
-    <w:abstractNumId w:val="24"/>
-  </w:num>
-  <w:num w:numId="77" w16cid:durableId="1396857133">
-    <w:abstractNumId w:val="62"/>
-  </w:num>
-  <w:num w:numId="78" w16cid:durableId="506791630">
-    <w:abstractNumId w:val="56"/>
-  </w:num>
-  <w:num w:numId="79" w16cid:durableId="1467434899">
-    <w:abstractNumId w:val="26"/>
-  </w:num>
-  <w:num w:numId="80" w16cid:durableId="1090733280">
-    <w:abstractNumId w:val="87"/>
-  </w:num>
-  <w:num w:numId="81" w16cid:durableId="846599656">
-    <w:abstractNumId w:val="12"/>
-  </w:num>
-  <w:num w:numId="82" w16cid:durableId="1047292292">
-    <w:abstractNumId w:val="40"/>
-  </w:num>
-  <w:num w:numId="83" w16cid:durableId="478960406">
-    <w:abstractNumId w:val="17"/>
-  </w:num>
-  <w:num w:numId="84" w16cid:durableId="1774861521">
-    <w:abstractNumId w:val="64"/>
-  </w:num>
-  <w:num w:numId="85" w16cid:durableId="671876841">
-    <w:abstractNumId w:val="51"/>
-  </w:num>
-  <w:num w:numId="86" w16cid:durableId="339280976">
-    <w:abstractNumId w:val="25"/>
-  </w:num>
-  <w:num w:numId="87" w16cid:durableId="1065302474">
-    <w:abstractNumId w:val="41"/>
-  </w:num>
-  <w:num w:numId="88" w16cid:durableId="735854414">
-    <w:abstractNumId w:val="74"/>
-  </w:num>
-  <w:num w:numId="89" w16cid:durableId="1161770627">
-    <w:abstractNumId w:val="6"/>
-  </w:num>
-  <w:num w:numId="90" w16cid:durableId="2134320691">
-    <w:abstractNumId w:val="35"/>
-  </w:num>
-  <w:num w:numId="91" w16cid:durableId="1716346633">
-    <w:abstractNumId w:val="38"/>
-  </w:num>
-  <w:numIdMacAtCleanup w:val="14"/>
+  <w:numIdMacAtCleanup w:val="23"/>
 </w:numbering>
 </file>
 
@@ -21441,6 +13912,10 @@
 </file>
 
 <file path=customXml/item1.xml><?xml version="1.0" encoding="utf-8"?>
+<b:Sources xmlns:b="http://schemas.openxmlformats.org/officeDocument/2006/bibliography" xmlns="http://schemas.openxmlformats.org/officeDocument/2006/bibliography" SelectedStyle="\APASixthEditionOfficeOnline.xsl" StyleName="APA" Version="6"/>
+</file>
+
+<file path=customXml/item2.xml><?xml version="1.0" encoding="utf-8"?>
 <?mso-contentType ?>
 <FormTemplates xmlns="http://schemas.microsoft.com/sharepoint/v3/contenttype/forms">
   <Display>DocumentLibraryForm</Display>
@@ -21449,22 +13924,7 @@
 </FormTemplates>
 </file>
 
-<file path=customXml/item2.xml><?xml version="1.0" encoding="utf-8"?>
-<b:Sources xmlns:b="http://schemas.openxmlformats.org/officeDocument/2006/bibliography" xmlns="http://schemas.openxmlformats.org/officeDocument/2006/bibliography" SelectedStyle="\APASixthEditionOfficeOnline.xsl" StyleName="APA" Version="6"/>
-</file>
-
 <file path=customXml/item3.xml><?xml version="1.0" encoding="utf-8"?>
-<p:properties xmlns:p="http://schemas.microsoft.com/office/2006/metadata/properties" xmlns:xsi="http://www.w3.org/2001/XMLSchema-instance" xmlns:pc="http://schemas.microsoft.com/office/infopath/2007/PartnerControls">
-  <documentManagement>
-    <TaxCatchAll xmlns="cb45339b-ced9-4d0d-8f64-77573914d53b" xsi:nil="true"/>
-    <lcf76f155ced4ddcb4097134ff3c332f xmlns="43a3ca16-9c26-4813-b83f-4aec9927b43f">
-      <Terms xmlns="http://schemas.microsoft.com/office/infopath/2007/PartnerControls"/>
-    </lcf76f155ced4ddcb4097134ff3c332f>
-  </documentManagement>
-</p:properties>
-</file>
-
-<file path=customXml/item4.xml><?xml version="1.0" encoding="utf-8"?>
 <ct:contentTypeSchema xmlns:ct="http://schemas.microsoft.com/office/2006/metadata/contentType" xmlns:ma="http://schemas.microsoft.com/office/2006/metadata/properties/metaAttributes" ct:_="" ma:_="" ma:contentTypeName="Documento" ma:contentTypeID="0x01010049282E1EDBE9234EA9E6D38F720E265F" ma:contentTypeVersion="15" ma:contentTypeDescription="Crear nuevo documento." ma:contentTypeScope="" ma:versionID="b31c7aa9eaf043a08b87120b3c4916e3">
   <xsd:schema xmlns:xsd="http://www.w3.org/2001/XMLSchema" xmlns:xs="http://www.w3.org/2001/XMLSchema" xmlns:p="http://schemas.microsoft.com/office/2006/metadata/properties" xmlns:ns2="cb45339b-ced9-4d0d-8f64-77573914d53b" xmlns:ns3="43a3ca16-9c26-4813-b83f-4aec9927b43f" targetNamespace="http://schemas.microsoft.com/office/2006/metadata/properties" ma:root="true" ma:fieldsID="3533d065b04d75c457075bc55f1f5315" ns2:_="" ns3:_="">
     <xsd:import namespace="cb45339b-ced9-4d0d-8f64-77573914d53b"/>
@@ -21699,7 +14159,26 @@
 </ct:contentTypeSchema>
 </file>
 
+<file path=customXml/item4.xml><?xml version="1.0" encoding="utf-8"?>
+<p:properties xmlns:p="http://schemas.microsoft.com/office/2006/metadata/properties" xmlns:xsi="http://www.w3.org/2001/XMLSchema-instance" xmlns:pc="http://schemas.microsoft.com/office/infopath/2007/PartnerControls">
+  <documentManagement>
+    <TaxCatchAll xmlns="cb45339b-ced9-4d0d-8f64-77573914d53b" xsi:nil="true"/>
+    <lcf76f155ced4ddcb4097134ff3c332f xmlns="43a3ca16-9c26-4813-b83f-4aec9927b43f">
+      <Terms xmlns="http://schemas.microsoft.com/office/infopath/2007/PartnerControls"/>
+    </lcf76f155ced4ddcb4097134ff3c332f>
+  </documentManagement>
+</p:properties>
+</file>
+
 <file path=customXml/itemProps1.xml><?xml version="1.0" encoding="utf-8"?>
+<ds:datastoreItem xmlns:ds="http://schemas.openxmlformats.org/officeDocument/2006/customXml" ds:itemID="{EAE431FD-7059-4C09-804B-C9D69EB7B213}">
+  <ds:schemaRefs>
+    <ds:schemaRef ds:uri="http://schemas.openxmlformats.org/officeDocument/2006/bibliography"/>
+  </ds:schemaRefs>
+</ds:datastoreItem>
+</file>
+
+<file path=customXml/itemProps2.xml><?xml version="1.0" encoding="utf-8"?>
 <ds:datastoreItem xmlns:ds="http://schemas.openxmlformats.org/officeDocument/2006/customXml" ds:itemID="{75807820-F6E1-4741-B990-5ECD636C9127}">
   <ds:schemaRefs>
     <ds:schemaRef ds:uri="http://schemas.microsoft.com/sharepoint/v3/contenttype/forms"/>
@@ -21707,26 +14186,7 @@
 </ds:datastoreItem>
 </file>
 
-<file path=customXml/itemProps2.xml><?xml version="1.0" encoding="utf-8"?>
-<ds:datastoreItem xmlns:ds="http://schemas.openxmlformats.org/officeDocument/2006/customXml" ds:itemID="{EAE431FD-7059-4C09-804B-C9D69EB7B213}">
-  <ds:schemaRefs>
-    <ds:schemaRef ds:uri="http://schemas.openxmlformats.org/officeDocument/2006/bibliography"/>
-  </ds:schemaRefs>
-</ds:datastoreItem>
-</file>
-
 <file path=customXml/itemProps3.xml><?xml version="1.0" encoding="utf-8"?>
-<ds:datastoreItem xmlns:ds="http://schemas.openxmlformats.org/officeDocument/2006/customXml" ds:itemID="{F57C2916-434B-467C-85BF-428D1BAA954D}">
-  <ds:schemaRefs>
-    <ds:schemaRef ds:uri="http://schemas.microsoft.com/office/2006/metadata/properties"/>
-    <ds:schemaRef ds:uri="http://schemas.microsoft.com/office/infopath/2007/PartnerControls"/>
-    <ds:schemaRef ds:uri="cb45339b-ced9-4d0d-8f64-77573914d53b"/>
-    <ds:schemaRef ds:uri="43a3ca16-9c26-4813-b83f-4aec9927b43f"/>
-  </ds:schemaRefs>
-</ds:datastoreItem>
-</file>
-
-<file path=customXml/itemProps4.xml><?xml version="1.0" encoding="utf-8"?>
 <ds:datastoreItem xmlns:ds="http://schemas.openxmlformats.org/officeDocument/2006/customXml" ds:itemID="{F818BEF9-D166-4C46-A901-DB1A9D25F5FA}">
   <ds:schemaRefs>
     <ds:schemaRef ds:uri="http://schemas.microsoft.com/office/2006/metadata/contentType"/>
@@ -21743,4 +14203,15 @@
     <ds:schemaRef ds:uri="http://schemas.microsoft.com/internal/obd"/>
   </ds:schemaRefs>
 </ds:datastoreItem>
+</file>
+
+<file path=customXml/itemProps4.xml><?xml version="1.0" encoding="utf-8"?>
+<ds:datastoreItem xmlns:ds="http://schemas.openxmlformats.org/officeDocument/2006/customXml" ds:itemID="{F57C2916-434B-467C-85BF-428D1BAA954D}">
+  <ds:schemaRefs>
+    <ds:schemaRef ds:uri="http://schemas.microsoft.com/office/2006/metadata/properties"/>
+    <ds:schemaRef ds:uri="http://schemas.microsoft.com/office/infopath/2007/PartnerControls"/>
+    <ds:schemaRef ds:uri="cb45339b-ced9-4d0d-8f64-77573914d53b"/>
+    <ds:schemaRef ds:uri="43a3ca16-9c26-4813-b83f-4aec9927b43f"/>
+  </ds:schemaRefs>
+</ds:datastoreItem>
 </file>